--- a/18. SJL - LIT.docx
+++ b/18. SJL - LIT.docx
@@ -593,28 +593,677 @@
     <w:p>
       <w:pPr>
         <w:pStyle w:val="Odsekzoznamu"/>
+        <w:spacing w:after="0" w:line="240" w:lineRule="auto"/>
+        <w:rPr>
+          <w:rFonts w:ascii="Times New Roman" w:hAnsi="Times New Roman" w:cs="Times New Roman"/>
+          <w:b/>
+          <w:bCs/>
+          <w:sz w:val="21"/>
+          <w:szCs w:val="21"/>
+        </w:rPr>
+      </w:pPr>
+    </w:p>
+    <w:p>
+      <w:pPr>
+        <w:spacing w:after="0" w:line="240" w:lineRule="auto"/>
+        <w:jc w:val="center"/>
+        <w:rPr>
+          <w:rFonts w:ascii="Times New Roman" w:hAnsi="Times New Roman" w:cs="Times New Roman"/>
+          <w:b/>
+          <w:bCs/>
+          <w:sz w:val="21"/>
+          <w:szCs w:val="21"/>
+        </w:rPr>
+      </w:pPr>
+    </w:p>
+    <w:p>
+      <w:pPr>
+        <w:pStyle w:val="Odsekzoznamu"/>
+        <w:spacing w:after="0" w:line="240" w:lineRule="auto"/>
+        <w:rPr>
+          <w:rFonts w:ascii="Times New Roman" w:hAnsi="Times New Roman" w:cs="Times New Roman"/>
+          <w:b/>
+          <w:bCs/>
+          <w:sz w:val="21"/>
+          <w:szCs w:val="21"/>
+        </w:rPr>
+      </w:pPr>
+    </w:p>
+    <w:p>
+      <w:pPr>
+        <w:pStyle w:val="Odsekzoznamu"/>
+        <w:spacing w:after="0" w:line="240" w:lineRule="auto"/>
+        <w:rPr>
+          <w:rFonts w:ascii="Times New Roman" w:hAnsi="Times New Roman" w:cs="Times New Roman"/>
+          <w:b/>
+          <w:bCs/>
+          <w:sz w:val="21"/>
+          <w:szCs w:val="21"/>
+        </w:rPr>
+      </w:pPr>
+    </w:p>
+    <w:p>
+      <w:pPr>
+        <w:pStyle w:val="Odsekzoznamu"/>
+        <w:spacing w:after="0" w:line="240" w:lineRule="auto"/>
+        <w:rPr>
+          <w:rFonts w:ascii="Times New Roman" w:hAnsi="Times New Roman" w:cs="Times New Roman"/>
+          <w:b/>
+          <w:bCs/>
+          <w:sz w:val="21"/>
+          <w:szCs w:val="21"/>
+        </w:rPr>
+      </w:pPr>
+    </w:p>
+    <w:p>
+      <w:pPr>
+        <w:pStyle w:val="Odsekzoznamu"/>
+        <w:spacing w:after="0" w:line="240" w:lineRule="auto"/>
+        <w:rPr>
+          <w:rFonts w:ascii="Times New Roman" w:hAnsi="Times New Roman" w:cs="Times New Roman"/>
+          <w:b/>
+          <w:bCs/>
+          <w:sz w:val="21"/>
+          <w:szCs w:val="21"/>
+        </w:rPr>
+      </w:pPr>
+    </w:p>
+    <w:p>
+      <w:pPr>
+        <w:pStyle w:val="Odsekzoznamu"/>
+        <w:spacing w:after="0" w:line="240" w:lineRule="auto"/>
+        <w:rPr>
+          <w:rFonts w:ascii="Times New Roman" w:hAnsi="Times New Roman" w:cs="Times New Roman"/>
+          <w:b/>
+          <w:bCs/>
+          <w:sz w:val="21"/>
+          <w:szCs w:val="21"/>
+        </w:rPr>
+      </w:pPr>
+    </w:p>
+    <w:p>
+      <w:pPr>
+        <w:pStyle w:val="Odsekzoznamu"/>
+        <w:spacing w:after="0" w:line="240" w:lineRule="auto"/>
+        <w:rPr>
+          <w:rFonts w:ascii="Times New Roman" w:hAnsi="Times New Roman" w:cs="Times New Roman"/>
+          <w:b/>
+          <w:bCs/>
+          <w:sz w:val="21"/>
+          <w:szCs w:val="21"/>
+        </w:rPr>
+      </w:pPr>
+    </w:p>
+    <w:p>
+      <w:pPr>
+        <w:pStyle w:val="Odsekzoznamu"/>
+        <w:spacing w:after="0" w:line="240" w:lineRule="auto"/>
+        <w:rPr>
+          <w:rFonts w:ascii="Times New Roman" w:hAnsi="Times New Roman" w:cs="Times New Roman"/>
+          <w:b/>
+          <w:bCs/>
+          <w:sz w:val="21"/>
+          <w:szCs w:val="21"/>
+        </w:rPr>
+      </w:pPr>
+    </w:p>
+    <w:p>
+      <w:pPr>
+        <w:pStyle w:val="Odsekzoznamu"/>
+        <w:spacing w:after="0" w:line="240" w:lineRule="auto"/>
+        <w:rPr>
+          <w:rFonts w:ascii="Times New Roman" w:hAnsi="Times New Roman" w:cs="Times New Roman"/>
+          <w:b/>
+          <w:bCs/>
+          <w:sz w:val="21"/>
+          <w:szCs w:val="21"/>
+        </w:rPr>
+      </w:pPr>
+    </w:p>
+    <w:p>
+      <w:pPr>
+        <w:pStyle w:val="Odsekzoznamu"/>
+        <w:spacing w:after="0" w:line="240" w:lineRule="auto"/>
+        <w:rPr>
+          <w:rFonts w:ascii="Times New Roman" w:hAnsi="Times New Roman" w:cs="Times New Roman"/>
+          <w:b/>
+          <w:bCs/>
+          <w:sz w:val="21"/>
+          <w:szCs w:val="21"/>
+        </w:rPr>
+      </w:pPr>
+    </w:p>
+    <w:p>
+      <w:pPr>
+        <w:pStyle w:val="Odsekzoznamu"/>
+        <w:spacing w:after="0" w:line="240" w:lineRule="auto"/>
+        <w:rPr>
+          <w:rFonts w:ascii="Times New Roman" w:hAnsi="Times New Roman" w:cs="Times New Roman"/>
+          <w:b/>
+          <w:bCs/>
+          <w:sz w:val="21"/>
+          <w:szCs w:val="21"/>
+        </w:rPr>
+      </w:pPr>
+    </w:p>
+    <w:p>
+      <w:pPr>
+        <w:pStyle w:val="Odsekzoznamu"/>
+        <w:spacing w:after="0" w:line="240" w:lineRule="auto"/>
+        <w:rPr>
+          <w:rFonts w:ascii="Times New Roman" w:hAnsi="Times New Roman" w:cs="Times New Roman"/>
+          <w:b/>
+          <w:bCs/>
+          <w:sz w:val="21"/>
+          <w:szCs w:val="21"/>
+        </w:rPr>
+      </w:pPr>
+    </w:p>
+    <w:p>
+      <w:pPr>
+        <w:pStyle w:val="Odsekzoznamu"/>
+        <w:spacing w:after="0" w:line="240" w:lineRule="auto"/>
+        <w:rPr>
+          <w:rFonts w:ascii="Times New Roman" w:hAnsi="Times New Roman" w:cs="Times New Roman"/>
+          <w:b/>
+          <w:bCs/>
+          <w:sz w:val="21"/>
+          <w:szCs w:val="21"/>
+        </w:rPr>
+      </w:pPr>
+    </w:p>
+    <w:p>
+      <w:pPr>
+        <w:pStyle w:val="Odsekzoznamu"/>
+        <w:spacing w:after="0" w:line="240" w:lineRule="auto"/>
+        <w:rPr>
+          <w:rFonts w:ascii="Times New Roman" w:hAnsi="Times New Roman" w:cs="Times New Roman"/>
+          <w:b/>
+          <w:bCs/>
+          <w:sz w:val="21"/>
+          <w:szCs w:val="21"/>
+        </w:rPr>
+      </w:pPr>
+    </w:p>
+    <w:p>
+      <w:pPr>
+        <w:pStyle w:val="Odsekzoznamu"/>
+        <w:spacing w:after="0" w:line="240" w:lineRule="auto"/>
+        <w:rPr>
+          <w:rFonts w:ascii="Times New Roman" w:hAnsi="Times New Roman" w:cs="Times New Roman"/>
+          <w:b/>
+          <w:bCs/>
+          <w:sz w:val="21"/>
+          <w:szCs w:val="21"/>
+        </w:rPr>
+      </w:pPr>
+    </w:p>
+    <w:p>
+      <w:pPr>
+        <w:pStyle w:val="Odsekzoznamu"/>
+        <w:spacing w:after="0" w:line="240" w:lineRule="auto"/>
+        <w:rPr>
+          <w:rFonts w:ascii="Times New Roman" w:hAnsi="Times New Roman" w:cs="Times New Roman"/>
+          <w:b/>
+          <w:bCs/>
+          <w:sz w:val="21"/>
+          <w:szCs w:val="21"/>
+        </w:rPr>
+      </w:pPr>
+    </w:p>
+    <w:p>
+      <w:pPr>
+        <w:pStyle w:val="Odsekzoznamu"/>
+        <w:spacing w:after="0" w:line="240" w:lineRule="auto"/>
+        <w:rPr>
+          <w:rFonts w:ascii="Times New Roman" w:hAnsi="Times New Roman" w:cs="Times New Roman"/>
+          <w:b/>
+          <w:bCs/>
+          <w:sz w:val="21"/>
+          <w:szCs w:val="21"/>
+        </w:rPr>
+      </w:pPr>
+    </w:p>
+    <w:p>
+      <w:pPr>
+        <w:pStyle w:val="Odsekzoznamu"/>
+        <w:spacing w:after="0" w:line="240" w:lineRule="auto"/>
+        <w:rPr>
+          <w:rFonts w:ascii="Times New Roman" w:hAnsi="Times New Roman" w:cs="Times New Roman"/>
+          <w:b/>
+          <w:bCs/>
+          <w:sz w:val="21"/>
+          <w:szCs w:val="21"/>
+        </w:rPr>
+      </w:pPr>
+    </w:p>
+    <w:p>
+      <w:pPr>
+        <w:pStyle w:val="Odsekzoznamu"/>
+        <w:spacing w:after="0" w:line="240" w:lineRule="auto"/>
+        <w:rPr>
+          <w:rFonts w:ascii="Times New Roman" w:hAnsi="Times New Roman" w:cs="Times New Roman"/>
+          <w:b/>
+          <w:bCs/>
+          <w:sz w:val="21"/>
+          <w:szCs w:val="21"/>
+        </w:rPr>
+      </w:pPr>
+    </w:p>
+    <w:p>
+      <w:pPr>
+        <w:pStyle w:val="Odsekzoznamu"/>
+        <w:spacing w:after="0" w:line="240" w:lineRule="auto"/>
+        <w:rPr>
+          <w:rFonts w:ascii="Times New Roman" w:hAnsi="Times New Roman" w:cs="Times New Roman"/>
+          <w:b/>
+          <w:bCs/>
+          <w:sz w:val="21"/>
+          <w:szCs w:val="21"/>
+        </w:rPr>
+      </w:pPr>
+    </w:p>
+    <w:p>
+      <w:pPr>
+        <w:pStyle w:val="Odsekzoznamu"/>
+        <w:spacing w:after="0" w:line="240" w:lineRule="auto"/>
+        <w:rPr>
+          <w:rFonts w:ascii="Times New Roman" w:hAnsi="Times New Roman" w:cs="Times New Roman"/>
+          <w:b/>
+          <w:bCs/>
+          <w:sz w:val="21"/>
+          <w:szCs w:val="21"/>
+        </w:rPr>
+      </w:pPr>
+    </w:p>
+    <w:p>
+      <w:pPr>
+        <w:pStyle w:val="Odsekzoznamu"/>
+        <w:spacing w:after="0" w:line="240" w:lineRule="auto"/>
+        <w:rPr>
+          <w:rFonts w:ascii="Times New Roman" w:hAnsi="Times New Roman" w:cs="Times New Roman"/>
+          <w:b/>
+          <w:bCs/>
+          <w:sz w:val="21"/>
+          <w:szCs w:val="21"/>
+        </w:rPr>
+      </w:pPr>
+    </w:p>
+    <w:p>
+      <w:pPr>
+        <w:pStyle w:val="Odsekzoznamu"/>
+        <w:spacing w:after="0" w:line="240" w:lineRule="auto"/>
+        <w:rPr>
+          <w:rFonts w:ascii="Times New Roman" w:hAnsi="Times New Roman" w:cs="Times New Roman"/>
+          <w:b/>
+          <w:bCs/>
+          <w:sz w:val="21"/>
+          <w:szCs w:val="21"/>
+        </w:rPr>
+      </w:pPr>
+    </w:p>
+    <w:p>
+      <w:pPr>
+        <w:pStyle w:val="Odsekzoznamu"/>
+        <w:spacing w:after="0" w:line="240" w:lineRule="auto"/>
+        <w:rPr>
+          <w:rFonts w:ascii="Times New Roman" w:hAnsi="Times New Roman" w:cs="Times New Roman"/>
+          <w:b/>
+          <w:bCs/>
+          <w:sz w:val="21"/>
+          <w:szCs w:val="21"/>
+        </w:rPr>
+      </w:pPr>
+    </w:p>
+    <w:p>
+      <w:pPr>
+        <w:pStyle w:val="Odsekzoznamu"/>
+        <w:spacing w:after="0" w:line="240" w:lineRule="auto"/>
+        <w:rPr>
+          <w:rFonts w:ascii="Times New Roman" w:hAnsi="Times New Roman" w:cs="Times New Roman"/>
+          <w:b/>
+          <w:bCs/>
+          <w:sz w:val="21"/>
+          <w:szCs w:val="21"/>
+        </w:rPr>
+      </w:pPr>
+    </w:p>
+    <w:p>
+      <w:pPr>
+        <w:pStyle w:val="Odsekzoznamu"/>
+        <w:spacing w:after="0" w:line="240" w:lineRule="auto"/>
+        <w:rPr>
+          <w:rFonts w:ascii="Times New Roman" w:hAnsi="Times New Roman" w:cs="Times New Roman"/>
+          <w:b/>
+          <w:bCs/>
+          <w:sz w:val="21"/>
+          <w:szCs w:val="21"/>
+        </w:rPr>
+      </w:pPr>
+    </w:p>
+    <w:p>
+      <w:pPr>
+        <w:pStyle w:val="Odsekzoznamu"/>
+        <w:spacing w:after="0" w:line="240" w:lineRule="auto"/>
+        <w:rPr>
+          <w:rFonts w:ascii="Times New Roman" w:hAnsi="Times New Roman" w:cs="Times New Roman"/>
+          <w:b/>
+          <w:bCs/>
+          <w:sz w:val="21"/>
+          <w:szCs w:val="21"/>
+        </w:rPr>
+      </w:pPr>
+    </w:p>
+    <w:p>
+      <w:pPr>
+        <w:pStyle w:val="Odsekzoznamu"/>
+        <w:spacing w:after="0" w:line="240" w:lineRule="auto"/>
+        <w:rPr>
+          <w:rFonts w:ascii="Times New Roman" w:hAnsi="Times New Roman" w:cs="Times New Roman"/>
+          <w:b/>
+          <w:bCs/>
+          <w:sz w:val="21"/>
+          <w:szCs w:val="21"/>
+        </w:rPr>
+      </w:pPr>
+    </w:p>
+    <w:p>
+      <w:pPr>
+        <w:pStyle w:val="Odsekzoznamu"/>
+        <w:spacing w:after="0" w:line="240" w:lineRule="auto"/>
+        <w:rPr>
+          <w:rFonts w:ascii="Times New Roman" w:hAnsi="Times New Roman" w:cs="Times New Roman"/>
+          <w:b/>
+          <w:bCs/>
+          <w:sz w:val="21"/>
+          <w:szCs w:val="21"/>
+        </w:rPr>
+      </w:pPr>
+    </w:p>
+    <w:p>
+      <w:pPr>
+        <w:pStyle w:val="Odsekzoznamu"/>
+        <w:spacing w:after="0" w:line="240" w:lineRule="auto"/>
+        <w:rPr>
+          <w:rFonts w:ascii="Times New Roman" w:hAnsi="Times New Roman" w:cs="Times New Roman"/>
+          <w:b/>
+          <w:bCs/>
+          <w:sz w:val="21"/>
+          <w:szCs w:val="21"/>
+        </w:rPr>
+      </w:pPr>
+    </w:p>
+    <w:p>
+      <w:pPr>
+        <w:pStyle w:val="Odsekzoznamu"/>
+        <w:spacing w:after="0" w:line="240" w:lineRule="auto"/>
+        <w:rPr>
+          <w:rFonts w:ascii="Times New Roman" w:hAnsi="Times New Roman" w:cs="Times New Roman"/>
+          <w:b/>
+          <w:bCs/>
+          <w:sz w:val="21"/>
+          <w:szCs w:val="21"/>
+        </w:rPr>
+      </w:pPr>
+    </w:p>
+    <w:p>
+      <w:pPr>
+        <w:pStyle w:val="Odsekzoznamu"/>
+        <w:spacing w:after="0" w:line="240" w:lineRule="auto"/>
+        <w:rPr>
+          <w:rFonts w:ascii="Times New Roman" w:hAnsi="Times New Roman" w:cs="Times New Roman"/>
+          <w:b/>
+          <w:bCs/>
+          <w:sz w:val="21"/>
+          <w:szCs w:val="21"/>
+        </w:rPr>
+      </w:pPr>
+    </w:p>
+    <w:p>
+      <w:pPr>
+        <w:pStyle w:val="Odsekzoznamu"/>
+        <w:spacing w:after="0" w:line="240" w:lineRule="auto"/>
+        <w:rPr>
+          <w:rFonts w:ascii="Times New Roman" w:hAnsi="Times New Roman" w:cs="Times New Roman"/>
+          <w:b/>
+          <w:bCs/>
+          <w:sz w:val="21"/>
+          <w:szCs w:val="21"/>
+        </w:rPr>
+      </w:pPr>
+    </w:p>
+    <w:p>
+      <w:pPr>
+        <w:pStyle w:val="Odsekzoznamu"/>
+        <w:spacing w:after="0" w:line="240" w:lineRule="auto"/>
+        <w:rPr>
+          <w:rFonts w:ascii="Times New Roman" w:hAnsi="Times New Roman" w:cs="Times New Roman"/>
+          <w:b/>
+          <w:bCs/>
+          <w:sz w:val="21"/>
+          <w:szCs w:val="21"/>
+        </w:rPr>
+      </w:pPr>
+    </w:p>
+    <w:p>
+      <w:pPr>
+        <w:pStyle w:val="Odsekzoznamu"/>
+        <w:spacing w:after="0" w:line="240" w:lineRule="auto"/>
+        <w:rPr>
+          <w:rFonts w:ascii="Times New Roman" w:hAnsi="Times New Roman" w:cs="Times New Roman"/>
+          <w:b/>
+          <w:bCs/>
+          <w:sz w:val="21"/>
+          <w:szCs w:val="21"/>
+        </w:rPr>
+      </w:pPr>
+    </w:p>
+    <w:p>
+      <w:pPr>
+        <w:pStyle w:val="Odsekzoznamu"/>
+        <w:spacing w:after="0" w:line="240" w:lineRule="auto"/>
+        <w:rPr>
+          <w:rFonts w:ascii="Times New Roman" w:hAnsi="Times New Roman" w:cs="Times New Roman"/>
+          <w:b/>
+          <w:bCs/>
+          <w:sz w:val="21"/>
+          <w:szCs w:val="21"/>
+        </w:rPr>
+      </w:pPr>
+    </w:p>
+    <w:p>
+      <w:pPr>
+        <w:pStyle w:val="Odsekzoznamu"/>
+        <w:spacing w:after="0" w:line="240" w:lineRule="auto"/>
+        <w:rPr>
+          <w:rFonts w:ascii="Times New Roman" w:hAnsi="Times New Roman" w:cs="Times New Roman"/>
+          <w:b/>
+          <w:bCs/>
+          <w:sz w:val="21"/>
+          <w:szCs w:val="21"/>
+        </w:rPr>
+      </w:pPr>
+    </w:p>
+    <w:p>
+      <w:pPr>
+        <w:pStyle w:val="Odsekzoznamu"/>
+        <w:spacing w:after="0" w:line="240" w:lineRule="auto"/>
+        <w:rPr>
+          <w:rFonts w:ascii="Times New Roman" w:hAnsi="Times New Roman" w:cs="Times New Roman"/>
+          <w:b/>
+          <w:bCs/>
+          <w:sz w:val="21"/>
+          <w:szCs w:val="21"/>
+        </w:rPr>
+      </w:pPr>
+    </w:p>
+    <w:p>
+      <w:pPr>
+        <w:pStyle w:val="Odsekzoznamu"/>
+        <w:spacing w:after="0" w:line="240" w:lineRule="auto"/>
+        <w:rPr>
+          <w:rFonts w:ascii="Times New Roman" w:hAnsi="Times New Roman" w:cs="Times New Roman"/>
+          <w:b/>
+          <w:bCs/>
+          <w:sz w:val="21"/>
+          <w:szCs w:val="21"/>
+        </w:rPr>
+      </w:pPr>
+    </w:p>
+    <w:p>
+      <w:pPr>
+        <w:pStyle w:val="Odsekzoznamu"/>
+        <w:spacing w:after="0" w:line="240" w:lineRule="auto"/>
+        <w:rPr>
+          <w:rFonts w:ascii="Times New Roman" w:hAnsi="Times New Roman" w:cs="Times New Roman"/>
+          <w:b/>
+          <w:bCs/>
+          <w:sz w:val="21"/>
+          <w:szCs w:val="21"/>
+        </w:rPr>
+      </w:pPr>
+    </w:p>
+    <w:p>
+      <w:pPr>
+        <w:pStyle w:val="Odsekzoznamu"/>
+        <w:spacing w:after="0" w:line="240" w:lineRule="auto"/>
+        <w:rPr>
+          <w:rFonts w:ascii="Times New Roman" w:hAnsi="Times New Roman" w:cs="Times New Roman"/>
+          <w:b/>
+          <w:bCs/>
+          <w:sz w:val="21"/>
+          <w:szCs w:val="21"/>
+        </w:rPr>
+      </w:pPr>
+    </w:p>
+    <w:p>
+      <w:pPr>
+        <w:pStyle w:val="Odsekzoznamu"/>
+        <w:spacing w:after="0" w:line="240" w:lineRule="auto"/>
+        <w:rPr>
+          <w:rFonts w:ascii="Times New Roman" w:hAnsi="Times New Roman" w:cs="Times New Roman"/>
+          <w:b/>
+          <w:bCs/>
+          <w:sz w:val="21"/>
+          <w:szCs w:val="21"/>
+        </w:rPr>
+      </w:pPr>
+    </w:p>
+    <w:p>
+      <w:pPr>
+        <w:pStyle w:val="Odsekzoznamu"/>
+        <w:spacing w:after="0" w:line="240" w:lineRule="auto"/>
+        <w:rPr>
+          <w:rFonts w:ascii="Times New Roman" w:hAnsi="Times New Roman" w:cs="Times New Roman"/>
+          <w:b/>
+          <w:bCs/>
+          <w:sz w:val="21"/>
+          <w:szCs w:val="21"/>
+        </w:rPr>
+      </w:pPr>
+    </w:p>
+    <w:p>
+      <w:pPr>
+        <w:pStyle w:val="Odsekzoznamu"/>
+        <w:spacing w:after="0" w:line="240" w:lineRule="auto"/>
+        <w:rPr>
+          <w:rFonts w:ascii="Times New Roman" w:hAnsi="Times New Roman" w:cs="Times New Roman"/>
+          <w:b/>
+          <w:bCs/>
+          <w:sz w:val="21"/>
+          <w:szCs w:val="21"/>
+        </w:rPr>
+      </w:pPr>
+    </w:p>
+    <w:p>
+      <w:pPr>
+        <w:pStyle w:val="Odsekzoznamu"/>
+        <w:spacing w:after="0" w:line="240" w:lineRule="auto"/>
+        <w:rPr>
+          <w:rFonts w:ascii="Times New Roman" w:hAnsi="Times New Roman" w:cs="Times New Roman"/>
+          <w:b/>
+          <w:bCs/>
+          <w:sz w:val="21"/>
+          <w:szCs w:val="21"/>
+        </w:rPr>
+      </w:pPr>
+    </w:p>
+    <w:p>
+      <w:pPr>
+        <w:pStyle w:val="Odsekzoznamu"/>
+        <w:spacing w:after="0" w:line="240" w:lineRule="auto"/>
+        <w:rPr>
+          <w:rFonts w:ascii="Times New Roman" w:hAnsi="Times New Roman" w:cs="Times New Roman"/>
+          <w:b/>
+          <w:bCs/>
+          <w:sz w:val="21"/>
+          <w:szCs w:val="21"/>
+        </w:rPr>
+      </w:pPr>
+    </w:p>
+    <w:p>
+      <w:pPr>
+        <w:pStyle w:val="Odsekzoznamu"/>
+        <w:spacing w:after="0" w:line="240" w:lineRule="auto"/>
+        <w:rPr>
+          <w:rFonts w:ascii="Times New Roman" w:hAnsi="Times New Roman" w:cs="Times New Roman"/>
+          <w:b/>
+          <w:bCs/>
+          <w:sz w:val="21"/>
+          <w:szCs w:val="21"/>
+        </w:rPr>
+      </w:pPr>
+    </w:p>
+    <w:p>
+      <w:pPr>
+        <w:spacing w:after="0" w:line="240" w:lineRule="auto"/>
+        <w:rPr>
+          <w:rFonts w:ascii="Times New Roman" w:hAnsi="Times New Roman" w:cs="Times New Roman"/>
+          <w:b/>
+          <w:bCs/>
+          <w:sz w:val="21"/>
+          <w:szCs w:val="21"/>
+        </w:rPr>
+      </w:pPr>
+    </w:p>
+    <w:p>
+      <w:pPr>
+        <w:pStyle w:val="Odsekzoznamu"/>
+        <w:spacing w:after="0" w:line="240" w:lineRule="auto"/>
+        <w:rPr>
+          <w:rFonts w:ascii="Times New Roman" w:hAnsi="Times New Roman" w:cs="Times New Roman"/>
+          <w:b/>
+          <w:bCs/>
+          <w:sz w:val="21"/>
+          <w:szCs w:val="21"/>
+        </w:rPr>
+      </w:pPr>
+    </w:p>
+    <w:p>
+      <w:pPr>
+        <w:pStyle w:val="Odsekzoznamu"/>
         <w:numPr>
           <w:ilvl w:val="0"/>
           <w:numId w:val="1"/>
         </w:numPr>
         <w:spacing w:after="0" w:line="240" w:lineRule="auto"/>
-        <w:jc w:val="center"/>
-        <w:rPr>
-          <w:rFonts w:ascii="Times New Roman" w:hAnsi="Times New Roman" w:cs="Times New Roman"/>
-          <w:b/>
-          <w:bCs/>
-          <w:sz w:val="21"/>
-          <w:szCs w:val="21"/>
-        </w:rPr>
-      </w:pPr>
-      <w:r>
-        <w:rPr>
-          <w:rFonts w:ascii="Times New Roman" w:hAnsi="Times New Roman" w:cs="Times New Roman"/>
-          <w:b/>
-          <w:bCs/>
-          <w:sz w:val="21"/>
-          <w:szCs w:val="21"/>
-        </w:rPr>
+        <w:rPr>
+          <w:rFonts w:ascii="Times New Roman" w:hAnsi="Times New Roman" w:cs="Times New Roman"/>
+          <w:b/>
+          <w:bCs/>
+          <w:sz w:val="21"/>
+          <w:szCs w:val="21"/>
+        </w:rPr>
+      </w:pPr>
+      <w:r>
+        <w:rPr>
+          <w:rFonts w:ascii="Times New Roman" w:hAnsi="Times New Roman" w:cs="Times New Roman"/>
+          <w:b/>
+          <w:bCs/>
+          <w:sz w:val="21"/>
+          <w:szCs w:val="21"/>
+        </w:rPr>
+        <w:lastRenderedPageBreak/>
         <w:t>ABSURDNÁ, SOCIÁLNE ANGAŽOVANÁ, SCI-FI LITERATÚRA</w:t>
       </w:r>
     </w:p>
@@ -1030,20 +1679,8 @@
           <w:sz w:val="21"/>
           <w:szCs w:val="21"/>
         </w:rPr>
-        <w:t xml:space="preserve">Gregor </w:t>
-      </w:r>
-      <w:proofErr w:type="spellStart"/>
-      <w:r>
-        <w:rPr>
-          <w:rFonts w:ascii="Times New Roman" w:hAnsi="Times New Roman" w:cs="Times New Roman"/>
-          <w:b/>
-          <w:bCs/>
-          <w:sz w:val="21"/>
-          <w:szCs w:val="21"/>
-        </w:rPr>
-        <w:t>Samsa</w:t>
-      </w:r>
-      <w:proofErr w:type="spellEnd"/>
+        <w:t>Gregor Samsa</w:t>
+      </w:r>
     </w:p>
     <w:p>
       <w:pPr>
@@ -1376,86 +2013,8 @@
           <w:sz w:val="21"/>
           <w:szCs w:val="21"/>
         </w:rPr>
-        <w:t xml:space="preserve">Jaroslav </w:t>
-      </w:r>
-      <w:proofErr w:type="spellStart"/>
-      <w:r>
-        <w:rPr>
-          <w:rFonts w:ascii="Times New Roman" w:hAnsi="Times New Roman" w:cs="Times New Roman"/>
-          <w:b/>
-          <w:bCs/>
-          <w:sz w:val="21"/>
-          <w:szCs w:val="21"/>
-        </w:rPr>
-        <w:t>Hašek</w:t>
-      </w:r>
-      <w:proofErr w:type="spellEnd"/>
-      <w:r>
-        <w:rPr>
-          <w:rFonts w:ascii="Times New Roman" w:hAnsi="Times New Roman" w:cs="Times New Roman"/>
-          <w:b/>
-          <w:bCs/>
-          <w:sz w:val="21"/>
-          <w:szCs w:val="21"/>
-        </w:rPr>
-        <w:t xml:space="preserve"> – Osudy dobrého </w:t>
-      </w:r>
-      <w:proofErr w:type="spellStart"/>
-      <w:r>
-        <w:rPr>
-          <w:rFonts w:ascii="Times New Roman" w:hAnsi="Times New Roman" w:cs="Times New Roman"/>
-          <w:b/>
-          <w:bCs/>
-          <w:sz w:val="21"/>
-          <w:szCs w:val="21"/>
-        </w:rPr>
-        <w:t>vojáka</w:t>
-      </w:r>
-      <w:proofErr w:type="spellEnd"/>
-      <w:r>
-        <w:rPr>
-          <w:rFonts w:ascii="Times New Roman" w:hAnsi="Times New Roman" w:cs="Times New Roman"/>
-          <w:b/>
-          <w:bCs/>
-          <w:sz w:val="21"/>
-          <w:szCs w:val="21"/>
-        </w:rPr>
-        <w:t xml:space="preserve"> Švejka za </w:t>
-      </w:r>
-      <w:proofErr w:type="spellStart"/>
-      <w:r>
-        <w:rPr>
-          <w:rFonts w:ascii="Times New Roman" w:hAnsi="Times New Roman" w:cs="Times New Roman"/>
-          <w:b/>
-          <w:bCs/>
-          <w:sz w:val="21"/>
-          <w:szCs w:val="21"/>
-        </w:rPr>
-        <w:t>světové</w:t>
-      </w:r>
-      <w:proofErr w:type="spellEnd"/>
-      <w:r>
-        <w:rPr>
-          <w:rFonts w:ascii="Times New Roman" w:hAnsi="Times New Roman" w:cs="Times New Roman"/>
-          <w:b/>
-          <w:bCs/>
-          <w:sz w:val="21"/>
-          <w:szCs w:val="21"/>
-        </w:rPr>
-        <w:t xml:space="preserve"> </w:t>
-      </w:r>
-      <w:proofErr w:type="spellStart"/>
-      <w:r>
-        <w:rPr>
-          <w:rFonts w:ascii="Times New Roman" w:hAnsi="Times New Roman" w:cs="Times New Roman"/>
-          <w:b/>
-          <w:bCs/>
-          <w:sz w:val="21"/>
-          <w:szCs w:val="21"/>
-        </w:rPr>
-        <w:t>války</w:t>
-      </w:r>
-      <w:proofErr w:type="spellEnd"/>
+        <w:t>Jaroslav Hašek – Osudy dobrého vojáka Švejka za světové války</w:t>
+      </w:r>
     </w:p>
     <w:p>
       <w:pPr>
@@ -1511,7 +2070,6 @@
         </w:rPr>
         <w:t>: vojnový román s </w:t>
       </w:r>
-      <w:proofErr w:type="spellStart"/>
       <w:r>
         <w:rPr>
           <w:rFonts w:ascii="Times New Roman" w:hAnsi="Times New Roman" w:cs="Times New Roman"/>
@@ -1522,28 +2080,59 @@
           <w:sz w:val="21"/>
           <w:szCs w:val="21"/>
         </w:rPr>
-        <w:t>heroikomickým</w:t>
-      </w:r>
-      <w:proofErr w:type="spellEnd"/>
-      <w:r>
-        <w:rPr>
-          <w:rFonts w:ascii="Times New Roman" w:hAnsi="Times New Roman" w:cs="Times New Roman"/>
-          <w:b/>
-          <w:bCs/>
+        <w:t>heroikomickým hrdinom</w:t>
+      </w:r>
+      <w:r>
+        <w:rPr>
+          <w:rFonts w:ascii="Times New Roman" w:hAnsi="Times New Roman" w:cs="Times New Roman"/>
+          <w:sz w:val="21"/>
+          <w:szCs w:val="21"/>
+        </w:rPr>
+        <w:t xml:space="preserve"> (=hrdinsko-smiešny)</w:t>
+      </w:r>
+    </w:p>
+    <w:p>
+      <w:pPr>
+        <w:pStyle w:val="Odsekzoznamu"/>
+        <w:numPr>
+          <w:ilvl w:val="0"/>
+          <w:numId w:val="10"/>
+        </w:numPr>
+        <w:spacing w:after="0" w:line="240" w:lineRule="auto"/>
+        <w:rPr>
+          <w:rFonts w:ascii="Times New Roman" w:hAnsi="Times New Roman" w:cs="Times New Roman"/>
           <w:i/>
           <w:iCs/>
           <w:sz w:val="21"/>
           <w:szCs w:val="21"/>
         </w:rPr>
-        <w:t xml:space="preserve"> hrdinom</w:t>
-      </w:r>
-      <w:r>
-        <w:rPr>
-          <w:rFonts w:ascii="Times New Roman" w:hAnsi="Times New Roman" w:cs="Times New Roman"/>
-          <w:sz w:val="21"/>
-          <w:szCs w:val="21"/>
-        </w:rPr>
-        <w:t xml:space="preserve"> (=hrdinsko-smiešny)</w:t>
+      </w:pPr>
+      <w:r>
+        <w:rPr>
+          <w:rFonts w:ascii="Times New Roman" w:hAnsi="Times New Roman" w:cs="Times New Roman"/>
+          <w:sz w:val="21"/>
+          <w:szCs w:val="21"/>
+          <w:u w:val="single"/>
+        </w:rPr>
+        <w:t>téma</w:t>
+      </w:r>
+      <w:r>
+        <w:rPr>
+          <w:rFonts w:ascii="Times New Roman" w:hAnsi="Times New Roman" w:cs="Times New Roman"/>
+          <w:sz w:val="21"/>
+          <w:szCs w:val="21"/>
+        </w:rPr>
+        <w:t xml:space="preserve">: román je pohľadom na 1.s.v. očami jednoduchého človeka, kt je verejne vyhlásený za blázna, pretože </w:t>
+      </w:r>
+      <w:r>
+        <w:rPr>
+          <w:rFonts w:ascii="Times New Roman" w:hAnsi="Times New Roman" w:cs="Times New Roman"/>
+          <w:i/>
+          <w:iCs/>
+          <w:sz w:val="21"/>
+          <w:szCs w:val="21"/>
+        </w:rPr>
+        <w:t>iba dieťa alebo blázon si môže dovoliť povedať pravdu</w:t>
       </w:r>
     </w:p>
     <w:p>
@@ -1569,51 +2158,77 @@
           <w:szCs w:val="21"/>
           <w:u w:val="single"/>
         </w:rPr>
-        <w:t>téma</w:t>
-      </w:r>
-      <w:r>
-        <w:rPr>
-          <w:rFonts w:ascii="Times New Roman" w:hAnsi="Times New Roman" w:cs="Times New Roman"/>
-          <w:sz w:val="21"/>
-          <w:szCs w:val="21"/>
-        </w:rPr>
-        <w:t xml:space="preserve">: román je pohľadom na 1.s.v. očami jednoduchého človeka, </w:t>
-      </w:r>
-      <w:proofErr w:type="spellStart"/>
-      <w:r>
-        <w:rPr>
-          <w:rFonts w:ascii="Times New Roman" w:hAnsi="Times New Roman" w:cs="Times New Roman"/>
-          <w:sz w:val="21"/>
-          <w:szCs w:val="21"/>
-        </w:rPr>
-        <w:t>kt</w:t>
-      </w:r>
-      <w:proofErr w:type="spellEnd"/>
-      <w:r>
-        <w:rPr>
-          <w:rFonts w:ascii="Times New Roman" w:hAnsi="Times New Roman" w:cs="Times New Roman"/>
-          <w:sz w:val="21"/>
-          <w:szCs w:val="21"/>
-        </w:rPr>
-        <w:t xml:space="preserve"> je verejne vyhlásený za blázna, pretože </w:t>
-      </w:r>
-      <w:r>
-        <w:rPr>
-          <w:rFonts w:ascii="Times New Roman" w:hAnsi="Times New Roman" w:cs="Times New Roman"/>
+        <w:t>idea</w:t>
+      </w:r>
+      <w:r>
+        <w:rPr>
+          <w:rFonts w:ascii="Times New Roman" w:hAnsi="Times New Roman" w:cs="Times New Roman"/>
+          <w:sz w:val="21"/>
+          <w:szCs w:val="21"/>
+        </w:rPr>
+        <w:t xml:space="preserve">: plnením nezmyslených príkazov autor poukazuje na nezmyselnosť vojny, pretože Švejk privádza </w:t>
+      </w:r>
+      <w:r>
+        <w:rPr>
+          <w:rFonts w:ascii="Times New Roman" w:hAnsi="Times New Roman" w:cs="Times New Roman"/>
+          <w:sz w:val="21"/>
+          <w:szCs w:val="21"/>
+        </w:rPr>
+        <w:t>nadriadených do šialenstva</w:t>
+      </w:r>
+    </w:p>
+    <w:p>
+      <w:pPr>
+        <w:pStyle w:val="Odsekzoznamu"/>
+        <w:numPr>
+          <w:ilvl w:val="0"/>
+          <w:numId w:val="10"/>
+        </w:numPr>
+        <w:spacing w:after="0" w:line="240" w:lineRule="auto"/>
+        <w:rPr>
+          <w:rFonts w:ascii="Times New Roman" w:hAnsi="Times New Roman" w:cs="Times New Roman"/>
+          <w:b/>
+          <w:bCs/>
           <w:i/>
           <w:iCs/>
           <w:sz w:val="21"/>
           <w:szCs w:val="21"/>
         </w:rPr>
-        <w:t>iba dieťa alebo blázon si môže dovoliť povedať pravdu</w:t>
-      </w:r>
-    </w:p>
-    <w:p>
-      <w:pPr>
-        <w:pStyle w:val="Odsekzoznamu"/>
-        <w:numPr>
-          <w:ilvl w:val="0"/>
-          <w:numId w:val="10"/>
+      </w:pPr>
+      <w:r>
+        <w:rPr>
+          <w:rFonts w:ascii="Times New Roman" w:hAnsi="Times New Roman" w:cs="Times New Roman"/>
+          <w:sz w:val="21"/>
+          <w:szCs w:val="21"/>
+          <w:u w:val="single"/>
+        </w:rPr>
+        <w:t>hl. postava</w:t>
+      </w:r>
+      <w:r>
+        <w:rPr>
+          <w:rFonts w:ascii="Times New Roman" w:hAnsi="Times New Roman" w:cs="Times New Roman"/>
+          <w:sz w:val="21"/>
+          <w:szCs w:val="21"/>
+        </w:rPr>
+        <w:t xml:space="preserve">: </w:t>
+      </w:r>
+      <w:r>
+        <w:rPr>
+          <w:rFonts w:ascii="Times New Roman" w:hAnsi="Times New Roman" w:cs="Times New Roman"/>
+          <w:b/>
+          <w:bCs/>
+          <w:sz w:val="21"/>
+          <w:szCs w:val="21"/>
+        </w:rPr>
+        <w:t>Jozef Švejk</w:t>
+      </w:r>
+    </w:p>
+    <w:p>
+      <w:pPr>
+        <w:pStyle w:val="Odsekzoznamu"/>
+        <w:numPr>
+          <w:ilvl w:val="1"/>
+          <w:numId w:val="16"/>
         </w:numPr>
         <w:spacing w:after="0" w:line="240" w:lineRule="auto"/>
         <w:rPr>
@@ -1629,39 +2244,20 @@
           <w:rFonts w:ascii="Times New Roman" w:hAnsi="Times New Roman" w:cs="Times New Roman"/>
           <w:sz w:val="21"/>
           <w:szCs w:val="21"/>
-          <w:u w:val="single"/>
-        </w:rPr>
-        <w:t>idea</w:t>
-      </w:r>
-      <w:r>
-        <w:rPr>
-          <w:rFonts w:ascii="Times New Roman" w:hAnsi="Times New Roman" w:cs="Times New Roman"/>
-          <w:sz w:val="21"/>
-          <w:szCs w:val="21"/>
-        </w:rPr>
-        <w:t xml:space="preserve">: plnením nezmyslených príkazov autor poukazuje na nezmyselnosť vojny, pretože Švejk privádza </w:t>
-      </w:r>
-      <w:r>
-        <w:rPr>
-          <w:rFonts w:ascii="Times New Roman" w:hAnsi="Times New Roman" w:cs="Times New Roman"/>
-          <w:sz w:val="21"/>
-          <w:szCs w:val="21"/>
-        </w:rPr>
-        <w:t>nadriadených do šialenstva</w:t>
-      </w:r>
-    </w:p>
-    <w:p>
-      <w:pPr>
-        <w:pStyle w:val="Odsekzoznamu"/>
-        <w:numPr>
-          <w:ilvl w:val="0"/>
-          <w:numId w:val="10"/>
-        </w:numPr>
-        <w:spacing w:after="0" w:line="240" w:lineRule="auto"/>
-        <w:rPr>
-          <w:rFonts w:ascii="Times New Roman" w:hAnsi="Times New Roman" w:cs="Times New Roman"/>
-          <w:b/>
-          <w:bCs/>
+        </w:rPr>
+        <w:t> asi 50-ročný muž, kt dobrovoľne vstupuje do armády</w:t>
+      </w:r>
+    </w:p>
+    <w:p>
+      <w:pPr>
+        <w:pStyle w:val="Odsekzoznamu"/>
+        <w:numPr>
+          <w:ilvl w:val="1"/>
+          <w:numId w:val="16"/>
+        </w:numPr>
+        <w:spacing w:after="0" w:line="240" w:lineRule="auto"/>
+        <w:rPr>
+          <w:rFonts w:ascii="Times New Roman" w:hAnsi="Times New Roman" w:cs="Times New Roman"/>
           <w:i/>
           <w:iCs/>
           <w:sz w:val="21"/>
@@ -1673,27 +2269,8 @@
           <w:rFonts w:ascii="Times New Roman" w:hAnsi="Times New Roman" w:cs="Times New Roman"/>
           <w:sz w:val="21"/>
           <w:szCs w:val="21"/>
-          <w:u w:val="single"/>
-        </w:rPr>
-        <w:t>hl. postava</w:t>
-      </w:r>
-      <w:r>
-        <w:rPr>
-          <w:rFonts w:ascii="Times New Roman" w:hAnsi="Times New Roman" w:cs="Times New Roman"/>
-          <w:sz w:val="21"/>
-          <w:szCs w:val="21"/>
-        </w:rPr>
-        <w:t xml:space="preserve">: </w:t>
-      </w:r>
-      <w:r>
-        <w:rPr>
-          <w:rFonts w:ascii="Times New Roman" w:hAnsi="Times New Roman" w:cs="Times New Roman"/>
-          <w:b/>
-          <w:bCs/>
-          <w:sz w:val="21"/>
-          <w:szCs w:val="21"/>
-        </w:rPr>
-        <w:t>Jozef Švejk</w:t>
+        </w:rPr>
+        <w:t> svojou jednoduchosťou a doslovným plnením príkazov odhaľuje pseudohrdinstvo rakúskych dôstojníkov</w:t>
       </w:r>
     </w:p>
     <w:p>
@@ -1718,25 +2295,7 @@
           <w:sz w:val="21"/>
           <w:szCs w:val="21"/>
         </w:rPr>
-        <w:t xml:space="preserve"> asi 50-ročný muž, </w:t>
-      </w:r>
-      <w:proofErr w:type="spellStart"/>
-      <w:r>
-        <w:rPr>
-          <w:rFonts w:ascii="Times New Roman" w:hAnsi="Times New Roman" w:cs="Times New Roman"/>
-          <w:sz w:val="21"/>
-          <w:szCs w:val="21"/>
-        </w:rPr>
-        <w:t>kt</w:t>
-      </w:r>
-      <w:proofErr w:type="spellEnd"/>
-      <w:r>
-        <w:rPr>
-          <w:rFonts w:ascii="Times New Roman" w:hAnsi="Times New Roman" w:cs="Times New Roman"/>
-          <w:sz w:val="21"/>
-          <w:szCs w:val="21"/>
-        </w:rPr>
-        <w:t xml:space="preserve"> dobrovoľne vstupuje do armády</w:t>
+        <w:t> za reči o vojne sa dostane do basy, odtiaľ ho vyhodia a dostane sa do blázinca – odtiaľ ho opäť vyhodia a hoci je blázon, musí narukovať na vojnu</w:t>
       </w:r>
     </w:p>
     <w:p>
@@ -1761,25 +2320,7 @@
           <w:sz w:val="21"/>
           <w:szCs w:val="21"/>
         </w:rPr>
-        <w:t xml:space="preserve"> svojou jednoduchosťou a doslovným plnením príkazov odhaľuje </w:t>
-      </w:r>
-      <w:proofErr w:type="spellStart"/>
-      <w:r>
-        <w:rPr>
-          <w:rFonts w:ascii="Times New Roman" w:hAnsi="Times New Roman" w:cs="Times New Roman"/>
-          <w:sz w:val="21"/>
-          <w:szCs w:val="21"/>
-        </w:rPr>
-        <w:t>pseudohrdinstvo</w:t>
-      </w:r>
-      <w:proofErr w:type="spellEnd"/>
-      <w:r>
-        <w:rPr>
-          <w:rFonts w:ascii="Times New Roman" w:hAnsi="Times New Roman" w:cs="Times New Roman"/>
-          <w:sz w:val="21"/>
-          <w:szCs w:val="21"/>
-        </w:rPr>
-        <w:t xml:space="preserve"> rakúskych dôstojníkov</w:t>
+        <w:t> je intelektuálne jednoduchý, ale prakticky založený človek; je veselý, dôverčivý, nekritizuje, nemoralizuje</w:t>
       </w:r>
     </w:p>
     <w:p>
@@ -1804,7 +2345,41 @@
           <w:sz w:val="21"/>
           <w:szCs w:val="21"/>
         </w:rPr>
-        <w:t> za reči o vojne sa dostane do basy, odtiaľ ho vyhodia a dostane sa do blázinca – odtiaľ ho opäť vyhodia a hoci je blázon, musí narukovať na vojnu</w:t>
+        <w:t> je ako Don Quijote, lebo ich úmysly sú čisté</w:t>
+      </w:r>
+    </w:p>
+    <w:p>
+      <w:pPr>
+        <w:pStyle w:val="Odsekzoznamu"/>
+        <w:numPr>
+          <w:ilvl w:val="0"/>
+          <w:numId w:val="16"/>
+        </w:numPr>
+        <w:spacing w:after="0" w:line="240" w:lineRule="auto"/>
+        <w:rPr>
+          <w:rFonts w:ascii="Times New Roman" w:hAnsi="Times New Roman" w:cs="Times New Roman"/>
+          <w:i/>
+          <w:iCs/>
+          <w:sz w:val="21"/>
+          <w:szCs w:val="21"/>
+        </w:rPr>
+      </w:pPr>
+      <w:r>
+        <w:rPr>
+          <w:rFonts w:ascii="Times New Roman" w:hAnsi="Times New Roman" w:cs="Times New Roman"/>
+          <w:sz w:val="21"/>
+          <w:szCs w:val="21"/>
+          <w:u w:val="single"/>
+        </w:rPr>
+        <w:t>kompozícia</w:t>
+      </w:r>
+      <w:r>
+        <w:rPr>
+          <w:rFonts w:ascii="Times New Roman" w:hAnsi="Times New Roman" w:cs="Times New Roman"/>
+          <w:sz w:val="21"/>
+          <w:szCs w:val="21"/>
+        </w:rPr>
+        <w:t>:</w:t>
       </w:r>
     </w:p>
     <w:p>
@@ -1829,7 +2404,7 @@
           <w:sz w:val="21"/>
           <w:szCs w:val="21"/>
         </w:rPr>
-        <w:t> je intelektuálne jednoduchý, ale prakticky založený človek; je veselý, dôverčivý, nekritizuje, nemoralizuje</w:t>
+        <w:t>román je zložený z mnohých príbehov, kt na seba voľne nadväzujú</w:t>
       </w:r>
     </w:p>
     <w:p>
@@ -1854,25 +2429,57 @@
           <w:sz w:val="21"/>
           <w:szCs w:val="21"/>
         </w:rPr>
-        <w:t xml:space="preserve"> je ako Don </w:t>
-      </w:r>
-      <w:proofErr w:type="spellStart"/>
-      <w:r>
-        <w:rPr>
-          <w:rFonts w:ascii="Times New Roman" w:hAnsi="Times New Roman" w:cs="Times New Roman"/>
-          <w:sz w:val="21"/>
-          <w:szCs w:val="21"/>
-        </w:rPr>
-        <w:t>Quijote</w:t>
-      </w:r>
-      <w:proofErr w:type="spellEnd"/>
-      <w:r>
-        <w:rPr>
-          <w:rFonts w:ascii="Times New Roman" w:hAnsi="Times New Roman" w:cs="Times New Roman"/>
-          <w:sz w:val="21"/>
-          <w:szCs w:val="21"/>
-        </w:rPr>
-        <w:t>, lebo ich úmysly sú čisté</w:t>
+        <w:t>spája ich hl. postava Švejka, kt symbolizuje typ ľudového hrdinu, kt do bodky plní nezmyselné príkazy</w:t>
+      </w:r>
+    </w:p>
+    <w:p>
+      <w:pPr>
+        <w:pStyle w:val="Odsekzoznamu"/>
+        <w:numPr>
+          <w:ilvl w:val="1"/>
+          <w:numId w:val="16"/>
+        </w:numPr>
+        <w:spacing w:after="0" w:line="240" w:lineRule="auto"/>
+        <w:rPr>
+          <w:rFonts w:ascii="Times New Roman" w:hAnsi="Times New Roman" w:cs="Times New Roman"/>
+          <w:i/>
+          <w:iCs/>
+          <w:sz w:val="21"/>
+          <w:szCs w:val="21"/>
+        </w:rPr>
+      </w:pPr>
+      <w:r>
+        <w:rPr>
+          <w:rFonts w:ascii="Times New Roman" w:hAnsi="Times New Roman" w:cs="Times New Roman"/>
+          <w:sz w:val="21"/>
+          <w:szCs w:val="21"/>
+        </w:rPr>
+        <w:t>príbehy sú doplnené komickými scénkami, kt zdôrazňujú absurditu vojnu</w:t>
+      </w:r>
+    </w:p>
+    <w:p>
+      <w:pPr>
+        <w:pStyle w:val="Odsekzoznamu"/>
+        <w:numPr>
+          <w:ilvl w:val="1"/>
+          <w:numId w:val="16"/>
+        </w:numPr>
+        <w:spacing w:after="0" w:line="240" w:lineRule="auto"/>
+        <w:rPr>
+          <w:rFonts w:ascii="Times New Roman" w:hAnsi="Times New Roman" w:cs="Times New Roman"/>
+          <w:i/>
+          <w:iCs/>
+          <w:sz w:val="21"/>
+          <w:szCs w:val="21"/>
+        </w:rPr>
+      </w:pPr>
+      <w:r>
+        <w:rPr>
+          <w:rFonts w:ascii="Times New Roman" w:hAnsi="Times New Roman" w:cs="Times New Roman"/>
+          <w:sz w:val="21"/>
+          <w:szCs w:val="21"/>
+        </w:rPr>
+        <w:t>Hašek využíva hovorovú reč, slang a žargón na oživenie diela. nespisovný jazyk je prejavom istej spol. vrstvy (vojakov, študentov)</w:t>
       </w:r>
     </w:p>
     <w:p>
@@ -1894,11 +2501,12 @@
       <w:r>
         <w:rPr>
           <w:rFonts w:ascii="Times New Roman" w:hAnsi="Times New Roman" w:cs="Times New Roman"/>
-          <w:sz w:val="21"/>
-          <w:szCs w:val="21"/>
-          <w:u w:val="single"/>
-        </w:rPr>
-        <w:t>kompozícia</w:t>
+          <w:b/>
+          <w:bCs/>
+          <w:sz w:val="21"/>
+          <w:szCs w:val="21"/>
+        </w:rPr>
+        <w:t>absurdita v diele</w:t>
       </w:r>
       <w:r>
         <w:rPr>
@@ -1931,25 +2539,7 @@
           <w:sz w:val="21"/>
           <w:szCs w:val="21"/>
         </w:rPr>
-        <w:t xml:space="preserve">román je zložený z mnohých príbehov, </w:t>
-      </w:r>
-      <w:proofErr w:type="spellStart"/>
-      <w:r>
-        <w:rPr>
-          <w:rFonts w:ascii="Times New Roman" w:hAnsi="Times New Roman" w:cs="Times New Roman"/>
-          <w:sz w:val="21"/>
-          <w:szCs w:val="21"/>
-        </w:rPr>
-        <w:t>kt</w:t>
-      </w:r>
-      <w:proofErr w:type="spellEnd"/>
-      <w:r>
-        <w:rPr>
-          <w:rFonts w:ascii="Times New Roman" w:hAnsi="Times New Roman" w:cs="Times New Roman"/>
-          <w:sz w:val="21"/>
-          <w:szCs w:val="21"/>
-        </w:rPr>
-        <w:t xml:space="preserve"> na seba voľne nadväzujú</w:t>
+        <w:t>Švejk mal reumu, nevládal chodiť, bol na vozíku, verejne vyhlásený za blázna, napriek tomu šiel na vojnu</w:t>
       </w:r>
     </w:p>
     <w:p>
@@ -1974,225 +2564,7 @@
           <w:sz w:val="21"/>
           <w:szCs w:val="21"/>
         </w:rPr>
-        <w:lastRenderedPageBreak/>
-        <w:t xml:space="preserve">spája ich hl. postava Švejka, </w:t>
-      </w:r>
-      <w:proofErr w:type="spellStart"/>
-      <w:r>
-        <w:rPr>
-          <w:rFonts w:ascii="Times New Roman" w:hAnsi="Times New Roman" w:cs="Times New Roman"/>
-          <w:sz w:val="21"/>
-          <w:szCs w:val="21"/>
-        </w:rPr>
-        <w:t>kt</w:t>
-      </w:r>
-      <w:proofErr w:type="spellEnd"/>
-      <w:r>
-        <w:rPr>
-          <w:rFonts w:ascii="Times New Roman" w:hAnsi="Times New Roman" w:cs="Times New Roman"/>
-          <w:sz w:val="21"/>
-          <w:szCs w:val="21"/>
-        </w:rPr>
-        <w:t xml:space="preserve"> symbolizuje typ ľudového hrdinu, </w:t>
-      </w:r>
-      <w:proofErr w:type="spellStart"/>
-      <w:r>
-        <w:rPr>
-          <w:rFonts w:ascii="Times New Roman" w:hAnsi="Times New Roman" w:cs="Times New Roman"/>
-          <w:sz w:val="21"/>
-          <w:szCs w:val="21"/>
-        </w:rPr>
-        <w:t>kt</w:t>
-      </w:r>
-      <w:proofErr w:type="spellEnd"/>
-      <w:r>
-        <w:rPr>
-          <w:rFonts w:ascii="Times New Roman" w:hAnsi="Times New Roman" w:cs="Times New Roman"/>
-          <w:sz w:val="21"/>
-          <w:szCs w:val="21"/>
-        </w:rPr>
-        <w:t xml:space="preserve"> do bodky plní nezmyselné príkazy</w:t>
-      </w:r>
-    </w:p>
-    <w:p>
-      <w:pPr>
-        <w:pStyle w:val="Odsekzoznamu"/>
-        <w:numPr>
-          <w:ilvl w:val="1"/>
-          <w:numId w:val="16"/>
-        </w:numPr>
-        <w:spacing w:after="0" w:line="240" w:lineRule="auto"/>
-        <w:rPr>
-          <w:rFonts w:ascii="Times New Roman" w:hAnsi="Times New Roman" w:cs="Times New Roman"/>
-          <w:i/>
-          <w:iCs/>
-          <w:sz w:val="21"/>
-          <w:szCs w:val="21"/>
-        </w:rPr>
-      </w:pPr>
-      <w:r>
-        <w:rPr>
-          <w:rFonts w:ascii="Times New Roman" w:hAnsi="Times New Roman" w:cs="Times New Roman"/>
-          <w:sz w:val="21"/>
-          <w:szCs w:val="21"/>
-        </w:rPr>
-        <w:t xml:space="preserve">príbehy sú doplnené komickými scénkami, </w:t>
-      </w:r>
-      <w:proofErr w:type="spellStart"/>
-      <w:r>
-        <w:rPr>
-          <w:rFonts w:ascii="Times New Roman" w:hAnsi="Times New Roman" w:cs="Times New Roman"/>
-          <w:sz w:val="21"/>
-          <w:szCs w:val="21"/>
-        </w:rPr>
-        <w:t>kt</w:t>
-      </w:r>
-      <w:proofErr w:type="spellEnd"/>
-      <w:r>
-        <w:rPr>
-          <w:rFonts w:ascii="Times New Roman" w:hAnsi="Times New Roman" w:cs="Times New Roman"/>
-          <w:sz w:val="21"/>
-          <w:szCs w:val="21"/>
-        </w:rPr>
-        <w:t xml:space="preserve"> zdôrazňujú absurditu vojnu</w:t>
-      </w:r>
-    </w:p>
-    <w:p>
-      <w:pPr>
-        <w:pStyle w:val="Odsekzoznamu"/>
-        <w:numPr>
-          <w:ilvl w:val="1"/>
-          <w:numId w:val="16"/>
-        </w:numPr>
-        <w:spacing w:after="0" w:line="240" w:lineRule="auto"/>
-        <w:rPr>
-          <w:rFonts w:ascii="Times New Roman" w:hAnsi="Times New Roman" w:cs="Times New Roman"/>
-          <w:i/>
-          <w:iCs/>
-          <w:sz w:val="21"/>
-          <w:szCs w:val="21"/>
-        </w:rPr>
-      </w:pPr>
-      <w:proofErr w:type="spellStart"/>
-      <w:r>
-        <w:rPr>
-          <w:rFonts w:ascii="Times New Roman" w:hAnsi="Times New Roman" w:cs="Times New Roman"/>
-          <w:sz w:val="21"/>
-          <w:szCs w:val="21"/>
-        </w:rPr>
-        <w:t>Hašek</w:t>
-      </w:r>
-      <w:proofErr w:type="spellEnd"/>
-      <w:r>
-        <w:rPr>
-          <w:rFonts w:ascii="Times New Roman" w:hAnsi="Times New Roman" w:cs="Times New Roman"/>
-          <w:sz w:val="21"/>
-          <w:szCs w:val="21"/>
-        </w:rPr>
-        <w:t xml:space="preserve"> využíva hovorovú reč, slang a žargón na oživenie diela. nespisovný jazyk je prejavom istej spol. vrstvy (vojakov, študentov)</w:t>
-      </w:r>
-    </w:p>
-    <w:p>
-      <w:pPr>
-        <w:pStyle w:val="Odsekzoznamu"/>
-        <w:numPr>
-          <w:ilvl w:val="0"/>
-          <w:numId w:val="16"/>
-        </w:numPr>
-        <w:spacing w:after="0" w:line="240" w:lineRule="auto"/>
-        <w:rPr>
-          <w:rFonts w:ascii="Times New Roman" w:hAnsi="Times New Roman" w:cs="Times New Roman"/>
-          <w:i/>
-          <w:iCs/>
-          <w:sz w:val="21"/>
-          <w:szCs w:val="21"/>
-        </w:rPr>
-      </w:pPr>
-      <w:r>
-        <w:rPr>
-          <w:rFonts w:ascii="Times New Roman" w:hAnsi="Times New Roman" w:cs="Times New Roman"/>
-          <w:b/>
-          <w:bCs/>
-          <w:sz w:val="21"/>
-          <w:szCs w:val="21"/>
-        </w:rPr>
-        <w:t>absurdita v diele</w:t>
-      </w:r>
-      <w:r>
-        <w:rPr>
-          <w:rFonts w:ascii="Times New Roman" w:hAnsi="Times New Roman" w:cs="Times New Roman"/>
-          <w:sz w:val="21"/>
-          <w:szCs w:val="21"/>
-        </w:rPr>
-        <w:t>:</w:t>
-      </w:r>
-    </w:p>
-    <w:p>
-      <w:pPr>
-        <w:pStyle w:val="Odsekzoznamu"/>
-        <w:numPr>
-          <w:ilvl w:val="1"/>
-          <w:numId w:val="16"/>
-        </w:numPr>
-        <w:spacing w:after="0" w:line="240" w:lineRule="auto"/>
-        <w:rPr>
-          <w:rFonts w:ascii="Times New Roman" w:hAnsi="Times New Roman" w:cs="Times New Roman"/>
-          <w:i/>
-          <w:iCs/>
-          <w:sz w:val="21"/>
-          <w:szCs w:val="21"/>
-        </w:rPr>
-      </w:pPr>
-      <w:r>
-        <w:rPr>
-          <w:rFonts w:ascii="Times New Roman" w:hAnsi="Times New Roman" w:cs="Times New Roman"/>
-          <w:sz w:val="21"/>
-          <w:szCs w:val="21"/>
-        </w:rPr>
-        <w:t>Švejk mal reumu, nevládal chodiť, bol na vozíku, verejne vyhlásený za blázna, napriek tomu šiel na vojnu</w:t>
-      </w:r>
-    </w:p>
-    <w:p>
-      <w:pPr>
-        <w:pStyle w:val="Odsekzoznamu"/>
-        <w:numPr>
-          <w:ilvl w:val="1"/>
-          <w:numId w:val="16"/>
-        </w:numPr>
-        <w:spacing w:after="0" w:line="240" w:lineRule="auto"/>
-        <w:rPr>
-          <w:rFonts w:ascii="Times New Roman" w:hAnsi="Times New Roman" w:cs="Times New Roman"/>
-          <w:i/>
-          <w:iCs/>
-          <w:sz w:val="21"/>
-          <w:szCs w:val="21"/>
-        </w:rPr>
-      </w:pPr>
-      <w:r>
-        <w:rPr>
-          <w:rFonts w:ascii="Times New Roman" w:hAnsi="Times New Roman" w:cs="Times New Roman"/>
-          <w:sz w:val="21"/>
-          <w:szCs w:val="21"/>
-        </w:rPr>
-        <w:t xml:space="preserve">vojak, </w:t>
-      </w:r>
-      <w:proofErr w:type="spellStart"/>
-      <w:r>
-        <w:rPr>
-          <w:rFonts w:ascii="Times New Roman" w:hAnsi="Times New Roman" w:cs="Times New Roman"/>
-          <w:sz w:val="21"/>
-          <w:szCs w:val="21"/>
-        </w:rPr>
-        <w:t>kt</w:t>
-      </w:r>
-      <w:proofErr w:type="spellEnd"/>
-      <w:r>
-        <w:rPr>
-          <w:rFonts w:ascii="Times New Roman" w:hAnsi="Times New Roman" w:cs="Times New Roman"/>
-          <w:sz w:val="21"/>
-          <w:szCs w:val="21"/>
-        </w:rPr>
-        <w:t xml:space="preserve"> mal amputovanú nohu dostal protézu, v prípade potrestania mu ju vzali</w:t>
+        <w:t>vojak, kt mal amputovanú nohu dostal protézu, v prípade potrestania mu ju vzali</w:t>
       </w:r>
     </w:p>
     <w:p>
@@ -2257,7 +2629,10 @@
           <w:u w:val="single"/>
         </w:rPr>
       </w:pPr>
-      <w:r>
+    </w:p>
+    <w:p>
+      <w:pPr>
+        <w:spacing w:after="0" w:line="240" w:lineRule="auto"/>
         <w:rPr>
           <w:rFonts w:ascii="Times New Roman" w:hAnsi="Times New Roman" w:cs="Times New Roman"/>
           <w:b/>
@@ -2266,297 +2641,7 @@
           <w:szCs w:val="22"/>
           <w:u w:val="single"/>
         </w:rPr>
-        <w:t>SOCIÁLNE ANGAŽOVANÁ LITERATÚRA</w:t>
-      </w:r>
-    </w:p>
-    <w:p>
-      <w:pPr>
-        <w:pStyle w:val="Odsekzoznamu"/>
-        <w:numPr>
-          <w:ilvl w:val="0"/>
-          <w:numId w:val="8"/>
-        </w:numPr>
-        <w:spacing w:after="0" w:line="240" w:lineRule="auto"/>
-        <w:rPr>
-          <w:rFonts w:ascii="Times New Roman" w:hAnsi="Times New Roman" w:cs="Times New Roman"/>
-          <w:sz w:val="21"/>
-          <w:szCs w:val="21"/>
-        </w:rPr>
-      </w:pPr>
-      <w:r>
-        <w:rPr>
-          <w:rFonts w:ascii="Times New Roman" w:hAnsi="Times New Roman" w:cs="Times New Roman"/>
-          <w:sz w:val="21"/>
-          <w:szCs w:val="21"/>
-        </w:rPr>
-        <w:t xml:space="preserve">patria tu umelci, </w:t>
-      </w:r>
-      <w:proofErr w:type="spellStart"/>
-      <w:r>
-        <w:rPr>
-          <w:rFonts w:ascii="Times New Roman" w:hAnsi="Times New Roman" w:cs="Times New Roman"/>
-          <w:sz w:val="21"/>
-          <w:szCs w:val="21"/>
-        </w:rPr>
-        <w:t>kt</w:t>
-      </w:r>
-      <w:proofErr w:type="spellEnd"/>
-      <w:r>
-        <w:rPr>
-          <w:rFonts w:ascii="Times New Roman" w:hAnsi="Times New Roman" w:cs="Times New Roman"/>
-          <w:sz w:val="21"/>
-          <w:szCs w:val="21"/>
-        </w:rPr>
-        <w:t xml:space="preserve"> písali o živote chudobných vrstiev</w:t>
-      </w:r>
-    </w:p>
-    <w:p>
-      <w:pPr>
-        <w:pStyle w:val="Odsekzoznamu"/>
-        <w:numPr>
-          <w:ilvl w:val="0"/>
-          <w:numId w:val="8"/>
-        </w:numPr>
-        <w:spacing w:after="0" w:line="240" w:lineRule="auto"/>
-        <w:rPr>
-          <w:rFonts w:ascii="Times New Roman" w:hAnsi="Times New Roman" w:cs="Times New Roman"/>
-          <w:sz w:val="21"/>
-          <w:szCs w:val="21"/>
-        </w:rPr>
-      </w:pPr>
-      <w:r>
-        <w:rPr>
-          <w:rFonts w:ascii="Times New Roman" w:hAnsi="Times New Roman" w:cs="Times New Roman"/>
-          <w:sz w:val="21"/>
-          <w:szCs w:val="21"/>
-        </w:rPr>
-        <w:t xml:space="preserve">písali o biede, vykorisťovaní a chorobách, využívali jazyk ulice, čím sa snažili priblížiť </w:t>
-      </w:r>
-      <w:proofErr w:type="spellStart"/>
-      <w:r>
-        <w:rPr>
-          <w:rFonts w:ascii="Times New Roman" w:hAnsi="Times New Roman" w:cs="Times New Roman"/>
-          <w:b/>
-          <w:bCs/>
-          <w:i/>
-          <w:iCs/>
-          <w:sz w:val="21"/>
-          <w:szCs w:val="21"/>
-        </w:rPr>
-        <w:t>prolateriátu</w:t>
-      </w:r>
-      <w:proofErr w:type="spellEnd"/>
-      <w:r>
-        <w:rPr>
-          <w:rFonts w:ascii="Times New Roman" w:hAnsi="Times New Roman" w:cs="Times New Roman"/>
-          <w:sz w:val="21"/>
-          <w:szCs w:val="21"/>
-        </w:rPr>
-        <w:t xml:space="preserve"> = vrstve nemajetných ľudí (robotníkov)</w:t>
-      </w:r>
-    </w:p>
-    <w:p>
-      <w:pPr>
-        <w:spacing w:after="0" w:line="240" w:lineRule="auto"/>
-        <w:rPr>
-          <w:rFonts w:ascii="Times New Roman" w:hAnsi="Times New Roman" w:cs="Times New Roman"/>
-          <w:b/>
-          <w:bCs/>
-          <w:sz w:val="21"/>
-          <w:szCs w:val="21"/>
-        </w:rPr>
-      </w:pPr>
-      <w:r>
-        <w:rPr>
-          <w:rFonts w:ascii="Times New Roman" w:hAnsi="Times New Roman" w:cs="Times New Roman"/>
-          <w:b/>
-          <w:bCs/>
-          <w:sz w:val="21"/>
-          <w:szCs w:val="21"/>
-        </w:rPr>
-        <w:t xml:space="preserve">Slovenská </w:t>
-      </w:r>
-      <w:proofErr w:type="spellStart"/>
-      <w:r>
-        <w:rPr>
-          <w:rFonts w:ascii="Times New Roman" w:hAnsi="Times New Roman" w:cs="Times New Roman"/>
-          <w:b/>
-          <w:bCs/>
-          <w:sz w:val="21"/>
-          <w:szCs w:val="21"/>
-        </w:rPr>
-        <w:t>prolateárska</w:t>
-      </w:r>
-      <w:proofErr w:type="spellEnd"/>
-      <w:r>
-        <w:rPr>
-          <w:rFonts w:ascii="Times New Roman" w:hAnsi="Times New Roman" w:cs="Times New Roman"/>
-          <w:b/>
-          <w:bCs/>
-          <w:sz w:val="21"/>
-          <w:szCs w:val="21"/>
-        </w:rPr>
-        <w:t xml:space="preserve"> literatúra</w:t>
-      </w:r>
-    </w:p>
-    <w:p>
-      <w:pPr>
-        <w:pStyle w:val="Odsekzoznamu"/>
-        <w:numPr>
-          <w:ilvl w:val="0"/>
-          <w:numId w:val="12"/>
-        </w:numPr>
-        <w:spacing w:after="0" w:line="240" w:lineRule="auto"/>
-        <w:rPr>
-          <w:rFonts w:ascii="Times New Roman" w:hAnsi="Times New Roman" w:cs="Times New Roman"/>
-          <w:sz w:val="21"/>
-          <w:szCs w:val="21"/>
-        </w:rPr>
-      </w:pPr>
-      <w:r>
-        <w:rPr>
-          <w:rFonts w:ascii="Times New Roman" w:hAnsi="Times New Roman" w:cs="Times New Roman"/>
-          <w:sz w:val="21"/>
-          <w:szCs w:val="21"/>
-        </w:rPr>
-        <w:t xml:space="preserve">autori sa združovali okolo časopisu </w:t>
-      </w:r>
-      <w:r>
-        <w:rPr>
-          <w:rFonts w:ascii="Times New Roman" w:hAnsi="Times New Roman" w:cs="Times New Roman"/>
-          <w:b/>
-          <w:bCs/>
-          <w:sz w:val="21"/>
-          <w:szCs w:val="21"/>
-        </w:rPr>
-        <w:t>DAV</w:t>
-      </w:r>
-      <w:r>
-        <w:rPr>
-          <w:rFonts w:ascii="Times New Roman" w:hAnsi="Times New Roman" w:cs="Times New Roman"/>
-          <w:sz w:val="21"/>
-          <w:szCs w:val="21"/>
-        </w:rPr>
-        <w:t xml:space="preserve">: </w:t>
-      </w:r>
-      <w:r>
-        <w:rPr>
-          <w:rFonts w:ascii="Times New Roman" w:hAnsi="Times New Roman" w:cs="Times New Roman"/>
-          <w:b/>
-          <w:bCs/>
-          <w:sz w:val="21"/>
-          <w:szCs w:val="21"/>
-        </w:rPr>
-        <w:t>D</w:t>
-      </w:r>
-      <w:r>
-        <w:rPr>
-          <w:rFonts w:ascii="Times New Roman" w:hAnsi="Times New Roman" w:cs="Times New Roman"/>
-          <w:sz w:val="21"/>
-          <w:szCs w:val="21"/>
-        </w:rPr>
-        <w:t xml:space="preserve">aniel Okáli, </w:t>
-      </w:r>
-      <w:r>
-        <w:rPr>
-          <w:rFonts w:ascii="Times New Roman" w:hAnsi="Times New Roman" w:cs="Times New Roman"/>
-          <w:b/>
-          <w:bCs/>
-          <w:sz w:val="21"/>
-          <w:szCs w:val="21"/>
-        </w:rPr>
-        <w:t>A</w:t>
-      </w:r>
-      <w:r>
-        <w:rPr>
-          <w:rFonts w:ascii="Times New Roman" w:hAnsi="Times New Roman" w:cs="Times New Roman"/>
-          <w:sz w:val="21"/>
-          <w:szCs w:val="21"/>
-        </w:rPr>
-        <w:t xml:space="preserve">ndrej </w:t>
-      </w:r>
-      <w:proofErr w:type="spellStart"/>
-      <w:r>
-        <w:rPr>
-          <w:rFonts w:ascii="Times New Roman" w:hAnsi="Times New Roman" w:cs="Times New Roman"/>
-          <w:sz w:val="21"/>
-          <w:szCs w:val="21"/>
-        </w:rPr>
-        <w:t>Sirácky</w:t>
-      </w:r>
-      <w:proofErr w:type="spellEnd"/>
-      <w:r>
-        <w:rPr>
-          <w:rFonts w:ascii="Times New Roman" w:hAnsi="Times New Roman" w:cs="Times New Roman"/>
-          <w:sz w:val="21"/>
-          <w:szCs w:val="21"/>
-        </w:rPr>
-        <w:t xml:space="preserve">, </w:t>
-      </w:r>
-      <w:r>
-        <w:rPr>
-          <w:rFonts w:ascii="Times New Roman" w:hAnsi="Times New Roman" w:cs="Times New Roman"/>
-          <w:b/>
-          <w:bCs/>
-          <w:sz w:val="21"/>
-          <w:szCs w:val="21"/>
-        </w:rPr>
-        <w:t>V</w:t>
-      </w:r>
-      <w:r>
-        <w:rPr>
-          <w:rFonts w:ascii="Times New Roman" w:hAnsi="Times New Roman" w:cs="Times New Roman"/>
-          <w:sz w:val="21"/>
-          <w:szCs w:val="21"/>
-        </w:rPr>
-        <w:t>ladimír Clementis</w:t>
-      </w:r>
-    </w:p>
-    <w:p>
-      <w:pPr>
-        <w:pStyle w:val="Odsekzoznamu"/>
-        <w:numPr>
-          <w:ilvl w:val="0"/>
-          <w:numId w:val="12"/>
-        </w:numPr>
-        <w:spacing w:after="0" w:line="240" w:lineRule="auto"/>
-        <w:rPr>
-          <w:rFonts w:ascii="Times New Roman" w:hAnsi="Times New Roman" w:cs="Times New Roman"/>
-          <w:sz w:val="21"/>
-          <w:szCs w:val="21"/>
-        </w:rPr>
-      </w:pPr>
-      <w:r>
-        <w:rPr>
-          <w:rFonts w:ascii="Times New Roman" w:hAnsi="Times New Roman" w:cs="Times New Roman"/>
-          <w:sz w:val="21"/>
-          <w:szCs w:val="21"/>
-        </w:rPr>
-        <w:t>priklonili sa k ideológii komunistickej strany, propagovali ruskú revolúciu</w:t>
-      </w:r>
-    </w:p>
-    <w:p>
-      <w:pPr>
-        <w:pStyle w:val="Odsekzoznamu"/>
-        <w:numPr>
-          <w:ilvl w:val="0"/>
-          <w:numId w:val="12"/>
-        </w:numPr>
-        <w:spacing w:after="0" w:line="240" w:lineRule="auto"/>
-        <w:rPr>
-          <w:rFonts w:ascii="Times New Roman" w:hAnsi="Times New Roman" w:cs="Times New Roman"/>
-          <w:sz w:val="21"/>
-          <w:szCs w:val="21"/>
-        </w:rPr>
-      </w:pPr>
-      <w:r>
-        <w:rPr>
-          <w:rFonts w:ascii="Times New Roman" w:hAnsi="Times New Roman" w:cs="Times New Roman"/>
-          <w:sz w:val="21"/>
-          <w:szCs w:val="21"/>
-        </w:rPr>
-        <w:t>davisti používali avantgardné experimentovanie s formou, neskôr prešli k socialistickému realizmu</w:t>
-      </w:r>
+      </w:pPr>
     </w:p>
     <w:p>
       <w:pPr>
@@ -2570,7 +2655,10 @@
           <w:u w:val="single"/>
         </w:rPr>
       </w:pPr>
-      <w:r>
+    </w:p>
+    <w:p>
+      <w:pPr>
+        <w:spacing w:after="0" w:line="240" w:lineRule="auto"/>
         <w:rPr>
           <w:rFonts w:ascii="Times New Roman" w:hAnsi="Times New Roman" w:cs="Times New Roman"/>
           <w:b/>
@@ -2579,9 +2667,11 @@
           <w:szCs w:val="22"/>
           <w:u w:val="single"/>
         </w:rPr>
-        <w:t>S</w:t>
-      </w:r>
-      <w:r>
+      </w:pPr>
+    </w:p>
+    <w:p>
+      <w:pPr>
+        <w:spacing w:after="0" w:line="240" w:lineRule="auto"/>
         <w:rPr>
           <w:rFonts w:ascii="Times New Roman" w:hAnsi="Times New Roman" w:cs="Times New Roman"/>
           <w:b/>
@@ -2590,1583 +2680,7 @@
           <w:szCs w:val="22"/>
           <w:u w:val="single"/>
         </w:rPr>
-        <w:t>OCIALISTIKÝ REALIZMUS</w:t>
-      </w:r>
-    </w:p>
-    <w:p>
-      <w:pPr>
-        <w:pStyle w:val="Odsekzoznamu"/>
-        <w:numPr>
-          <w:ilvl w:val="0"/>
-          <w:numId w:val="13"/>
-        </w:numPr>
-        <w:spacing w:after="0" w:line="240" w:lineRule="auto"/>
-        <w:rPr>
-          <w:rFonts w:ascii="Times New Roman" w:hAnsi="Times New Roman" w:cs="Times New Roman"/>
-          <w:sz w:val="21"/>
-          <w:szCs w:val="21"/>
-        </w:rPr>
-      </w:pPr>
-      <w:r>
-        <w:rPr>
-          <w:rFonts w:ascii="Times New Roman" w:hAnsi="Times New Roman" w:cs="Times New Roman"/>
-          <w:sz w:val="21"/>
-          <w:szCs w:val="21"/>
-        </w:rPr>
-        <w:t xml:space="preserve"> umelecký smer, </w:t>
-      </w:r>
-      <w:proofErr w:type="spellStart"/>
-      <w:r>
-        <w:rPr>
-          <w:rFonts w:ascii="Times New Roman" w:hAnsi="Times New Roman" w:cs="Times New Roman"/>
-          <w:sz w:val="21"/>
-          <w:szCs w:val="21"/>
-        </w:rPr>
-        <w:t>kt</w:t>
-      </w:r>
-      <w:proofErr w:type="spellEnd"/>
-      <w:r>
-        <w:rPr>
-          <w:rFonts w:ascii="Times New Roman" w:hAnsi="Times New Roman" w:cs="Times New Roman"/>
-          <w:sz w:val="21"/>
-          <w:szCs w:val="21"/>
-        </w:rPr>
-        <w:t xml:space="preserve"> vznikol v ZSSR pred 2.s.v.</w:t>
-      </w:r>
-    </w:p>
-    <w:p>
-      <w:pPr>
-        <w:pStyle w:val="Odsekzoznamu"/>
-        <w:numPr>
-          <w:ilvl w:val="0"/>
-          <w:numId w:val="13"/>
-        </w:numPr>
-        <w:spacing w:after="0" w:line="240" w:lineRule="auto"/>
-        <w:rPr>
-          <w:rFonts w:ascii="Times New Roman" w:hAnsi="Times New Roman" w:cs="Times New Roman"/>
-          <w:sz w:val="21"/>
-          <w:szCs w:val="21"/>
-        </w:rPr>
-      </w:pPr>
-      <w:r>
-        <w:rPr>
-          <w:rFonts w:ascii="Times New Roman" w:hAnsi="Times New Roman" w:cs="Times New Roman"/>
-          <w:sz w:val="21"/>
-          <w:szCs w:val="21"/>
-        </w:rPr>
-        <w:t> ideologickým východiskom je filozofia marxizmu-leninizmu = umenie je „odraz skutočnosti“</w:t>
-      </w:r>
-    </w:p>
-    <w:p>
-      <w:pPr>
-        <w:pStyle w:val="Odsekzoznamu"/>
-        <w:numPr>
-          <w:ilvl w:val="0"/>
-          <w:numId w:val="13"/>
-        </w:numPr>
-        <w:spacing w:after="0" w:line="240" w:lineRule="auto"/>
-        <w:rPr>
-          <w:rFonts w:ascii="Times New Roman" w:hAnsi="Times New Roman" w:cs="Times New Roman"/>
-          <w:sz w:val="21"/>
-          <w:szCs w:val="21"/>
-        </w:rPr>
-      </w:pPr>
-      <w:r>
-        <w:rPr>
-          <w:rFonts w:ascii="Times New Roman" w:hAnsi="Times New Roman" w:cs="Times New Roman"/>
-          <w:sz w:val="21"/>
-          <w:szCs w:val="21"/>
-        </w:rPr>
-        <w:t> využívajú čierno-biele videnie postáv:</w:t>
-      </w:r>
-    </w:p>
-    <w:p>
-      <w:pPr>
-        <w:pStyle w:val="Odsekzoznamu"/>
-        <w:numPr>
-          <w:ilvl w:val="2"/>
-          <w:numId w:val="2"/>
-        </w:numPr>
-        <w:spacing w:after="0" w:line="240" w:lineRule="auto"/>
-        <w:ind w:left="1314"/>
-        <w:rPr>
-          <w:rFonts w:ascii="Times New Roman" w:hAnsi="Times New Roman" w:cs="Times New Roman"/>
-          <w:sz w:val="21"/>
-          <w:szCs w:val="21"/>
-        </w:rPr>
-      </w:pPr>
-      <w:r>
-        <w:rPr>
-          <w:rFonts w:ascii="Times New Roman" w:hAnsi="Times New Roman" w:cs="Times New Roman"/>
-          <w:sz w:val="21"/>
-          <w:szCs w:val="21"/>
-        </w:rPr>
-        <w:t> </w:t>
-      </w:r>
-      <w:r>
-        <w:rPr>
-          <w:rFonts w:ascii="Times New Roman" w:hAnsi="Times New Roman" w:cs="Times New Roman"/>
-          <w:b/>
-          <w:bCs/>
-          <w:sz w:val="21"/>
-          <w:szCs w:val="21"/>
-        </w:rPr>
-        <w:t>biele postavy (+):</w:t>
-      </w:r>
-      <w:r>
-        <w:rPr>
-          <w:rFonts w:ascii="Times New Roman" w:hAnsi="Times New Roman" w:cs="Times New Roman"/>
-          <w:sz w:val="21"/>
-          <w:szCs w:val="21"/>
-        </w:rPr>
-        <w:t xml:space="preserve"> robotník, roľník, vojak – je idealizovaný, na začiatku príbehu je nerozhodný, nevie, ku komu sa pridať, no prechádza skúškami, </w:t>
-      </w:r>
-      <w:proofErr w:type="spellStart"/>
-      <w:r>
-        <w:rPr>
-          <w:rFonts w:ascii="Times New Roman" w:hAnsi="Times New Roman" w:cs="Times New Roman"/>
-          <w:sz w:val="21"/>
-          <w:szCs w:val="21"/>
-        </w:rPr>
-        <w:t>kt</w:t>
-      </w:r>
-      <w:proofErr w:type="spellEnd"/>
-      <w:r>
-        <w:rPr>
-          <w:rFonts w:ascii="Times New Roman" w:hAnsi="Times New Roman" w:cs="Times New Roman"/>
-          <w:sz w:val="21"/>
-          <w:szCs w:val="21"/>
-        </w:rPr>
-        <w:t xml:space="preserve"> vedú k jeho premene (uvedomeniu)</w:t>
-      </w:r>
-    </w:p>
-    <w:p>
-      <w:pPr>
-        <w:pStyle w:val="Odsekzoznamu"/>
-        <w:numPr>
-          <w:ilvl w:val="2"/>
-          <w:numId w:val="2"/>
-        </w:numPr>
-        <w:spacing w:after="0" w:line="240" w:lineRule="auto"/>
-        <w:ind w:left="1314"/>
-        <w:rPr>
-          <w:rFonts w:ascii="Times New Roman" w:hAnsi="Times New Roman" w:cs="Times New Roman"/>
-          <w:sz w:val="21"/>
-          <w:szCs w:val="21"/>
-        </w:rPr>
-      </w:pPr>
-      <w:r>
-        <w:rPr>
-          <w:rFonts w:ascii="Times New Roman" w:hAnsi="Times New Roman" w:cs="Times New Roman"/>
-          <w:b/>
-          <w:bCs/>
-          <w:sz w:val="21"/>
-          <w:szCs w:val="21"/>
-        </w:rPr>
-        <w:t>čierne postavy (-):</w:t>
-      </w:r>
-      <w:r>
-        <w:rPr>
-          <w:rFonts w:ascii="Times New Roman" w:hAnsi="Times New Roman" w:cs="Times New Roman"/>
-          <w:sz w:val="21"/>
-          <w:szCs w:val="21"/>
-        </w:rPr>
-        <w:t xml:space="preserve"> škodca, </w:t>
-      </w:r>
-      <w:proofErr w:type="spellStart"/>
-      <w:r>
-        <w:rPr>
-          <w:rFonts w:ascii="Times New Roman" w:hAnsi="Times New Roman" w:cs="Times New Roman"/>
-          <w:sz w:val="21"/>
-          <w:szCs w:val="21"/>
-        </w:rPr>
-        <w:t>kt</w:t>
-      </w:r>
-      <w:proofErr w:type="spellEnd"/>
-      <w:r>
-        <w:rPr>
-          <w:rFonts w:ascii="Times New Roman" w:hAnsi="Times New Roman" w:cs="Times New Roman"/>
-          <w:sz w:val="21"/>
-          <w:szCs w:val="21"/>
-        </w:rPr>
-        <w:t xml:space="preserve"> sabotuje premenu spoločnosti (šľachta, bohatí sedliaci, fabrikanti)</w:t>
-      </w:r>
-    </w:p>
-    <w:p>
-      <w:pPr>
-        <w:pStyle w:val="Odsekzoznamu"/>
-        <w:numPr>
-          <w:ilvl w:val="0"/>
-          <w:numId w:val="14"/>
-        </w:numPr>
-        <w:spacing w:after="0" w:line="240" w:lineRule="auto"/>
-        <w:rPr>
-          <w:rFonts w:ascii="Times New Roman" w:hAnsi="Times New Roman" w:cs="Times New Roman"/>
-          <w:sz w:val="21"/>
-          <w:szCs w:val="21"/>
-        </w:rPr>
-      </w:pPr>
-      <w:r>
-        <w:rPr>
-          <w:rFonts w:ascii="Times New Roman" w:hAnsi="Times New Roman" w:cs="Times New Roman"/>
-          <w:sz w:val="21"/>
-          <w:szCs w:val="21"/>
-        </w:rPr>
-        <w:t xml:space="preserve"> spracovávajú tému lásky, no žena tu nie je objektom erotiky, ale spriaznenou dušou (súdružkou), </w:t>
-      </w:r>
-      <w:proofErr w:type="spellStart"/>
-      <w:r>
-        <w:rPr>
-          <w:rFonts w:ascii="Times New Roman" w:hAnsi="Times New Roman" w:cs="Times New Roman"/>
-          <w:sz w:val="21"/>
-          <w:szCs w:val="21"/>
-        </w:rPr>
-        <w:t>kt</w:t>
-      </w:r>
-      <w:proofErr w:type="spellEnd"/>
-      <w:r>
-        <w:rPr>
-          <w:rFonts w:ascii="Times New Roman" w:hAnsi="Times New Roman" w:cs="Times New Roman"/>
-          <w:sz w:val="21"/>
-          <w:szCs w:val="21"/>
-        </w:rPr>
-        <w:t xml:space="preserve"> mu pomáha ku krajšej budúcnosti</w:t>
-      </w:r>
-    </w:p>
-    <w:p>
-      <w:pPr>
-        <w:pStyle w:val="Odsekzoznamu"/>
-        <w:numPr>
-          <w:ilvl w:val="0"/>
-          <w:numId w:val="14"/>
-        </w:numPr>
-        <w:spacing w:after="0" w:line="240" w:lineRule="auto"/>
-        <w:rPr>
-          <w:rFonts w:ascii="Times New Roman" w:hAnsi="Times New Roman" w:cs="Times New Roman"/>
-          <w:sz w:val="21"/>
-          <w:szCs w:val="21"/>
-        </w:rPr>
-      </w:pPr>
-      <w:r>
-        <w:rPr>
-          <w:rFonts w:ascii="Times New Roman" w:hAnsi="Times New Roman" w:cs="Times New Roman"/>
-          <w:sz w:val="21"/>
-          <w:szCs w:val="21"/>
-        </w:rPr>
-        <w:t> </w:t>
-      </w:r>
-      <w:r>
-        <w:rPr>
-          <w:rFonts w:ascii="Times New Roman" w:hAnsi="Times New Roman" w:cs="Times New Roman"/>
-          <w:b/>
-          <w:bCs/>
-          <w:sz w:val="21"/>
-          <w:szCs w:val="21"/>
-        </w:rPr>
-        <w:t>znaky</w:t>
-      </w:r>
-      <w:r>
-        <w:rPr>
-          <w:rFonts w:ascii="Times New Roman" w:hAnsi="Times New Roman" w:cs="Times New Roman"/>
-          <w:sz w:val="21"/>
-          <w:szCs w:val="21"/>
-        </w:rPr>
-        <w:t>:</w:t>
-      </w:r>
-    </w:p>
-    <w:p>
-      <w:pPr>
-        <w:pStyle w:val="Odsekzoznamu"/>
-        <w:numPr>
-          <w:ilvl w:val="1"/>
-          <w:numId w:val="17"/>
-        </w:numPr>
-        <w:spacing w:after="0" w:line="240" w:lineRule="auto"/>
-        <w:rPr>
-          <w:rFonts w:ascii="Times New Roman" w:hAnsi="Times New Roman" w:cs="Times New Roman"/>
-          <w:sz w:val="21"/>
-          <w:szCs w:val="21"/>
-        </w:rPr>
-      </w:pPr>
-      <w:r>
-        <w:rPr>
-          <w:rFonts w:ascii="Times New Roman" w:hAnsi="Times New Roman" w:cs="Times New Roman"/>
-          <w:sz w:val="21"/>
-          <w:szCs w:val="21"/>
-        </w:rPr>
-        <w:t> straníckosť (neexistuje čisté umenie, umelec je vždy na strane niekoho; socialistický spisovateľ je na strane robotníckej triedy a podporuje komunizmus)</w:t>
-      </w:r>
-    </w:p>
-    <w:p>
-      <w:pPr>
-        <w:pStyle w:val="Odsekzoznamu"/>
-        <w:numPr>
-          <w:ilvl w:val="1"/>
-          <w:numId w:val="17"/>
-        </w:numPr>
-        <w:spacing w:after="0" w:line="240" w:lineRule="auto"/>
-        <w:rPr>
-          <w:rFonts w:ascii="Times New Roman" w:hAnsi="Times New Roman" w:cs="Times New Roman"/>
-          <w:sz w:val="21"/>
-          <w:szCs w:val="21"/>
-        </w:rPr>
-      </w:pPr>
-      <w:r>
-        <w:rPr>
-          <w:rFonts w:ascii="Times New Roman" w:hAnsi="Times New Roman" w:cs="Times New Roman"/>
-          <w:sz w:val="21"/>
-          <w:szCs w:val="21"/>
-        </w:rPr>
-        <w:t> ľudovosť (umenie má slúžiť ľudu, pozdvihovať jeho úroveň tak, aby mu ľud rozumel)</w:t>
-      </w:r>
-    </w:p>
-    <w:p>
-      <w:pPr>
-        <w:pStyle w:val="Odsekzoznamu"/>
-        <w:numPr>
-          <w:ilvl w:val="1"/>
-          <w:numId w:val="17"/>
-        </w:numPr>
-        <w:spacing w:after="0" w:line="240" w:lineRule="auto"/>
-        <w:rPr>
-          <w:rFonts w:ascii="Times New Roman" w:hAnsi="Times New Roman" w:cs="Times New Roman"/>
-          <w:sz w:val="21"/>
-          <w:szCs w:val="21"/>
-        </w:rPr>
-      </w:pPr>
-      <w:r>
-        <w:rPr>
-          <w:rFonts w:ascii="Times New Roman" w:hAnsi="Times New Roman" w:cs="Times New Roman"/>
-          <w:sz w:val="21"/>
-          <w:szCs w:val="21"/>
-        </w:rPr>
-        <w:t> nový hrdina (idealizácia kladnej postavy)</w:t>
-      </w:r>
-    </w:p>
-    <w:p>
-      <w:pPr>
-        <w:pStyle w:val="Odsekzoznamu"/>
-        <w:numPr>
-          <w:ilvl w:val="1"/>
-          <w:numId w:val="17"/>
-        </w:numPr>
-        <w:spacing w:after="0" w:line="240" w:lineRule="auto"/>
-        <w:rPr>
-          <w:rFonts w:ascii="Times New Roman" w:hAnsi="Times New Roman" w:cs="Times New Roman"/>
-          <w:sz w:val="21"/>
-          <w:szCs w:val="21"/>
-        </w:rPr>
-      </w:pPr>
-      <w:r>
-        <w:rPr>
-          <w:rFonts w:ascii="Times New Roman" w:hAnsi="Times New Roman" w:cs="Times New Roman"/>
-          <w:sz w:val="21"/>
-          <w:szCs w:val="21"/>
-        </w:rPr>
-        <w:t> triedny pohľad na spoločnosť (boj dvoch spol. tried – vykorisťovateľov a vykorisťovaných)</w:t>
-      </w:r>
-    </w:p>
-    <w:p>
-      <w:pPr>
-        <w:spacing w:after="0" w:line="240" w:lineRule="auto"/>
-        <w:rPr>
-          <w:rFonts w:ascii="Times New Roman" w:hAnsi="Times New Roman" w:cs="Times New Roman"/>
-          <w:b/>
-          <w:bCs/>
-          <w:sz w:val="21"/>
-          <w:szCs w:val="21"/>
-        </w:rPr>
-      </w:pPr>
-      <w:r>
-        <w:rPr>
-          <w:rFonts w:ascii="Times New Roman" w:hAnsi="Times New Roman" w:cs="Times New Roman"/>
-          <w:b/>
-          <w:bCs/>
-          <w:sz w:val="21"/>
-          <w:szCs w:val="21"/>
-        </w:rPr>
-        <w:t>Laco Novomeský – Slúžka</w:t>
-      </w:r>
-    </w:p>
-    <w:p>
-      <w:pPr>
-        <w:pStyle w:val="Odsekzoznamu"/>
-        <w:numPr>
-          <w:ilvl w:val="0"/>
-          <w:numId w:val="18"/>
-        </w:numPr>
-        <w:spacing w:after="0" w:line="240" w:lineRule="auto"/>
-        <w:rPr>
-          <w:rFonts w:ascii="Times New Roman" w:hAnsi="Times New Roman" w:cs="Times New Roman"/>
-          <w:sz w:val="21"/>
-          <w:szCs w:val="21"/>
-        </w:rPr>
-      </w:pPr>
-      <w:r>
-        <w:rPr>
-          <w:rFonts w:ascii="Times New Roman" w:hAnsi="Times New Roman" w:cs="Times New Roman"/>
-          <w:sz w:val="21"/>
-          <w:szCs w:val="21"/>
-        </w:rPr>
-        <w:t xml:space="preserve"> člen </w:t>
-      </w:r>
-      <w:proofErr w:type="spellStart"/>
-      <w:r>
-        <w:rPr>
-          <w:rFonts w:ascii="Times New Roman" w:hAnsi="Times New Roman" w:cs="Times New Roman"/>
-          <w:sz w:val="21"/>
-          <w:szCs w:val="21"/>
-        </w:rPr>
-        <w:t>DAVu</w:t>
-      </w:r>
-      <w:proofErr w:type="spellEnd"/>
-    </w:p>
-    <w:p>
-      <w:pPr>
-        <w:pStyle w:val="Odsekzoznamu"/>
-        <w:numPr>
-          <w:ilvl w:val="0"/>
-          <w:numId w:val="18"/>
-        </w:numPr>
-        <w:spacing w:after="0" w:line="240" w:lineRule="auto"/>
-        <w:rPr>
-          <w:rFonts w:ascii="Times New Roman" w:hAnsi="Times New Roman" w:cs="Times New Roman"/>
-          <w:sz w:val="21"/>
-          <w:szCs w:val="21"/>
-        </w:rPr>
-      </w:pPr>
-      <w:r>
-        <w:rPr>
-          <w:rFonts w:ascii="Times New Roman" w:hAnsi="Times New Roman" w:cs="Times New Roman"/>
-          <w:sz w:val="21"/>
-          <w:szCs w:val="21"/>
-        </w:rPr>
-        <w:t> využíva avantgardné smery aj sociálne angažovanú literatúru</w:t>
-      </w:r>
-    </w:p>
-    <w:p>
-      <w:pPr>
-        <w:pStyle w:val="Odsekzoznamu"/>
-        <w:numPr>
-          <w:ilvl w:val="0"/>
-          <w:numId w:val="16"/>
-        </w:numPr>
-        <w:spacing w:after="0" w:line="240" w:lineRule="auto"/>
-        <w:rPr>
-          <w:rFonts w:ascii="Times New Roman" w:hAnsi="Times New Roman" w:cs="Times New Roman"/>
-          <w:sz w:val="21"/>
-          <w:szCs w:val="21"/>
-        </w:rPr>
-      </w:pPr>
-      <w:r>
-        <w:rPr>
-          <w:rFonts w:ascii="Times New Roman" w:hAnsi="Times New Roman" w:cs="Times New Roman"/>
-          <w:sz w:val="21"/>
-          <w:szCs w:val="21"/>
-          <w:u w:val="single"/>
-        </w:rPr>
-        <w:t>žáner</w:t>
-      </w:r>
-      <w:r>
-        <w:rPr>
-          <w:rFonts w:ascii="Times New Roman" w:hAnsi="Times New Roman" w:cs="Times New Roman"/>
-          <w:sz w:val="21"/>
-          <w:szCs w:val="21"/>
-        </w:rPr>
-        <w:t xml:space="preserve">: </w:t>
-      </w:r>
-      <w:r>
-        <w:rPr>
-          <w:rFonts w:ascii="Times New Roman" w:hAnsi="Times New Roman" w:cs="Times New Roman"/>
-          <w:b/>
-          <w:bCs/>
-          <w:sz w:val="21"/>
-          <w:szCs w:val="21"/>
-        </w:rPr>
-        <w:t>sociálna balada</w:t>
-      </w:r>
-    </w:p>
-    <w:p>
-      <w:pPr>
-        <w:pStyle w:val="Odsekzoznamu"/>
-        <w:numPr>
-          <w:ilvl w:val="1"/>
-          <w:numId w:val="16"/>
-        </w:numPr>
-        <w:spacing w:after="0" w:line="240" w:lineRule="auto"/>
-        <w:rPr>
-          <w:rFonts w:ascii="Times New Roman" w:hAnsi="Times New Roman" w:cs="Times New Roman"/>
-          <w:sz w:val="21"/>
-          <w:szCs w:val="21"/>
-        </w:rPr>
-      </w:pPr>
-      <w:r>
-        <w:rPr>
-          <w:rFonts w:ascii="Times New Roman" w:hAnsi="Times New Roman" w:cs="Times New Roman"/>
-          <w:sz w:val="21"/>
-          <w:szCs w:val="21"/>
-        </w:rPr>
-        <w:t>tragika nemusí vždy vrcholiť smrťou, ale napr. ťažkým poškodením zdravia, neschopnosť zabezpečiť rodinu...</w:t>
-      </w:r>
-    </w:p>
-    <w:p>
-      <w:pPr>
-        <w:pStyle w:val="Odsekzoznamu"/>
-        <w:numPr>
-          <w:ilvl w:val="1"/>
-          <w:numId w:val="16"/>
-        </w:numPr>
-        <w:spacing w:after="0" w:line="240" w:lineRule="auto"/>
-        <w:rPr>
-          <w:rFonts w:ascii="Times New Roman" w:hAnsi="Times New Roman" w:cs="Times New Roman"/>
-          <w:sz w:val="21"/>
-          <w:szCs w:val="21"/>
-        </w:rPr>
-      </w:pPr>
-      <w:r>
-        <w:rPr>
-          <w:rFonts w:ascii="Times New Roman" w:hAnsi="Times New Roman" w:cs="Times New Roman"/>
-          <w:sz w:val="21"/>
-          <w:szCs w:val="21"/>
-        </w:rPr>
-        <w:t>má podobu každodenných starostí chudobných ľudí z okrajov miest</w:t>
-      </w:r>
-    </w:p>
-    <w:p>
-      <w:pPr>
-        <w:pStyle w:val="Odsekzoznamu"/>
-        <w:numPr>
-          <w:ilvl w:val="1"/>
-          <w:numId w:val="16"/>
-        </w:numPr>
-        <w:spacing w:after="0" w:line="240" w:lineRule="auto"/>
-        <w:rPr>
-          <w:rFonts w:ascii="Times New Roman" w:hAnsi="Times New Roman" w:cs="Times New Roman"/>
-          <w:sz w:val="21"/>
-          <w:szCs w:val="21"/>
-        </w:rPr>
-      </w:pPr>
-      <w:r>
-        <w:rPr>
-          <w:rFonts w:ascii="Times New Roman" w:hAnsi="Times New Roman" w:cs="Times New Roman"/>
-          <w:sz w:val="21"/>
-          <w:szCs w:val="21"/>
-        </w:rPr>
-        <w:t xml:space="preserve">dej </w:t>
-      </w:r>
-      <w:r>
-        <w:rPr>
-          <w:rFonts w:ascii="Times New Roman" w:hAnsi="Times New Roman" w:cs="Times New Roman"/>
-          <w:i/>
-          <w:iCs/>
-          <w:sz w:val="21"/>
-          <w:szCs w:val="21"/>
-        </w:rPr>
-        <w:t>nemá prudký spád</w:t>
-      </w:r>
-      <w:r>
-        <w:rPr>
-          <w:rFonts w:ascii="Times New Roman" w:hAnsi="Times New Roman" w:cs="Times New Roman"/>
-          <w:sz w:val="21"/>
-          <w:szCs w:val="21"/>
-        </w:rPr>
-        <w:t>, často je to lyrická báseň s náznakom deja =&gt; epická zložka je oslabená</w:t>
-      </w:r>
-    </w:p>
-    <w:p>
-      <w:pPr>
-        <w:pStyle w:val="Odsekzoznamu"/>
-        <w:numPr>
-          <w:ilvl w:val="0"/>
-          <w:numId w:val="16"/>
-        </w:numPr>
-        <w:spacing w:after="0" w:line="240" w:lineRule="auto"/>
-        <w:rPr>
-          <w:rFonts w:ascii="Times New Roman" w:hAnsi="Times New Roman" w:cs="Times New Roman"/>
-          <w:sz w:val="21"/>
-          <w:szCs w:val="21"/>
-        </w:rPr>
-      </w:pPr>
-      <w:r>
-        <w:rPr>
-          <w:rFonts w:ascii="Times New Roman" w:hAnsi="Times New Roman" w:cs="Times New Roman"/>
-          <w:sz w:val="21"/>
-          <w:szCs w:val="21"/>
-        </w:rPr>
-        <w:t xml:space="preserve">je to výpoveď starej slúžky, </w:t>
-      </w:r>
-      <w:r>
-        <w:rPr>
-          <w:rFonts w:ascii="Times New Roman" w:hAnsi="Times New Roman" w:cs="Times New Roman"/>
-          <w:b/>
-          <w:bCs/>
-          <w:sz w:val="21"/>
-          <w:szCs w:val="21"/>
-        </w:rPr>
-        <w:t xml:space="preserve">Márie </w:t>
-      </w:r>
-      <w:proofErr w:type="spellStart"/>
-      <w:r>
-        <w:rPr>
-          <w:rFonts w:ascii="Times New Roman" w:hAnsi="Times New Roman" w:cs="Times New Roman"/>
-          <w:b/>
-          <w:bCs/>
-          <w:sz w:val="21"/>
-          <w:szCs w:val="21"/>
-        </w:rPr>
-        <w:t>Furkovej</w:t>
-      </w:r>
-      <w:proofErr w:type="spellEnd"/>
-      <w:r>
-        <w:rPr>
-          <w:rFonts w:ascii="Times New Roman" w:hAnsi="Times New Roman" w:cs="Times New Roman"/>
-          <w:sz w:val="21"/>
-          <w:szCs w:val="21"/>
-        </w:rPr>
-        <w:t>, o vlastnom živote, v </w:t>
-      </w:r>
-      <w:proofErr w:type="spellStart"/>
-      <w:r>
-        <w:rPr>
-          <w:rFonts w:ascii="Times New Roman" w:hAnsi="Times New Roman" w:cs="Times New Roman"/>
-          <w:sz w:val="21"/>
-          <w:szCs w:val="21"/>
-        </w:rPr>
-        <w:t>kt</w:t>
-      </w:r>
-      <w:proofErr w:type="spellEnd"/>
-      <w:r>
-        <w:rPr>
-          <w:rFonts w:ascii="Times New Roman" w:hAnsi="Times New Roman" w:cs="Times New Roman"/>
-          <w:sz w:val="21"/>
-          <w:szCs w:val="21"/>
-        </w:rPr>
-        <w:t xml:space="preserve"> nebolo nič potešujúce</w:t>
-      </w:r>
-    </w:p>
-    <w:p>
-      <w:pPr>
-        <w:pStyle w:val="Odsekzoznamu"/>
-        <w:numPr>
-          <w:ilvl w:val="0"/>
-          <w:numId w:val="16"/>
-        </w:numPr>
-        <w:spacing w:after="0" w:line="240" w:lineRule="auto"/>
-        <w:rPr>
-          <w:rFonts w:ascii="Times New Roman" w:hAnsi="Times New Roman" w:cs="Times New Roman"/>
-          <w:sz w:val="21"/>
-          <w:szCs w:val="21"/>
-        </w:rPr>
-      </w:pPr>
-      <w:r>
-        <w:rPr>
-          <w:rFonts w:ascii="Times New Roman" w:hAnsi="Times New Roman" w:cs="Times New Roman"/>
-          <w:sz w:val="21"/>
-          <w:szCs w:val="21"/>
-        </w:rPr>
-        <w:t>trápi ju otázka, prečo žila, ale aj ako žila</w:t>
-      </w:r>
-    </w:p>
-    <w:p>
-      <w:pPr>
-        <w:pStyle w:val="Odsekzoznamu"/>
-        <w:numPr>
-          <w:ilvl w:val="0"/>
-          <w:numId w:val="16"/>
-        </w:numPr>
-        <w:spacing w:after="0" w:line="240" w:lineRule="auto"/>
-        <w:rPr>
-          <w:rFonts w:ascii="Times New Roman" w:hAnsi="Times New Roman" w:cs="Times New Roman"/>
-          <w:sz w:val="21"/>
-          <w:szCs w:val="21"/>
-        </w:rPr>
-      </w:pPr>
-      <w:r>
-        <w:rPr>
-          <w:rFonts w:ascii="Times New Roman" w:hAnsi="Times New Roman" w:cs="Times New Roman"/>
-          <w:sz w:val="21"/>
-          <w:szCs w:val="21"/>
-        </w:rPr>
-        <w:t>slúžka žaluje za seba a jej podobných</w:t>
-      </w:r>
-      <w:r>
-        <w:rPr>
-          <w:rFonts w:ascii="Times New Roman" w:hAnsi="Times New Roman" w:cs="Times New Roman"/>
-          <w:sz w:val="21"/>
-          <w:szCs w:val="21"/>
-        </w:rPr>
-        <w:t xml:space="preserve">: </w:t>
-      </w:r>
-      <w:r>
-        <w:rPr>
-          <w:rFonts w:ascii="Times New Roman" w:hAnsi="Times New Roman" w:cs="Times New Roman"/>
-          <w:sz w:val="21"/>
-          <w:szCs w:val="21"/>
-        </w:rPr>
-        <w:t xml:space="preserve">žaluje za deti, </w:t>
-      </w:r>
-      <w:proofErr w:type="spellStart"/>
-      <w:r>
-        <w:rPr>
-          <w:rFonts w:ascii="Times New Roman" w:hAnsi="Times New Roman" w:cs="Times New Roman"/>
-          <w:sz w:val="21"/>
-          <w:szCs w:val="21"/>
-        </w:rPr>
-        <w:t>kt</w:t>
-      </w:r>
-      <w:proofErr w:type="spellEnd"/>
-      <w:r>
-        <w:rPr>
-          <w:rFonts w:ascii="Times New Roman" w:hAnsi="Times New Roman" w:cs="Times New Roman"/>
-          <w:sz w:val="21"/>
-          <w:szCs w:val="21"/>
-        </w:rPr>
-        <w:t xml:space="preserve"> nedostali dary, nedošli k nim 3 králi</w:t>
-      </w:r>
-      <w:r>
-        <w:rPr>
-          <w:rFonts w:ascii="Times New Roman" w:hAnsi="Times New Roman" w:cs="Times New Roman"/>
-          <w:sz w:val="21"/>
-          <w:szCs w:val="21"/>
-        </w:rPr>
-        <w:t xml:space="preserve">; </w:t>
-      </w:r>
-      <w:r>
-        <w:rPr>
-          <w:rFonts w:ascii="Times New Roman" w:hAnsi="Times New Roman" w:cs="Times New Roman"/>
-          <w:sz w:val="21"/>
-          <w:szCs w:val="21"/>
-        </w:rPr>
-        <w:t>žaluje, že jej chýbalo ľudské šťastie, že jej život bol samá bolesť a</w:t>
-      </w:r>
-      <w:r>
-        <w:rPr>
-          <w:rFonts w:ascii="Times New Roman" w:hAnsi="Times New Roman" w:cs="Times New Roman"/>
-          <w:sz w:val="21"/>
-          <w:szCs w:val="21"/>
-        </w:rPr>
-        <w:t> </w:t>
-      </w:r>
-      <w:r>
-        <w:rPr>
-          <w:rFonts w:ascii="Times New Roman" w:hAnsi="Times New Roman" w:cs="Times New Roman"/>
-          <w:sz w:val="21"/>
-          <w:szCs w:val="21"/>
-        </w:rPr>
-        <w:t>plač</w:t>
-      </w:r>
-    </w:p>
-    <w:p>
-      <w:pPr>
-        <w:pStyle w:val="Odsekzoznamu"/>
-        <w:numPr>
-          <w:ilvl w:val="0"/>
-          <w:numId w:val="16"/>
-        </w:numPr>
-        <w:spacing w:after="0" w:line="240" w:lineRule="auto"/>
-        <w:rPr>
-          <w:rFonts w:ascii="Times New Roman" w:hAnsi="Times New Roman" w:cs="Times New Roman"/>
-          <w:sz w:val="21"/>
-          <w:szCs w:val="21"/>
-        </w:rPr>
-      </w:pPr>
-      <w:r>
-        <w:rPr>
-          <w:rFonts w:ascii="Times New Roman" w:hAnsi="Times New Roman" w:cs="Times New Roman"/>
-          <w:b/>
-          <w:bCs/>
-          <w:sz w:val="21"/>
-          <w:szCs w:val="21"/>
-        </w:rPr>
-        <w:t>znaky avantgardy</w:t>
-      </w:r>
-      <w:r>
-        <w:rPr>
-          <w:rFonts w:ascii="Times New Roman" w:hAnsi="Times New Roman" w:cs="Times New Roman"/>
-          <w:sz w:val="21"/>
-          <w:szCs w:val="21"/>
-        </w:rPr>
-        <w:t xml:space="preserve"> v básni:</w:t>
-      </w:r>
-    </w:p>
-    <w:p>
-      <w:pPr>
-        <w:pStyle w:val="Odsekzoznamu"/>
-        <w:numPr>
-          <w:ilvl w:val="1"/>
-          <w:numId w:val="16"/>
-        </w:numPr>
-        <w:spacing w:after="0" w:line="240" w:lineRule="auto"/>
-        <w:rPr>
-          <w:rFonts w:ascii="Times New Roman" w:hAnsi="Times New Roman" w:cs="Times New Roman"/>
-          <w:sz w:val="21"/>
-          <w:szCs w:val="21"/>
-        </w:rPr>
-      </w:pPr>
-      <w:r>
-        <w:rPr>
-          <w:rFonts w:ascii="Times New Roman" w:hAnsi="Times New Roman" w:cs="Times New Roman"/>
-          <w:sz w:val="21"/>
-          <w:szCs w:val="21"/>
-        </w:rPr>
-        <w:t>nepravidelné strofy, nepravidelný počet slabík, nepravidelný rým</w:t>
-      </w:r>
-    </w:p>
-    <w:p>
-      <w:pPr>
-        <w:pStyle w:val="Odsekzoznamu"/>
-        <w:numPr>
-          <w:ilvl w:val="1"/>
-          <w:numId w:val="16"/>
-        </w:numPr>
-        <w:spacing w:after="0" w:line="240" w:lineRule="auto"/>
-        <w:rPr>
-          <w:rFonts w:ascii="Times New Roman" w:hAnsi="Times New Roman" w:cs="Times New Roman"/>
-          <w:sz w:val="21"/>
-          <w:szCs w:val="21"/>
-        </w:rPr>
-      </w:pPr>
-      <w:proofErr w:type="spellStart"/>
-      <w:r>
-        <w:rPr>
-          <w:rFonts w:ascii="Times New Roman" w:hAnsi="Times New Roman" w:cs="Times New Roman"/>
-          <w:sz w:val="21"/>
-          <w:szCs w:val="21"/>
-        </w:rPr>
-        <w:t>schodíkové</w:t>
-      </w:r>
-      <w:proofErr w:type="spellEnd"/>
-      <w:r>
-        <w:rPr>
-          <w:rFonts w:ascii="Times New Roman" w:hAnsi="Times New Roman" w:cs="Times New Roman"/>
-          <w:sz w:val="21"/>
-          <w:szCs w:val="21"/>
-        </w:rPr>
-        <w:t xml:space="preserve"> verše</w:t>
-      </w:r>
-    </w:p>
-    <w:p>
-      <w:pPr>
-        <w:pStyle w:val="Odsekzoznamu"/>
-        <w:numPr>
-          <w:ilvl w:val="1"/>
-          <w:numId w:val="16"/>
-        </w:numPr>
-        <w:spacing w:after="0" w:line="240" w:lineRule="auto"/>
-        <w:rPr>
-          <w:rFonts w:ascii="Times New Roman" w:hAnsi="Times New Roman" w:cs="Times New Roman"/>
-          <w:sz w:val="21"/>
-          <w:szCs w:val="21"/>
-        </w:rPr>
-      </w:pPr>
-      <w:r>
-        <w:rPr>
-          <w:rFonts w:ascii="Times New Roman" w:hAnsi="Times New Roman" w:cs="Times New Roman"/>
-          <w:sz w:val="21"/>
-          <w:szCs w:val="21"/>
-        </w:rPr>
-        <w:t>prevažujú úvahové časti nad epickými</w:t>
-      </w:r>
-    </w:p>
-    <w:p>
-      <w:pPr>
-        <w:spacing w:after="0" w:line="240" w:lineRule="auto"/>
-        <w:rPr>
-          <w:rFonts w:ascii="Times New Roman" w:hAnsi="Times New Roman" w:cs="Times New Roman"/>
-          <w:b/>
-          <w:bCs/>
-          <w:sz w:val="21"/>
-          <w:szCs w:val="21"/>
-        </w:rPr>
-      </w:pPr>
-      <w:r>
-        <w:rPr>
-          <w:rFonts w:ascii="Times New Roman" w:hAnsi="Times New Roman" w:cs="Times New Roman"/>
-          <w:b/>
-          <w:bCs/>
-          <w:sz w:val="21"/>
-          <w:szCs w:val="21"/>
-        </w:rPr>
-        <w:t>Peter Jilemnický – O dvoch bratoch, z ktorých prvý druhého vôbec nepoznal</w:t>
-      </w:r>
-    </w:p>
-    <w:p>
-      <w:pPr>
-        <w:pStyle w:val="Odsekzoznamu"/>
-        <w:numPr>
-          <w:ilvl w:val="0"/>
-          <w:numId w:val="16"/>
-        </w:numPr>
-        <w:spacing w:after="0" w:line="240" w:lineRule="auto"/>
-        <w:rPr>
-          <w:rFonts w:ascii="Times New Roman" w:hAnsi="Times New Roman" w:cs="Times New Roman"/>
-          <w:sz w:val="21"/>
-          <w:szCs w:val="21"/>
-        </w:rPr>
-      </w:pPr>
-      <w:r>
-        <w:rPr>
-          <w:rFonts w:ascii="Times New Roman" w:hAnsi="Times New Roman" w:cs="Times New Roman"/>
-          <w:sz w:val="21"/>
-          <w:szCs w:val="21"/>
-          <w:u w:val="single"/>
-        </w:rPr>
-        <w:t>žáner</w:t>
-      </w:r>
-      <w:r>
-        <w:rPr>
-          <w:rFonts w:ascii="Times New Roman" w:hAnsi="Times New Roman" w:cs="Times New Roman"/>
-          <w:sz w:val="21"/>
-          <w:szCs w:val="21"/>
-        </w:rPr>
-        <w:t>: novela</w:t>
-      </w:r>
-    </w:p>
-    <w:p>
-      <w:pPr>
-        <w:pStyle w:val="Odsekzoznamu"/>
-        <w:numPr>
-          <w:ilvl w:val="0"/>
-          <w:numId w:val="16"/>
-        </w:numPr>
-        <w:spacing w:after="0" w:line="240" w:lineRule="auto"/>
-        <w:rPr>
-          <w:rFonts w:ascii="Times New Roman" w:hAnsi="Times New Roman" w:cs="Times New Roman"/>
-          <w:sz w:val="21"/>
-          <w:szCs w:val="21"/>
-        </w:rPr>
-      </w:pPr>
-      <w:r>
-        <w:rPr>
-          <w:rFonts w:ascii="Times New Roman" w:hAnsi="Times New Roman" w:cs="Times New Roman"/>
-          <w:sz w:val="21"/>
-          <w:szCs w:val="21"/>
-          <w:u w:val="single"/>
-        </w:rPr>
-        <w:t>postavy</w:t>
-      </w:r>
-      <w:r>
-        <w:rPr>
-          <w:rFonts w:ascii="Times New Roman" w:hAnsi="Times New Roman" w:cs="Times New Roman"/>
-          <w:sz w:val="21"/>
-          <w:szCs w:val="21"/>
-        </w:rPr>
-        <w:t>:</w:t>
-      </w:r>
-    </w:p>
-    <w:p>
-      <w:pPr>
-        <w:spacing w:after="0" w:line="240" w:lineRule="auto"/>
-        <w:ind w:left="720"/>
-        <w:rPr>
-          <w:rFonts w:ascii="Times New Roman" w:hAnsi="Times New Roman" w:cs="Times New Roman"/>
-          <w:sz w:val="21"/>
-          <w:szCs w:val="21"/>
-        </w:rPr>
-      </w:pPr>
-      <w:r>
-        <w:rPr>
-          <w:rFonts w:ascii="Times New Roman" w:hAnsi="Times New Roman" w:cs="Times New Roman"/>
-          <w:b/>
-          <w:bCs/>
-          <w:sz w:val="21"/>
-          <w:szCs w:val="21"/>
-        </w:rPr>
-        <w:t>starý Haviar</w:t>
-      </w:r>
-      <w:r>
-        <w:rPr>
-          <w:rFonts w:ascii="Times New Roman" w:hAnsi="Times New Roman" w:cs="Times New Roman"/>
-          <w:sz w:val="21"/>
-          <w:szCs w:val="21"/>
-        </w:rPr>
-        <w:t xml:space="preserve"> – tvrdohlavý pracovitý gazda, nechce sa vzdať majetku v prospech syna </w:t>
-      </w:r>
-      <w:proofErr w:type="spellStart"/>
-      <w:r>
-        <w:rPr>
-          <w:rFonts w:ascii="Times New Roman" w:hAnsi="Times New Roman" w:cs="Times New Roman"/>
-          <w:sz w:val="21"/>
-          <w:szCs w:val="21"/>
-        </w:rPr>
-        <w:t>Vendela</w:t>
-      </w:r>
-      <w:proofErr w:type="spellEnd"/>
-    </w:p>
-    <w:p>
-      <w:pPr>
-        <w:spacing w:after="0" w:line="240" w:lineRule="auto"/>
-        <w:ind w:left="720"/>
-        <w:rPr>
-          <w:rFonts w:ascii="Times New Roman" w:hAnsi="Times New Roman" w:cs="Times New Roman"/>
-          <w:sz w:val="21"/>
-          <w:szCs w:val="21"/>
-        </w:rPr>
-      </w:pPr>
-      <w:r>
-        <w:rPr>
-          <w:rFonts w:ascii="Times New Roman" w:hAnsi="Times New Roman" w:cs="Times New Roman"/>
-          <w:b/>
-          <w:bCs/>
-          <w:sz w:val="21"/>
-          <w:szCs w:val="21"/>
-        </w:rPr>
-        <w:t xml:space="preserve">syn </w:t>
-      </w:r>
-      <w:proofErr w:type="spellStart"/>
-      <w:r>
-        <w:rPr>
-          <w:rFonts w:ascii="Times New Roman" w:hAnsi="Times New Roman" w:cs="Times New Roman"/>
-          <w:b/>
-          <w:bCs/>
-          <w:sz w:val="21"/>
-          <w:szCs w:val="21"/>
-        </w:rPr>
-        <w:t>Vendel</w:t>
-      </w:r>
-      <w:proofErr w:type="spellEnd"/>
-      <w:r>
-        <w:rPr>
-          <w:rFonts w:ascii="Times New Roman" w:hAnsi="Times New Roman" w:cs="Times New Roman"/>
-          <w:b/>
-          <w:bCs/>
-          <w:sz w:val="21"/>
-          <w:szCs w:val="21"/>
-        </w:rPr>
-        <w:t xml:space="preserve"> H</w:t>
-      </w:r>
-      <w:r>
-        <w:rPr>
-          <w:rFonts w:ascii="Times New Roman" w:hAnsi="Times New Roman" w:cs="Times New Roman"/>
-          <w:sz w:val="21"/>
-          <w:szCs w:val="21"/>
-        </w:rPr>
-        <w:t>. – celý život drie na rodičovskom majetku, surový, vzdorovitý, lakomý, schopný zabiť pre peniaze</w:t>
-      </w:r>
-    </w:p>
-    <w:p>
-      <w:pPr>
-        <w:spacing w:after="0" w:line="240" w:lineRule="auto"/>
-        <w:ind w:left="720"/>
-        <w:rPr>
-          <w:rFonts w:ascii="Times New Roman" w:hAnsi="Times New Roman" w:cs="Times New Roman"/>
-          <w:sz w:val="21"/>
-          <w:szCs w:val="21"/>
-        </w:rPr>
-      </w:pPr>
-      <w:r>
-        <w:rPr>
-          <w:rFonts w:ascii="Times New Roman" w:hAnsi="Times New Roman" w:cs="Times New Roman"/>
-          <w:b/>
-          <w:bCs/>
-          <w:sz w:val="21"/>
-          <w:szCs w:val="21"/>
-        </w:rPr>
-        <w:t>manželka Tereza</w:t>
-      </w:r>
-      <w:r>
-        <w:rPr>
-          <w:rFonts w:ascii="Times New Roman" w:hAnsi="Times New Roman" w:cs="Times New Roman"/>
-          <w:sz w:val="21"/>
-          <w:szCs w:val="21"/>
-        </w:rPr>
-        <w:t xml:space="preserve"> – lakomá, podnecuje nenávisť medzi bratmi, nedožičí sebe, nie to iným; žiarli na Hanu</w:t>
-      </w:r>
-    </w:p>
-    <w:p>
-      <w:pPr>
-        <w:spacing w:after="0" w:line="240" w:lineRule="auto"/>
-        <w:ind w:left="720"/>
-        <w:rPr>
-          <w:rFonts w:ascii="Times New Roman" w:hAnsi="Times New Roman" w:cs="Times New Roman"/>
-          <w:sz w:val="21"/>
-          <w:szCs w:val="21"/>
-        </w:rPr>
-      </w:pPr>
-      <w:r>
-        <w:rPr>
-          <w:rFonts w:ascii="Times New Roman" w:hAnsi="Times New Roman" w:cs="Times New Roman"/>
-          <w:b/>
-          <w:bCs/>
-          <w:sz w:val="21"/>
-          <w:szCs w:val="21"/>
-        </w:rPr>
-        <w:t>syn Jozef H.</w:t>
-      </w:r>
-      <w:r>
-        <w:rPr>
-          <w:rFonts w:ascii="Times New Roman" w:hAnsi="Times New Roman" w:cs="Times New Roman"/>
-          <w:sz w:val="21"/>
-          <w:szCs w:val="21"/>
-        </w:rPr>
-        <w:t xml:space="preserve"> </w:t>
-      </w:r>
-      <w:r>
-        <w:rPr>
-          <w:rFonts w:ascii="Times New Roman" w:hAnsi="Times New Roman" w:cs="Times New Roman"/>
-          <w:sz w:val="21"/>
-          <w:szCs w:val="21"/>
-        </w:rPr>
-        <w:t>–</w:t>
-      </w:r>
-      <w:r>
-        <w:rPr>
-          <w:rFonts w:ascii="Times New Roman" w:hAnsi="Times New Roman" w:cs="Times New Roman"/>
-          <w:sz w:val="21"/>
-          <w:szCs w:val="21"/>
-        </w:rPr>
-        <w:t xml:space="preserve"> </w:t>
-      </w:r>
-      <w:r>
-        <w:rPr>
-          <w:rFonts w:ascii="Times New Roman" w:hAnsi="Times New Roman" w:cs="Times New Roman"/>
-          <w:sz w:val="21"/>
-          <w:szCs w:val="21"/>
-        </w:rPr>
-        <w:t>čestný, pracovitý, ochotný pomôcť bratovi a otcovi</w:t>
-      </w:r>
-    </w:p>
-    <w:p>
-      <w:pPr>
-        <w:spacing w:after="0" w:line="240" w:lineRule="auto"/>
-        <w:ind w:left="720"/>
-        <w:rPr>
-          <w:rFonts w:ascii="Times New Roman" w:hAnsi="Times New Roman" w:cs="Times New Roman"/>
-          <w:sz w:val="21"/>
-          <w:szCs w:val="21"/>
-        </w:rPr>
-      </w:pPr>
-      <w:r>
-        <w:rPr>
-          <w:rFonts w:ascii="Times New Roman" w:hAnsi="Times New Roman" w:cs="Times New Roman"/>
-          <w:b/>
-          <w:bCs/>
-          <w:sz w:val="21"/>
-          <w:szCs w:val="21"/>
-        </w:rPr>
-        <w:t xml:space="preserve">manželka Hana </w:t>
-      </w:r>
-      <w:r>
-        <w:rPr>
-          <w:rFonts w:ascii="Times New Roman" w:hAnsi="Times New Roman" w:cs="Times New Roman"/>
-          <w:sz w:val="21"/>
-          <w:szCs w:val="21"/>
-        </w:rPr>
-        <w:t>– šikovná, láskavá, čistotná a pracovitá žena</w:t>
-      </w:r>
-    </w:p>
-    <w:p>
-      <w:pPr>
-        <w:pStyle w:val="Odsekzoznamu"/>
-        <w:numPr>
-          <w:ilvl w:val="0"/>
-          <w:numId w:val="16"/>
-        </w:numPr>
-        <w:spacing w:after="0" w:line="240" w:lineRule="auto"/>
-        <w:rPr>
-          <w:rFonts w:ascii="Times New Roman" w:hAnsi="Times New Roman" w:cs="Times New Roman"/>
-          <w:sz w:val="21"/>
-          <w:szCs w:val="21"/>
-        </w:rPr>
-      </w:pPr>
-      <w:r>
-        <w:rPr>
-          <w:rFonts w:ascii="Times New Roman" w:hAnsi="Times New Roman" w:cs="Times New Roman"/>
-          <w:b/>
-          <w:bCs/>
-          <w:sz w:val="21"/>
-          <w:szCs w:val="21"/>
-        </w:rPr>
-        <w:t>znaky socialistického realizmu</w:t>
-      </w:r>
-      <w:r>
-        <w:rPr>
-          <w:rFonts w:ascii="Times New Roman" w:hAnsi="Times New Roman" w:cs="Times New Roman"/>
-          <w:sz w:val="21"/>
-          <w:szCs w:val="21"/>
-        </w:rPr>
-        <w:t>:</w:t>
-      </w:r>
-    </w:p>
-    <w:p>
-      <w:pPr>
-        <w:pStyle w:val="Odsekzoznamu"/>
-        <w:numPr>
-          <w:ilvl w:val="1"/>
-          <w:numId w:val="16"/>
-        </w:numPr>
-        <w:spacing w:after="0" w:line="240" w:lineRule="auto"/>
-        <w:rPr>
-          <w:rFonts w:ascii="Times New Roman" w:hAnsi="Times New Roman" w:cs="Times New Roman"/>
-          <w:sz w:val="21"/>
-          <w:szCs w:val="21"/>
-        </w:rPr>
-      </w:pPr>
-      <w:r>
-        <w:rPr>
-          <w:rFonts w:ascii="Times New Roman" w:hAnsi="Times New Roman" w:cs="Times New Roman"/>
-          <w:sz w:val="21"/>
-          <w:szCs w:val="21"/>
-        </w:rPr>
-        <w:t>obyčajní chudobní ľudia, kladná a záporné postavy</w:t>
-      </w:r>
-    </w:p>
-    <w:p>
-      <w:pPr>
-        <w:pStyle w:val="Odsekzoznamu"/>
-        <w:numPr>
-          <w:ilvl w:val="1"/>
-          <w:numId w:val="16"/>
-        </w:numPr>
-        <w:spacing w:after="0" w:line="240" w:lineRule="auto"/>
-        <w:rPr>
-          <w:rFonts w:ascii="Times New Roman" w:hAnsi="Times New Roman" w:cs="Times New Roman"/>
-          <w:sz w:val="21"/>
-          <w:szCs w:val="21"/>
-        </w:rPr>
-      </w:pPr>
-      <w:r>
-        <w:rPr>
-          <w:rFonts w:ascii="Times New Roman" w:hAnsi="Times New Roman" w:cs="Times New Roman"/>
-          <w:sz w:val="21"/>
-          <w:szCs w:val="21"/>
-        </w:rPr>
-        <w:t>chudoba, choroby (</w:t>
-      </w:r>
-      <w:proofErr w:type="spellStart"/>
-      <w:r>
-        <w:rPr>
-          <w:rFonts w:ascii="Times New Roman" w:hAnsi="Times New Roman" w:cs="Times New Roman"/>
-          <w:sz w:val="21"/>
-          <w:szCs w:val="21"/>
-        </w:rPr>
-        <w:t>Vendelovi</w:t>
-      </w:r>
-      <w:proofErr w:type="spellEnd"/>
-      <w:r>
-        <w:rPr>
-          <w:rFonts w:ascii="Times New Roman" w:hAnsi="Times New Roman" w:cs="Times New Roman"/>
-          <w:sz w:val="21"/>
-          <w:szCs w:val="21"/>
-        </w:rPr>
-        <w:t xml:space="preserve"> zomrela dcéra </w:t>
-      </w:r>
-      <w:proofErr w:type="spellStart"/>
-      <w:r>
-        <w:rPr>
-          <w:rFonts w:ascii="Times New Roman" w:hAnsi="Times New Roman" w:cs="Times New Roman"/>
-          <w:sz w:val="21"/>
-          <w:szCs w:val="21"/>
-        </w:rPr>
-        <w:t>Bertinka</w:t>
-      </w:r>
-      <w:proofErr w:type="spellEnd"/>
-      <w:r>
-        <w:rPr>
-          <w:rFonts w:ascii="Times New Roman" w:hAnsi="Times New Roman" w:cs="Times New Roman"/>
-          <w:sz w:val="21"/>
-          <w:szCs w:val="21"/>
-        </w:rPr>
-        <w:t>, šetril aj na liekoch pre vlastné dieťa)</w:t>
-      </w:r>
-    </w:p>
-    <w:p>
-      <w:pPr>
-        <w:pStyle w:val="Odsekzoznamu"/>
-        <w:numPr>
-          <w:ilvl w:val="1"/>
-          <w:numId w:val="16"/>
-        </w:numPr>
-        <w:spacing w:after="0" w:line="240" w:lineRule="auto"/>
-        <w:rPr>
-          <w:rFonts w:ascii="Times New Roman" w:hAnsi="Times New Roman" w:cs="Times New Roman"/>
-          <w:sz w:val="21"/>
-          <w:szCs w:val="21"/>
-        </w:rPr>
-      </w:pPr>
-      <w:r>
-        <w:rPr>
-          <w:rFonts w:ascii="Times New Roman" w:hAnsi="Times New Roman" w:cs="Times New Roman"/>
-          <w:sz w:val="21"/>
-          <w:szCs w:val="21"/>
-        </w:rPr>
-        <w:t>téma nezamestnanosti (Jozef v čase hospodárskej krízy prišiel o prácu, nemali z čoho platiť nájomné, úspory sa minuli, preto odišli k otcovi)</w:t>
-      </w:r>
-    </w:p>
-    <w:p>
-      <w:pPr>
-        <w:pStyle w:val="Odsekzoznamu"/>
-        <w:numPr>
-          <w:ilvl w:val="1"/>
-          <w:numId w:val="16"/>
-        </w:numPr>
-        <w:spacing w:after="0" w:line="240" w:lineRule="auto"/>
-        <w:rPr>
-          <w:rFonts w:ascii="Times New Roman" w:hAnsi="Times New Roman" w:cs="Times New Roman"/>
-          <w:sz w:val="21"/>
-          <w:szCs w:val="21"/>
-        </w:rPr>
-      </w:pPr>
-      <w:r>
-        <w:rPr>
-          <w:rFonts w:ascii="Times New Roman" w:hAnsi="Times New Roman" w:cs="Times New Roman"/>
-          <w:sz w:val="21"/>
-          <w:szCs w:val="21"/>
-        </w:rPr>
-        <w:t>Jozef je vývinová postava, jednoduchý človek sa mení na triedne uvedomelého človeka; na tejto ceste mu pomáha jeho žena</w:t>
-      </w:r>
-    </w:p>
-    <w:p>
-      <w:pPr>
-        <w:pStyle w:val="Odsekzoznamu"/>
-        <w:numPr>
-          <w:ilvl w:val="1"/>
-          <w:numId w:val="16"/>
-        </w:numPr>
-        <w:spacing w:after="0" w:line="240" w:lineRule="auto"/>
-        <w:rPr>
-          <w:rFonts w:ascii="Times New Roman" w:hAnsi="Times New Roman" w:cs="Times New Roman"/>
-          <w:sz w:val="21"/>
-          <w:szCs w:val="21"/>
-        </w:rPr>
-      </w:pPr>
-      <w:r>
-        <w:rPr>
-          <w:rFonts w:ascii="Times New Roman" w:hAnsi="Times New Roman" w:cs="Times New Roman"/>
-          <w:sz w:val="21"/>
-          <w:szCs w:val="21"/>
-        </w:rPr>
-        <w:t>pomoc pre Jozefa a Hanu prichádza od priateľa z mesta (Mackovi); budú žiť chudobne, ale spolu im bude veselšie</w:t>
-      </w:r>
-    </w:p>
-    <w:p>
-      <w:pPr>
-        <w:pStyle w:val="Odsekzoznamu"/>
-        <w:numPr>
-          <w:ilvl w:val="0"/>
-          <w:numId w:val="16"/>
-        </w:numPr>
-        <w:spacing w:after="0" w:line="240" w:lineRule="auto"/>
-        <w:rPr>
-          <w:rFonts w:ascii="Times New Roman" w:hAnsi="Times New Roman" w:cs="Times New Roman"/>
-          <w:sz w:val="20"/>
-          <w:szCs w:val="20"/>
-        </w:rPr>
-      </w:pPr>
-      <w:r>
-        <w:rPr>
-          <w:rFonts w:ascii="Times New Roman" w:hAnsi="Times New Roman" w:cs="Times New Roman"/>
-          <w:sz w:val="21"/>
-          <w:szCs w:val="21"/>
-          <w:u w:val="single"/>
-        </w:rPr>
-        <w:lastRenderedPageBreak/>
-        <w:t>dej</w:t>
-      </w:r>
-      <w:r>
-        <w:rPr>
-          <w:rFonts w:ascii="Times New Roman" w:hAnsi="Times New Roman" w:cs="Times New Roman"/>
-          <w:sz w:val="21"/>
-          <w:szCs w:val="21"/>
-        </w:rPr>
-        <w:t xml:space="preserve">: </w:t>
-      </w:r>
-      <w:r>
-        <w:rPr>
-          <w:rFonts w:ascii="Times New Roman" w:hAnsi="Times New Roman" w:cs="Times New Roman"/>
-          <w:sz w:val="20"/>
-          <w:szCs w:val="20"/>
-        </w:rPr>
-        <w:t xml:space="preserve">Odohráva sa na </w:t>
-      </w:r>
-      <w:proofErr w:type="spellStart"/>
-      <w:r>
-        <w:rPr>
-          <w:rFonts w:ascii="Times New Roman" w:hAnsi="Times New Roman" w:cs="Times New Roman"/>
-          <w:sz w:val="20"/>
-          <w:szCs w:val="20"/>
-        </w:rPr>
-        <w:t>Kysuciach</w:t>
-      </w:r>
-      <w:proofErr w:type="spellEnd"/>
-      <w:r>
-        <w:rPr>
-          <w:rFonts w:ascii="Times New Roman" w:hAnsi="Times New Roman" w:cs="Times New Roman"/>
-          <w:sz w:val="20"/>
-          <w:szCs w:val="20"/>
-        </w:rPr>
-        <w:t xml:space="preserve">, v chudobnej rodine </w:t>
-      </w:r>
-      <w:proofErr w:type="spellStart"/>
-      <w:r>
-        <w:rPr>
-          <w:rFonts w:ascii="Times New Roman" w:hAnsi="Times New Roman" w:cs="Times New Roman"/>
-          <w:sz w:val="20"/>
-          <w:szCs w:val="20"/>
-        </w:rPr>
-        <w:t>Haviarovcov</w:t>
-      </w:r>
-      <w:proofErr w:type="spellEnd"/>
-      <w:r>
-        <w:rPr>
-          <w:rFonts w:ascii="Times New Roman" w:hAnsi="Times New Roman" w:cs="Times New Roman"/>
-          <w:sz w:val="20"/>
-          <w:szCs w:val="20"/>
-        </w:rPr>
-        <w:t xml:space="preserve">. Postavený je na kontraste dvoch rodín – rodiny </w:t>
-      </w:r>
-      <w:proofErr w:type="spellStart"/>
-      <w:r>
-        <w:rPr>
-          <w:rFonts w:ascii="Times New Roman" w:hAnsi="Times New Roman" w:cs="Times New Roman"/>
-          <w:sz w:val="20"/>
-          <w:szCs w:val="20"/>
-        </w:rPr>
-        <w:t>Vendela</w:t>
-      </w:r>
-      <w:proofErr w:type="spellEnd"/>
-      <w:r>
-        <w:rPr>
-          <w:rFonts w:ascii="Times New Roman" w:hAnsi="Times New Roman" w:cs="Times New Roman"/>
-          <w:sz w:val="20"/>
-          <w:szCs w:val="20"/>
-        </w:rPr>
-        <w:t xml:space="preserve"> </w:t>
-      </w:r>
-      <w:proofErr w:type="spellStart"/>
-      <w:r>
-        <w:rPr>
-          <w:rFonts w:ascii="Times New Roman" w:hAnsi="Times New Roman" w:cs="Times New Roman"/>
-          <w:sz w:val="20"/>
-          <w:szCs w:val="20"/>
-        </w:rPr>
-        <w:t>Haviera</w:t>
-      </w:r>
-      <w:proofErr w:type="spellEnd"/>
-      <w:r>
-        <w:rPr>
-          <w:rFonts w:ascii="Times New Roman" w:hAnsi="Times New Roman" w:cs="Times New Roman"/>
-          <w:sz w:val="20"/>
-          <w:szCs w:val="20"/>
-        </w:rPr>
-        <w:t xml:space="preserve"> a jeho brata Jozefa. Jozef pracoval dlhé roky v meste, oženil sa s dcérou robotníka, v 1.s.v. bojoval na </w:t>
-      </w:r>
-      <w:proofErr w:type="spellStart"/>
-      <w:r>
-        <w:rPr>
-          <w:rFonts w:ascii="Times New Roman" w:hAnsi="Times New Roman" w:cs="Times New Roman"/>
-          <w:sz w:val="20"/>
-          <w:szCs w:val="20"/>
-        </w:rPr>
-        <w:t>Piave</w:t>
-      </w:r>
-      <w:proofErr w:type="spellEnd"/>
-      <w:r>
-        <w:rPr>
-          <w:rFonts w:ascii="Times New Roman" w:hAnsi="Times New Roman" w:cs="Times New Roman"/>
-          <w:sz w:val="20"/>
-          <w:szCs w:val="20"/>
-        </w:rPr>
-        <w:t xml:space="preserve">, spoznal priateľstvo robotníkov. Brat </w:t>
-      </w:r>
-      <w:proofErr w:type="spellStart"/>
-      <w:r>
-        <w:rPr>
-          <w:rFonts w:ascii="Times New Roman" w:hAnsi="Times New Roman" w:cs="Times New Roman"/>
-          <w:sz w:val="20"/>
-          <w:szCs w:val="20"/>
-        </w:rPr>
-        <w:t>Vendel</w:t>
-      </w:r>
-      <w:proofErr w:type="spellEnd"/>
-      <w:r>
-        <w:rPr>
-          <w:rFonts w:ascii="Times New Roman" w:hAnsi="Times New Roman" w:cs="Times New Roman"/>
-          <w:sz w:val="20"/>
-          <w:szCs w:val="20"/>
-        </w:rPr>
-        <w:t xml:space="preserve"> s manželkou Terezou a dcérou </w:t>
-      </w:r>
-      <w:proofErr w:type="spellStart"/>
-      <w:r>
-        <w:rPr>
-          <w:rFonts w:ascii="Times New Roman" w:hAnsi="Times New Roman" w:cs="Times New Roman"/>
-          <w:sz w:val="20"/>
-          <w:szCs w:val="20"/>
-        </w:rPr>
-        <w:t>Bertinou</w:t>
-      </w:r>
-      <w:proofErr w:type="spellEnd"/>
-      <w:r>
-        <w:rPr>
-          <w:rFonts w:ascii="Times New Roman" w:hAnsi="Times New Roman" w:cs="Times New Roman"/>
-          <w:sz w:val="20"/>
-          <w:szCs w:val="20"/>
-        </w:rPr>
-        <w:t xml:space="preserve"> ostal po celý život na rodičovskom majetku</w:t>
-      </w:r>
-      <w:r>
-        <w:rPr>
-          <w:rFonts w:ascii="Times New Roman" w:hAnsi="Times New Roman" w:cs="Times New Roman"/>
-          <w:sz w:val="20"/>
-          <w:szCs w:val="20"/>
-        </w:rPr>
-        <w:t xml:space="preserve">, kt. dal poistiť proti požiaru a vysokú poistnú sumu s ťažkosťami spláca. Vypestoval si silný vzťah k majetku. Spolu s tehotnou Terezou pracujú od rána do večera, nedoprajú si lepšiu stravu, hromžia na otca, kt. sa nechce vzdať hlavného slova na gazdovstve. Keď sa v čase hospodárskej krízy Jozef s manželkou a dvomi deťmi vracia domov, naráža na podozrenie, že sa vrátil kvôli svojmu podielu. </w:t>
-      </w:r>
-      <w:proofErr w:type="spellStart"/>
-      <w:r>
-        <w:rPr>
-          <w:rFonts w:ascii="Times New Roman" w:hAnsi="Times New Roman" w:cs="Times New Roman"/>
-          <w:sz w:val="20"/>
-          <w:szCs w:val="20"/>
-        </w:rPr>
-        <w:t>Vendel</w:t>
-      </w:r>
-      <w:proofErr w:type="spellEnd"/>
-      <w:r>
-        <w:rPr>
-          <w:rFonts w:ascii="Times New Roman" w:hAnsi="Times New Roman" w:cs="Times New Roman"/>
-          <w:sz w:val="20"/>
-          <w:szCs w:val="20"/>
-        </w:rPr>
-        <w:t xml:space="preserve"> sa obáva, že ho Jozef chce obrať o jeho práva na otcovský majetok, a Jozef sa márne snaží bratovi dokázať, že mu na pôde nezáleží. Túžba po peniazoch vedie </w:t>
-      </w:r>
-      <w:proofErr w:type="spellStart"/>
-      <w:r>
-        <w:rPr>
-          <w:rFonts w:ascii="Times New Roman" w:hAnsi="Times New Roman" w:cs="Times New Roman"/>
-          <w:sz w:val="20"/>
-          <w:szCs w:val="20"/>
-        </w:rPr>
-        <w:t>Vendela</w:t>
-      </w:r>
-      <w:proofErr w:type="spellEnd"/>
-      <w:r>
-        <w:rPr>
-          <w:rFonts w:ascii="Times New Roman" w:hAnsi="Times New Roman" w:cs="Times New Roman"/>
-          <w:sz w:val="20"/>
-          <w:szCs w:val="20"/>
-        </w:rPr>
-        <w:t xml:space="preserve"> k tomu, že sa pokúsi podpáliť chalupu, aby dostal poistku. Na brata, kt. mu v tom chce zabrániť, sa zaženie sekerou. Z neľahkej situácie vyslobodí Jozefa list a ponuka od priateľov </w:t>
-      </w:r>
-      <w:proofErr w:type="spellStart"/>
-      <w:r>
-        <w:rPr>
-          <w:rFonts w:ascii="Times New Roman" w:hAnsi="Times New Roman" w:cs="Times New Roman"/>
-          <w:sz w:val="20"/>
-          <w:szCs w:val="20"/>
-        </w:rPr>
-        <w:t>Mackovcov</w:t>
-      </w:r>
-      <w:proofErr w:type="spellEnd"/>
-      <w:r>
-        <w:rPr>
-          <w:rFonts w:ascii="Times New Roman" w:hAnsi="Times New Roman" w:cs="Times New Roman"/>
-          <w:sz w:val="20"/>
-          <w:szCs w:val="20"/>
-        </w:rPr>
-        <w:t xml:space="preserve">, aby sa vrátili do mesta. Jozef vie, že šťastie v rodičovskom dome nenájde. </w:t>
-      </w:r>
+      </w:pPr>
     </w:p>
     <w:p>
       <w:pPr>
@@ -4180,8 +2694,10 @@
           <w:u w:val="single"/>
         </w:rPr>
       </w:pPr>
-      <w:proofErr w:type="spellStart"/>
-      <w:r>
+    </w:p>
+    <w:p>
+      <w:pPr>
+        <w:spacing w:after="0" w:line="240" w:lineRule="auto"/>
         <w:rPr>
           <w:rFonts w:ascii="Times New Roman" w:hAnsi="Times New Roman" w:cs="Times New Roman"/>
           <w:b/>
@@ -4190,10 +2706,11 @@
           <w:szCs w:val="22"/>
           <w:u w:val="single"/>
         </w:rPr>
-        <w:t>SC</w:t>
-      </w:r>
-      <w:proofErr w:type="spellEnd"/>
-      <w:r>
+      </w:pPr>
+    </w:p>
+    <w:p>
+      <w:pPr>
+        <w:spacing w:after="0" w:line="240" w:lineRule="auto"/>
         <w:rPr>
           <w:rFonts w:ascii="Times New Roman" w:hAnsi="Times New Roman" w:cs="Times New Roman"/>
           <w:b/>
@@ -4202,7 +2719,1509 @@
           <w:szCs w:val="22"/>
           <w:u w:val="single"/>
         </w:rPr>
-        <w:t>I-FI LITERATÚRA</w:t>
+      </w:pPr>
+    </w:p>
+    <w:p>
+      <w:pPr>
+        <w:spacing w:after="0" w:line="240" w:lineRule="auto"/>
+        <w:rPr>
+          <w:rFonts w:ascii="Times New Roman" w:hAnsi="Times New Roman" w:cs="Times New Roman"/>
+          <w:b/>
+          <w:bCs/>
+          <w:sz w:val="22"/>
+          <w:szCs w:val="22"/>
+          <w:u w:val="single"/>
+        </w:rPr>
+      </w:pPr>
+      <w:r>
+        <w:rPr>
+          <w:rFonts w:ascii="Times New Roman" w:hAnsi="Times New Roman" w:cs="Times New Roman"/>
+          <w:b/>
+          <w:bCs/>
+          <w:sz w:val="22"/>
+          <w:szCs w:val="22"/>
+          <w:u w:val="single"/>
+        </w:rPr>
+        <w:lastRenderedPageBreak/>
+        <w:t>SOCIÁLNE ANGAŽOVANÁ LITERATÚRA</w:t>
+      </w:r>
+    </w:p>
+    <w:p>
+      <w:pPr>
+        <w:pStyle w:val="Odsekzoznamu"/>
+        <w:numPr>
+          <w:ilvl w:val="0"/>
+          <w:numId w:val="8"/>
+        </w:numPr>
+        <w:spacing w:after="0" w:line="240" w:lineRule="auto"/>
+        <w:rPr>
+          <w:rFonts w:ascii="Times New Roman" w:hAnsi="Times New Roman" w:cs="Times New Roman"/>
+          <w:sz w:val="21"/>
+          <w:szCs w:val="21"/>
+        </w:rPr>
+      </w:pPr>
+      <w:r>
+        <w:rPr>
+          <w:rFonts w:ascii="Times New Roman" w:hAnsi="Times New Roman" w:cs="Times New Roman"/>
+          <w:sz w:val="21"/>
+          <w:szCs w:val="21"/>
+        </w:rPr>
+        <w:t>patria tu umelci, kt písali o živote chudobných vrstiev</w:t>
+      </w:r>
+    </w:p>
+    <w:p>
+      <w:pPr>
+        <w:pStyle w:val="Odsekzoznamu"/>
+        <w:numPr>
+          <w:ilvl w:val="0"/>
+          <w:numId w:val="8"/>
+        </w:numPr>
+        <w:spacing w:after="0" w:line="240" w:lineRule="auto"/>
+        <w:rPr>
+          <w:rFonts w:ascii="Times New Roman" w:hAnsi="Times New Roman" w:cs="Times New Roman"/>
+          <w:sz w:val="21"/>
+          <w:szCs w:val="21"/>
+        </w:rPr>
+      </w:pPr>
+      <w:r>
+        <w:rPr>
+          <w:rFonts w:ascii="Times New Roman" w:hAnsi="Times New Roman" w:cs="Times New Roman"/>
+          <w:sz w:val="21"/>
+          <w:szCs w:val="21"/>
+        </w:rPr>
+        <w:t xml:space="preserve">písali o biede, vykorisťovaní a chorobách, využívali jazyk ulice, čím sa snažili priblížiť </w:t>
+      </w:r>
+      <w:r>
+        <w:rPr>
+          <w:rFonts w:ascii="Times New Roman" w:hAnsi="Times New Roman" w:cs="Times New Roman"/>
+          <w:b/>
+          <w:bCs/>
+          <w:i/>
+          <w:iCs/>
+          <w:sz w:val="21"/>
+          <w:szCs w:val="21"/>
+        </w:rPr>
+        <w:t>prolateriátu</w:t>
+      </w:r>
+      <w:r>
+        <w:rPr>
+          <w:rFonts w:ascii="Times New Roman" w:hAnsi="Times New Roman" w:cs="Times New Roman"/>
+          <w:sz w:val="21"/>
+          <w:szCs w:val="21"/>
+        </w:rPr>
+        <w:t xml:space="preserve"> = vrstve nemajetných ľudí (robotníkov)</w:t>
+      </w:r>
+    </w:p>
+    <w:p>
+      <w:pPr>
+        <w:spacing w:after="0" w:line="240" w:lineRule="auto"/>
+        <w:rPr>
+          <w:rFonts w:ascii="Times New Roman" w:hAnsi="Times New Roman" w:cs="Times New Roman"/>
+          <w:b/>
+          <w:bCs/>
+          <w:sz w:val="21"/>
+          <w:szCs w:val="21"/>
+        </w:rPr>
+      </w:pPr>
+      <w:r>
+        <w:rPr>
+          <w:rFonts w:ascii="Times New Roman" w:hAnsi="Times New Roman" w:cs="Times New Roman"/>
+          <w:b/>
+          <w:bCs/>
+          <w:sz w:val="21"/>
+          <w:szCs w:val="21"/>
+        </w:rPr>
+        <w:t>Slovenská prolateárska literatúra</w:t>
+      </w:r>
+    </w:p>
+    <w:p>
+      <w:pPr>
+        <w:pStyle w:val="Odsekzoznamu"/>
+        <w:numPr>
+          <w:ilvl w:val="0"/>
+          <w:numId w:val="12"/>
+        </w:numPr>
+        <w:spacing w:after="0" w:line="240" w:lineRule="auto"/>
+        <w:rPr>
+          <w:rFonts w:ascii="Times New Roman" w:hAnsi="Times New Roman" w:cs="Times New Roman"/>
+          <w:sz w:val="21"/>
+          <w:szCs w:val="21"/>
+        </w:rPr>
+      </w:pPr>
+      <w:r>
+        <w:rPr>
+          <w:rFonts w:ascii="Times New Roman" w:hAnsi="Times New Roman" w:cs="Times New Roman"/>
+          <w:sz w:val="21"/>
+          <w:szCs w:val="21"/>
+        </w:rPr>
+        <w:t xml:space="preserve">autori sa združovali okolo časopisu </w:t>
+      </w:r>
+      <w:r>
+        <w:rPr>
+          <w:rFonts w:ascii="Times New Roman" w:hAnsi="Times New Roman" w:cs="Times New Roman"/>
+          <w:b/>
+          <w:bCs/>
+          <w:sz w:val="21"/>
+          <w:szCs w:val="21"/>
+        </w:rPr>
+        <w:t>DAV</w:t>
+      </w:r>
+      <w:r>
+        <w:rPr>
+          <w:rFonts w:ascii="Times New Roman" w:hAnsi="Times New Roman" w:cs="Times New Roman"/>
+          <w:sz w:val="21"/>
+          <w:szCs w:val="21"/>
+        </w:rPr>
+        <w:t xml:space="preserve">: </w:t>
+      </w:r>
+      <w:r>
+        <w:rPr>
+          <w:rFonts w:ascii="Times New Roman" w:hAnsi="Times New Roman" w:cs="Times New Roman"/>
+          <w:b/>
+          <w:bCs/>
+          <w:sz w:val="21"/>
+          <w:szCs w:val="21"/>
+        </w:rPr>
+        <w:t>D</w:t>
+      </w:r>
+      <w:r>
+        <w:rPr>
+          <w:rFonts w:ascii="Times New Roman" w:hAnsi="Times New Roman" w:cs="Times New Roman"/>
+          <w:sz w:val="21"/>
+          <w:szCs w:val="21"/>
+        </w:rPr>
+        <w:t xml:space="preserve">aniel Okáli, </w:t>
+      </w:r>
+      <w:r>
+        <w:rPr>
+          <w:rFonts w:ascii="Times New Roman" w:hAnsi="Times New Roman" w:cs="Times New Roman"/>
+          <w:b/>
+          <w:bCs/>
+          <w:sz w:val="21"/>
+          <w:szCs w:val="21"/>
+        </w:rPr>
+        <w:t>A</w:t>
+      </w:r>
+      <w:r>
+        <w:rPr>
+          <w:rFonts w:ascii="Times New Roman" w:hAnsi="Times New Roman" w:cs="Times New Roman"/>
+          <w:sz w:val="21"/>
+          <w:szCs w:val="21"/>
+        </w:rPr>
+        <w:t xml:space="preserve">ndrej Sirácky, </w:t>
+      </w:r>
+      <w:r>
+        <w:rPr>
+          <w:rFonts w:ascii="Times New Roman" w:hAnsi="Times New Roman" w:cs="Times New Roman"/>
+          <w:b/>
+          <w:bCs/>
+          <w:sz w:val="21"/>
+          <w:szCs w:val="21"/>
+        </w:rPr>
+        <w:t>V</w:t>
+      </w:r>
+      <w:r>
+        <w:rPr>
+          <w:rFonts w:ascii="Times New Roman" w:hAnsi="Times New Roman" w:cs="Times New Roman"/>
+          <w:sz w:val="21"/>
+          <w:szCs w:val="21"/>
+        </w:rPr>
+        <w:t>ladimír Clementis</w:t>
+      </w:r>
+    </w:p>
+    <w:p>
+      <w:pPr>
+        <w:pStyle w:val="Odsekzoznamu"/>
+        <w:numPr>
+          <w:ilvl w:val="0"/>
+          <w:numId w:val="12"/>
+        </w:numPr>
+        <w:spacing w:after="0" w:line="240" w:lineRule="auto"/>
+        <w:rPr>
+          <w:rFonts w:ascii="Times New Roman" w:hAnsi="Times New Roman" w:cs="Times New Roman"/>
+          <w:sz w:val="21"/>
+          <w:szCs w:val="21"/>
+        </w:rPr>
+      </w:pPr>
+      <w:r>
+        <w:rPr>
+          <w:rFonts w:ascii="Times New Roman" w:hAnsi="Times New Roman" w:cs="Times New Roman"/>
+          <w:sz w:val="21"/>
+          <w:szCs w:val="21"/>
+        </w:rPr>
+        <w:t>priklonili sa k ideológii komunistickej strany, propagovali ruskú revolúciu</w:t>
+      </w:r>
+    </w:p>
+    <w:p>
+      <w:pPr>
+        <w:pStyle w:val="Odsekzoznamu"/>
+        <w:numPr>
+          <w:ilvl w:val="0"/>
+          <w:numId w:val="12"/>
+        </w:numPr>
+        <w:spacing w:after="0" w:line="240" w:lineRule="auto"/>
+        <w:rPr>
+          <w:rFonts w:ascii="Times New Roman" w:hAnsi="Times New Roman" w:cs="Times New Roman"/>
+          <w:sz w:val="21"/>
+          <w:szCs w:val="21"/>
+        </w:rPr>
+      </w:pPr>
+      <w:r>
+        <w:rPr>
+          <w:rFonts w:ascii="Times New Roman" w:hAnsi="Times New Roman" w:cs="Times New Roman"/>
+          <w:sz w:val="21"/>
+          <w:szCs w:val="21"/>
+        </w:rPr>
+        <w:t>davisti používali avantgardné experimentovanie s formou, neskôr prešli k socialistickému realizmu</w:t>
+      </w:r>
+    </w:p>
+    <w:p>
+      <w:pPr>
+        <w:spacing w:after="0" w:line="240" w:lineRule="auto"/>
+        <w:rPr>
+          <w:rFonts w:ascii="Times New Roman" w:hAnsi="Times New Roman" w:cs="Times New Roman"/>
+          <w:b/>
+          <w:bCs/>
+          <w:sz w:val="22"/>
+          <w:szCs w:val="22"/>
+          <w:u w:val="single"/>
+        </w:rPr>
+      </w:pPr>
+      <w:r>
+        <w:rPr>
+          <w:rFonts w:ascii="Times New Roman" w:hAnsi="Times New Roman" w:cs="Times New Roman"/>
+          <w:b/>
+          <w:bCs/>
+          <w:sz w:val="22"/>
+          <w:szCs w:val="22"/>
+          <w:u w:val="single"/>
+        </w:rPr>
+        <w:t>S</w:t>
+      </w:r>
+      <w:r>
+        <w:rPr>
+          <w:rFonts w:ascii="Times New Roman" w:hAnsi="Times New Roman" w:cs="Times New Roman"/>
+          <w:b/>
+          <w:bCs/>
+          <w:sz w:val="22"/>
+          <w:szCs w:val="22"/>
+          <w:u w:val="single"/>
+        </w:rPr>
+        <w:t>OCIALISTIKÝ REALIZMUS</w:t>
+      </w:r>
+    </w:p>
+    <w:p>
+      <w:pPr>
+        <w:pStyle w:val="Odsekzoznamu"/>
+        <w:numPr>
+          <w:ilvl w:val="0"/>
+          <w:numId w:val="13"/>
+        </w:numPr>
+        <w:spacing w:after="0" w:line="240" w:lineRule="auto"/>
+        <w:rPr>
+          <w:rFonts w:ascii="Times New Roman" w:hAnsi="Times New Roman" w:cs="Times New Roman"/>
+          <w:sz w:val="21"/>
+          <w:szCs w:val="21"/>
+        </w:rPr>
+      </w:pPr>
+      <w:r>
+        <w:rPr>
+          <w:rFonts w:ascii="Times New Roman" w:hAnsi="Times New Roman" w:cs="Times New Roman"/>
+          <w:sz w:val="21"/>
+          <w:szCs w:val="21"/>
+        </w:rPr>
+        <w:t> umelecký smer, kt vznikol v ZSSR pred 2.s.v.</w:t>
+      </w:r>
+    </w:p>
+    <w:p>
+      <w:pPr>
+        <w:pStyle w:val="Odsekzoznamu"/>
+        <w:numPr>
+          <w:ilvl w:val="0"/>
+          <w:numId w:val="13"/>
+        </w:numPr>
+        <w:spacing w:after="0" w:line="240" w:lineRule="auto"/>
+        <w:rPr>
+          <w:rFonts w:ascii="Times New Roman" w:hAnsi="Times New Roman" w:cs="Times New Roman"/>
+          <w:sz w:val="21"/>
+          <w:szCs w:val="21"/>
+        </w:rPr>
+      </w:pPr>
+      <w:r>
+        <w:rPr>
+          <w:rFonts w:ascii="Times New Roman" w:hAnsi="Times New Roman" w:cs="Times New Roman"/>
+          <w:sz w:val="21"/>
+          <w:szCs w:val="21"/>
+        </w:rPr>
+        <w:t> ideologickým východiskom je filozofia marxizmu-leninizmu = umenie je „odraz skutočnosti“</w:t>
+      </w:r>
+    </w:p>
+    <w:p>
+      <w:pPr>
+        <w:pStyle w:val="Odsekzoznamu"/>
+        <w:numPr>
+          <w:ilvl w:val="0"/>
+          <w:numId w:val="13"/>
+        </w:numPr>
+        <w:spacing w:after="0" w:line="240" w:lineRule="auto"/>
+        <w:rPr>
+          <w:rFonts w:ascii="Times New Roman" w:hAnsi="Times New Roman" w:cs="Times New Roman"/>
+          <w:sz w:val="21"/>
+          <w:szCs w:val="21"/>
+        </w:rPr>
+      </w:pPr>
+      <w:r>
+        <w:rPr>
+          <w:rFonts w:ascii="Times New Roman" w:hAnsi="Times New Roman" w:cs="Times New Roman"/>
+          <w:sz w:val="21"/>
+          <w:szCs w:val="21"/>
+        </w:rPr>
+        <w:t> využívajú čierno-biele videnie postáv:</w:t>
+      </w:r>
+    </w:p>
+    <w:p>
+      <w:pPr>
+        <w:pStyle w:val="Odsekzoznamu"/>
+        <w:numPr>
+          <w:ilvl w:val="2"/>
+          <w:numId w:val="2"/>
+        </w:numPr>
+        <w:spacing w:after="0" w:line="240" w:lineRule="auto"/>
+        <w:ind w:left="1314"/>
+        <w:rPr>
+          <w:rFonts w:ascii="Times New Roman" w:hAnsi="Times New Roman" w:cs="Times New Roman"/>
+          <w:sz w:val="21"/>
+          <w:szCs w:val="21"/>
+        </w:rPr>
+      </w:pPr>
+      <w:r>
+        <w:rPr>
+          <w:rFonts w:ascii="Times New Roman" w:hAnsi="Times New Roman" w:cs="Times New Roman"/>
+          <w:sz w:val="21"/>
+          <w:szCs w:val="21"/>
+        </w:rPr>
+        <w:t> </w:t>
+      </w:r>
+      <w:r>
+        <w:rPr>
+          <w:rFonts w:ascii="Times New Roman" w:hAnsi="Times New Roman" w:cs="Times New Roman"/>
+          <w:b/>
+          <w:bCs/>
+          <w:sz w:val="21"/>
+          <w:szCs w:val="21"/>
+        </w:rPr>
+        <w:t>biele postavy (+):</w:t>
+      </w:r>
+      <w:r>
+        <w:rPr>
+          <w:rFonts w:ascii="Times New Roman" w:hAnsi="Times New Roman" w:cs="Times New Roman"/>
+          <w:sz w:val="21"/>
+          <w:szCs w:val="21"/>
+        </w:rPr>
+        <w:t xml:space="preserve"> robotník, roľník, vojak – je idealizovaný, na začiatku príbehu je nerozhodný, nevie, ku komu sa pridať, no prechádza skúškami, kt vedú k jeho premene (uvedomeniu)</w:t>
+      </w:r>
+    </w:p>
+    <w:p>
+      <w:pPr>
+        <w:pStyle w:val="Odsekzoznamu"/>
+        <w:numPr>
+          <w:ilvl w:val="2"/>
+          <w:numId w:val="2"/>
+        </w:numPr>
+        <w:spacing w:after="0" w:line="240" w:lineRule="auto"/>
+        <w:ind w:left="1314"/>
+        <w:rPr>
+          <w:rFonts w:ascii="Times New Roman" w:hAnsi="Times New Roman" w:cs="Times New Roman"/>
+          <w:sz w:val="21"/>
+          <w:szCs w:val="21"/>
+        </w:rPr>
+      </w:pPr>
+      <w:r>
+        <w:rPr>
+          <w:rFonts w:ascii="Times New Roman" w:hAnsi="Times New Roman" w:cs="Times New Roman"/>
+          <w:b/>
+          <w:bCs/>
+          <w:sz w:val="21"/>
+          <w:szCs w:val="21"/>
+        </w:rPr>
+        <w:t>čierne postavy (-):</w:t>
+      </w:r>
+      <w:r>
+        <w:rPr>
+          <w:rFonts w:ascii="Times New Roman" w:hAnsi="Times New Roman" w:cs="Times New Roman"/>
+          <w:sz w:val="21"/>
+          <w:szCs w:val="21"/>
+        </w:rPr>
+        <w:t xml:space="preserve"> škodca, kt sabotuje premenu spoločnosti (šľachta, bohatí sedliaci, fabrikanti)</w:t>
+      </w:r>
+    </w:p>
+    <w:p>
+      <w:pPr>
+        <w:pStyle w:val="Odsekzoznamu"/>
+        <w:numPr>
+          <w:ilvl w:val="0"/>
+          <w:numId w:val="14"/>
+        </w:numPr>
+        <w:spacing w:after="0" w:line="240" w:lineRule="auto"/>
+        <w:rPr>
+          <w:rFonts w:ascii="Times New Roman" w:hAnsi="Times New Roman" w:cs="Times New Roman"/>
+          <w:sz w:val="21"/>
+          <w:szCs w:val="21"/>
+        </w:rPr>
+      </w:pPr>
+      <w:r>
+        <w:rPr>
+          <w:rFonts w:ascii="Times New Roman" w:hAnsi="Times New Roman" w:cs="Times New Roman"/>
+          <w:sz w:val="21"/>
+          <w:szCs w:val="21"/>
+        </w:rPr>
+        <w:t> spracovávajú tému lásky, no žena tu nie je objektom erotiky, ale spriaznenou dušou (súdružkou), kt mu pomáha ku krajšej budúcnosti</w:t>
+      </w:r>
+    </w:p>
+    <w:p>
+      <w:pPr>
+        <w:pStyle w:val="Odsekzoznamu"/>
+        <w:numPr>
+          <w:ilvl w:val="0"/>
+          <w:numId w:val="14"/>
+        </w:numPr>
+        <w:spacing w:after="0" w:line="240" w:lineRule="auto"/>
+        <w:rPr>
+          <w:rFonts w:ascii="Times New Roman" w:hAnsi="Times New Roman" w:cs="Times New Roman"/>
+          <w:sz w:val="21"/>
+          <w:szCs w:val="21"/>
+        </w:rPr>
+      </w:pPr>
+      <w:r>
+        <w:rPr>
+          <w:rFonts w:ascii="Times New Roman" w:hAnsi="Times New Roman" w:cs="Times New Roman"/>
+          <w:sz w:val="21"/>
+          <w:szCs w:val="21"/>
+        </w:rPr>
+        <w:t> </w:t>
+      </w:r>
+      <w:r>
+        <w:rPr>
+          <w:rFonts w:ascii="Times New Roman" w:hAnsi="Times New Roman" w:cs="Times New Roman"/>
+          <w:b/>
+          <w:bCs/>
+          <w:sz w:val="21"/>
+          <w:szCs w:val="21"/>
+        </w:rPr>
+        <w:t>znaky</w:t>
+      </w:r>
+      <w:r>
+        <w:rPr>
+          <w:rFonts w:ascii="Times New Roman" w:hAnsi="Times New Roman" w:cs="Times New Roman"/>
+          <w:sz w:val="21"/>
+          <w:szCs w:val="21"/>
+        </w:rPr>
+        <w:t>:</w:t>
+      </w:r>
+    </w:p>
+    <w:p>
+      <w:pPr>
+        <w:pStyle w:val="Odsekzoznamu"/>
+        <w:numPr>
+          <w:ilvl w:val="1"/>
+          <w:numId w:val="17"/>
+        </w:numPr>
+        <w:spacing w:after="0" w:line="240" w:lineRule="auto"/>
+        <w:rPr>
+          <w:rFonts w:ascii="Times New Roman" w:hAnsi="Times New Roman" w:cs="Times New Roman"/>
+          <w:sz w:val="21"/>
+          <w:szCs w:val="21"/>
+        </w:rPr>
+      </w:pPr>
+      <w:r>
+        <w:rPr>
+          <w:rFonts w:ascii="Times New Roman" w:hAnsi="Times New Roman" w:cs="Times New Roman"/>
+          <w:sz w:val="21"/>
+          <w:szCs w:val="21"/>
+        </w:rPr>
+        <w:t> straníckosť (neexistuje čisté umenie, umelec je vždy na strane niekoho; socialistický spisovateľ je na strane robotníckej triedy a podporuje komunizmus)</w:t>
+      </w:r>
+    </w:p>
+    <w:p>
+      <w:pPr>
+        <w:pStyle w:val="Odsekzoznamu"/>
+        <w:numPr>
+          <w:ilvl w:val="1"/>
+          <w:numId w:val="17"/>
+        </w:numPr>
+        <w:spacing w:after="0" w:line="240" w:lineRule="auto"/>
+        <w:rPr>
+          <w:rFonts w:ascii="Times New Roman" w:hAnsi="Times New Roman" w:cs="Times New Roman"/>
+          <w:sz w:val="21"/>
+          <w:szCs w:val="21"/>
+        </w:rPr>
+      </w:pPr>
+      <w:r>
+        <w:rPr>
+          <w:rFonts w:ascii="Times New Roman" w:hAnsi="Times New Roman" w:cs="Times New Roman"/>
+          <w:sz w:val="21"/>
+          <w:szCs w:val="21"/>
+        </w:rPr>
+        <w:t> ľudovosť (umenie má slúžiť ľudu, pozdvihovať jeho úroveň tak, aby mu ľud rozumel)</w:t>
+      </w:r>
+    </w:p>
+    <w:p>
+      <w:pPr>
+        <w:pStyle w:val="Odsekzoznamu"/>
+        <w:numPr>
+          <w:ilvl w:val="1"/>
+          <w:numId w:val="17"/>
+        </w:numPr>
+        <w:spacing w:after="0" w:line="240" w:lineRule="auto"/>
+        <w:rPr>
+          <w:rFonts w:ascii="Times New Roman" w:hAnsi="Times New Roman" w:cs="Times New Roman"/>
+          <w:sz w:val="21"/>
+          <w:szCs w:val="21"/>
+        </w:rPr>
+      </w:pPr>
+      <w:r>
+        <w:rPr>
+          <w:rFonts w:ascii="Times New Roman" w:hAnsi="Times New Roman" w:cs="Times New Roman"/>
+          <w:sz w:val="21"/>
+          <w:szCs w:val="21"/>
+        </w:rPr>
+        <w:t> nový hrdina (idealizácia kladnej postavy)</w:t>
+      </w:r>
+    </w:p>
+    <w:p>
+      <w:pPr>
+        <w:pStyle w:val="Odsekzoznamu"/>
+        <w:numPr>
+          <w:ilvl w:val="1"/>
+          <w:numId w:val="17"/>
+        </w:numPr>
+        <w:spacing w:after="0" w:line="240" w:lineRule="auto"/>
+        <w:rPr>
+          <w:rFonts w:ascii="Times New Roman" w:hAnsi="Times New Roman" w:cs="Times New Roman"/>
+          <w:sz w:val="21"/>
+          <w:szCs w:val="21"/>
+        </w:rPr>
+      </w:pPr>
+      <w:r>
+        <w:rPr>
+          <w:rFonts w:ascii="Times New Roman" w:hAnsi="Times New Roman" w:cs="Times New Roman"/>
+          <w:sz w:val="21"/>
+          <w:szCs w:val="21"/>
+        </w:rPr>
+        <w:t> triedny pohľad na spoločnosť (boj dvoch spol. tried – vykorisťovateľov a vykorisťovaných)</w:t>
+      </w:r>
+    </w:p>
+    <w:p>
+      <w:pPr>
+        <w:spacing w:after="0" w:line="240" w:lineRule="auto"/>
+        <w:rPr>
+          <w:rFonts w:ascii="Times New Roman" w:hAnsi="Times New Roman" w:cs="Times New Roman"/>
+          <w:b/>
+          <w:bCs/>
+          <w:sz w:val="21"/>
+          <w:szCs w:val="21"/>
+        </w:rPr>
+      </w:pPr>
+      <w:r>
+        <w:rPr>
+          <w:rFonts w:ascii="Times New Roman" w:hAnsi="Times New Roman" w:cs="Times New Roman"/>
+          <w:b/>
+          <w:bCs/>
+          <w:sz w:val="21"/>
+          <w:szCs w:val="21"/>
+        </w:rPr>
+        <w:t>Laco Novomeský – Slúžka</w:t>
+      </w:r>
+    </w:p>
+    <w:p>
+      <w:pPr>
+        <w:pStyle w:val="Odsekzoznamu"/>
+        <w:numPr>
+          <w:ilvl w:val="0"/>
+          <w:numId w:val="18"/>
+        </w:numPr>
+        <w:spacing w:after="0" w:line="240" w:lineRule="auto"/>
+        <w:rPr>
+          <w:rFonts w:ascii="Times New Roman" w:hAnsi="Times New Roman" w:cs="Times New Roman"/>
+          <w:sz w:val="21"/>
+          <w:szCs w:val="21"/>
+        </w:rPr>
+      </w:pPr>
+      <w:r>
+        <w:rPr>
+          <w:rFonts w:ascii="Times New Roman" w:hAnsi="Times New Roman" w:cs="Times New Roman"/>
+          <w:sz w:val="21"/>
+          <w:szCs w:val="21"/>
+        </w:rPr>
+        <w:t> člen DAVu</w:t>
+      </w:r>
+    </w:p>
+    <w:p>
+      <w:pPr>
+        <w:pStyle w:val="Odsekzoznamu"/>
+        <w:numPr>
+          <w:ilvl w:val="0"/>
+          <w:numId w:val="18"/>
+        </w:numPr>
+        <w:spacing w:after="0" w:line="240" w:lineRule="auto"/>
+        <w:rPr>
+          <w:rFonts w:ascii="Times New Roman" w:hAnsi="Times New Roman" w:cs="Times New Roman"/>
+          <w:sz w:val="21"/>
+          <w:szCs w:val="21"/>
+        </w:rPr>
+      </w:pPr>
+      <w:r>
+        <w:rPr>
+          <w:rFonts w:ascii="Times New Roman" w:hAnsi="Times New Roman" w:cs="Times New Roman"/>
+          <w:sz w:val="21"/>
+          <w:szCs w:val="21"/>
+        </w:rPr>
+        <w:t> využíva avantgardné smery aj sociálne angažovanú literatúru</w:t>
+      </w:r>
+    </w:p>
+    <w:p>
+      <w:pPr>
+        <w:pStyle w:val="Odsekzoznamu"/>
+        <w:numPr>
+          <w:ilvl w:val="0"/>
+          <w:numId w:val="16"/>
+        </w:numPr>
+        <w:spacing w:after="0" w:line="240" w:lineRule="auto"/>
+        <w:rPr>
+          <w:rFonts w:ascii="Times New Roman" w:hAnsi="Times New Roman" w:cs="Times New Roman"/>
+          <w:sz w:val="21"/>
+          <w:szCs w:val="21"/>
+        </w:rPr>
+      </w:pPr>
+      <w:r>
+        <w:rPr>
+          <w:rFonts w:ascii="Times New Roman" w:hAnsi="Times New Roman" w:cs="Times New Roman"/>
+          <w:sz w:val="21"/>
+          <w:szCs w:val="21"/>
+          <w:u w:val="single"/>
+        </w:rPr>
+        <w:t>žáner</w:t>
+      </w:r>
+      <w:r>
+        <w:rPr>
+          <w:rFonts w:ascii="Times New Roman" w:hAnsi="Times New Roman" w:cs="Times New Roman"/>
+          <w:sz w:val="21"/>
+          <w:szCs w:val="21"/>
+        </w:rPr>
+        <w:t xml:space="preserve">: </w:t>
+      </w:r>
+      <w:r>
+        <w:rPr>
+          <w:rFonts w:ascii="Times New Roman" w:hAnsi="Times New Roman" w:cs="Times New Roman"/>
+          <w:b/>
+          <w:bCs/>
+          <w:sz w:val="21"/>
+          <w:szCs w:val="21"/>
+        </w:rPr>
+        <w:t>sociálna balada</w:t>
+      </w:r>
+    </w:p>
+    <w:p>
+      <w:pPr>
+        <w:pStyle w:val="Odsekzoznamu"/>
+        <w:numPr>
+          <w:ilvl w:val="1"/>
+          <w:numId w:val="16"/>
+        </w:numPr>
+        <w:spacing w:after="0" w:line="240" w:lineRule="auto"/>
+        <w:rPr>
+          <w:rFonts w:ascii="Times New Roman" w:hAnsi="Times New Roman" w:cs="Times New Roman"/>
+          <w:sz w:val="21"/>
+          <w:szCs w:val="21"/>
+        </w:rPr>
+      </w:pPr>
+      <w:r>
+        <w:rPr>
+          <w:rFonts w:ascii="Times New Roman" w:hAnsi="Times New Roman" w:cs="Times New Roman"/>
+          <w:sz w:val="21"/>
+          <w:szCs w:val="21"/>
+        </w:rPr>
+        <w:t>tragika nemusí vždy vrcholiť smrťou, ale napr. ťažkým poškodením zdravia, neschopnosť zabezpečiť rodinu...</w:t>
+      </w:r>
+    </w:p>
+    <w:p>
+      <w:pPr>
+        <w:pStyle w:val="Odsekzoznamu"/>
+        <w:numPr>
+          <w:ilvl w:val="1"/>
+          <w:numId w:val="16"/>
+        </w:numPr>
+        <w:spacing w:after="0" w:line="240" w:lineRule="auto"/>
+        <w:rPr>
+          <w:rFonts w:ascii="Times New Roman" w:hAnsi="Times New Roman" w:cs="Times New Roman"/>
+          <w:sz w:val="21"/>
+          <w:szCs w:val="21"/>
+        </w:rPr>
+      </w:pPr>
+      <w:r>
+        <w:rPr>
+          <w:rFonts w:ascii="Times New Roman" w:hAnsi="Times New Roman" w:cs="Times New Roman"/>
+          <w:sz w:val="21"/>
+          <w:szCs w:val="21"/>
+        </w:rPr>
+        <w:t>má podobu každodenných starostí chudobných ľudí z okrajov miest</w:t>
+      </w:r>
+    </w:p>
+    <w:p>
+      <w:pPr>
+        <w:pStyle w:val="Odsekzoznamu"/>
+        <w:numPr>
+          <w:ilvl w:val="1"/>
+          <w:numId w:val="16"/>
+        </w:numPr>
+        <w:spacing w:after="0" w:line="240" w:lineRule="auto"/>
+        <w:rPr>
+          <w:rFonts w:ascii="Times New Roman" w:hAnsi="Times New Roman" w:cs="Times New Roman"/>
+          <w:sz w:val="21"/>
+          <w:szCs w:val="21"/>
+        </w:rPr>
+      </w:pPr>
+      <w:r>
+        <w:rPr>
+          <w:rFonts w:ascii="Times New Roman" w:hAnsi="Times New Roman" w:cs="Times New Roman"/>
+          <w:sz w:val="21"/>
+          <w:szCs w:val="21"/>
+        </w:rPr>
+        <w:t xml:space="preserve">dej </w:t>
+      </w:r>
+      <w:r>
+        <w:rPr>
+          <w:rFonts w:ascii="Times New Roman" w:hAnsi="Times New Roman" w:cs="Times New Roman"/>
+          <w:i/>
+          <w:iCs/>
+          <w:sz w:val="21"/>
+          <w:szCs w:val="21"/>
+        </w:rPr>
+        <w:t>nemá prudký spád</w:t>
+      </w:r>
+      <w:r>
+        <w:rPr>
+          <w:rFonts w:ascii="Times New Roman" w:hAnsi="Times New Roman" w:cs="Times New Roman"/>
+          <w:sz w:val="21"/>
+          <w:szCs w:val="21"/>
+        </w:rPr>
+        <w:t>, často je to lyrická báseň s náznakom deja =&gt; epická zložka je oslabená</w:t>
+      </w:r>
+    </w:p>
+    <w:p>
+      <w:pPr>
+        <w:pStyle w:val="Odsekzoznamu"/>
+        <w:numPr>
+          <w:ilvl w:val="0"/>
+          <w:numId w:val="16"/>
+        </w:numPr>
+        <w:spacing w:after="0" w:line="240" w:lineRule="auto"/>
+        <w:rPr>
+          <w:rFonts w:ascii="Times New Roman" w:hAnsi="Times New Roman" w:cs="Times New Roman"/>
+          <w:sz w:val="21"/>
+          <w:szCs w:val="21"/>
+        </w:rPr>
+      </w:pPr>
+      <w:r>
+        <w:rPr>
+          <w:rFonts w:ascii="Times New Roman" w:hAnsi="Times New Roman" w:cs="Times New Roman"/>
+          <w:sz w:val="21"/>
+          <w:szCs w:val="21"/>
+        </w:rPr>
+        <w:t xml:space="preserve">je to výpoveď starej slúžky, </w:t>
+      </w:r>
+      <w:r>
+        <w:rPr>
+          <w:rFonts w:ascii="Times New Roman" w:hAnsi="Times New Roman" w:cs="Times New Roman"/>
+          <w:b/>
+          <w:bCs/>
+          <w:sz w:val="21"/>
+          <w:szCs w:val="21"/>
+        </w:rPr>
+        <w:t>Márie Furkovej</w:t>
+      </w:r>
+      <w:r>
+        <w:rPr>
+          <w:rFonts w:ascii="Times New Roman" w:hAnsi="Times New Roman" w:cs="Times New Roman"/>
+          <w:sz w:val="21"/>
+          <w:szCs w:val="21"/>
+        </w:rPr>
+        <w:t>, o vlastnom živote, v kt nebolo nič potešujúce</w:t>
+      </w:r>
+    </w:p>
+    <w:p>
+      <w:pPr>
+        <w:pStyle w:val="Odsekzoznamu"/>
+        <w:numPr>
+          <w:ilvl w:val="0"/>
+          <w:numId w:val="16"/>
+        </w:numPr>
+        <w:spacing w:after="0" w:line="240" w:lineRule="auto"/>
+        <w:rPr>
+          <w:rFonts w:ascii="Times New Roman" w:hAnsi="Times New Roman" w:cs="Times New Roman"/>
+          <w:sz w:val="21"/>
+          <w:szCs w:val="21"/>
+        </w:rPr>
+      </w:pPr>
+      <w:r>
+        <w:rPr>
+          <w:rFonts w:ascii="Times New Roman" w:hAnsi="Times New Roman" w:cs="Times New Roman"/>
+          <w:sz w:val="21"/>
+          <w:szCs w:val="21"/>
+        </w:rPr>
+        <w:t>trápi ju otázka, prečo žila, ale aj ako žila</w:t>
+      </w:r>
+    </w:p>
+    <w:p>
+      <w:pPr>
+        <w:pStyle w:val="Odsekzoznamu"/>
+        <w:numPr>
+          <w:ilvl w:val="0"/>
+          <w:numId w:val="16"/>
+        </w:numPr>
+        <w:spacing w:after="0" w:line="240" w:lineRule="auto"/>
+        <w:rPr>
+          <w:rFonts w:ascii="Times New Roman" w:hAnsi="Times New Roman" w:cs="Times New Roman"/>
+          <w:sz w:val="21"/>
+          <w:szCs w:val="21"/>
+        </w:rPr>
+      </w:pPr>
+      <w:r>
+        <w:rPr>
+          <w:rFonts w:ascii="Times New Roman" w:hAnsi="Times New Roman" w:cs="Times New Roman"/>
+          <w:sz w:val="21"/>
+          <w:szCs w:val="21"/>
+        </w:rPr>
+        <w:t>slúžka žaluje za seba a jej podobných</w:t>
+      </w:r>
+      <w:r>
+        <w:rPr>
+          <w:rFonts w:ascii="Times New Roman" w:hAnsi="Times New Roman" w:cs="Times New Roman"/>
+          <w:sz w:val="21"/>
+          <w:szCs w:val="21"/>
+        </w:rPr>
+        <w:t xml:space="preserve">: </w:t>
+      </w:r>
+      <w:r>
+        <w:rPr>
+          <w:rFonts w:ascii="Times New Roman" w:hAnsi="Times New Roman" w:cs="Times New Roman"/>
+          <w:sz w:val="21"/>
+          <w:szCs w:val="21"/>
+        </w:rPr>
+        <w:t>žaluje za deti, kt nedostali dary, nedošli k nim 3 králi</w:t>
+      </w:r>
+      <w:r>
+        <w:rPr>
+          <w:rFonts w:ascii="Times New Roman" w:hAnsi="Times New Roman" w:cs="Times New Roman"/>
+          <w:sz w:val="21"/>
+          <w:szCs w:val="21"/>
+        </w:rPr>
+        <w:t xml:space="preserve">; </w:t>
+      </w:r>
+      <w:r>
+        <w:rPr>
+          <w:rFonts w:ascii="Times New Roman" w:hAnsi="Times New Roman" w:cs="Times New Roman"/>
+          <w:sz w:val="21"/>
+          <w:szCs w:val="21"/>
+        </w:rPr>
+        <w:t>žaluje, že jej chýbalo ľudské šťastie, že jej život bol samá bolesť a</w:t>
+      </w:r>
+      <w:r>
+        <w:rPr>
+          <w:rFonts w:ascii="Times New Roman" w:hAnsi="Times New Roman" w:cs="Times New Roman"/>
+          <w:sz w:val="21"/>
+          <w:szCs w:val="21"/>
+        </w:rPr>
+        <w:t> </w:t>
+      </w:r>
+      <w:r>
+        <w:rPr>
+          <w:rFonts w:ascii="Times New Roman" w:hAnsi="Times New Roman" w:cs="Times New Roman"/>
+          <w:sz w:val="21"/>
+          <w:szCs w:val="21"/>
+        </w:rPr>
+        <w:t>plač</w:t>
+      </w:r>
+    </w:p>
+    <w:p>
+      <w:pPr>
+        <w:pStyle w:val="Odsekzoznamu"/>
+        <w:numPr>
+          <w:ilvl w:val="0"/>
+          <w:numId w:val="16"/>
+        </w:numPr>
+        <w:spacing w:after="0" w:line="240" w:lineRule="auto"/>
+        <w:rPr>
+          <w:rFonts w:ascii="Times New Roman" w:hAnsi="Times New Roman" w:cs="Times New Roman"/>
+          <w:sz w:val="21"/>
+          <w:szCs w:val="21"/>
+        </w:rPr>
+      </w:pPr>
+      <w:r>
+        <w:rPr>
+          <w:rFonts w:ascii="Times New Roman" w:hAnsi="Times New Roman" w:cs="Times New Roman"/>
+          <w:b/>
+          <w:bCs/>
+          <w:sz w:val="21"/>
+          <w:szCs w:val="21"/>
+        </w:rPr>
+        <w:t>znaky avantgardy</w:t>
+      </w:r>
+      <w:r>
+        <w:rPr>
+          <w:rFonts w:ascii="Times New Roman" w:hAnsi="Times New Roman" w:cs="Times New Roman"/>
+          <w:sz w:val="21"/>
+          <w:szCs w:val="21"/>
+        </w:rPr>
+        <w:t xml:space="preserve"> v básni:</w:t>
+      </w:r>
+    </w:p>
+    <w:p>
+      <w:pPr>
+        <w:pStyle w:val="Odsekzoznamu"/>
+        <w:numPr>
+          <w:ilvl w:val="1"/>
+          <w:numId w:val="16"/>
+        </w:numPr>
+        <w:spacing w:after="0" w:line="240" w:lineRule="auto"/>
+        <w:rPr>
+          <w:rFonts w:ascii="Times New Roman" w:hAnsi="Times New Roman" w:cs="Times New Roman"/>
+          <w:sz w:val="21"/>
+          <w:szCs w:val="21"/>
+        </w:rPr>
+      </w:pPr>
+      <w:r>
+        <w:rPr>
+          <w:rFonts w:ascii="Times New Roman" w:hAnsi="Times New Roman" w:cs="Times New Roman"/>
+          <w:sz w:val="21"/>
+          <w:szCs w:val="21"/>
+        </w:rPr>
+        <w:t>nepravidelné strofy, nepravidelný počet slabík, nepravidelný rým</w:t>
+      </w:r>
+    </w:p>
+    <w:p>
+      <w:pPr>
+        <w:pStyle w:val="Odsekzoznamu"/>
+        <w:numPr>
+          <w:ilvl w:val="1"/>
+          <w:numId w:val="16"/>
+        </w:numPr>
+        <w:spacing w:after="0" w:line="240" w:lineRule="auto"/>
+        <w:rPr>
+          <w:rFonts w:ascii="Times New Roman" w:hAnsi="Times New Roman" w:cs="Times New Roman"/>
+          <w:sz w:val="21"/>
+          <w:szCs w:val="21"/>
+        </w:rPr>
+      </w:pPr>
+      <w:r>
+        <w:rPr>
+          <w:rFonts w:ascii="Times New Roman" w:hAnsi="Times New Roman" w:cs="Times New Roman"/>
+          <w:sz w:val="21"/>
+          <w:szCs w:val="21"/>
+        </w:rPr>
+        <w:t>schodíkové verše</w:t>
+      </w:r>
+    </w:p>
+    <w:p>
+      <w:pPr>
+        <w:pStyle w:val="Odsekzoznamu"/>
+        <w:numPr>
+          <w:ilvl w:val="1"/>
+          <w:numId w:val="16"/>
+        </w:numPr>
+        <w:spacing w:after="0" w:line="240" w:lineRule="auto"/>
+        <w:rPr>
+          <w:rFonts w:ascii="Times New Roman" w:hAnsi="Times New Roman" w:cs="Times New Roman"/>
+          <w:sz w:val="21"/>
+          <w:szCs w:val="21"/>
+        </w:rPr>
+      </w:pPr>
+      <w:r>
+        <w:rPr>
+          <w:rFonts w:ascii="Times New Roman" w:hAnsi="Times New Roman" w:cs="Times New Roman"/>
+          <w:sz w:val="21"/>
+          <w:szCs w:val="21"/>
+        </w:rPr>
+        <w:t>prevažujú úvahové časti nad epickými</w:t>
+      </w:r>
+    </w:p>
+    <w:p>
+      <w:pPr>
+        <w:spacing w:after="0" w:line="240" w:lineRule="auto"/>
+        <w:rPr>
+          <w:rFonts w:ascii="Times New Roman" w:hAnsi="Times New Roman" w:cs="Times New Roman"/>
+          <w:b/>
+          <w:bCs/>
+          <w:sz w:val="21"/>
+          <w:szCs w:val="21"/>
+        </w:rPr>
+      </w:pPr>
+      <w:r>
+        <w:rPr>
+          <w:rFonts w:ascii="Times New Roman" w:hAnsi="Times New Roman" w:cs="Times New Roman"/>
+          <w:b/>
+          <w:bCs/>
+          <w:sz w:val="21"/>
+          <w:szCs w:val="21"/>
+        </w:rPr>
+        <w:t>Peter Jilemnický – O dvoch bratoch, z ktorých prvý druhého vôbec nepoznal</w:t>
+      </w:r>
+    </w:p>
+    <w:p>
+      <w:pPr>
+        <w:pStyle w:val="Odsekzoznamu"/>
+        <w:numPr>
+          <w:ilvl w:val="0"/>
+          <w:numId w:val="16"/>
+        </w:numPr>
+        <w:spacing w:after="0" w:line="240" w:lineRule="auto"/>
+        <w:rPr>
+          <w:rFonts w:ascii="Times New Roman" w:hAnsi="Times New Roman" w:cs="Times New Roman"/>
+          <w:sz w:val="21"/>
+          <w:szCs w:val="21"/>
+        </w:rPr>
+      </w:pPr>
+      <w:r>
+        <w:rPr>
+          <w:rFonts w:ascii="Times New Roman" w:hAnsi="Times New Roman" w:cs="Times New Roman"/>
+          <w:sz w:val="21"/>
+          <w:szCs w:val="21"/>
+          <w:u w:val="single"/>
+        </w:rPr>
+        <w:t>žáner</w:t>
+      </w:r>
+      <w:r>
+        <w:rPr>
+          <w:rFonts w:ascii="Times New Roman" w:hAnsi="Times New Roman" w:cs="Times New Roman"/>
+          <w:sz w:val="21"/>
+          <w:szCs w:val="21"/>
+        </w:rPr>
+        <w:t>: novela</w:t>
+      </w:r>
+    </w:p>
+    <w:p>
+      <w:pPr>
+        <w:pStyle w:val="Odsekzoznamu"/>
+        <w:numPr>
+          <w:ilvl w:val="0"/>
+          <w:numId w:val="16"/>
+        </w:numPr>
+        <w:spacing w:after="0" w:line="240" w:lineRule="auto"/>
+        <w:rPr>
+          <w:rFonts w:ascii="Times New Roman" w:hAnsi="Times New Roman" w:cs="Times New Roman"/>
+          <w:sz w:val="21"/>
+          <w:szCs w:val="21"/>
+        </w:rPr>
+      </w:pPr>
+      <w:r>
+        <w:rPr>
+          <w:rFonts w:ascii="Times New Roman" w:hAnsi="Times New Roman" w:cs="Times New Roman"/>
+          <w:sz w:val="21"/>
+          <w:szCs w:val="21"/>
+          <w:u w:val="single"/>
+        </w:rPr>
+        <w:t>postavy</w:t>
+      </w:r>
+      <w:r>
+        <w:rPr>
+          <w:rFonts w:ascii="Times New Roman" w:hAnsi="Times New Roman" w:cs="Times New Roman"/>
+          <w:sz w:val="21"/>
+          <w:szCs w:val="21"/>
+        </w:rPr>
+        <w:t>:</w:t>
+      </w:r>
+    </w:p>
+    <w:p>
+      <w:pPr>
+        <w:spacing w:after="0" w:line="240" w:lineRule="auto"/>
+        <w:ind w:left="720"/>
+        <w:rPr>
+          <w:rFonts w:ascii="Times New Roman" w:hAnsi="Times New Roman" w:cs="Times New Roman"/>
+          <w:sz w:val="21"/>
+          <w:szCs w:val="21"/>
+        </w:rPr>
+      </w:pPr>
+      <w:r>
+        <w:rPr>
+          <w:rFonts w:ascii="Times New Roman" w:hAnsi="Times New Roman" w:cs="Times New Roman"/>
+          <w:b/>
+          <w:bCs/>
+          <w:sz w:val="21"/>
+          <w:szCs w:val="21"/>
+        </w:rPr>
+        <w:t>starý Haviar</w:t>
+      </w:r>
+      <w:r>
+        <w:rPr>
+          <w:rFonts w:ascii="Times New Roman" w:hAnsi="Times New Roman" w:cs="Times New Roman"/>
+          <w:sz w:val="21"/>
+          <w:szCs w:val="21"/>
+        </w:rPr>
+        <w:t xml:space="preserve"> – tvrdohlavý pracovitý gazda, nechce sa vzdať majetku v prospech syna Vendela</w:t>
+      </w:r>
+    </w:p>
+    <w:p>
+      <w:pPr>
+        <w:spacing w:after="0" w:line="240" w:lineRule="auto"/>
+        <w:ind w:left="720"/>
+        <w:rPr>
+          <w:rFonts w:ascii="Times New Roman" w:hAnsi="Times New Roman" w:cs="Times New Roman"/>
+          <w:sz w:val="21"/>
+          <w:szCs w:val="21"/>
+        </w:rPr>
+      </w:pPr>
+      <w:r>
+        <w:rPr>
+          <w:rFonts w:ascii="Times New Roman" w:hAnsi="Times New Roman" w:cs="Times New Roman"/>
+          <w:b/>
+          <w:bCs/>
+          <w:sz w:val="21"/>
+          <w:szCs w:val="21"/>
+        </w:rPr>
+        <w:t>syn Vendel H</w:t>
+      </w:r>
+      <w:r>
+        <w:rPr>
+          <w:rFonts w:ascii="Times New Roman" w:hAnsi="Times New Roman" w:cs="Times New Roman"/>
+          <w:sz w:val="21"/>
+          <w:szCs w:val="21"/>
+        </w:rPr>
+        <w:t>. – celý život drie na rodičovskom majetku, surový, vzdorovitý, lakomý, schopný zabiť pre peniaze</w:t>
+      </w:r>
+    </w:p>
+    <w:p>
+      <w:pPr>
+        <w:spacing w:after="0" w:line="240" w:lineRule="auto"/>
+        <w:ind w:left="720"/>
+        <w:rPr>
+          <w:rFonts w:ascii="Times New Roman" w:hAnsi="Times New Roman" w:cs="Times New Roman"/>
+          <w:sz w:val="21"/>
+          <w:szCs w:val="21"/>
+        </w:rPr>
+      </w:pPr>
+      <w:r>
+        <w:rPr>
+          <w:rFonts w:ascii="Times New Roman" w:hAnsi="Times New Roman" w:cs="Times New Roman"/>
+          <w:b/>
+          <w:bCs/>
+          <w:sz w:val="21"/>
+          <w:szCs w:val="21"/>
+        </w:rPr>
+        <w:t>manželka Tereza</w:t>
+      </w:r>
+      <w:r>
+        <w:rPr>
+          <w:rFonts w:ascii="Times New Roman" w:hAnsi="Times New Roman" w:cs="Times New Roman"/>
+          <w:sz w:val="21"/>
+          <w:szCs w:val="21"/>
+        </w:rPr>
+        <w:t xml:space="preserve"> – lakomá, podnecuje nenávisť medzi bratmi, nedožičí sebe, nie to iným; žiarli na Hanu</w:t>
+      </w:r>
+    </w:p>
+    <w:p>
+      <w:pPr>
+        <w:spacing w:after="0" w:line="240" w:lineRule="auto"/>
+        <w:ind w:left="720"/>
+        <w:rPr>
+          <w:rFonts w:ascii="Times New Roman" w:hAnsi="Times New Roman" w:cs="Times New Roman"/>
+          <w:sz w:val="21"/>
+          <w:szCs w:val="21"/>
+        </w:rPr>
+      </w:pPr>
+      <w:r>
+        <w:rPr>
+          <w:rFonts w:ascii="Times New Roman" w:hAnsi="Times New Roman" w:cs="Times New Roman"/>
+          <w:b/>
+          <w:bCs/>
+          <w:sz w:val="21"/>
+          <w:szCs w:val="21"/>
+        </w:rPr>
+        <w:t>syn Jozef H.</w:t>
+      </w:r>
+      <w:r>
+        <w:rPr>
+          <w:rFonts w:ascii="Times New Roman" w:hAnsi="Times New Roman" w:cs="Times New Roman"/>
+          <w:sz w:val="21"/>
+          <w:szCs w:val="21"/>
+        </w:rPr>
+        <w:t xml:space="preserve"> </w:t>
+      </w:r>
+      <w:r>
+        <w:rPr>
+          <w:rFonts w:ascii="Times New Roman" w:hAnsi="Times New Roman" w:cs="Times New Roman"/>
+          <w:sz w:val="21"/>
+          <w:szCs w:val="21"/>
+        </w:rPr>
+        <w:t>–</w:t>
+      </w:r>
+      <w:r>
+        <w:rPr>
+          <w:rFonts w:ascii="Times New Roman" w:hAnsi="Times New Roman" w:cs="Times New Roman"/>
+          <w:sz w:val="21"/>
+          <w:szCs w:val="21"/>
+        </w:rPr>
+        <w:t xml:space="preserve"> </w:t>
+      </w:r>
+      <w:r>
+        <w:rPr>
+          <w:rFonts w:ascii="Times New Roman" w:hAnsi="Times New Roman" w:cs="Times New Roman"/>
+          <w:sz w:val="21"/>
+          <w:szCs w:val="21"/>
+        </w:rPr>
+        <w:t>čestný, pracovitý, ochotný pomôcť bratovi a otcovi</w:t>
+      </w:r>
+    </w:p>
+    <w:p>
+      <w:pPr>
+        <w:spacing w:after="0" w:line="240" w:lineRule="auto"/>
+        <w:ind w:left="720"/>
+        <w:rPr>
+          <w:rFonts w:ascii="Times New Roman" w:hAnsi="Times New Roman" w:cs="Times New Roman"/>
+          <w:sz w:val="21"/>
+          <w:szCs w:val="21"/>
+        </w:rPr>
+      </w:pPr>
+      <w:r>
+        <w:rPr>
+          <w:rFonts w:ascii="Times New Roman" w:hAnsi="Times New Roman" w:cs="Times New Roman"/>
+          <w:b/>
+          <w:bCs/>
+          <w:sz w:val="21"/>
+          <w:szCs w:val="21"/>
+        </w:rPr>
+        <w:t xml:space="preserve">manželka Hana </w:t>
+      </w:r>
+      <w:r>
+        <w:rPr>
+          <w:rFonts w:ascii="Times New Roman" w:hAnsi="Times New Roman" w:cs="Times New Roman"/>
+          <w:sz w:val="21"/>
+          <w:szCs w:val="21"/>
+        </w:rPr>
+        <w:t>– šikovná, láskavá, čistotná a pracovitá žena</w:t>
+      </w:r>
+    </w:p>
+    <w:p>
+      <w:pPr>
+        <w:pStyle w:val="Odsekzoznamu"/>
+        <w:numPr>
+          <w:ilvl w:val="0"/>
+          <w:numId w:val="16"/>
+        </w:numPr>
+        <w:spacing w:after="0" w:line="240" w:lineRule="auto"/>
+        <w:rPr>
+          <w:rFonts w:ascii="Times New Roman" w:hAnsi="Times New Roman" w:cs="Times New Roman"/>
+          <w:sz w:val="21"/>
+          <w:szCs w:val="21"/>
+        </w:rPr>
+      </w:pPr>
+      <w:r>
+        <w:rPr>
+          <w:rFonts w:ascii="Times New Roman" w:hAnsi="Times New Roman" w:cs="Times New Roman"/>
+          <w:b/>
+          <w:bCs/>
+          <w:sz w:val="21"/>
+          <w:szCs w:val="21"/>
+        </w:rPr>
+        <w:t>znaky socialistického realizmu</w:t>
+      </w:r>
+      <w:r>
+        <w:rPr>
+          <w:rFonts w:ascii="Times New Roman" w:hAnsi="Times New Roman" w:cs="Times New Roman"/>
+          <w:sz w:val="21"/>
+          <w:szCs w:val="21"/>
+        </w:rPr>
+        <w:t>:</w:t>
+      </w:r>
+    </w:p>
+    <w:p>
+      <w:pPr>
+        <w:pStyle w:val="Odsekzoznamu"/>
+        <w:numPr>
+          <w:ilvl w:val="1"/>
+          <w:numId w:val="16"/>
+        </w:numPr>
+        <w:spacing w:after="0" w:line="240" w:lineRule="auto"/>
+        <w:rPr>
+          <w:rFonts w:ascii="Times New Roman" w:hAnsi="Times New Roman" w:cs="Times New Roman"/>
+          <w:sz w:val="21"/>
+          <w:szCs w:val="21"/>
+        </w:rPr>
+      </w:pPr>
+      <w:r>
+        <w:rPr>
+          <w:rFonts w:ascii="Times New Roman" w:hAnsi="Times New Roman" w:cs="Times New Roman"/>
+          <w:sz w:val="21"/>
+          <w:szCs w:val="21"/>
+        </w:rPr>
+        <w:t>obyčajní chudobní ľudia, kladná a záporné postavy</w:t>
+      </w:r>
+    </w:p>
+    <w:p>
+      <w:pPr>
+        <w:pStyle w:val="Odsekzoznamu"/>
+        <w:numPr>
+          <w:ilvl w:val="1"/>
+          <w:numId w:val="16"/>
+        </w:numPr>
+        <w:spacing w:after="0" w:line="240" w:lineRule="auto"/>
+        <w:rPr>
+          <w:rFonts w:ascii="Times New Roman" w:hAnsi="Times New Roman" w:cs="Times New Roman"/>
+          <w:sz w:val="21"/>
+          <w:szCs w:val="21"/>
+        </w:rPr>
+      </w:pPr>
+      <w:r>
+        <w:rPr>
+          <w:rFonts w:ascii="Times New Roman" w:hAnsi="Times New Roman" w:cs="Times New Roman"/>
+          <w:sz w:val="21"/>
+          <w:szCs w:val="21"/>
+        </w:rPr>
+        <w:t>chudoba, choroby (Vendelovi zomrela dcéra Bertinka, šetril aj na liekoch pre vlastné dieťa)</w:t>
+      </w:r>
+    </w:p>
+    <w:p>
+      <w:pPr>
+        <w:pStyle w:val="Odsekzoznamu"/>
+        <w:numPr>
+          <w:ilvl w:val="1"/>
+          <w:numId w:val="16"/>
+        </w:numPr>
+        <w:spacing w:after="0" w:line="240" w:lineRule="auto"/>
+        <w:rPr>
+          <w:rFonts w:ascii="Times New Roman" w:hAnsi="Times New Roman" w:cs="Times New Roman"/>
+          <w:sz w:val="21"/>
+          <w:szCs w:val="21"/>
+        </w:rPr>
+      </w:pPr>
+      <w:r>
+        <w:rPr>
+          <w:rFonts w:ascii="Times New Roman" w:hAnsi="Times New Roman" w:cs="Times New Roman"/>
+          <w:sz w:val="21"/>
+          <w:szCs w:val="21"/>
+        </w:rPr>
+        <w:t>téma nezamestnanosti (Jozef v čase hospodárskej krízy prišiel o prácu, nemali z čoho platiť nájomné, úspory sa minuli, preto odišli k otcovi)</w:t>
+      </w:r>
+    </w:p>
+    <w:p>
+      <w:pPr>
+        <w:pStyle w:val="Odsekzoznamu"/>
+        <w:numPr>
+          <w:ilvl w:val="1"/>
+          <w:numId w:val="16"/>
+        </w:numPr>
+        <w:spacing w:after="0" w:line="240" w:lineRule="auto"/>
+        <w:rPr>
+          <w:rFonts w:ascii="Times New Roman" w:hAnsi="Times New Roman" w:cs="Times New Roman"/>
+          <w:sz w:val="21"/>
+          <w:szCs w:val="21"/>
+        </w:rPr>
+      </w:pPr>
+      <w:r>
+        <w:rPr>
+          <w:rFonts w:ascii="Times New Roman" w:hAnsi="Times New Roman" w:cs="Times New Roman"/>
+          <w:sz w:val="21"/>
+          <w:szCs w:val="21"/>
+        </w:rPr>
+        <w:t>Jozef je vývinová postava, jednoduchý človek sa mení na triedne uvedomelého človeka; na tejto ceste mu pomáha jeho žena</w:t>
+      </w:r>
+    </w:p>
+    <w:p>
+      <w:pPr>
+        <w:pStyle w:val="Odsekzoznamu"/>
+        <w:numPr>
+          <w:ilvl w:val="1"/>
+          <w:numId w:val="16"/>
+        </w:numPr>
+        <w:spacing w:after="0" w:line="240" w:lineRule="auto"/>
+        <w:rPr>
+          <w:rFonts w:ascii="Times New Roman" w:hAnsi="Times New Roman" w:cs="Times New Roman"/>
+          <w:sz w:val="21"/>
+          <w:szCs w:val="21"/>
+        </w:rPr>
+      </w:pPr>
+      <w:r>
+        <w:rPr>
+          <w:rFonts w:ascii="Times New Roman" w:hAnsi="Times New Roman" w:cs="Times New Roman"/>
+          <w:sz w:val="21"/>
+          <w:szCs w:val="21"/>
+        </w:rPr>
+        <w:t>pomoc pre Jozefa a Hanu prichádza od priateľa z mesta (Mackovi); budú žiť chudobne, ale spolu im bude veselšie</w:t>
+      </w:r>
+    </w:p>
+    <w:p>
+      <w:pPr>
+        <w:pStyle w:val="Odsekzoznamu"/>
+        <w:numPr>
+          <w:ilvl w:val="0"/>
+          <w:numId w:val="16"/>
+        </w:numPr>
+        <w:spacing w:after="0" w:line="240" w:lineRule="auto"/>
+        <w:rPr>
+          <w:rFonts w:ascii="Times New Roman" w:hAnsi="Times New Roman" w:cs="Times New Roman"/>
+          <w:b/>
+          <w:bCs/>
+          <w:sz w:val="20"/>
+          <w:szCs w:val="20"/>
+        </w:rPr>
+      </w:pPr>
+      <w:r>
+        <w:rPr>
+          <w:rFonts w:ascii="Times New Roman" w:hAnsi="Times New Roman" w:cs="Times New Roman"/>
+          <w:b/>
+          <w:bCs/>
+          <w:sz w:val="21"/>
+          <w:szCs w:val="21"/>
+        </w:rPr>
+        <w:t>DEJ:</w:t>
+      </w:r>
+    </w:p>
+    <w:p>
+      <w:pPr>
+        <w:pStyle w:val="Odsekzoznamu"/>
+        <w:spacing w:after="0" w:line="240" w:lineRule="auto"/>
+        <w:rPr>
+          <w:rFonts w:ascii="Times New Roman" w:hAnsi="Times New Roman" w:cs="Times New Roman"/>
+          <w:sz w:val="20"/>
+          <w:szCs w:val="20"/>
+        </w:rPr>
+      </w:pPr>
+      <w:r>
+        <w:rPr>
+          <w:rFonts w:ascii="Times New Roman" w:hAnsi="Times New Roman" w:cs="Times New Roman"/>
+          <w:sz w:val="20"/>
+          <w:szCs w:val="20"/>
+        </w:rPr>
+        <w:t>Odohráva sa na Kysuciach, v chudobnej rodine Haviarovcov. Postavený je na kontraste dvoch rodín – rodiny Vendela Haviera a jeho brata Jozefa. Jozef pracoval dlhé roky v meste, oženil sa s dcérou robotníka, v 1.s.v. bojoval na Piave, spoznal priateľstvo robotníkov. Brat Vendel s manželkou Terezou a dcérou Bertinou ostal po celý život na rodičovskom majetku</w:t>
+      </w:r>
+      <w:r>
+        <w:rPr>
+          <w:rFonts w:ascii="Times New Roman" w:hAnsi="Times New Roman" w:cs="Times New Roman"/>
+          <w:sz w:val="20"/>
+          <w:szCs w:val="20"/>
+        </w:rPr>
+        <w:t xml:space="preserve">, kt. dal poistiť proti požiaru a vysokú poistnú sumu s ťažkosťami spláca. Vypestoval si silný vzťah k majetku. Spolu s tehotnou Terezou pracujú od rána do večera, nedoprajú si lepšiu stravu, hromžia na otca, kt. sa nechce vzdať hlavného slova na gazdovstve. Keď sa v čase hospodárskej krízy Jozef s manželkou a dvomi deťmi vracia domov, naráža na podozrenie, že sa vrátil kvôli svojmu podielu. Vendel sa obáva, že ho Jozef chce obrať o jeho práva na otcovský majetok, a Jozef sa márne snaží bratovi dokázať, že mu na pôde nezáleží. Túžba po peniazoch vedie Vendela k tomu, že sa pokúsi podpáliť chalupu, aby dostal poistku. Na brata, kt. mu v tom chce zabrániť, sa zaženie sekerou. Z neľahkej situácie vyslobodí Jozefa list a ponuka od priateľov Mackovcov, aby sa vrátili do mesta. Jozef vie, že šťastie v rodičovskom dome nenájde. </w:t>
+      </w:r>
+    </w:p>
+    <w:p>
+      <w:pPr>
+        <w:spacing w:after="0" w:line="240" w:lineRule="auto"/>
+        <w:rPr>
+          <w:rFonts w:ascii="Times New Roman" w:hAnsi="Times New Roman" w:cs="Times New Roman"/>
+          <w:sz w:val="20"/>
+          <w:szCs w:val="20"/>
+        </w:rPr>
+      </w:pPr>
+      <w:r>
+        <w:rPr>
+          <w:rFonts w:ascii="Times New Roman" w:hAnsi="Times New Roman" w:cs="Times New Roman"/>
+          <w:b/>
+          <w:bCs/>
+          <w:sz w:val="22"/>
+          <w:szCs w:val="22"/>
+          <w:u w:val="single"/>
+        </w:rPr>
+        <w:lastRenderedPageBreak/>
+        <w:t>SCI-FI LITERATÚRA</w:t>
       </w:r>
     </w:p>
     <w:p>
@@ -4219,41 +4238,13 @@
           <w:szCs w:val="21"/>
         </w:rPr>
       </w:pPr>
-      <w:proofErr w:type="spellStart"/>
-      <w:r>
-        <w:rPr>
-          <w:rFonts w:ascii="Times New Roman" w:hAnsi="Times New Roman" w:cs="Times New Roman"/>
-          <w:sz w:val="21"/>
-          <w:szCs w:val="21"/>
-        </w:rPr>
-        <w:t>science</w:t>
-      </w:r>
-      <w:proofErr w:type="spellEnd"/>
-      <w:r>
-        <w:rPr>
-          <w:rFonts w:ascii="Times New Roman" w:hAnsi="Times New Roman" w:cs="Times New Roman"/>
-          <w:sz w:val="21"/>
-          <w:szCs w:val="21"/>
-        </w:rPr>
-        <w:t xml:space="preserve"> </w:t>
-      </w:r>
-      <w:proofErr w:type="spellStart"/>
-      <w:r>
-        <w:rPr>
-          <w:rFonts w:ascii="Times New Roman" w:hAnsi="Times New Roman" w:cs="Times New Roman"/>
-          <w:sz w:val="21"/>
-          <w:szCs w:val="21"/>
-        </w:rPr>
-        <w:t>fiction</w:t>
-      </w:r>
-      <w:proofErr w:type="spellEnd"/>
-      <w:r>
-        <w:rPr>
-          <w:rFonts w:ascii="Times New Roman" w:hAnsi="Times New Roman" w:cs="Times New Roman"/>
-          <w:sz w:val="21"/>
-          <w:szCs w:val="21"/>
-        </w:rPr>
-        <w:t xml:space="preserve"> = vedecká fantastika</w:t>
+      <w:r>
+        <w:rPr>
+          <w:rFonts w:ascii="Times New Roman" w:hAnsi="Times New Roman" w:cs="Times New Roman"/>
+          <w:sz w:val="21"/>
+          <w:szCs w:val="21"/>
+        </w:rPr>
+        <w:t>science fiction = vedecká fantastika</w:t>
       </w:r>
     </w:p>
     <w:p>
@@ -4317,7 +4308,6 @@
         </w:rPr>
         <w:t xml:space="preserve">reprezentantom tohto druhu umenia sú napr. diela </w:t>
       </w:r>
-      <w:proofErr w:type="spellStart"/>
       <w:r>
         <w:rPr>
           <w:rFonts w:ascii="Times New Roman" w:hAnsi="Times New Roman" w:cs="Times New Roman"/>
@@ -4328,51 +4318,24 @@
           <w:sz w:val="21"/>
           <w:szCs w:val="21"/>
         </w:rPr>
-        <w:t>Julesa</w:t>
-      </w:r>
-      <w:proofErr w:type="spellEnd"/>
-      <w:r>
-        <w:rPr>
-          <w:rFonts w:ascii="Times New Roman" w:hAnsi="Times New Roman" w:cs="Times New Roman"/>
-          <w:b/>
-          <w:bCs/>
+        <w:t>Julesa Verna</w:t>
+      </w:r>
+      <w:r>
+        <w:rPr>
+          <w:rFonts w:ascii="Times New Roman" w:hAnsi="Times New Roman" w:cs="Times New Roman"/>
+          <w:sz w:val="21"/>
+          <w:szCs w:val="21"/>
+        </w:rPr>
+        <w:t xml:space="preserve"> </w:t>
+      </w:r>
+      <w:r>
+        <w:rPr>
+          <w:rFonts w:ascii="Times New Roman" w:hAnsi="Times New Roman" w:cs="Times New Roman"/>
           <w:i/>
           <w:iCs/>
           <w:sz w:val="21"/>
           <w:szCs w:val="21"/>
         </w:rPr>
-        <w:t xml:space="preserve"> </w:t>
-      </w:r>
-      <w:proofErr w:type="spellStart"/>
-      <w:r>
-        <w:rPr>
-          <w:rFonts w:ascii="Times New Roman" w:hAnsi="Times New Roman" w:cs="Times New Roman"/>
-          <w:b/>
-          <w:bCs/>
-          <w:i/>
-          <w:iCs/>
-          <w:sz w:val="21"/>
-          <w:szCs w:val="21"/>
-        </w:rPr>
-        <w:t>Verna</w:t>
-      </w:r>
-      <w:proofErr w:type="spellEnd"/>
-      <w:r>
-        <w:rPr>
-          <w:rFonts w:ascii="Times New Roman" w:hAnsi="Times New Roman" w:cs="Times New Roman"/>
-          <w:sz w:val="21"/>
-          <w:szCs w:val="21"/>
-        </w:rPr>
-        <w:t xml:space="preserve"> </w:t>
-      </w:r>
-      <w:r>
-        <w:rPr>
-          <w:rFonts w:ascii="Times New Roman" w:hAnsi="Times New Roman" w:cs="Times New Roman"/>
-          <w:i/>
-          <w:iCs/>
-          <w:sz w:val="21"/>
-          <w:szCs w:val="21"/>
-        </w:rPr>
         <w:t>Cesta do stredu Zeme, 20 000 míľ pod morom</w:t>
       </w:r>
     </w:p>
@@ -4395,51 +4358,7 @@
           <w:sz w:val="21"/>
           <w:szCs w:val="21"/>
         </w:rPr>
-        <w:t xml:space="preserve">Karel </w:t>
-      </w:r>
-      <w:proofErr w:type="spellStart"/>
-      <w:r>
-        <w:rPr>
-          <w:rFonts w:ascii="Times New Roman" w:hAnsi="Times New Roman" w:cs="Times New Roman"/>
-          <w:b/>
-          <w:bCs/>
-          <w:sz w:val="21"/>
-          <w:szCs w:val="21"/>
-        </w:rPr>
-        <w:t>Čapek</w:t>
-      </w:r>
-      <w:proofErr w:type="spellEnd"/>
-      <w:r>
-        <w:rPr>
-          <w:rFonts w:ascii="Times New Roman" w:hAnsi="Times New Roman" w:cs="Times New Roman"/>
-          <w:b/>
-          <w:bCs/>
-          <w:sz w:val="21"/>
-          <w:szCs w:val="21"/>
-        </w:rPr>
-        <w:t xml:space="preserve"> – </w:t>
-      </w:r>
-      <w:proofErr w:type="spellStart"/>
-      <w:r>
-        <w:rPr>
-          <w:rFonts w:ascii="Times New Roman" w:hAnsi="Times New Roman" w:cs="Times New Roman"/>
-          <w:b/>
-          <w:bCs/>
-          <w:sz w:val="21"/>
-          <w:szCs w:val="21"/>
-        </w:rPr>
-        <w:t>Válka</w:t>
-      </w:r>
-      <w:proofErr w:type="spellEnd"/>
-      <w:r>
-        <w:rPr>
-          <w:rFonts w:ascii="Times New Roman" w:hAnsi="Times New Roman" w:cs="Times New Roman"/>
-          <w:b/>
-          <w:bCs/>
-          <w:sz w:val="21"/>
-          <w:szCs w:val="21"/>
-        </w:rPr>
-        <w:t xml:space="preserve"> s</w:t>
+        <w:t>Karel Čapek – Válka s</w:t>
       </w:r>
       <w:r>
         <w:rPr>
@@ -4653,68 +4572,14 @@
           <w:sz w:val="20"/>
           <w:szCs w:val="20"/>
         </w:rPr>
-        <w:t xml:space="preserve">Kapitán Van </w:t>
-      </w:r>
-      <w:proofErr w:type="spellStart"/>
+        <w:t>Kapitán Van Toch sa so svojou loďou vybral hľadať perly do Ázie. Objaví tam mloky, s kt. sa skamaráti a uzavrie dohodu. Budú pre neho hľadať perly a on ich za to naučí zaobchádzať so zbraňami, aby sa mohli brániť pred žralokmi. Van Toch začne vyvážať mlokov do celého sveta ako lacnú pracovnú silu. Každý prímorský štát má svojich mlokov, čo autor prirovnáva k modernému otroctvu. Mloky sa pod vodou premnožili, ľudia sa ich začali báť. Nový typ mlokov potreboval nové kolónie, aby sa tam mohla vyvinúť rasovo čistá generácia Nadmlokov. Mloky postupne zničia takmer celý svet, čo autor prirovnáva k biblickej potope. Nakoniec dôjde k vojne medzi mlokmi, navzájom sa vyvraždia a</w:t>
+      </w:r>
       <w:r>
         <w:rPr>
           <w:rFonts w:ascii="Times New Roman" w:hAnsi="Times New Roman" w:cs="Times New Roman"/>
           <w:sz w:val="20"/>
           <w:szCs w:val="20"/>
         </w:rPr>
-        <w:t>Toch</w:t>
-      </w:r>
-      <w:proofErr w:type="spellEnd"/>
-      <w:r>
-        <w:rPr>
-          <w:rFonts w:ascii="Times New Roman" w:hAnsi="Times New Roman" w:cs="Times New Roman"/>
-          <w:sz w:val="20"/>
-          <w:szCs w:val="20"/>
-        </w:rPr>
-        <w:t xml:space="preserve"> sa so svojou loďou vybral hľadať perly do Ázie. Objaví tam mloky, s kt. sa skamaráti a uzavrie dohodu. Budú pre neho hľadať perly a on ich za to naučí zaobchádzať so zbraňami, aby sa mohli brániť pred žralokmi. Van </w:t>
-      </w:r>
-      <w:proofErr w:type="spellStart"/>
-      <w:r>
-        <w:rPr>
-          <w:rFonts w:ascii="Times New Roman" w:hAnsi="Times New Roman" w:cs="Times New Roman"/>
-          <w:sz w:val="20"/>
-          <w:szCs w:val="20"/>
-        </w:rPr>
-        <w:t>Toch</w:t>
-      </w:r>
-      <w:proofErr w:type="spellEnd"/>
-      <w:r>
-        <w:rPr>
-          <w:rFonts w:ascii="Times New Roman" w:hAnsi="Times New Roman" w:cs="Times New Roman"/>
-          <w:sz w:val="20"/>
-          <w:szCs w:val="20"/>
-        </w:rPr>
-        <w:t xml:space="preserve"> začne vyvážať mlokov do celého sveta ako lacnú pracovnú silu. Každý prímorský štát má svojich mlokov, čo autor prirovnáva k modernému otroctvu. Mloky sa pod vodou premnožili, ľudia sa ich začali báť. Nový typ mlokov potreboval nové kolónie, aby sa tam mohla vyvinúť rasovo čistá generácia </w:t>
-      </w:r>
-      <w:proofErr w:type="spellStart"/>
-      <w:r>
-        <w:rPr>
-          <w:rFonts w:ascii="Times New Roman" w:hAnsi="Times New Roman" w:cs="Times New Roman"/>
-          <w:sz w:val="20"/>
-          <w:szCs w:val="20"/>
-        </w:rPr>
-        <w:t>Nadmlokov</w:t>
-      </w:r>
-      <w:proofErr w:type="spellEnd"/>
-      <w:r>
-        <w:rPr>
-          <w:rFonts w:ascii="Times New Roman" w:hAnsi="Times New Roman" w:cs="Times New Roman"/>
-          <w:sz w:val="20"/>
-          <w:szCs w:val="20"/>
-        </w:rPr>
-        <w:t>. Mloky postupne zničia takmer celý svet, čo autor prirovnáva k biblickej potope. Nakoniec dôjde k vojne medzi mlokmi, navzájom sa vyvraždia a</w:t>
-      </w:r>
-      <w:r>
-        <w:rPr>
-          <w:rFonts w:ascii="Times New Roman" w:hAnsi="Times New Roman" w:cs="Times New Roman"/>
-          <w:sz w:val="20"/>
-          <w:szCs w:val="20"/>
-        </w:rPr>
         <w:t> svet sa dostane do pôvodného stavu.</w:t>
       </w:r>
     </w:p>
@@ -4877,43 +4742,7 @@
           <w:sz w:val="21"/>
           <w:szCs w:val="21"/>
         </w:rPr>
-        <w:t xml:space="preserve"> bezohľadný vodca mlokov - </w:t>
-      </w:r>
-      <w:proofErr w:type="spellStart"/>
-      <w:r>
-        <w:rPr>
-          <w:rFonts w:ascii="Times New Roman" w:hAnsi="Times New Roman" w:cs="Times New Roman"/>
-          <w:sz w:val="21"/>
-          <w:szCs w:val="21"/>
-        </w:rPr>
-        <w:t>Salamander</w:t>
-      </w:r>
-      <w:proofErr w:type="spellEnd"/>
-      <w:r>
-        <w:rPr>
-          <w:rFonts w:ascii="Times New Roman" w:hAnsi="Times New Roman" w:cs="Times New Roman"/>
-          <w:sz w:val="21"/>
-          <w:szCs w:val="21"/>
-        </w:rPr>
-        <w:t xml:space="preserve"> </w:t>
-      </w:r>
-      <w:proofErr w:type="spellStart"/>
-      <w:r>
-        <w:rPr>
-          <w:rFonts w:ascii="Times New Roman" w:hAnsi="Times New Roman" w:cs="Times New Roman"/>
-          <w:sz w:val="21"/>
-          <w:szCs w:val="21"/>
-        </w:rPr>
-        <w:t>Chief</w:t>
-      </w:r>
-      <w:proofErr w:type="spellEnd"/>
-      <w:r>
-        <w:rPr>
-          <w:rFonts w:ascii="Times New Roman" w:hAnsi="Times New Roman" w:cs="Times New Roman"/>
-          <w:sz w:val="21"/>
-          <w:szCs w:val="21"/>
-        </w:rPr>
-        <w:t xml:space="preserve"> = Adolf Hitler</w:t>
+        <w:t> bezohľadný vodca mlokov - Salamander Chief = Adolf Hitler</w:t>
       </w:r>
     </w:p>
     <w:p>
@@ -4968,7 +4797,7 @@
     </w:p>
     <w:sectPr>
       <w:pgSz w:w="11906" w:h="16838"/>
-      <w:pgMar w:top="567" w:right="567" w:bottom="567" w:left="567" w:header="708" w:footer="708" w:gutter="0"/>
+      <w:pgMar w:top="567" w:right="567" w:bottom="284" w:left="567" w:header="708" w:footer="708" w:gutter="0"/>
       <w:cols w:space="708"/>
       <w:docGrid w:linePitch="360"/>
     </w:sectPr>

--- a/18. SJL - LIT.docx
+++ b/18. SJL - LIT.docx
@@ -5,6 +5,439 @@
     <w:p>
       <w:pPr>
         <w:pStyle w:val="Odsekzoznamu"/>
+        <w:spacing w:after="0" w:line="240" w:lineRule="auto"/>
+        <w:jc w:val="center"/>
+        <w:rPr>
+          <w:rFonts w:ascii="Times New Roman" w:hAnsi="Times New Roman" w:cs="Times New Roman"/>
+          <w:b/>
+          <w:bCs/>
+          <w:sz w:val="21"/>
+          <w:szCs w:val="21"/>
+        </w:rPr>
+      </w:pPr>
+      <w:r>
+        <w:rPr>
+          <w:rFonts w:ascii="Times New Roman" w:hAnsi="Times New Roman" w:cs="Times New Roman"/>
+          <w:b/>
+          <w:bCs/>
+          <w:sz w:val="21"/>
+          <w:szCs w:val="21"/>
+        </w:rPr>
+        <w:t>18.</w:t>
+      </w:r>
+    </w:p>
+    <w:p>
+      <w:pPr>
+        <w:pStyle w:val="Odsekzoznamu"/>
+        <w:spacing w:after="0" w:line="240" w:lineRule="auto"/>
+        <w:rPr>
+          <w:rFonts w:ascii="Times New Roman" w:hAnsi="Times New Roman" w:cs="Times New Roman"/>
+          <w:b/>
+          <w:bCs/>
+          <w:sz w:val="21"/>
+          <w:szCs w:val="21"/>
+        </w:rPr>
+      </w:pPr>
+      <w:r>
+        <w:rPr>
+          <w:rFonts w:ascii="Times New Roman" w:hAnsi="Times New Roman" w:cs="Times New Roman"/>
+          <w:b/>
+          <w:bCs/>
+          <w:sz w:val="21"/>
+          <w:szCs w:val="21"/>
+        </w:rPr>
+        <w:t>A. Vety</w:t>
+      </w:r>
+    </w:p>
+    <w:p>
+      <w:pPr>
+        <w:pStyle w:val="Odsekzoznamu"/>
+        <w:numPr>
+          <w:ilvl w:val="0"/>
+          <w:numId w:val="24"/>
+        </w:numPr>
+        <w:spacing w:after="0" w:line="240" w:lineRule="auto"/>
+        <w:rPr>
+          <w:rFonts w:ascii="Times New Roman" w:hAnsi="Times New Roman" w:cs="Times New Roman"/>
+          <w:sz w:val="21"/>
+          <w:szCs w:val="21"/>
+        </w:rPr>
+      </w:pPr>
+      <w:r>
+        <w:rPr>
+          <w:rFonts w:ascii="Times New Roman" w:hAnsi="Times New Roman" w:cs="Times New Roman"/>
+          <w:sz w:val="21"/>
+          <w:szCs w:val="21"/>
+        </w:rPr>
+        <w:t>Vysvetliť pojmy jednočlenná, dvojčlenná, holá, rozvitá veta</w:t>
+      </w:r>
+    </w:p>
+    <w:p>
+      <w:pPr>
+        <w:pStyle w:val="Odsekzoznamu"/>
+        <w:numPr>
+          <w:ilvl w:val="0"/>
+          <w:numId w:val="24"/>
+        </w:numPr>
+        <w:spacing w:after="0" w:line="240" w:lineRule="auto"/>
+        <w:rPr>
+          <w:rFonts w:ascii="Times New Roman" w:hAnsi="Times New Roman" w:cs="Times New Roman"/>
+          <w:sz w:val="21"/>
+          <w:szCs w:val="21"/>
+        </w:rPr>
+      </w:pPr>
+      <w:r>
+        <w:rPr>
+          <w:rFonts w:ascii="Times New Roman" w:hAnsi="Times New Roman" w:cs="Times New Roman"/>
+          <w:sz w:val="21"/>
+          <w:szCs w:val="21"/>
+        </w:rPr>
+        <w:t>Jednočlenné vety neslovesné využíva:</w:t>
+      </w:r>
+    </w:p>
+    <w:p>
+      <w:pPr>
+        <w:pStyle w:val="Odsekzoznamu"/>
+        <w:numPr>
+          <w:ilvl w:val="1"/>
+          <w:numId w:val="24"/>
+        </w:numPr>
+        <w:spacing w:after="0" w:line="240" w:lineRule="auto"/>
+        <w:rPr>
+          <w:rFonts w:ascii="Times New Roman" w:hAnsi="Times New Roman" w:cs="Times New Roman"/>
+          <w:sz w:val="21"/>
+          <w:szCs w:val="21"/>
+        </w:rPr>
+      </w:pPr>
+      <w:r>
+        <w:rPr>
+          <w:rFonts w:ascii="Times New Roman" w:hAnsi="Times New Roman" w:cs="Times New Roman"/>
+          <w:sz w:val="21"/>
+          <w:szCs w:val="21"/>
+        </w:rPr>
+        <w:t>Odborný a publicistický text = názvy diel, článkov, správ, kapitol</w:t>
+      </w:r>
+    </w:p>
+    <w:p>
+      <w:pPr>
+        <w:pStyle w:val="Odsekzoznamu"/>
+        <w:numPr>
+          <w:ilvl w:val="1"/>
+          <w:numId w:val="24"/>
+        </w:numPr>
+        <w:spacing w:after="0" w:line="240" w:lineRule="auto"/>
+        <w:rPr>
+          <w:rFonts w:ascii="Times New Roman" w:hAnsi="Times New Roman" w:cs="Times New Roman"/>
+          <w:sz w:val="21"/>
+          <w:szCs w:val="21"/>
+        </w:rPr>
+      </w:pPr>
+      <w:r>
+        <w:rPr>
+          <w:rFonts w:ascii="Times New Roman" w:hAnsi="Times New Roman" w:cs="Times New Roman"/>
+          <w:sz w:val="21"/>
+          <w:szCs w:val="21"/>
+        </w:rPr>
+        <w:t>Hovorový a umelecký text = v úvahe ako expresívny prvok (Láska. Zrada. Mladosť. ...)</w:t>
+      </w:r>
+    </w:p>
+    <w:p>
+      <w:pPr>
+        <w:pStyle w:val="Odsekzoznamu"/>
+        <w:numPr>
+          <w:ilvl w:val="1"/>
+          <w:numId w:val="24"/>
+        </w:numPr>
+        <w:spacing w:after="0" w:line="240" w:lineRule="auto"/>
+        <w:rPr>
+          <w:rFonts w:ascii="Times New Roman" w:hAnsi="Times New Roman" w:cs="Times New Roman"/>
+          <w:sz w:val="21"/>
+          <w:szCs w:val="21"/>
+        </w:rPr>
+      </w:pPr>
+      <w:r>
+        <w:rPr>
+          <w:rFonts w:ascii="Times New Roman" w:hAnsi="Times New Roman" w:cs="Times New Roman"/>
+          <w:sz w:val="21"/>
+          <w:szCs w:val="21"/>
+        </w:rPr>
+        <w:t xml:space="preserve">Administratívny text = (Nefajčiť!) </w:t>
+      </w:r>
+      <w:r>
+        <w:rPr>
+          <w:rFonts w:ascii="Times New Roman" w:hAnsi="Times New Roman" w:cs="Times New Roman"/>
+          <w:sz w:val="21"/>
+          <w:szCs w:val="21"/>
+        </w:rPr>
+        <w:tab/>
+      </w:r>
+    </w:p>
+    <w:p>
+      <w:pPr>
+        <w:pStyle w:val="Odsekzoznamu"/>
+        <w:spacing w:after="0" w:line="240" w:lineRule="auto"/>
+        <w:rPr>
+          <w:rFonts w:ascii="Times New Roman" w:hAnsi="Times New Roman" w:cs="Times New Roman"/>
+          <w:sz w:val="21"/>
+          <w:szCs w:val="21"/>
+        </w:rPr>
+      </w:pPr>
+      <w:r>
+        <w:rPr>
+          <w:rFonts w:ascii="Times New Roman" w:hAnsi="Times New Roman" w:cs="Times New Roman"/>
+          <w:b/>
+          <w:bCs/>
+          <w:sz w:val="21"/>
+          <w:szCs w:val="21"/>
+        </w:rPr>
+        <w:t>B. Vysvetliť pojmy</w:t>
+      </w:r>
+      <w:r>
+        <w:rPr>
+          <w:rFonts w:ascii="Times New Roman" w:hAnsi="Times New Roman" w:cs="Times New Roman"/>
+          <w:sz w:val="21"/>
+          <w:szCs w:val="21"/>
+        </w:rPr>
+        <w:t xml:space="preserve">: </w:t>
+      </w:r>
+    </w:p>
+    <w:p>
+      <w:pPr>
+        <w:pStyle w:val="Odsekzoznamu"/>
+        <w:numPr>
+          <w:ilvl w:val="0"/>
+          <w:numId w:val="25"/>
+        </w:numPr>
+        <w:spacing w:after="0" w:line="240" w:lineRule="auto"/>
+        <w:ind w:left="1068"/>
+        <w:rPr>
+          <w:rFonts w:ascii="Times New Roman" w:hAnsi="Times New Roman" w:cs="Times New Roman"/>
+          <w:sz w:val="21"/>
+          <w:szCs w:val="21"/>
+        </w:rPr>
+      </w:pPr>
+      <w:r>
+        <w:rPr>
+          <w:rFonts w:ascii="Times New Roman" w:hAnsi="Times New Roman" w:cs="Times New Roman"/>
+          <w:sz w:val="21"/>
+          <w:szCs w:val="21"/>
+        </w:rPr>
+        <w:t>absurdita, sociálne angažovaná literatúra, socialistický realizmus, sociálna balada (Novomeský -Slúžka), sci-fi literatúra</w:t>
+      </w:r>
+    </w:p>
+    <w:p>
+      <w:pPr>
+        <w:pStyle w:val="Odsekzoznamu"/>
+        <w:numPr>
+          <w:ilvl w:val="0"/>
+          <w:numId w:val="25"/>
+        </w:numPr>
+        <w:spacing w:after="0" w:line="240" w:lineRule="auto"/>
+        <w:ind w:left="1068"/>
+        <w:rPr>
+          <w:rFonts w:ascii="Times New Roman" w:hAnsi="Times New Roman" w:cs="Times New Roman"/>
+          <w:sz w:val="21"/>
+          <w:szCs w:val="21"/>
+        </w:rPr>
+      </w:pPr>
+      <w:r>
+        <w:rPr>
+          <w:rFonts w:ascii="Times New Roman" w:hAnsi="Times New Roman" w:cs="Times New Roman"/>
+          <w:sz w:val="21"/>
+          <w:szCs w:val="21"/>
+        </w:rPr>
+        <w:t>Rozbor diel:</w:t>
+      </w:r>
+    </w:p>
+    <w:p>
+      <w:pPr>
+        <w:pStyle w:val="Odsekzoznamu"/>
+        <w:spacing w:after="0" w:line="240" w:lineRule="auto"/>
+        <w:ind w:left="1068"/>
+        <w:rPr>
+          <w:rFonts w:ascii="Times New Roman" w:hAnsi="Times New Roman" w:cs="Times New Roman"/>
+          <w:sz w:val="21"/>
+          <w:szCs w:val="21"/>
+        </w:rPr>
+      </w:pPr>
+      <w:r>
+        <w:rPr>
+          <w:rFonts w:ascii="Times New Roman" w:hAnsi="Times New Roman" w:cs="Times New Roman"/>
+          <w:sz w:val="21"/>
+          <w:szCs w:val="21"/>
+        </w:rPr>
+        <w:t>F. Kafka – Premena</w:t>
+      </w:r>
+    </w:p>
+    <w:p>
+      <w:pPr>
+        <w:pStyle w:val="Odsekzoznamu"/>
+        <w:spacing w:after="0" w:line="240" w:lineRule="auto"/>
+        <w:ind w:left="1068"/>
+        <w:rPr>
+          <w:rFonts w:ascii="Times New Roman" w:hAnsi="Times New Roman" w:cs="Times New Roman"/>
+          <w:sz w:val="21"/>
+          <w:szCs w:val="21"/>
+        </w:rPr>
+      </w:pPr>
+      <w:r>
+        <w:rPr>
+          <w:rFonts w:ascii="Times New Roman" w:hAnsi="Times New Roman" w:cs="Times New Roman"/>
+          <w:sz w:val="21"/>
+          <w:szCs w:val="21"/>
+        </w:rPr>
+        <w:t xml:space="preserve">J. </w:t>
+      </w:r>
+      <w:proofErr w:type="spellStart"/>
+      <w:r>
+        <w:rPr>
+          <w:rFonts w:ascii="Times New Roman" w:hAnsi="Times New Roman" w:cs="Times New Roman"/>
+          <w:sz w:val="21"/>
+          <w:szCs w:val="21"/>
+        </w:rPr>
+        <w:t>Hašek</w:t>
+      </w:r>
+      <w:proofErr w:type="spellEnd"/>
+      <w:r>
+        <w:rPr>
+          <w:rFonts w:ascii="Times New Roman" w:hAnsi="Times New Roman" w:cs="Times New Roman"/>
+          <w:sz w:val="21"/>
+          <w:szCs w:val="21"/>
+        </w:rPr>
+        <w:t xml:space="preserve"> – Osudy dobrého </w:t>
+      </w:r>
+      <w:proofErr w:type="spellStart"/>
+      <w:r>
+        <w:rPr>
+          <w:rFonts w:ascii="Times New Roman" w:hAnsi="Times New Roman" w:cs="Times New Roman"/>
+          <w:sz w:val="21"/>
+          <w:szCs w:val="21"/>
+        </w:rPr>
+        <w:t>vojáka</w:t>
+      </w:r>
+      <w:proofErr w:type="spellEnd"/>
+      <w:r>
+        <w:rPr>
+          <w:rFonts w:ascii="Times New Roman" w:hAnsi="Times New Roman" w:cs="Times New Roman"/>
+          <w:sz w:val="21"/>
+          <w:szCs w:val="21"/>
+        </w:rPr>
+        <w:t xml:space="preserve"> Švejka ...</w:t>
+      </w:r>
+    </w:p>
+    <w:p>
+      <w:pPr>
+        <w:pStyle w:val="Odsekzoznamu"/>
+        <w:spacing w:after="0" w:line="240" w:lineRule="auto"/>
+        <w:ind w:left="1068"/>
+        <w:rPr>
+          <w:rFonts w:ascii="Times New Roman" w:hAnsi="Times New Roman" w:cs="Times New Roman"/>
+          <w:sz w:val="21"/>
+          <w:szCs w:val="21"/>
+        </w:rPr>
+      </w:pPr>
+      <w:r>
+        <w:rPr>
+          <w:rFonts w:ascii="Times New Roman" w:hAnsi="Times New Roman" w:cs="Times New Roman"/>
+          <w:sz w:val="21"/>
+          <w:szCs w:val="21"/>
+        </w:rPr>
+        <w:t>P. Jilemnický – O dvoch bratoch z ktorých ....</w:t>
+      </w:r>
+    </w:p>
+    <w:p>
+      <w:pPr>
+        <w:pStyle w:val="Odsekzoznamu"/>
+        <w:spacing w:after="0" w:line="240" w:lineRule="auto"/>
+        <w:ind w:left="1068"/>
+        <w:rPr>
+          <w:rFonts w:ascii="Times New Roman" w:hAnsi="Times New Roman" w:cs="Times New Roman"/>
+          <w:sz w:val="21"/>
+          <w:szCs w:val="21"/>
+        </w:rPr>
+      </w:pPr>
+      <w:r>
+        <w:rPr>
+          <w:rFonts w:ascii="Times New Roman" w:hAnsi="Times New Roman" w:cs="Times New Roman"/>
+          <w:sz w:val="21"/>
+          <w:szCs w:val="21"/>
+        </w:rPr>
+        <w:t xml:space="preserve">K. </w:t>
+      </w:r>
+      <w:proofErr w:type="spellStart"/>
+      <w:r>
+        <w:rPr>
+          <w:rFonts w:ascii="Times New Roman" w:hAnsi="Times New Roman" w:cs="Times New Roman"/>
+          <w:sz w:val="21"/>
+          <w:szCs w:val="21"/>
+        </w:rPr>
+        <w:t>Čapek</w:t>
+      </w:r>
+      <w:proofErr w:type="spellEnd"/>
+      <w:r>
+        <w:rPr>
+          <w:rFonts w:ascii="Times New Roman" w:hAnsi="Times New Roman" w:cs="Times New Roman"/>
+          <w:sz w:val="21"/>
+          <w:szCs w:val="21"/>
+        </w:rPr>
+        <w:t xml:space="preserve"> – </w:t>
+      </w:r>
+      <w:proofErr w:type="spellStart"/>
+      <w:r>
+        <w:rPr>
+          <w:rFonts w:ascii="Times New Roman" w:hAnsi="Times New Roman" w:cs="Times New Roman"/>
+          <w:sz w:val="21"/>
+          <w:szCs w:val="21"/>
+        </w:rPr>
+        <w:t>Válka</w:t>
+      </w:r>
+      <w:proofErr w:type="spellEnd"/>
+      <w:r>
+        <w:rPr>
+          <w:rFonts w:ascii="Times New Roman" w:hAnsi="Times New Roman" w:cs="Times New Roman"/>
+          <w:sz w:val="21"/>
+          <w:szCs w:val="21"/>
+        </w:rPr>
+        <w:t xml:space="preserve"> s mloky</w:t>
+      </w:r>
+    </w:p>
+    <w:p>
+      <w:pPr>
+        <w:pStyle w:val="Odsekzoznamu"/>
+        <w:spacing w:after="0" w:line="240" w:lineRule="auto"/>
+        <w:rPr>
+          <w:rFonts w:ascii="Times New Roman" w:hAnsi="Times New Roman" w:cs="Times New Roman"/>
+          <w:b/>
+          <w:bCs/>
+          <w:sz w:val="21"/>
+          <w:szCs w:val="21"/>
+        </w:rPr>
+      </w:pPr>
+    </w:p>
+    <w:p>
+      <w:pPr>
+        <w:rPr>
+          <w:rFonts w:ascii="Times New Roman" w:hAnsi="Times New Roman" w:cs="Times New Roman"/>
+          <w:b/>
+          <w:bCs/>
+          <w:sz w:val="21"/>
+          <w:szCs w:val="21"/>
+        </w:rPr>
+      </w:pPr>
+      <w:r>
+        <w:rPr>
+          <w:rFonts w:ascii="Times New Roman" w:hAnsi="Times New Roman" w:cs="Times New Roman"/>
+          <w:b/>
+          <w:bCs/>
+          <w:sz w:val="21"/>
+          <w:szCs w:val="21"/>
+        </w:rPr>
+        <w:br w:type="page"/>
+      </w:r>
+    </w:p>
+    <w:p>
+      <w:pPr>
+        <w:pStyle w:val="Odsekzoznamu"/>
         <w:numPr>
           <w:ilvl w:val="0"/>
           <w:numId w:val="1"/>
@@ -27,6 +460,7 @@
           <w:sz w:val="21"/>
           <w:szCs w:val="21"/>
         </w:rPr>
+        <w:lastRenderedPageBreak/>
         <w:t>VETY</w:t>
       </w:r>
     </w:p>
@@ -581,6 +1015,7 @@
     </w:p>
     <w:p>
       <w:pPr>
+        <w:pStyle w:val="Odsekzoznamu"/>
         <w:spacing w:after="0" w:line="240" w:lineRule="auto"/>
         <w:jc w:val="both"/>
         <w:rPr>
@@ -594,642 +1029,7 @@
       <w:pPr>
         <w:pStyle w:val="Odsekzoznamu"/>
         <w:spacing w:after="0" w:line="240" w:lineRule="auto"/>
-        <w:rPr>
-          <w:rFonts w:ascii="Times New Roman" w:hAnsi="Times New Roman" w:cs="Times New Roman"/>
-          <w:b/>
-          <w:bCs/>
-          <w:sz w:val="21"/>
-          <w:szCs w:val="21"/>
-        </w:rPr>
-      </w:pPr>
-    </w:p>
-    <w:p>
-      <w:pPr>
-        <w:spacing w:after="0" w:line="240" w:lineRule="auto"/>
         <w:jc w:val="center"/>
-        <w:rPr>
-          <w:rFonts w:ascii="Times New Roman" w:hAnsi="Times New Roman" w:cs="Times New Roman"/>
-          <w:b/>
-          <w:bCs/>
-          <w:sz w:val="21"/>
-          <w:szCs w:val="21"/>
-        </w:rPr>
-      </w:pPr>
-    </w:p>
-    <w:p>
-      <w:pPr>
-        <w:pStyle w:val="Odsekzoznamu"/>
-        <w:spacing w:after="0" w:line="240" w:lineRule="auto"/>
-        <w:rPr>
-          <w:rFonts w:ascii="Times New Roman" w:hAnsi="Times New Roman" w:cs="Times New Roman"/>
-          <w:b/>
-          <w:bCs/>
-          <w:sz w:val="21"/>
-          <w:szCs w:val="21"/>
-        </w:rPr>
-      </w:pPr>
-    </w:p>
-    <w:p>
-      <w:pPr>
-        <w:pStyle w:val="Odsekzoznamu"/>
-        <w:spacing w:after="0" w:line="240" w:lineRule="auto"/>
-        <w:rPr>
-          <w:rFonts w:ascii="Times New Roman" w:hAnsi="Times New Roman" w:cs="Times New Roman"/>
-          <w:b/>
-          <w:bCs/>
-          <w:sz w:val="21"/>
-          <w:szCs w:val="21"/>
-        </w:rPr>
-      </w:pPr>
-    </w:p>
-    <w:p>
-      <w:pPr>
-        <w:pStyle w:val="Odsekzoznamu"/>
-        <w:spacing w:after="0" w:line="240" w:lineRule="auto"/>
-        <w:rPr>
-          <w:rFonts w:ascii="Times New Roman" w:hAnsi="Times New Roman" w:cs="Times New Roman"/>
-          <w:b/>
-          <w:bCs/>
-          <w:sz w:val="21"/>
-          <w:szCs w:val="21"/>
-        </w:rPr>
-      </w:pPr>
-    </w:p>
-    <w:p>
-      <w:pPr>
-        <w:pStyle w:val="Odsekzoznamu"/>
-        <w:spacing w:after="0" w:line="240" w:lineRule="auto"/>
-        <w:rPr>
-          <w:rFonts w:ascii="Times New Roman" w:hAnsi="Times New Roman" w:cs="Times New Roman"/>
-          <w:b/>
-          <w:bCs/>
-          <w:sz w:val="21"/>
-          <w:szCs w:val="21"/>
-        </w:rPr>
-      </w:pPr>
-    </w:p>
-    <w:p>
-      <w:pPr>
-        <w:pStyle w:val="Odsekzoznamu"/>
-        <w:spacing w:after="0" w:line="240" w:lineRule="auto"/>
-        <w:rPr>
-          <w:rFonts w:ascii="Times New Roman" w:hAnsi="Times New Roman" w:cs="Times New Roman"/>
-          <w:b/>
-          <w:bCs/>
-          <w:sz w:val="21"/>
-          <w:szCs w:val="21"/>
-        </w:rPr>
-      </w:pPr>
-    </w:p>
-    <w:p>
-      <w:pPr>
-        <w:pStyle w:val="Odsekzoznamu"/>
-        <w:spacing w:after="0" w:line="240" w:lineRule="auto"/>
-        <w:rPr>
-          <w:rFonts w:ascii="Times New Roman" w:hAnsi="Times New Roman" w:cs="Times New Roman"/>
-          <w:b/>
-          <w:bCs/>
-          <w:sz w:val="21"/>
-          <w:szCs w:val="21"/>
-        </w:rPr>
-      </w:pPr>
-    </w:p>
-    <w:p>
-      <w:pPr>
-        <w:pStyle w:val="Odsekzoznamu"/>
-        <w:spacing w:after="0" w:line="240" w:lineRule="auto"/>
-        <w:rPr>
-          <w:rFonts w:ascii="Times New Roman" w:hAnsi="Times New Roman" w:cs="Times New Roman"/>
-          <w:b/>
-          <w:bCs/>
-          <w:sz w:val="21"/>
-          <w:szCs w:val="21"/>
-        </w:rPr>
-      </w:pPr>
-    </w:p>
-    <w:p>
-      <w:pPr>
-        <w:pStyle w:val="Odsekzoznamu"/>
-        <w:spacing w:after="0" w:line="240" w:lineRule="auto"/>
-        <w:rPr>
-          <w:rFonts w:ascii="Times New Roman" w:hAnsi="Times New Roman" w:cs="Times New Roman"/>
-          <w:b/>
-          <w:bCs/>
-          <w:sz w:val="21"/>
-          <w:szCs w:val="21"/>
-        </w:rPr>
-      </w:pPr>
-    </w:p>
-    <w:p>
-      <w:pPr>
-        <w:pStyle w:val="Odsekzoznamu"/>
-        <w:spacing w:after="0" w:line="240" w:lineRule="auto"/>
-        <w:rPr>
-          <w:rFonts w:ascii="Times New Roman" w:hAnsi="Times New Roman" w:cs="Times New Roman"/>
-          <w:b/>
-          <w:bCs/>
-          <w:sz w:val="21"/>
-          <w:szCs w:val="21"/>
-        </w:rPr>
-      </w:pPr>
-    </w:p>
-    <w:p>
-      <w:pPr>
-        <w:pStyle w:val="Odsekzoznamu"/>
-        <w:spacing w:after="0" w:line="240" w:lineRule="auto"/>
-        <w:rPr>
-          <w:rFonts w:ascii="Times New Roman" w:hAnsi="Times New Roman" w:cs="Times New Roman"/>
-          <w:b/>
-          <w:bCs/>
-          <w:sz w:val="21"/>
-          <w:szCs w:val="21"/>
-        </w:rPr>
-      </w:pPr>
-    </w:p>
-    <w:p>
-      <w:pPr>
-        <w:pStyle w:val="Odsekzoznamu"/>
-        <w:spacing w:after="0" w:line="240" w:lineRule="auto"/>
-        <w:rPr>
-          <w:rFonts w:ascii="Times New Roman" w:hAnsi="Times New Roman" w:cs="Times New Roman"/>
-          <w:b/>
-          <w:bCs/>
-          <w:sz w:val="21"/>
-          <w:szCs w:val="21"/>
-        </w:rPr>
-      </w:pPr>
-    </w:p>
-    <w:p>
-      <w:pPr>
-        <w:pStyle w:val="Odsekzoznamu"/>
-        <w:spacing w:after="0" w:line="240" w:lineRule="auto"/>
-        <w:rPr>
-          <w:rFonts w:ascii="Times New Roman" w:hAnsi="Times New Roman" w:cs="Times New Roman"/>
-          <w:b/>
-          <w:bCs/>
-          <w:sz w:val="21"/>
-          <w:szCs w:val="21"/>
-        </w:rPr>
-      </w:pPr>
-    </w:p>
-    <w:p>
-      <w:pPr>
-        <w:pStyle w:val="Odsekzoznamu"/>
-        <w:spacing w:after="0" w:line="240" w:lineRule="auto"/>
-        <w:rPr>
-          <w:rFonts w:ascii="Times New Roman" w:hAnsi="Times New Roman" w:cs="Times New Roman"/>
-          <w:b/>
-          <w:bCs/>
-          <w:sz w:val="21"/>
-          <w:szCs w:val="21"/>
-        </w:rPr>
-      </w:pPr>
-    </w:p>
-    <w:p>
-      <w:pPr>
-        <w:pStyle w:val="Odsekzoznamu"/>
-        <w:spacing w:after="0" w:line="240" w:lineRule="auto"/>
-        <w:rPr>
-          <w:rFonts w:ascii="Times New Roman" w:hAnsi="Times New Roman" w:cs="Times New Roman"/>
-          <w:b/>
-          <w:bCs/>
-          <w:sz w:val="21"/>
-          <w:szCs w:val="21"/>
-        </w:rPr>
-      </w:pPr>
-    </w:p>
-    <w:p>
-      <w:pPr>
-        <w:pStyle w:val="Odsekzoznamu"/>
-        <w:spacing w:after="0" w:line="240" w:lineRule="auto"/>
-        <w:rPr>
-          <w:rFonts w:ascii="Times New Roman" w:hAnsi="Times New Roman" w:cs="Times New Roman"/>
-          <w:b/>
-          <w:bCs/>
-          <w:sz w:val="21"/>
-          <w:szCs w:val="21"/>
-        </w:rPr>
-      </w:pPr>
-    </w:p>
-    <w:p>
-      <w:pPr>
-        <w:pStyle w:val="Odsekzoznamu"/>
-        <w:spacing w:after="0" w:line="240" w:lineRule="auto"/>
-        <w:rPr>
-          <w:rFonts w:ascii="Times New Roman" w:hAnsi="Times New Roman" w:cs="Times New Roman"/>
-          <w:b/>
-          <w:bCs/>
-          <w:sz w:val="21"/>
-          <w:szCs w:val="21"/>
-        </w:rPr>
-      </w:pPr>
-    </w:p>
-    <w:p>
-      <w:pPr>
-        <w:pStyle w:val="Odsekzoznamu"/>
-        <w:spacing w:after="0" w:line="240" w:lineRule="auto"/>
-        <w:rPr>
-          <w:rFonts w:ascii="Times New Roman" w:hAnsi="Times New Roman" w:cs="Times New Roman"/>
-          <w:b/>
-          <w:bCs/>
-          <w:sz w:val="21"/>
-          <w:szCs w:val="21"/>
-        </w:rPr>
-      </w:pPr>
-    </w:p>
-    <w:p>
-      <w:pPr>
-        <w:pStyle w:val="Odsekzoznamu"/>
-        <w:spacing w:after="0" w:line="240" w:lineRule="auto"/>
-        <w:rPr>
-          <w:rFonts w:ascii="Times New Roman" w:hAnsi="Times New Roman" w:cs="Times New Roman"/>
-          <w:b/>
-          <w:bCs/>
-          <w:sz w:val="21"/>
-          <w:szCs w:val="21"/>
-        </w:rPr>
-      </w:pPr>
-    </w:p>
-    <w:p>
-      <w:pPr>
-        <w:pStyle w:val="Odsekzoznamu"/>
-        <w:spacing w:after="0" w:line="240" w:lineRule="auto"/>
-        <w:rPr>
-          <w:rFonts w:ascii="Times New Roman" w:hAnsi="Times New Roman" w:cs="Times New Roman"/>
-          <w:b/>
-          <w:bCs/>
-          <w:sz w:val="21"/>
-          <w:szCs w:val="21"/>
-        </w:rPr>
-      </w:pPr>
-    </w:p>
-    <w:p>
-      <w:pPr>
-        <w:pStyle w:val="Odsekzoznamu"/>
-        <w:spacing w:after="0" w:line="240" w:lineRule="auto"/>
-        <w:rPr>
-          <w:rFonts w:ascii="Times New Roman" w:hAnsi="Times New Roman" w:cs="Times New Roman"/>
-          <w:b/>
-          <w:bCs/>
-          <w:sz w:val="21"/>
-          <w:szCs w:val="21"/>
-        </w:rPr>
-      </w:pPr>
-    </w:p>
-    <w:p>
-      <w:pPr>
-        <w:pStyle w:val="Odsekzoznamu"/>
-        <w:spacing w:after="0" w:line="240" w:lineRule="auto"/>
-        <w:rPr>
-          <w:rFonts w:ascii="Times New Roman" w:hAnsi="Times New Roman" w:cs="Times New Roman"/>
-          <w:b/>
-          <w:bCs/>
-          <w:sz w:val="21"/>
-          <w:szCs w:val="21"/>
-        </w:rPr>
-      </w:pPr>
-    </w:p>
-    <w:p>
-      <w:pPr>
-        <w:pStyle w:val="Odsekzoznamu"/>
-        <w:spacing w:after="0" w:line="240" w:lineRule="auto"/>
-        <w:rPr>
-          <w:rFonts w:ascii="Times New Roman" w:hAnsi="Times New Roman" w:cs="Times New Roman"/>
-          <w:b/>
-          <w:bCs/>
-          <w:sz w:val="21"/>
-          <w:szCs w:val="21"/>
-        </w:rPr>
-      </w:pPr>
-    </w:p>
-    <w:p>
-      <w:pPr>
-        <w:pStyle w:val="Odsekzoznamu"/>
-        <w:spacing w:after="0" w:line="240" w:lineRule="auto"/>
-        <w:rPr>
-          <w:rFonts w:ascii="Times New Roman" w:hAnsi="Times New Roman" w:cs="Times New Roman"/>
-          <w:b/>
-          <w:bCs/>
-          <w:sz w:val="21"/>
-          <w:szCs w:val="21"/>
-        </w:rPr>
-      </w:pPr>
-    </w:p>
-    <w:p>
-      <w:pPr>
-        <w:pStyle w:val="Odsekzoznamu"/>
-        <w:spacing w:after="0" w:line="240" w:lineRule="auto"/>
-        <w:rPr>
-          <w:rFonts w:ascii="Times New Roman" w:hAnsi="Times New Roman" w:cs="Times New Roman"/>
-          <w:b/>
-          <w:bCs/>
-          <w:sz w:val="21"/>
-          <w:szCs w:val="21"/>
-        </w:rPr>
-      </w:pPr>
-    </w:p>
-    <w:p>
-      <w:pPr>
-        <w:pStyle w:val="Odsekzoznamu"/>
-        <w:spacing w:after="0" w:line="240" w:lineRule="auto"/>
-        <w:rPr>
-          <w:rFonts w:ascii="Times New Roman" w:hAnsi="Times New Roman" w:cs="Times New Roman"/>
-          <w:b/>
-          <w:bCs/>
-          <w:sz w:val="21"/>
-          <w:szCs w:val="21"/>
-        </w:rPr>
-      </w:pPr>
-    </w:p>
-    <w:p>
-      <w:pPr>
-        <w:pStyle w:val="Odsekzoznamu"/>
-        <w:spacing w:after="0" w:line="240" w:lineRule="auto"/>
-        <w:rPr>
-          <w:rFonts w:ascii="Times New Roman" w:hAnsi="Times New Roman" w:cs="Times New Roman"/>
-          <w:b/>
-          <w:bCs/>
-          <w:sz w:val="21"/>
-          <w:szCs w:val="21"/>
-        </w:rPr>
-      </w:pPr>
-    </w:p>
-    <w:p>
-      <w:pPr>
-        <w:pStyle w:val="Odsekzoznamu"/>
-        <w:spacing w:after="0" w:line="240" w:lineRule="auto"/>
-        <w:rPr>
-          <w:rFonts w:ascii="Times New Roman" w:hAnsi="Times New Roman" w:cs="Times New Roman"/>
-          <w:b/>
-          <w:bCs/>
-          <w:sz w:val="21"/>
-          <w:szCs w:val="21"/>
-        </w:rPr>
-      </w:pPr>
-    </w:p>
-    <w:p>
-      <w:pPr>
-        <w:pStyle w:val="Odsekzoznamu"/>
-        <w:spacing w:after="0" w:line="240" w:lineRule="auto"/>
-        <w:rPr>
-          <w:rFonts w:ascii="Times New Roman" w:hAnsi="Times New Roman" w:cs="Times New Roman"/>
-          <w:b/>
-          <w:bCs/>
-          <w:sz w:val="21"/>
-          <w:szCs w:val="21"/>
-        </w:rPr>
-      </w:pPr>
-    </w:p>
-    <w:p>
-      <w:pPr>
-        <w:pStyle w:val="Odsekzoznamu"/>
-        <w:spacing w:after="0" w:line="240" w:lineRule="auto"/>
-        <w:rPr>
-          <w:rFonts w:ascii="Times New Roman" w:hAnsi="Times New Roman" w:cs="Times New Roman"/>
-          <w:b/>
-          <w:bCs/>
-          <w:sz w:val="21"/>
-          <w:szCs w:val="21"/>
-        </w:rPr>
-      </w:pPr>
-    </w:p>
-    <w:p>
-      <w:pPr>
-        <w:pStyle w:val="Odsekzoznamu"/>
-        <w:spacing w:after="0" w:line="240" w:lineRule="auto"/>
-        <w:rPr>
-          <w:rFonts w:ascii="Times New Roman" w:hAnsi="Times New Roman" w:cs="Times New Roman"/>
-          <w:b/>
-          <w:bCs/>
-          <w:sz w:val="21"/>
-          <w:szCs w:val="21"/>
-        </w:rPr>
-      </w:pPr>
-    </w:p>
-    <w:p>
-      <w:pPr>
-        <w:pStyle w:val="Odsekzoznamu"/>
-        <w:spacing w:after="0" w:line="240" w:lineRule="auto"/>
-        <w:rPr>
-          <w:rFonts w:ascii="Times New Roman" w:hAnsi="Times New Roman" w:cs="Times New Roman"/>
-          <w:b/>
-          <w:bCs/>
-          <w:sz w:val="21"/>
-          <w:szCs w:val="21"/>
-        </w:rPr>
-      </w:pPr>
-    </w:p>
-    <w:p>
-      <w:pPr>
-        <w:pStyle w:val="Odsekzoznamu"/>
-        <w:spacing w:after="0" w:line="240" w:lineRule="auto"/>
-        <w:rPr>
-          <w:rFonts w:ascii="Times New Roman" w:hAnsi="Times New Roman" w:cs="Times New Roman"/>
-          <w:b/>
-          <w:bCs/>
-          <w:sz w:val="21"/>
-          <w:szCs w:val="21"/>
-        </w:rPr>
-      </w:pPr>
-    </w:p>
-    <w:p>
-      <w:pPr>
-        <w:pStyle w:val="Odsekzoznamu"/>
-        <w:spacing w:after="0" w:line="240" w:lineRule="auto"/>
-        <w:rPr>
-          <w:rFonts w:ascii="Times New Roman" w:hAnsi="Times New Roman" w:cs="Times New Roman"/>
-          <w:b/>
-          <w:bCs/>
-          <w:sz w:val="21"/>
-          <w:szCs w:val="21"/>
-        </w:rPr>
-      </w:pPr>
-    </w:p>
-    <w:p>
-      <w:pPr>
-        <w:pStyle w:val="Odsekzoznamu"/>
-        <w:spacing w:after="0" w:line="240" w:lineRule="auto"/>
-        <w:rPr>
-          <w:rFonts w:ascii="Times New Roman" w:hAnsi="Times New Roman" w:cs="Times New Roman"/>
-          <w:b/>
-          <w:bCs/>
-          <w:sz w:val="21"/>
-          <w:szCs w:val="21"/>
-        </w:rPr>
-      </w:pPr>
-    </w:p>
-    <w:p>
-      <w:pPr>
-        <w:pStyle w:val="Odsekzoznamu"/>
-        <w:spacing w:after="0" w:line="240" w:lineRule="auto"/>
-        <w:rPr>
-          <w:rFonts w:ascii="Times New Roman" w:hAnsi="Times New Roman" w:cs="Times New Roman"/>
-          <w:b/>
-          <w:bCs/>
-          <w:sz w:val="21"/>
-          <w:szCs w:val="21"/>
-        </w:rPr>
-      </w:pPr>
-    </w:p>
-    <w:p>
-      <w:pPr>
-        <w:pStyle w:val="Odsekzoznamu"/>
-        <w:spacing w:after="0" w:line="240" w:lineRule="auto"/>
-        <w:rPr>
-          <w:rFonts w:ascii="Times New Roman" w:hAnsi="Times New Roman" w:cs="Times New Roman"/>
-          <w:b/>
-          <w:bCs/>
-          <w:sz w:val="21"/>
-          <w:szCs w:val="21"/>
-        </w:rPr>
-      </w:pPr>
-    </w:p>
-    <w:p>
-      <w:pPr>
-        <w:pStyle w:val="Odsekzoznamu"/>
-        <w:spacing w:after="0" w:line="240" w:lineRule="auto"/>
-        <w:rPr>
-          <w:rFonts w:ascii="Times New Roman" w:hAnsi="Times New Roman" w:cs="Times New Roman"/>
-          <w:b/>
-          <w:bCs/>
-          <w:sz w:val="21"/>
-          <w:szCs w:val="21"/>
-        </w:rPr>
-      </w:pPr>
-    </w:p>
-    <w:p>
-      <w:pPr>
-        <w:pStyle w:val="Odsekzoznamu"/>
-        <w:spacing w:after="0" w:line="240" w:lineRule="auto"/>
-        <w:rPr>
-          <w:rFonts w:ascii="Times New Roman" w:hAnsi="Times New Roman" w:cs="Times New Roman"/>
-          <w:b/>
-          <w:bCs/>
-          <w:sz w:val="21"/>
-          <w:szCs w:val="21"/>
-        </w:rPr>
-      </w:pPr>
-    </w:p>
-    <w:p>
-      <w:pPr>
-        <w:pStyle w:val="Odsekzoznamu"/>
-        <w:spacing w:after="0" w:line="240" w:lineRule="auto"/>
-        <w:rPr>
-          <w:rFonts w:ascii="Times New Roman" w:hAnsi="Times New Roman" w:cs="Times New Roman"/>
-          <w:b/>
-          <w:bCs/>
-          <w:sz w:val="21"/>
-          <w:szCs w:val="21"/>
-        </w:rPr>
-      </w:pPr>
-    </w:p>
-    <w:p>
-      <w:pPr>
-        <w:pStyle w:val="Odsekzoznamu"/>
-        <w:spacing w:after="0" w:line="240" w:lineRule="auto"/>
-        <w:rPr>
-          <w:rFonts w:ascii="Times New Roman" w:hAnsi="Times New Roman" w:cs="Times New Roman"/>
-          <w:b/>
-          <w:bCs/>
-          <w:sz w:val="21"/>
-          <w:szCs w:val="21"/>
-        </w:rPr>
-      </w:pPr>
-    </w:p>
-    <w:p>
-      <w:pPr>
-        <w:pStyle w:val="Odsekzoznamu"/>
-        <w:spacing w:after="0" w:line="240" w:lineRule="auto"/>
-        <w:rPr>
-          <w:rFonts w:ascii="Times New Roman" w:hAnsi="Times New Roman" w:cs="Times New Roman"/>
-          <w:b/>
-          <w:bCs/>
-          <w:sz w:val="21"/>
-          <w:szCs w:val="21"/>
-        </w:rPr>
-      </w:pPr>
-    </w:p>
-    <w:p>
-      <w:pPr>
-        <w:pStyle w:val="Odsekzoznamu"/>
-        <w:spacing w:after="0" w:line="240" w:lineRule="auto"/>
-        <w:rPr>
-          <w:rFonts w:ascii="Times New Roman" w:hAnsi="Times New Roman" w:cs="Times New Roman"/>
-          <w:b/>
-          <w:bCs/>
-          <w:sz w:val="21"/>
-          <w:szCs w:val="21"/>
-        </w:rPr>
-      </w:pPr>
-    </w:p>
-    <w:p>
-      <w:pPr>
-        <w:pStyle w:val="Odsekzoznamu"/>
-        <w:spacing w:after="0" w:line="240" w:lineRule="auto"/>
-        <w:rPr>
-          <w:rFonts w:ascii="Times New Roman" w:hAnsi="Times New Roman" w:cs="Times New Roman"/>
-          <w:b/>
-          <w:bCs/>
-          <w:sz w:val="21"/>
-          <w:szCs w:val="21"/>
-        </w:rPr>
-      </w:pPr>
-    </w:p>
-    <w:p>
-      <w:pPr>
-        <w:pStyle w:val="Odsekzoznamu"/>
-        <w:spacing w:after="0" w:line="240" w:lineRule="auto"/>
-        <w:rPr>
-          <w:rFonts w:ascii="Times New Roman" w:hAnsi="Times New Roman" w:cs="Times New Roman"/>
-          <w:b/>
-          <w:bCs/>
-          <w:sz w:val="21"/>
-          <w:szCs w:val="21"/>
-        </w:rPr>
-      </w:pPr>
-    </w:p>
-    <w:p>
-      <w:pPr>
-        <w:pStyle w:val="Odsekzoznamu"/>
-        <w:spacing w:after="0" w:line="240" w:lineRule="auto"/>
-        <w:rPr>
-          <w:rFonts w:ascii="Times New Roman" w:hAnsi="Times New Roman" w:cs="Times New Roman"/>
-          <w:b/>
-          <w:bCs/>
-          <w:sz w:val="21"/>
-          <w:szCs w:val="21"/>
-        </w:rPr>
-      </w:pPr>
-    </w:p>
-    <w:p>
-      <w:pPr>
-        <w:pStyle w:val="Odsekzoznamu"/>
-        <w:spacing w:after="0" w:line="240" w:lineRule="auto"/>
-        <w:rPr>
-          <w:rFonts w:ascii="Times New Roman" w:hAnsi="Times New Roman" w:cs="Times New Roman"/>
-          <w:b/>
-          <w:bCs/>
-          <w:sz w:val="21"/>
-          <w:szCs w:val="21"/>
-        </w:rPr>
-      </w:pPr>
-    </w:p>
-    <w:p>
-      <w:pPr>
-        <w:spacing w:after="0" w:line="240" w:lineRule="auto"/>
-        <w:rPr>
-          <w:rFonts w:ascii="Times New Roman" w:hAnsi="Times New Roman" w:cs="Times New Roman"/>
-          <w:b/>
-          <w:bCs/>
-          <w:sz w:val="21"/>
-          <w:szCs w:val="21"/>
-        </w:rPr>
-      </w:pPr>
-    </w:p>
-    <w:p>
-      <w:pPr>
-        <w:pStyle w:val="Odsekzoznamu"/>
-        <w:spacing w:after="0" w:line="240" w:lineRule="auto"/>
         <w:rPr>
           <w:rFonts w:ascii="Times New Roman" w:hAnsi="Times New Roman" w:cs="Times New Roman"/>
           <w:b/>
@@ -1247,25 +1047,58 @@
           <w:numId w:val="1"/>
         </w:numPr>
         <w:spacing w:after="0" w:line="240" w:lineRule="auto"/>
-        <w:rPr>
-          <w:rFonts w:ascii="Times New Roman" w:hAnsi="Times New Roman" w:cs="Times New Roman"/>
-          <w:b/>
-          <w:bCs/>
-          <w:sz w:val="21"/>
-          <w:szCs w:val="21"/>
-        </w:rPr>
-      </w:pPr>
-      <w:r>
-        <w:rPr>
-          <w:rFonts w:ascii="Times New Roman" w:hAnsi="Times New Roman" w:cs="Times New Roman"/>
-          <w:b/>
-          <w:bCs/>
-          <w:sz w:val="21"/>
-          <w:szCs w:val="21"/>
-        </w:rPr>
-        <w:lastRenderedPageBreak/>
-        <w:t>ABSURDNÁ, SOCIÁLNE ANGAŽOVANÁ, SCI-FI LITERATÚRA</w:t>
-      </w:r>
+        <w:jc w:val="center"/>
+        <w:rPr>
+          <w:rFonts w:ascii="Times New Roman" w:hAnsi="Times New Roman" w:cs="Times New Roman"/>
+          <w:b/>
+          <w:bCs/>
+          <w:sz w:val="21"/>
+          <w:szCs w:val="21"/>
+        </w:rPr>
+      </w:pPr>
+      <w:r>
+        <w:rPr>
+          <w:rFonts w:ascii="Times New Roman" w:hAnsi="Times New Roman" w:cs="Times New Roman"/>
+          <w:b/>
+          <w:bCs/>
+          <w:sz w:val="21"/>
+          <w:szCs w:val="21"/>
+        </w:rPr>
+        <w:t>ABSURDNÁ, SOCIÁLNE ANGAŽOVANÁ</w:t>
+      </w:r>
+      <w:r>
+        <w:rPr>
+          <w:rFonts w:ascii="Times New Roman" w:hAnsi="Times New Roman" w:cs="Times New Roman"/>
+          <w:b/>
+          <w:bCs/>
+          <w:sz w:val="21"/>
+          <w:szCs w:val="21"/>
+        </w:rPr>
+        <w:t xml:space="preserve"> a</w:t>
+      </w:r>
+      <w:r>
+        <w:rPr>
+          <w:rFonts w:ascii="Times New Roman" w:hAnsi="Times New Roman" w:cs="Times New Roman"/>
+          <w:b/>
+          <w:bCs/>
+          <w:sz w:val="21"/>
+          <w:szCs w:val="21"/>
+        </w:rPr>
+        <w:t xml:space="preserve"> SCI-FI LITERATÚRA</w:t>
+      </w:r>
+    </w:p>
+    <w:p>
+      <w:pPr>
+        <w:pStyle w:val="Odsekzoznamu"/>
+        <w:spacing w:after="0" w:line="240" w:lineRule="auto"/>
+        <w:rPr>
+          <w:rFonts w:ascii="Times New Roman" w:hAnsi="Times New Roman" w:cs="Times New Roman"/>
+          <w:b/>
+          <w:bCs/>
+          <w:sz w:val="21"/>
+          <w:szCs w:val="21"/>
+        </w:rPr>
+      </w:pPr>
     </w:p>
     <w:p>
       <w:pPr>
@@ -1373,6 +1206,17 @@
         </w:rPr>
         <w:t>autori si všímajú objektívny svet; čitateľ sa má zamyslieť, kam svet speje, kým je na to čas</w:t>
       </w:r>
+    </w:p>
+    <w:p>
+      <w:pPr>
+        <w:pStyle w:val="Odsekzoznamu"/>
+        <w:spacing w:after="0" w:line="240" w:lineRule="auto"/>
+        <w:rPr>
+          <w:rFonts w:ascii="Times New Roman" w:hAnsi="Times New Roman" w:cs="Times New Roman"/>
+          <w:sz w:val="21"/>
+          <w:szCs w:val="21"/>
+        </w:rPr>
+      </w:pPr>
     </w:p>
     <w:p>
       <w:pPr>
@@ -1461,6 +1305,17 @@
     </w:p>
     <w:p>
       <w:pPr>
+        <w:pStyle w:val="Odsekzoznamu"/>
+        <w:spacing w:after="0" w:line="240" w:lineRule="auto"/>
+        <w:rPr>
+          <w:rFonts w:ascii="Times New Roman" w:hAnsi="Times New Roman" w:cs="Times New Roman"/>
+          <w:sz w:val="21"/>
+          <w:szCs w:val="21"/>
+        </w:rPr>
+      </w:pPr>
+    </w:p>
+    <w:p>
+      <w:pPr>
         <w:spacing w:after="0" w:line="240" w:lineRule="auto"/>
         <w:rPr>
           <w:rFonts w:ascii="Times New Roman" w:hAnsi="Times New Roman" w:cs="Times New Roman"/>
@@ -1679,8 +1534,20 @@
           <w:sz w:val="21"/>
           <w:szCs w:val="21"/>
         </w:rPr>
-        <w:t>Gregor Samsa</w:t>
-      </w:r>
+        <w:t xml:space="preserve">Gregor </w:t>
+      </w:r>
+      <w:proofErr w:type="spellStart"/>
+      <w:r>
+        <w:rPr>
+          <w:rFonts w:ascii="Times New Roman" w:hAnsi="Times New Roman" w:cs="Times New Roman"/>
+          <w:b/>
+          <w:bCs/>
+          <w:sz w:val="21"/>
+          <w:szCs w:val="21"/>
+        </w:rPr>
+        <w:t>Samsa</w:t>
+      </w:r>
+      <w:proofErr w:type="spellEnd"/>
     </w:p>
     <w:p>
       <w:pPr>
@@ -1996,25 +1863,126 @@
     </w:p>
     <w:p>
       <w:pPr>
-        <w:spacing w:after="0" w:line="240" w:lineRule="auto"/>
-        <w:rPr>
-          <w:rFonts w:ascii="Times New Roman" w:hAnsi="Times New Roman" w:cs="Times New Roman"/>
-          <w:b/>
-          <w:bCs/>
-          <w:sz w:val="21"/>
-          <w:szCs w:val="21"/>
-        </w:rPr>
-      </w:pPr>
-      <w:r>
-        <w:rPr>
-          <w:rFonts w:ascii="Times New Roman" w:hAnsi="Times New Roman" w:cs="Times New Roman"/>
-          <w:b/>
-          <w:bCs/>
-          <w:sz w:val="21"/>
-          <w:szCs w:val="21"/>
-        </w:rPr>
-        <w:t>Jaroslav Hašek – Osudy dobrého vojáka Švejka za světové války</w:t>
-      </w:r>
+        <w:pStyle w:val="Odsekzoznamu"/>
+        <w:spacing w:after="0" w:line="240" w:lineRule="auto"/>
+        <w:rPr>
+          <w:rFonts w:ascii="Times New Roman" w:hAnsi="Times New Roman" w:cs="Times New Roman"/>
+          <w:sz w:val="21"/>
+          <w:szCs w:val="21"/>
+        </w:rPr>
+      </w:pPr>
+    </w:p>
+    <w:p>
+      <w:pPr>
+        <w:spacing w:after="0" w:line="240" w:lineRule="auto"/>
+        <w:rPr>
+          <w:rFonts w:ascii="Times New Roman" w:hAnsi="Times New Roman" w:cs="Times New Roman"/>
+          <w:b/>
+          <w:bCs/>
+          <w:sz w:val="21"/>
+          <w:szCs w:val="21"/>
+        </w:rPr>
+      </w:pPr>
+      <w:r>
+        <w:rPr>
+          <w:rFonts w:ascii="Times New Roman" w:hAnsi="Times New Roman" w:cs="Times New Roman"/>
+          <w:b/>
+          <w:bCs/>
+          <w:sz w:val="21"/>
+          <w:szCs w:val="21"/>
+        </w:rPr>
+        <w:t xml:space="preserve">Jaroslav </w:t>
+      </w:r>
+      <w:proofErr w:type="spellStart"/>
+      <w:r>
+        <w:rPr>
+          <w:rFonts w:ascii="Times New Roman" w:hAnsi="Times New Roman" w:cs="Times New Roman"/>
+          <w:b/>
+          <w:bCs/>
+          <w:sz w:val="21"/>
+          <w:szCs w:val="21"/>
+        </w:rPr>
+        <w:t>Hašek</w:t>
+      </w:r>
+      <w:proofErr w:type="spellEnd"/>
+      <w:r>
+        <w:rPr>
+          <w:rFonts w:ascii="Times New Roman" w:hAnsi="Times New Roman" w:cs="Times New Roman"/>
+          <w:b/>
+          <w:bCs/>
+          <w:sz w:val="21"/>
+          <w:szCs w:val="21"/>
+        </w:rPr>
+        <w:t xml:space="preserve"> – Osudy dobrého </w:t>
+      </w:r>
+      <w:proofErr w:type="spellStart"/>
+      <w:r>
+        <w:rPr>
+          <w:rFonts w:ascii="Times New Roman" w:hAnsi="Times New Roman" w:cs="Times New Roman"/>
+          <w:b/>
+          <w:bCs/>
+          <w:sz w:val="21"/>
+          <w:szCs w:val="21"/>
+        </w:rPr>
+        <w:t>vojáka</w:t>
+      </w:r>
+      <w:proofErr w:type="spellEnd"/>
+      <w:r>
+        <w:rPr>
+          <w:rFonts w:ascii="Times New Roman" w:hAnsi="Times New Roman" w:cs="Times New Roman"/>
+          <w:b/>
+          <w:bCs/>
+          <w:sz w:val="21"/>
+          <w:szCs w:val="21"/>
+        </w:rPr>
+        <w:t xml:space="preserve"> Švejka za </w:t>
+      </w:r>
+      <w:proofErr w:type="spellStart"/>
+      <w:r>
+        <w:rPr>
+          <w:rFonts w:ascii="Times New Roman" w:hAnsi="Times New Roman" w:cs="Times New Roman"/>
+          <w:b/>
+          <w:bCs/>
+          <w:sz w:val="21"/>
+          <w:szCs w:val="21"/>
+        </w:rPr>
+        <w:t>světové</w:t>
+      </w:r>
+      <w:proofErr w:type="spellEnd"/>
+      <w:r>
+        <w:rPr>
+          <w:rFonts w:ascii="Times New Roman" w:hAnsi="Times New Roman" w:cs="Times New Roman"/>
+          <w:b/>
+          <w:bCs/>
+          <w:sz w:val="21"/>
+          <w:szCs w:val="21"/>
+        </w:rPr>
+        <w:t xml:space="preserve"> </w:t>
+      </w:r>
+      <w:proofErr w:type="spellStart"/>
+      <w:r>
+        <w:rPr>
+          <w:rFonts w:ascii="Times New Roman" w:hAnsi="Times New Roman" w:cs="Times New Roman"/>
+          <w:b/>
+          <w:bCs/>
+          <w:sz w:val="21"/>
+          <w:szCs w:val="21"/>
+        </w:rPr>
+        <w:t>války</w:t>
+      </w:r>
+      <w:proofErr w:type="spellEnd"/>
+    </w:p>
+    <w:p>
+      <w:pPr>
+        <w:spacing w:after="0" w:line="240" w:lineRule="auto"/>
+        <w:rPr>
+          <w:rFonts w:ascii="Times New Roman" w:hAnsi="Times New Roman" w:cs="Times New Roman"/>
+          <w:b/>
+          <w:bCs/>
+          <w:sz w:val="21"/>
+          <w:szCs w:val="21"/>
+        </w:rPr>
+      </w:pPr>
     </w:p>
     <w:p>
       <w:pPr>
@@ -2070,6 +2038,7 @@
         </w:rPr>
         <w:t>: vojnový román s </w:t>
       </w:r>
+      <w:proofErr w:type="spellStart"/>
       <w:r>
         <w:rPr>
           <w:rFonts w:ascii="Times New Roman" w:hAnsi="Times New Roman" w:cs="Times New Roman"/>
@@ -2080,7 +2049,20 @@
           <w:sz w:val="21"/>
           <w:szCs w:val="21"/>
         </w:rPr>
-        <w:t>heroikomickým hrdinom</w:t>
+        <w:t>heroikomickým</w:t>
+      </w:r>
+      <w:proofErr w:type="spellEnd"/>
+      <w:r>
+        <w:rPr>
+          <w:rFonts w:ascii="Times New Roman" w:hAnsi="Times New Roman" w:cs="Times New Roman"/>
+          <w:b/>
+          <w:bCs/>
+          <w:i/>
+          <w:iCs/>
+          <w:sz w:val="21"/>
+          <w:szCs w:val="21"/>
+        </w:rPr>
+        <w:t xml:space="preserve"> hrdinom</w:t>
       </w:r>
       <w:r>
         <w:rPr>
@@ -2122,7 +2104,25 @@
           <w:sz w:val="21"/>
           <w:szCs w:val="21"/>
         </w:rPr>
-        <w:t xml:space="preserve">: román je pohľadom na 1.s.v. očami jednoduchého človeka, kt je verejne vyhlásený za blázna, pretože </w:t>
+        <w:t xml:space="preserve">: román je pohľadom na 1.s.v. očami jednoduchého človeka, </w:t>
+      </w:r>
+      <w:proofErr w:type="spellStart"/>
+      <w:r>
+        <w:rPr>
+          <w:rFonts w:ascii="Times New Roman" w:hAnsi="Times New Roman" w:cs="Times New Roman"/>
+          <w:sz w:val="21"/>
+          <w:szCs w:val="21"/>
+        </w:rPr>
+        <w:t>kt</w:t>
+      </w:r>
+      <w:proofErr w:type="spellEnd"/>
+      <w:r>
+        <w:rPr>
+          <w:rFonts w:ascii="Times New Roman" w:hAnsi="Times New Roman" w:cs="Times New Roman"/>
+          <w:sz w:val="21"/>
+          <w:szCs w:val="21"/>
+        </w:rPr>
+        <w:t xml:space="preserve"> je verejne vyhlásený za blázna, pretože </w:t>
       </w:r>
       <w:r>
         <w:rPr>
@@ -2180,6 +2180,66 @@
     <w:p>
       <w:pPr>
         <w:pStyle w:val="Odsekzoznamu"/>
+        <w:spacing w:after="0" w:line="240" w:lineRule="auto"/>
+        <w:rPr>
+          <w:rFonts w:ascii="Times New Roman" w:hAnsi="Times New Roman" w:cs="Times New Roman"/>
+          <w:b/>
+          <w:bCs/>
+          <w:i/>
+          <w:iCs/>
+          <w:sz w:val="21"/>
+          <w:szCs w:val="21"/>
+        </w:rPr>
+      </w:pPr>
+    </w:p>
+    <w:p>
+      <w:pPr>
+        <w:pStyle w:val="Odsekzoznamu"/>
+        <w:spacing w:after="0" w:line="240" w:lineRule="auto"/>
+        <w:rPr>
+          <w:rFonts w:ascii="Times New Roman" w:hAnsi="Times New Roman" w:cs="Times New Roman"/>
+          <w:b/>
+          <w:bCs/>
+          <w:i/>
+          <w:iCs/>
+          <w:sz w:val="21"/>
+          <w:szCs w:val="21"/>
+        </w:rPr>
+      </w:pPr>
+    </w:p>
+    <w:p>
+      <w:pPr>
+        <w:pStyle w:val="Odsekzoznamu"/>
+        <w:spacing w:after="0" w:line="240" w:lineRule="auto"/>
+        <w:rPr>
+          <w:rFonts w:ascii="Times New Roman" w:hAnsi="Times New Roman" w:cs="Times New Roman"/>
+          <w:b/>
+          <w:bCs/>
+          <w:i/>
+          <w:iCs/>
+          <w:sz w:val="21"/>
+          <w:szCs w:val="21"/>
+        </w:rPr>
+      </w:pPr>
+    </w:p>
+    <w:p>
+      <w:pPr>
+        <w:pStyle w:val="Odsekzoznamu"/>
+        <w:spacing w:after="0" w:line="240" w:lineRule="auto"/>
+        <w:rPr>
+          <w:rFonts w:ascii="Times New Roman" w:hAnsi="Times New Roman" w:cs="Times New Roman"/>
+          <w:b/>
+          <w:bCs/>
+          <w:i/>
+          <w:iCs/>
+          <w:sz w:val="21"/>
+          <w:szCs w:val="21"/>
+        </w:rPr>
+      </w:pPr>
+    </w:p>
+    <w:p>
+      <w:pPr>
+        <w:pStyle w:val="Odsekzoznamu"/>
         <w:numPr>
           <w:ilvl w:val="0"/>
           <w:numId w:val="10"/>
@@ -2202,6 +2262,7 @@
           <w:szCs w:val="21"/>
           <w:u w:val="single"/>
         </w:rPr>
+        <w:lastRenderedPageBreak/>
         <w:t>hl. postava</w:t>
       </w:r>
       <w:r>
@@ -2245,7 +2306,25 @@
           <w:sz w:val="21"/>
           <w:szCs w:val="21"/>
         </w:rPr>
-        <w:t> asi 50-ročný muž, kt dobrovoľne vstupuje do armády</w:t>
+        <w:t xml:space="preserve"> asi 50-ročný muž, </w:t>
+      </w:r>
+      <w:proofErr w:type="spellStart"/>
+      <w:r>
+        <w:rPr>
+          <w:rFonts w:ascii="Times New Roman" w:hAnsi="Times New Roman" w:cs="Times New Roman"/>
+          <w:sz w:val="21"/>
+          <w:szCs w:val="21"/>
+        </w:rPr>
+        <w:t>kt</w:t>
+      </w:r>
+      <w:proofErr w:type="spellEnd"/>
+      <w:r>
+        <w:rPr>
+          <w:rFonts w:ascii="Times New Roman" w:hAnsi="Times New Roman" w:cs="Times New Roman"/>
+          <w:sz w:val="21"/>
+          <w:szCs w:val="21"/>
+        </w:rPr>
+        <w:t xml:space="preserve"> dobrovoľne vstupuje do armády</w:t>
       </w:r>
     </w:p>
     <w:p>
@@ -2270,7 +2349,25 @@
           <w:sz w:val="21"/>
           <w:szCs w:val="21"/>
         </w:rPr>
-        <w:t> svojou jednoduchosťou a doslovným plnením príkazov odhaľuje pseudohrdinstvo rakúskych dôstojníkov</w:t>
+        <w:t xml:space="preserve"> svojou jednoduchosťou a doslovným plnením príkazov odhaľuje </w:t>
+      </w:r>
+      <w:proofErr w:type="spellStart"/>
+      <w:r>
+        <w:rPr>
+          <w:rFonts w:ascii="Times New Roman" w:hAnsi="Times New Roman" w:cs="Times New Roman"/>
+          <w:sz w:val="21"/>
+          <w:szCs w:val="21"/>
+        </w:rPr>
+        <w:t>pseudohrdinstvo</w:t>
+      </w:r>
+      <w:proofErr w:type="spellEnd"/>
+      <w:r>
+        <w:rPr>
+          <w:rFonts w:ascii="Times New Roman" w:hAnsi="Times New Roman" w:cs="Times New Roman"/>
+          <w:sz w:val="21"/>
+          <w:szCs w:val="21"/>
+        </w:rPr>
+        <w:t xml:space="preserve"> rakúskych dôstojníkov</w:t>
       </w:r>
     </w:p>
     <w:p>
@@ -2345,7 +2442,25 @@
           <w:sz w:val="21"/>
           <w:szCs w:val="21"/>
         </w:rPr>
-        <w:t> je ako Don Quijote, lebo ich úmysly sú čisté</w:t>
+        <w:t xml:space="preserve"> je ako Don </w:t>
+      </w:r>
+      <w:proofErr w:type="spellStart"/>
+      <w:r>
+        <w:rPr>
+          <w:rFonts w:ascii="Times New Roman" w:hAnsi="Times New Roman" w:cs="Times New Roman"/>
+          <w:sz w:val="21"/>
+          <w:szCs w:val="21"/>
+        </w:rPr>
+        <w:t>Quijote</w:t>
+      </w:r>
+      <w:proofErr w:type="spellEnd"/>
+      <w:r>
+        <w:rPr>
+          <w:rFonts w:ascii="Times New Roman" w:hAnsi="Times New Roman" w:cs="Times New Roman"/>
+          <w:sz w:val="21"/>
+          <w:szCs w:val="21"/>
+        </w:rPr>
+        <w:t>, lebo ich úmysly sú čisté</w:t>
       </w:r>
     </w:p>
     <w:p>
@@ -2404,7 +2519,25 @@
           <w:sz w:val="21"/>
           <w:szCs w:val="21"/>
         </w:rPr>
-        <w:t>román je zložený z mnohých príbehov, kt na seba voľne nadväzujú</w:t>
+        <w:t xml:space="preserve">román je zložený z mnohých príbehov, </w:t>
+      </w:r>
+      <w:proofErr w:type="spellStart"/>
+      <w:r>
+        <w:rPr>
+          <w:rFonts w:ascii="Times New Roman" w:hAnsi="Times New Roman" w:cs="Times New Roman"/>
+          <w:sz w:val="21"/>
+          <w:szCs w:val="21"/>
+        </w:rPr>
+        <w:t>kt</w:t>
+      </w:r>
+      <w:proofErr w:type="spellEnd"/>
+      <w:r>
+        <w:rPr>
+          <w:rFonts w:ascii="Times New Roman" w:hAnsi="Times New Roman" w:cs="Times New Roman"/>
+          <w:sz w:val="21"/>
+          <w:szCs w:val="21"/>
+        </w:rPr>
+        <w:t xml:space="preserve"> na seba voľne nadväzujú</w:t>
       </w:r>
     </w:p>
     <w:p>
@@ -2429,7 +2562,43 @@
           <w:sz w:val="21"/>
           <w:szCs w:val="21"/>
         </w:rPr>
-        <w:t>spája ich hl. postava Švejka, kt symbolizuje typ ľudového hrdinu, kt do bodky plní nezmyselné príkazy</w:t>
+        <w:t xml:space="preserve">spája ich hl. postava Švejka, </w:t>
+      </w:r>
+      <w:proofErr w:type="spellStart"/>
+      <w:r>
+        <w:rPr>
+          <w:rFonts w:ascii="Times New Roman" w:hAnsi="Times New Roman" w:cs="Times New Roman"/>
+          <w:sz w:val="21"/>
+          <w:szCs w:val="21"/>
+        </w:rPr>
+        <w:t>kt</w:t>
+      </w:r>
+      <w:proofErr w:type="spellEnd"/>
+      <w:r>
+        <w:rPr>
+          <w:rFonts w:ascii="Times New Roman" w:hAnsi="Times New Roman" w:cs="Times New Roman"/>
+          <w:sz w:val="21"/>
+          <w:szCs w:val="21"/>
+        </w:rPr>
+        <w:t xml:space="preserve"> symbolizuje typ ľudového hrdinu, </w:t>
+      </w:r>
+      <w:proofErr w:type="spellStart"/>
+      <w:r>
+        <w:rPr>
+          <w:rFonts w:ascii="Times New Roman" w:hAnsi="Times New Roman" w:cs="Times New Roman"/>
+          <w:sz w:val="21"/>
+          <w:szCs w:val="21"/>
+        </w:rPr>
+        <w:t>kt</w:t>
+      </w:r>
+      <w:proofErr w:type="spellEnd"/>
+      <w:r>
+        <w:rPr>
+          <w:rFonts w:ascii="Times New Roman" w:hAnsi="Times New Roman" w:cs="Times New Roman"/>
+          <w:sz w:val="21"/>
+          <w:szCs w:val="21"/>
+        </w:rPr>
+        <w:t xml:space="preserve"> do bodky plní nezmyselné príkazy</w:t>
       </w:r>
     </w:p>
     <w:p>
@@ -2454,7 +2623,25 @@
           <w:sz w:val="21"/>
           <w:szCs w:val="21"/>
         </w:rPr>
-        <w:t>príbehy sú doplnené komickými scénkami, kt zdôrazňujú absurditu vojnu</w:t>
+        <w:t xml:space="preserve">príbehy sú doplnené komickými scénkami, </w:t>
+      </w:r>
+      <w:proofErr w:type="spellStart"/>
+      <w:r>
+        <w:rPr>
+          <w:rFonts w:ascii="Times New Roman" w:hAnsi="Times New Roman" w:cs="Times New Roman"/>
+          <w:sz w:val="21"/>
+          <w:szCs w:val="21"/>
+        </w:rPr>
+        <w:t>kt</w:t>
+      </w:r>
+      <w:proofErr w:type="spellEnd"/>
+      <w:r>
+        <w:rPr>
+          <w:rFonts w:ascii="Times New Roman" w:hAnsi="Times New Roman" w:cs="Times New Roman"/>
+          <w:sz w:val="21"/>
+          <w:szCs w:val="21"/>
+        </w:rPr>
+        <w:t xml:space="preserve"> zdôrazňujú absurditu vojnu</w:t>
       </w:r>
     </w:p>
     <w:p>
@@ -2473,13 +2660,23 @@
           <w:szCs w:val="21"/>
         </w:rPr>
       </w:pPr>
-      <w:r>
-        <w:rPr>
-          <w:rFonts w:ascii="Times New Roman" w:hAnsi="Times New Roman" w:cs="Times New Roman"/>
-          <w:sz w:val="21"/>
-          <w:szCs w:val="21"/>
-        </w:rPr>
-        <w:t>Hašek využíva hovorovú reč, slang a žargón na oživenie diela. nespisovný jazyk je prejavom istej spol. vrstvy (vojakov, študentov)</w:t>
+      <w:proofErr w:type="spellStart"/>
+      <w:r>
+        <w:rPr>
+          <w:rFonts w:ascii="Times New Roman" w:hAnsi="Times New Roman" w:cs="Times New Roman"/>
+          <w:sz w:val="21"/>
+          <w:szCs w:val="21"/>
+        </w:rPr>
+        <w:t>Hašek</w:t>
+      </w:r>
+      <w:proofErr w:type="spellEnd"/>
+      <w:r>
+        <w:rPr>
+          <w:rFonts w:ascii="Times New Roman" w:hAnsi="Times New Roman" w:cs="Times New Roman"/>
+          <w:sz w:val="21"/>
+          <w:szCs w:val="21"/>
+        </w:rPr>
+        <w:t xml:space="preserve"> využíva hovorovú reč, slang a žargón na oživenie diela. nespisovný jazyk je prejavom istej spol. vrstvy (vojakov, študentov)</w:t>
       </w:r>
     </w:p>
     <w:p>
@@ -2564,7 +2761,25 @@
           <w:sz w:val="21"/>
           <w:szCs w:val="21"/>
         </w:rPr>
-        <w:t>vojak, kt mal amputovanú nohu dostal protézu, v prípade potrestania mu ju vzali</w:t>
+        <w:t xml:space="preserve">vojak, </w:t>
+      </w:r>
+      <w:proofErr w:type="spellStart"/>
+      <w:r>
+        <w:rPr>
+          <w:rFonts w:ascii="Times New Roman" w:hAnsi="Times New Roman" w:cs="Times New Roman"/>
+          <w:sz w:val="21"/>
+          <w:szCs w:val="21"/>
+        </w:rPr>
+        <w:t>kt</w:t>
+      </w:r>
+      <w:proofErr w:type="spellEnd"/>
+      <w:r>
+        <w:rPr>
+          <w:rFonts w:ascii="Times New Roman" w:hAnsi="Times New Roman" w:cs="Times New Roman"/>
+          <w:sz w:val="21"/>
+          <w:szCs w:val="21"/>
+        </w:rPr>
+        <w:t xml:space="preserve"> mal amputovanú nohu dostal protézu, v prípade potrestania mu ju vzali</w:t>
       </w:r>
     </w:p>
     <w:p>
@@ -2642,10 +2857,7 @@
           <w:u w:val="single"/>
         </w:rPr>
       </w:pPr>
-    </w:p>
-    <w:p>
-      <w:pPr>
-        <w:spacing w:after="0" w:line="240" w:lineRule="auto"/>
+      <w:r>
         <w:rPr>
           <w:rFonts w:ascii="Times New Roman" w:hAnsi="Times New Roman" w:cs="Times New Roman"/>
           <w:b/>
@@ -2654,6 +2866,319 @@
           <w:szCs w:val="22"/>
           <w:u w:val="single"/>
         </w:rPr>
+        <w:t>SOCIÁLNE ANGAŽOVANÁ LITERATÚRA</w:t>
+      </w:r>
+    </w:p>
+    <w:p>
+      <w:pPr>
+        <w:pStyle w:val="Odsekzoznamu"/>
+        <w:numPr>
+          <w:ilvl w:val="0"/>
+          <w:numId w:val="8"/>
+        </w:numPr>
+        <w:spacing w:after="0" w:line="240" w:lineRule="auto"/>
+        <w:rPr>
+          <w:rFonts w:ascii="Times New Roman" w:hAnsi="Times New Roman" w:cs="Times New Roman"/>
+          <w:sz w:val="21"/>
+          <w:szCs w:val="21"/>
+        </w:rPr>
+      </w:pPr>
+      <w:r>
+        <w:rPr>
+          <w:rFonts w:ascii="Times New Roman" w:hAnsi="Times New Roman" w:cs="Times New Roman"/>
+          <w:sz w:val="21"/>
+          <w:szCs w:val="21"/>
+        </w:rPr>
+        <w:t xml:space="preserve">patria tu umelci, </w:t>
+      </w:r>
+      <w:proofErr w:type="spellStart"/>
+      <w:r>
+        <w:rPr>
+          <w:rFonts w:ascii="Times New Roman" w:hAnsi="Times New Roman" w:cs="Times New Roman"/>
+          <w:sz w:val="21"/>
+          <w:szCs w:val="21"/>
+        </w:rPr>
+        <w:t>kt</w:t>
+      </w:r>
+      <w:proofErr w:type="spellEnd"/>
+      <w:r>
+        <w:rPr>
+          <w:rFonts w:ascii="Times New Roman" w:hAnsi="Times New Roman" w:cs="Times New Roman"/>
+          <w:sz w:val="21"/>
+          <w:szCs w:val="21"/>
+        </w:rPr>
+        <w:t xml:space="preserve"> písali o živote chudobných vrstiev</w:t>
+      </w:r>
+    </w:p>
+    <w:p>
+      <w:pPr>
+        <w:pStyle w:val="Odsekzoznamu"/>
+        <w:numPr>
+          <w:ilvl w:val="0"/>
+          <w:numId w:val="8"/>
+        </w:numPr>
+        <w:spacing w:after="0" w:line="240" w:lineRule="auto"/>
+        <w:rPr>
+          <w:rFonts w:ascii="Times New Roman" w:hAnsi="Times New Roman" w:cs="Times New Roman"/>
+          <w:sz w:val="21"/>
+          <w:szCs w:val="21"/>
+        </w:rPr>
+      </w:pPr>
+      <w:r>
+        <w:rPr>
+          <w:rFonts w:ascii="Times New Roman" w:hAnsi="Times New Roman" w:cs="Times New Roman"/>
+          <w:sz w:val="21"/>
+          <w:szCs w:val="21"/>
+        </w:rPr>
+        <w:t xml:space="preserve">písali o biede, vykorisťovaní a chorobách, využívali jazyk ulice, čím sa snažili priblížiť </w:t>
+      </w:r>
+      <w:proofErr w:type="spellStart"/>
+      <w:r>
+        <w:rPr>
+          <w:rFonts w:ascii="Times New Roman" w:hAnsi="Times New Roman" w:cs="Times New Roman"/>
+          <w:b/>
+          <w:bCs/>
+          <w:i/>
+          <w:iCs/>
+          <w:sz w:val="21"/>
+          <w:szCs w:val="21"/>
+        </w:rPr>
+        <w:t>prolateriátu</w:t>
+      </w:r>
+      <w:proofErr w:type="spellEnd"/>
+      <w:r>
+        <w:rPr>
+          <w:rFonts w:ascii="Times New Roman" w:hAnsi="Times New Roman" w:cs="Times New Roman"/>
+          <w:sz w:val="21"/>
+          <w:szCs w:val="21"/>
+        </w:rPr>
+        <w:t xml:space="preserve"> = vrstve nemajetných ľudí (robotníkov)</w:t>
+      </w:r>
+    </w:p>
+    <w:p>
+      <w:pPr>
+        <w:pStyle w:val="Odsekzoznamu"/>
+        <w:spacing w:after="0" w:line="240" w:lineRule="auto"/>
+        <w:rPr>
+          <w:rFonts w:ascii="Times New Roman" w:hAnsi="Times New Roman" w:cs="Times New Roman"/>
+          <w:sz w:val="21"/>
+          <w:szCs w:val="21"/>
+        </w:rPr>
+      </w:pPr>
+    </w:p>
+    <w:p>
+      <w:pPr>
+        <w:spacing w:after="0" w:line="240" w:lineRule="auto"/>
+        <w:rPr>
+          <w:rFonts w:ascii="Times New Roman" w:hAnsi="Times New Roman" w:cs="Times New Roman"/>
+          <w:b/>
+          <w:bCs/>
+          <w:sz w:val="21"/>
+          <w:szCs w:val="21"/>
+        </w:rPr>
+      </w:pPr>
+      <w:r>
+        <w:rPr>
+          <w:rFonts w:ascii="Times New Roman" w:hAnsi="Times New Roman" w:cs="Times New Roman"/>
+          <w:b/>
+          <w:bCs/>
+          <w:sz w:val="21"/>
+          <w:szCs w:val="21"/>
+        </w:rPr>
+        <w:t xml:space="preserve">Slovenská </w:t>
+      </w:r>
+      <w:proofErr w:type="spellStart"/>
+      <w:r>
+        <w:rPr>
+          <w:rFonts w:ascii="Times New Roman" w:hAnsi="Times New Roman" w:cs="Times New Roman"/>
+          <w:b/>
+          <w:bCs/>
+          <w:sz w:val="21"/>
+          <w:szCs w:val="21"/>
+        </w:rPr>
+        <w:t>prolateárska</w:t>
+      </w:r>
+      <w:proofErr w:type="spellEnd"/>
+      <w:r>
+        <w:rPr>
+          <w:rFonts w:ascii="Times New Roman" w:hAnsi="Times New Roman" w:cs="Times New Roman"/>
+          <w:b/>
+          <w:bCs/>
+          <w:sz w:val="21"/>
+          <w:szCs w:val="21"/>
+        </w:rPr>
+        <w:t xml:space="preserve"> literatúra</w:t>
+      </w:r>
+    </w:p>
+    <w:p>
+      <w:pPr>
+        <w:pStyle w:val="Odsekzoznamu"/>
+        <w:numPr>
+          <w:ilvl w:val="0"/>
+          <w:numId w:val="12"/>
+        </w:numPr>
+        <w:spacing w:after="0" w:line="240" w:lineRule="auto"/>
+        <w:rPr>
+          <w:rFonts w:ascii="Times New Roman" w:hAnsi="Times New Roman" w:cs="Times New Roman"/>
+          <w:sz w:val="21"/>
+          <w:szCs w:val="21"/>
+        </w:rPr>
+      </w:pPr>
+      <w:r>
+        <w:rPr>
+          <w:rFonts w:ascii="Times New Roman" w:hAnsi="Times New Roman" w:cs="Times New Roman"/>
+          <w:sz w:val="21"/>
+          <w:szCs w:val="21"/>
+        </w:rPr>
+        <w:t xml:space="preserve">autori sa združovali okolo časopisu </w:t>
+      </w:r>
+      <w:r>
+        <w:rPr>
+          <w:rFonts w:ascii="Times New Roman" w:hAnsi="Times New Roman" w:cs="Times New Roman"/>
+          <w:b/>
+          <w:bCs/>
+          <w:sz w:val="21"/>
+          <w:szCs w:val="21"/>
+        </w:rPr>
+        <w:t>DAV</w:t>
+      </w:r>
+      <w:r>
+        <w:rPr>
+          <w:rFonts w:ascii="Times New Roman" w:hAnsi="Times New Roman" w:cs="Times New Roman"/>
+          <w:sz w:val="21"/>
+          <w:szCs w:val="21"/>
+        </w:rPr>
+        <w:t xml:space="preserve">: </w:t>
+      </w:r>
+      <w:r>
+        <w:rPr>
+          <w:rFonts w:ascii="Times New Roman" w:hAnsi="Times New Roman" w:cs="Times New Roman"/>
+          <w:b/>
+          <w:bCs/>
+          <w:sz w:val="21"/>
+          <w:szCs w:val="21"/>
+        </w:rPr>
+        <w:t>D</w:t>
+      </w:r>
+      <w:r>
+        <w:rPr>
+          <w:rFonts w:ascii="Times New Roman" w:hAnsi="Times New Roman" w:cs="Times New Roman"/>
+          <w:sz w:val="21"/>
+          <w:szCs w:val="21"/>
+        </w:rPr>
+        <w:t xml:space="preserve">aniel Okáli, </w:t>
+      </w:r>
+      <w:r>
+        <w:rPr>
+          <w:rFonts w:ascii="Times New Roman" w:hAnsi="Times New Roman" w:cs="Times New Roman"/>
+          <w:b/>
+          <w:bCs/>
+          <w:sz w:val="21"/>
+          <w:szCs w:val="21"/>
+        </w:rPr>
+        <w:t>A</w:t>
+      </w:r>
+      <w:r>
+        <w:rPr>
+          <w:rFonts w:ascii="Times New Roman" w:hAnsi="Times New Roman" w:cs="Times New Roman"/>
+          <w:sz w:val="21"/>
+          <w:szCs w:val="21"/>
+        </w:rPr>
+        <w:t xml:space="preserve">ndrej </w:t>
+      </w:r>
+      <w:proofErr w:type="spellStart"/>
+      <w:r>
+        <w:rPr>
+          <w:rFonts w:ascii="Times New Roman" w:hAnsi="Times New Roman" w:cs="Times New Roman"/>
+          <w:sz w:val="21"/>
+          <w:szCs w:val="21"/>
+        </w:rPr>
+        <w:t>Sirácky</w:t>
+      </w:r>
+      <w:proofErr w:type="spellEnd"/>
+      <w:r>
+        <w:rPr>
+          <w:rFonts w:ascii="Times New Roman" w:hAnsi="Times New Roman" w:cs="Times New Roman"/>
+          <w:sz w:val="21"/>
+          <w:szCs w:val="21"/>
+        </w:rPr>
+        <w:t xml:space="preserve">, </w:t>
+      </w:r>
+      <w:r>
+        <w:rPr>
+          <w:rFonts w:ascii="Times New Roman" w:hAnsi="Times New Roman" w:cs="Times New Roman"/>
+          <w:b/>
+          <w:bCs/>
+          <w:sz w:val="21"/>
+          <w:szCs w:val="21"/>
+        </w:rPr>
+        <w:t>V</w:t>
+      </w:r>
+      <w:r>
+        <w:rPr>
+          <w:rFonts w:ascii="Times New Roman" w:hAnsi="Times New Roman" w:cs="Times New Roman"/>
+          <w:sz w:val="21"/>
+          <w:szCs w:val="21"/>
+        </w:rPr>
+        <w:t>ladimír Clementis</w:t>
+      </w:r>
+    </w:p>
+    <w:p>
+      <w:pPr>
+        <w:pStyle w:val="Odsekzoznamu"/>
+        <w:numPr>
+          <w:ilvl w:val="0"/>
+          <w:numId w:val="12"/>
+        </w:numPr>
+        <w:spacing w:after="0" w:line="240" w:lineRule="auto"/>
+        <w:rPr>
+          <w:rFonts w:ascii="Times New Roman" w:hAnsi="Times New Roman" w:cs="Times New Roman"/>
+          <w:sz w:val="21"/>
+          <w:szCs w:val="21"/>
+        </w:rPr>
+      </w:pPr>
+      <w:r>
+        <w:rPr>
+          <w:rFonts w:ascii="Times New Roman" w:hAnsi="Times New Roman" w:cs="Times New Roman"/>
+          <w:sz w:val="21"/>
+          <w:szCs w:val="21"/>
+        </w:rPr>
+        <w:t>priklonili sa k ideológii komunistickej strany, propagovali ruskú revolúciu</w:t>
+      </w:r>
+    </w:p>
+    <w:p>
+      <w:pPr>
+        <w:pStyle w:val="Odsekzoznamu"/>
+        <w:numPr>
+          <w:ilvl w:val="0"/>
+          <w:numId w:val="12"/>
+        </w:numPr>
+        <w:spacing w:after="0" w:line="240" w:lineRule="auto"/>
+        <w:rPr>
+          <w:rFonts w:ascii="Times New Roman" w:hAnsi="Times New Roman" w:cs="Times New Roman"/>
+          <w:sz w:val="21"/>
+          <w:szCs w:val="21"/>
+        </w:rPr>
+      </w:pPr>
+      <w:r>
+        <w:rPr>
+          <w:rFonts w:ascii="Times New Roman" w:hAnsi="Times New Roman" w:cs="Times New Roman"/>
+          <w:sz w:val="21"/>
+          <w:szCs w:val="21"/>
+        </w:rPr>
+        <w:t>davisti používali avantgardné experimentovanie s formou, neskôr prešli k socialistickému realizmu</w:t>
+      </w:r>
+    </w:p>
+    <w:p>
+      <w:pPr>
+        <w:pStyle w:val="Odsekzoznamu"/>
+        <w:spacing w:after="0" w:line="240" w:lineRule="auto"/>
+        <w:ind w:left="767"/>
+        <w:rPr>
+          <w:rFonts w:ascii="Times New Roman" w:hAnsi="Times New Roman" w:cs="Times New Roman"/>
+          <w:sz w:val="21"/>
+          <w:szCs w:val="21"/>
+        </w:rPr>
       </w:pPr>
     </w:p>
     <w:p>
@@ -2668,10 +3193,7 @@
           <w:u w:val="single"/>
         </w:rPr>
       </w:pPr>
-    </w:p>
-    <w:p>
-      <w:pPr>
-        <w:spacing w:after="0" w:line="240" w:lineRule="auto"/>
+      <w:r>
         <w:rPr>
           <w:rFonts w:ascii="Times New Roman" w:hAnsi="Times New Roman" w:cs="Times New Roman"/>
           <w:b/>
@@ -2680,11 +3202,9 @@
           <w:szCs w:val="22"/>
           <w:u w:val="single"/>
         </w:rPr>
-      </w:pPr>
-    </w:p>
-    <w:p>
-      <w:pPr>
-        <w:spacing w:after="0" w:line="240" w:lineRule="auto"/>
+        <w:t>S</w:t>
+      </w:r>
+      <w:r>
         <w:rPr>
           <w:rFonts w:ascii="Times New Roman" w:hAnsi="Times New Roman" w:cs="Times New Roman"/>
           <w:b/>
@@ -2693,6 +3213,1671 @@
           <w:szCs w:val="22"/>
           <w:u w:val="single"/>
         </w:rPr>
+        <w:t>OCIALISTIKÝ REALIZMUS</w:t>
+      </w:r>
+    </w:p>
+    <w:p>
+      <w:pPr>
+        <w:pStyle w:val="Odsekzoznamu"/>
+        <w:numPr>
+          <w:ilvl w:val="0"/>
+          <w:numId w:val="13"/>
+        </w:numPr>
+        <w:spacing w:after="0" w:line="240" w:lineRule="auto"/>
+        <w:rPr>
+          <w:rFonts w:ascii="Times New Roman" w:hAnsi="Times New Roman" w:cs="Times New Roman"/>
+          <w:sz w:val="21"/>
+          <w:szCs w:val="21"/>
+        </w:rPr>
+      </w:pPr>
+      <w:r>
+        <w:rPr>
+          <w:rFonts w:ascii="Times New Roman" w:hAnsi="Times New Roman" w:cs="Times New Roman"/>
+          <w:sz w:val="21"/>
+          <w:szCs w:val="21"/>
+        </w:rPr>
+        <w:t xml:space="preserve"> umelecký smer, </w:t>
+      </w:r>
+      <w:proofErr w:type="spellStart"/>
+      <w:r>
+        <w:rPr>
+          <w:rFonts w:ascii="Times New Roman" w:hAnsi="Times New Roman" w:cs="Times New Roman"/>
+          <w:sz w:val="21"/>
+          <w:szCs w:val="21"/>
+        </w:rPr>
+        <w:t>kt</w:t>
+      </w:r>
+      <w:proofErr w:type="spellEnd"/>
+      <w:r>
+        <w:rPr>
+          <w:rFonts w:ascii="Times New Roman" w:hAnsi="Times New Roman" w:cs="Times New Roman"/>
+          <w:sz w:val="21"/>
+          <w:szCs w:val="21"/>
+        </w:rPr>
+        <w:t xml:space="preserve"> vznikol v ZSSR pred 2.s.v.</w:t>
+      </w:r>
+    </w:p>
+    <w:p>
+      <w:pPr>
+        <w:pStyle w:val="Odsekzoznamu"/>
+        <w:numPr>
+          <w:ilvl w:val="0"/>
+          <w:numId w:val="13"/>
+        </w:numPr>
+        <w:spacing w:after="0" w:line="240" w:lineRule="auto"/>
+        <w:rPr>
+          <w:rFonts w:ascii="Times New Roman" w:hAnsi="Times New Roman" w:cs="Times New Roman"/>
+          <w:sz w:val="21"/>
+          <w:szCs w:val="21"/>
+        </w:rPr>
+      </w:pPr>
+      <w:r>
+        <w:rPr>
+          <w:rFonts w:ascii="Times New Roman" w:hAnsi="Times New Roman" w:cs="Times New Roman"/>
+          <w:sz w:val="21"/>
+          <w:szCs w:val="21"/>
+        </w:rPr>
+        <w:t> ideologickým východiskom je filozofia marxizmu-leninizmu = umenie je „odraz skutočnosti“</w:t>
+      </w:r>
+    </w:p>
+    <w:p>
+      <w:pPr>
+        <w:pStyle w:val="Odsekzoznamu"/>
+        <w:numPr>
+          <w:ilvl w:val="0"/>
+          <w:numId w:val="13"/>
+        </w:numPr>
+        <w:spacing w:after="0" w:line="240" w:lineRule="auto"/>
+        <w:rPr>
+          <w:rFonts w:ascii="Times New Roman" w:hAnsi="Times New Roman" w:cs="Times New Roman"/>
+          <w:sz w:val="21"/>
+          <w:szCs w:val="21"/>
+        </w:rPr>
+      </w:pPr>
+      <w:r>
+        <w:rPr>
+          <w:rFonts w:ascii="Times New Roman" w:hAnsi="Times New Roman" w:cs="Times New Roman"/>
+          <w:sz w:val="21"/>
+          <w:szCs w:val="21"/>
+        </w:rPr>
+        <w:t> využívajú čierno-biele videnie postáv:</w:t>
+      </w:r>
+    </w:p>
+    <w:p>
+      <w:pPr>
+        <w:pStyle w:val="Odsekzoznamu"/>
+        <w:numPr>
+          <w:ilvl w:val="2"/>
+          <w:numId w:val="2"/>
+        </w:numPr>
+        <w:spacing w:after="0" w:line="240" w:lineRule="auto"/>
+        <w:ind w:left="1314"/>
+        <w:rPr>
+          <w:rFonts w:ascii="Times New Roman" w:hAnsi="Times New Roman" w:cs="Times New Roman"/>
+          <w:sz w:val="21"/>
+          <w:szCs w:val="21"/>
+        </w:rPr>
+      </w:pPr>
+      <w:r>
+        <w:rPr>
+          <w:rFonts w:ascii="Times New Roman" w:hAnsi="Times New Roman" w:cs="Times New Roman"/>
+          <w:sz w:val="21"/>
+          <w:szCs w:val="21"/>
+        </w:rPr>
+        <w:t> </w:t>
+      </w:r>
+      <w:r>
+        <w:rPr>
+          <w:rFonts w:ascii="Times New Roman" w:hAnsi="Times New Roman" w:cs="Times New Roman"/>
+          <w:b/>
+          <w:bCs/>
+          <w:sz w:val="21"/>
+          <w:szCs w:val="21"/>
+        </w:rPr>
+        <w:t>biele postavy (+):</w:t>
+      </w:r>
+      <w:r>
+        <w:rPr>
+          <w:rFonts w:ascii="Times New Roman" w:hAnsi="Times New Roman" w:cs="Times New Roman"/>
+          <w:sz w:val="21"/>
+          <w:szCs w:val="21"/>
+        </w:rPr>
+        <w:t xml:space="preserve"> robotník, roľník, vojak – je idealizovaný, na začiatku príbehu je nerozhodný, nevie, ku komu sa pridať, no prechádza skúškami, </w:t>
+      </w:r>
+      <w:proofErr w:type="spellStart"/>
+      <w:r>
+        <w:rPr>
+          <w:rFonts w:ascii="Times New Roman" w:hAnsi="Times New Roman" w:cs="Times New Roman"/>
+          <w:sz w:val="21"/>
+          <w:szCs w:val="21"/>
+        </w:rPr>
+        <w:t>kt</w:t>
+      </w:r>
+      <w:proofErr w:type="spellEnd"/>
+      <w:r>
+        <w:rPr>
+          <w:rFonts w:ascii="Times New Roman" w:hAnsi="Times New Roman" w:cs="Times New Roman"/>
+          <w:sz w:val="21"/>
+          <w:szCs w:val="21"/>
+        </w:rPr>
+        <w:t xml:space="preserve"> vedú k jeho premene (uvedomeniu)</w:t>
+      </w:r>
+    </w:p>
+    <w:p>
+      <w:pPr>
+        <w:pStyle w:val="Odsekzoznamu"/>
+        <w:numPr>
+          <w:ilvl w:val="2"/>
+          <w:numId w:val="2"/>
+        </w:numPr>
+        <w:spacing w:after="0" w:line="240" w:lineRule="auto"/>
+        <w:ind w:left="1314"/>
+        <w:rPr>
+          <w:rFonts w:ascii="Times New Roman" w:hAnsi="Times New Roman" w:cs="Times New Roman"/>
+          <w:sz w:val="21"/>
+          <w:szCs w:val="21"/>
+        </w:rPr>
+      </w:pPr>
+      <w:r>
+        <w:rPr>
+          <w:rFonts w:ascii="Times New Roman" w:hAnsi="Times New Roman" w:cs="Times New Roman"/>
+          <w:b/>
+          <w:bCs/>
+          <w:sz w:val="21"/>
+          <w:szCs w:val="21"/>
+        </w:rPr>
+        <w:t>čierne postavy (-):</w:t>
+      </w:r>
+      <w:r>
+        <w:rPr>
+          <w:rFonts w:ascii="Times New Roman" w:hAnsi="Times New Roman" w:cs="Times New Roman"/>
+          <w:sz w:val="21"/>
+          <w:szCs w:val="21"/>
+        </w:rPr>
+        <w:t xml:space="preserve"> škodca, </w:t>
+      </w:r>
+      <w:proofErr w:type="spellStart"/>
+      <w:r>
+        <w:rPr>
+          <w:rFonts w:ascii="Times New Roman" w:hAnsi="Times New Roman" w:cs="Times New Roman"/>
+          <w:sz w:val="21"/>
+          <w:szCs w:val="21"/>
+        </w:rPr>
+        <w:t>kt</w:t>
+      </w:r>
+      <w:proofErr w:type="spellEnd"/>
+      <w:r>
+        <w:rPr>
+          <w:rFonts w:ascii="Times New Roman" w:hAnsi="Times New Roman" w:cs="Times New Roman"/>
+          <w:sz w:val="21"/>
+          <w:szCs w:val="21"/>
+        </w:rPr>
+        <w:t xml:space="preserve"> sabotuje premenu spoločnosti (šľachta, bohatí sedliaci, fabrikanti)</w:t>
+      </w:r>
+    </w:p>
+    <w:p>
+      <w:pPr>
+        <w:pStyle w:val="Odsekzoznamu"/>
+        <w:numPr>
+          <w:ilvl w:val="0"/>
+          <w:numId w:val="14"/>
+        </w:numPr>
+        <w:spacing w:after="0" w:line="240" w:lineRule="auto"/>
+        <w:rPr>
+          <w:rFonts w:ascii="Times New Roman" w:hAnsi="Times New Roman" w:cs="Times New Roman"/>
+          <w:sz w:val="21"/>
+          <w:szCs w:val="21"/>
+        </w:rPr>
+      </w:pPr>
+      <w:r>
+        <w:rPr>
+          <w:rFonts w:ascii="Times New Roman" w:hAnsi="Times New Roman" w:cs="Times New Roman"/>
+          <w:sz w:val="21"/>
+          <w:szCs w:val="21"/>
+        </w:rPr>
+        <w:t xml:space="preserve"> spracovávajú tému lásky, no žena tu nie je objektom erotiky, ale spriaznenou dušou (súdružkou), </w:t>
+      </w:r>
+      <w:proofErr w:type="spellStart"/>
+      <w:r>
+        <w:rPr>
+          <w:rFonts w:ascii="Times New Roman" w:hAnsi="Times New Roman" w:cs="Times New Roman"/>
+          <w:sz w:val="21"/>
+          <w:szCs w:val="21"/>
+        </w:rPr>
+        <w:t>kt</w:t>
+      </w:r>
+      <w:proofErr w:type="spellEnd"/>
+      <w:r>
+        <w:rPr>
+          <w:rFonts w:ascii="Times New Roman" w:hAnsi="Times New Roman" w:cs="Times New Roman"/>
+          <w:sz w:val="21"/>
+          <w:szCs w:val="21"/>
+        </w:rPr>
+        <w:t xml:space="preserve"> mu pomáha ku krajšej budúcnosti</w:t>
+      </w:r>
+    </w:p>
+    <w:p>
+      <w:pPr>
+        <w:pStyle w:val="Odsekzoznamu"/>
+        <w:numPr>
+          <w:ilvl w:val="0"/>
+          <w:numId w:val="14"/>
+        </w:numPr>
+        <w:spacing w:after="0" w:line="240" w:lineRule="auto"/>
+        <w:rPr>
+          <w:rFonts w:ascii="Times New Roman" w:hAnsi="Times New Roman" w:cs="Times New Roman"/>
+          <w:sz w:val="21"/>
+          <w:szCs w:val="21"/>
+        </w:rPr>
+      </w:pPr>
+      <w:r>
+        <w:rPr>
+          <w:rFonts w:ascii="Times New Roman" w:hAnsi="Times New Roman" w:cs="Times New Roman"/>
+          <w:sz w:val="21"/>
+          <w:szCs w:val="21"/>
+        </w:rPr>
+        <w:t> </w:t>
+      </w:r>
+      <w:r>
+        <w:rPr>
+          <w:rFonts w:ascii="Times New Roman" w:hAnsi="Times New Roman" w:cs="Times New Roman"/>
+          <w:b/>
+          <w:bCs/>
+          <w:sz w:val="21"/>
+          <w:szCs w:val="21"/>
+        </w:rPr>
+        <w:t>znaky</w:t>
+      </w:r>
+      <w:r>
+        <w:rPr>
+          <w:rFonts w:ascii="Times New Roman" w:hAnsi="Times New Roman" w:cs="Times New Roman"/>
+          <w:sz w:val="21"/>
+          <w:szCs w:val="21"/>
+        </w:rPr>
+        <w:t>:</w:t>
+      </w:r>
+    </w:p>
+    <w:p>
+      <w:pPr>
+        <w:pStyle w:val="Odsekzoznamu"/>
+        <w:numPr>
+          <w:ilvl w:val="1"/>
+          <w:numId w:val="17"/>
+        </w:numPr>
+        <w:spacing w:after="0" w:line="240" w:lineRule="auto"/>
+        <w:rPr>
+          <w:rFonts w:ascii="Times New Roman" w:hAnsi="Times New Roman" w:cs="Times New Roman"/>
+          <w:sz w:val="21"/>
+          <w:szCs w:val="21"/>
+        </w:rPr>
+      </w:pPr>
+      <w:r>
+        <w:rPr>
+          <w:rFonts w:ascii="Times New Roman" w:hAnsi="Times New Roman" w:cs="Times New Roman"/>
+          <w:sz w:val="21"/>
+          <w:szCs w:val="21"/>
+        </w:rPr>
+        <w:t> straníckosť (neexistuje čisté umenie, umelec je vždy na strane niekoho; socialistický spisovateľ je na strane robotníckej triedy a podporuje komunizmus)</w:t>
+      </w:r>
+    </w:p>
+    <w:p>
+      <w:pPr>
+        <w:pStyle w:val="Odsekzoznamu"/>
+        <w:numPr>
+          <w:ilvl w:val="1"/>
+          <w:numId w:val="17"/>
+        </w:numPr>
+        <w:spacing w:after="0" w:line="240" w:lineRule="auto"/>
+        <w:rPr>
+          <w:rFonts w:ascii="Times New Roman" w:hAnsi="Times New Roman" w:cs="Times New Roman"/>
+          <w:sz w:val="21"/>
+          <w:szCs w:val="21"/>
+        </w:rPr>
+      </w:pPr>
+      <w:r>
+        <w:rPr>
+          <w:rFonts w:ascii="Times New Roman" w:hAnsi="Times New Roman" w:cs="Times New Roman"/>
+          <w:sz w:val="21"/>
+          <w:szCs w:val="21"/>
+        </w:rPr>
+        <w:t> ľudovosť (umenie má slúžiť ľudu, pozdvihovať jeho úroveň tak, aby mu ľud rozumel)</w:t>
+      </w:r>
+    </w:p>
+    <w:p>
+      <w:pPr>
+        <w:pStyle w:val="Odsekzoznamu"/>
+        <w:numPr>
+          <w:ilvl w:val="1"/>
+          <w:numId w:val="17"/>
+        </w:numPr>
+        <w:spacing w:after="0" w:line="240" w:lineRule="auto"/>
+        <w:rPr>
+          <w:rFonts w:ascii="Times New Roman" w:hAnsi="Times New Roman" w:cs="Times New Roman"/>
+          <w:sz w:val="21"/>
+          <w:szCs w:val="21"/>
+        </w:rPr>
+      </w:pPr>
+      <w:r>
+        <w:rPr>
+          <w:rFonts w:ascii="Times New Roman" w:hAnsi="Times New Roman" w:cs="Times New Roman"/>
+          <w:sz w:val="21"/>
+          <w:szCs w:val="21"/>
+        </w:rPr>
+        <w:t> nový hrdina (idealizácia kladnej postavy)</w:t>
+      </w:r>
+    </w:p>
+    <w:p>
+      <w:pPr>
+        <w:pStyle w:val="Odsekzoznamu"/>
+        <w:numPr>
+          <w:ilvl w:val="1"/>
+          <w:numId w:val="17"/>
+        </w:numPr>
+        <w:spacing w:after="0" w:line="240" w:lineRule="auto"/>
+        <w:rPr>
+          <w:rFonts w:ascii="Times New Roman" w:hAnsi="Times New Roman" w:cs="Times New Roman"/>
+          <w:sz w:val="21"/>
+          <w:szCs w:val="21"/>
+        </w:rPr>
+      </w:pPr>
+      <w:r>
+        <w:rPr>
+          <w:rFonts w:ascii="Times New Roman" w:hAnsi="Times New Roman" w:cs="Times New Roman"/>
+          <w:sz w:val="21"/>
+          <w:szCs w:val="21"/>
+        </w:rPr>
+        <w:t> triedny pohľad na spoločnosť (boj dvoch spol. tried – vykorisťovateľov a vykorisťovaných)</w:t>
+      </w:r>
+    </w:p>
+    <w:p>
+      <w:pPr>
+        <w:pStyle w:val="Odsekzoznamu"/>
+        <w:spacing w:after="0" w:line="240" w:lineRule="auto"/>
+        <w:ind w:left="1440"/>
+        <w:rPr>
+          <w:rFonts w:ascii="Times New Roman" w:hAnsi="Times New Roman" w:cs="Times New Roman"/>
+          <w:sz w:val="21"/>
+          <w:szCs w:val="21"/>
+        </w:rPr>
+      </w:pPr>
+    </w:p>
+    <w:p>
+      <w:pPr>
+        <w:spacing w:after="0" w:line="240" w:lineRule="auto"/>
+        <w:rPr>
+          <w:rFonts w:ascii="Times New Roman" w:hAnsi="Times New Roman" w:cs="Times New Roman"/>
+          <w:b/>
+          <w:bCs/>
+          <w:sz w:val="21"/>
+          <w:szCs w:val="21"/>
+        </w:rPr>
+      </w:pPr>
+      <w:r>
+        <w:rPr>
+          <w:rFonts w:ascii="Times New Roman" w:hAnsi="Times New Roman" w:cs="Times New Roman"/>
+          <w:b/>
+          <w:bCs/>
+          <w:sz w:val="21"/>
+          <w:szCs w:val="21"/>
+        </w:rPr>
+        <w:t>Laco Novomeský – Slúžka</w:t>
+      </w:r>
+    </w:p>
+    <w:p>
+      <w:pPr>
+        <w:pStyle w:val="Odsekzoznamu"/>
+        <w:numPr>
+          <w:ilvl w:val="0"/>
+          <w:numId w:val="18"/>
+        </w:numPr>
+        <w:spacing w:after="0" w:line="240" w:lineRule="auto"/>
+        <w:rPr>
+          <w:rFonts w:ascii="Times New Roman" w:hAnsi="Times New Roman" w:cs="Times New Roman"/>
+          <w:sz w:val="21"/>
+          <w:szCs w:val="21"/>
+        </w:rPr>
+      </w:pPr>
+      <w:r>
+        <w:rPr>
+          <w:rFonts w:ascii="Times New Roman" w:hAnsi="Times New Roman" w:cs="Times New Roman"/>
+          <w:sz w:val="21"/>
+          <w:szCs w:val="21"/>
+        </w:rPr>
+        <w:t xml:space="preserve"> člen </w:t>
+      </w:r>
+      <w:proofErr w:type="spellStart"/>
+      <w:r>
+        <w:rPr>
+          <w:rFonts w:ascii="Times New Roman" w:hAnsi="Times New Roman" w:cs="Times New Roman"/>
+          <w:sz w:val="21"/>
+          <w:szCs w:val="21"/>
+        </w:rPr>
+        <w:t>DAVu</w:t>
+      </w:r>
+      <w:proofErr w:type="spellEnd"/>
+    </w:p>
+    <w:p>
+      <w:pPr>
+        <w:pStyle w:val="Odsekzoznamu"/>
+        <w:numPr>
+          <w:ilvl w:val="0"/>
+          <w:numId w:val="18"/>
+        </w:numPr>
+        <w:spacing w:after="0" w:line="240" w:lineRule="auto"/>
+        <w:rPr>
+          <w:rFonts w:ascii="Times New Roman" w:hAnsi="Times New Roman" w:cs="Times New Roman"/>
+          <w:sz w:val="21"/>
+          <w:szCs w:val="21"/>
+        </w:rPr>
+      </w:pPr>
+      <w:r>
+        <w:rPr>
+          <w:rFonts w:ascii="Times New Roman" w:hAnsi="Times New Roman" w:cs="Times New Roman"/>
+          <w:sz w:val="21"/>
+          <w:szCs w:val="21"/>
+        </w:rPr>
+        <w:t> využíva avantgardné smery aj sociálne angažovanú literatúru</w:t>
+      </w:r>
+    </w:p>
+    <w:p>
+      <w:pPr>
+        <w:pStyle w:val="Odsekzoznamu"/>
+        <w:numPr>
+          <w:ilvl w:val="0"/>
+          <w:numId w:val="16"/>
+        </w:numPr>
+        <w:spacing w:after="0" w:line="240" w:lineRule="auto"/>
+        <w:rPr>
+          <w:rFonts w:ascii="Times New Roman" w:hAnsi="Times New Roman" w:cs="Times New Roman"/>
+          <w:sz w:val="21"/>
+          <w:szCs w:val="21"/>
+        </w:rPr>
+      </w:pPr>
+      <w:r>
+        <w:rPr>
+          <w:rFonts w:ascii="Times New Roman" w:hAnsi="Times New Roman" w:cs="Times New Roman"/>
+          <w:sz w:val="21"/>
+          <w:szCs w:val="21"/>
+          <w:u w:val="single"/>
+        </w:rPr>
+        <w:t>žáner</w:t>
+      </w:r>
+      <w:r>
+        <w:rPr>
+          <w:rFonts w:ascii="Times New Roman" w:hAnsi="Times New Roman" w:cs="Times New Roman"/>
+          <w:sz w:val="21"/>
+          <w:szCs w:val="21"/>
+        </w:rPr>
+        <w:t xml:space="preserve">: </w:t>
+      </w:r>
+      <w:r>
+        <w:rPr>
+          <w:rFonts w:ascii="Times New Roman" w:hAnsi="Times New Roman" w:cs="Times New Roman"/>
+          <w:b/>
+          <w:bCs/>
+          <w:sz w:val="21"/>
+          <w:szCs w:val="21"/>
+        </w:rPr>
+        <w:t>sociálna balada</w:t>
+      </w:r>
+    </w:p>
+    <w:p>
+      <w:pPr>
+        <w:pStyle w:val="Odsekzoznamu"/>
+        <w:numPr>
+          <w:ilvl w:val="1"/>
+          <w:numId w:val="16"/>
+        </w:numPr>
+        <w:spacing w:after="0" w:line="240" w:lineRule="auto"/>
+        <w:rPr>
+          <w:rFonts w:ascii="Times New Roman" w:hAnsi="Times New Roman" w:cs="Times New Roman"/>
+          <w:sz w:val="21"/>
+          <w:szCs w:val="21"/>
+        </w:rPr>
+      </w:pPr>
+      <w:r>
+        <w:rPr>
+          <w:rFonts w:ascii="Times New Roman" w:hAnsi="Times New Roman" w:cs="Times New Roman"/>
+          <w:sz w:val="21"/>
+          <w:szCs w:val="21"/>
+        </w:rPr>
+        <w:t>tragika nemusí vždy vrcholiť smrťou, ale napr. ťažkým poškodením zdravia, neschopnosť zabezpečiť rodinu...</w:t>
+      </w:r>
+    </w:p>
+    <w:p>
+      <w:pPr>
+        <w:pStyle w:val="Odsekzoznamu"/>
+        <w:numPr>
+          <w:ilvl w:val="1"/>
+          <w:numId w:val="16"/>
+        </w:numPr>
+        <w:spacing w:after="0" w:line="240" w:lineRule="auto"/>
+        <w:rPr>
+          <w:rFonts w:ascii="Times New Roman" w:hAnsi="Times New Roman" w:cs="Times New Roman"/>
+          <w:sz w:val="21"/>
+          <w:szCs w:val="21"/>
+        </w:rPr>
+      </w:pPr>
+      <w:r>
+        <w:rPr>
+          <w:rFonts w:ascii="Times New Roman" w:hAnsi="Times New Roman" w:cs="Times New Roman"/>
+          <w:sz w:val="21"/>
+          <w:szCs w:val="21"/>
+        </w:rPr>
+        <w:t>má podobu každodenných starostí chudobných ľudí z okrajov miest</w:t>
+      </w:r>
+    </w:p>
+    <w:p>
+      <w:pPr>
+        <w:pStyle w:val="Odsekzoznamu"/>
+        <w:numPr>
+          <w:ilvl w:val="1"/>
+          <w:numId w:val="16"/>
+        </w:numPr>
+        <w:spacing w:after="0" w:line="240" w:lineRule="auto"/>
+        <w:rPr>
+          <w:rFonts w:ascii="Times New Roman" w:hAnsi="Times New Roman" w:cs="Times New Roman"/>
+          <w:sz w:val="21"/>
+          <w:szCs w:val="21"/>
+        </w:rPr>
+      </w:pPr>
+      <w:r>
+        <w:rPr>
+          <w:rFonts w:ascii="Times New Roman" w:hAnsi="Times New Roman" w:cs="Times New Roman"/>
+          <w:sz w:val="21"/>
+          <w:szCs w:val="21"/>
+        </w:rPr>
+        <w:t xml:space="preserve">dej </w:t>
+      </w:r>
+      <w:r>
+        <w:rPr>
+          <w:rFonts w:ascii="Times New Roman" w:hAnsi="Times New Roman" w:cs="Times New Roman"/>
+          <w:i/>
+          <w:iCs/>
+          <w:sz w:val="21"/>
+          <w:szCs w:val="21"/>
+        </w:rPr>
+        <w:t>nemá prudký spád</w:t>
+      </w:r>
+      <w:r>
+        <w:rPr>
+          <w:rFonts w:ascii="Times New Roman" w:hAnsi="Times New Roman" w:cs="Times New Roman"/>
+          <w:sz w:val="21"/>
+          <w:szCs w:val="21"/>
+        </w:rPr>
+        <w:t>, často je to lyrická báseň s náznakom deja =&gt; epická zložka je oslabená</w:t>
+      </w:r>
+    </w:p>
+    <w:p>
+      <w:pPr>
+        <w:pStyle w:val="Odsekzoznamu"/>
+        <w:numPr>
+          <w:ilvl w:val="0"/>
+          <w:numId w:val="16"/>
+        </w:numPr>
+        <w:spacing w:after="0" w:line="240" w:lineRule="auto"/>
+        <w:rPr>
+          <w:rFonts w:ascii="Times New Roman" w:hAnsi="Times New Roman" w:cs="Times New Roman"/>
+          <w:sz w:val="21"/>
+          <w:szCs w:val="21"/>
+        </w:rPr>
+      </w:pPr>
+      <w:r>
+        <w:rPr>
+          <w:rFonts w:ascii="Times New Roman" w:hAnsi="Times New Roman" w:cs="Times New Roman"/>
+          <w:sz w:val="21"/>
+          <w:szCs w:val="21"/>
+        </w:rPr>
+        <w:t xml:space="preserve">je to výpoveď starej slúžky, </w:t>
+      </w:r>
+      <w:r>
+        <w:rPr>
+          <w:rFonts w:ascii="Times New Roman" w:hAnsi="Times New Roman" w:cs="Times New Roman"/>
+          <w:b/>
+          <w:bCs/>
+          <w:sz w:val="21"/>
+          <w:szCs w:val="21"/>
+        </w:rPr>
+        <w:t xml:space="preserve">Márie </w:t>
+      </w:r>
+      <w:proofErr w:type="spellStart"/>
+      <w:r>
+        <w:rPr>
+          <w:rFonts w:ascii="Times New Roman" w:hAnsi="Times New Roman" w:cs="Times New Roman"/>
+          <w:b/>
+          <w:bCs/>
+          <w:sz w:val="21"/>
+          <w:szCs w:val="21"/>
+        </w:rPr>
+        <w:t>Furkovej</w:t>
+      </w:r>
+      <w:proofErr w:type="spellEnd"/>
+      <w:r>
+        <w:rPr>
+          <w:rFonts w:ascii="Times New Roman" w:hAnsi="Times New Roman" w:cs="Times New Roman"/>
+          <w:sz w:val="21"/>
+          <w:szCs w:val="21"/>
+        </w:rPr>
+        <w:t>, o vlastnom živote, v </w:t>
+      </w:r>
+      <w:proofErr w:type="spellStart"/>
+      <w:r>
+        <w:rPr>
+          <w:rFonts w:ascii="Times New Roman" w:hAnsi="Times New Roman" w:cs="Times New Roman"/>
+          <w:sz w:val="21"/>
+          <w:szCs w:val="21"/>
+        </w:rPr>
+        <w:t>kt</w:t>
+      </w:r>
+      <w:proofErr w:type="spellEnd"/>
+      <w:r>
+        <w:rPr>
+          <w:rFonts w:ascii="Times New Roman" w:hAnsi="Times New Roman" w:cs="Times New Roman"/>
+          <w:sz w:val="21"/>
+          <w:szCs w:val="21"/>
+        </w:rPr>
+        <w:t xml:space="preserve"> nebolo nič potešujúce</w:t>
+      </w:r>
+    </w:p>
+    <w:p>
+      <w:pPr>
+        <w:pStyle w:val="Odsekzoznamu"/>
+        <w:numPr>
+          <w:ilvl w:val="0"/>
+          <w:numId w:val="16"/>
+        </w:numPr>
+        <w:spacing w:after="0" w:line="240" w:lineRule="auto"/>
+        <w:rPr>
+          <w:rFonts w:ascii="Times New Roman" w:hAnsi="Times New Roman" w:cs="Times New Roman"/>
+          <w:sz w:val="21"/>
+          <w:szCs w:val="21"/>
+        </w:rPr>
+      </w:pPr>
+      <w:r>
+        <w:rPr>
+          <w:rFonts w:ascii="Times New Roman" w:hAnsi="Times New Roman" w:cs="Times New Roman"/>
+          <w:sz w:val="21"/>
+          <w:szCs w:val="21"/>
+        </w:rPr>
+        <w:t>trápi ju otázka, prečo žila, ale aj ako žila</w:t>
+      </w:r>
+    </w:p>
+    <w:p>
+      <w:pPr>
+        <w:pStyle w:val="Odsekzoznamu"/>
+        <w:numPr>
+          <w:ilvl w:val="0"/>
+          <w:numId w:val="16"/>
+        </w:numPr>
+        <w:spacing w:after="0" w:line="240" w:lineRule="auto"/>
+        <w:rPr>
+          <w:rFonts w:ascii="Times New Roman" w:hAnsi="Times New Roman" w:cs="Times New Roman"/>
+          <w:sz w:val="21"/>
+          <w:szCs w:val="21"/>
+        </w:rPr>
+      </w:pPr>
+      <w:r>
+        <w:rPr>
+          <w:rFonts w:ascii="Times New Roman" w:hAnsi="Times New Roman" w:cs="Times New Roman"/>
+          <w:sz w:val="21"/>
+          <w:szCs w:val="21"/>
+        </w:rPr>
+        <w:t>slúžka žaluje za seba a jej podobných</w:t>
+      </w:r>
+      <w:r>
+        <w:rPr>
+          <w:rFonts w:ascii="Times New Roman" w:hAnsi="Times New Roman" w:cs="Times New Roman"/>
+          <w:sz w:val="21"/>
+          <w:szCs w:val="21"/>
+        </w:rPr>
+        <w:t xml:space="preserve">: </w:t>
+      </w:r>
+      <w:r>
+        <w:rPr>
+          <w:rFonts w:ascii="Times New Roman" w:hAnsi="Times New Roman" w:cs="Times New Roman"/>
+          <w:sz w:val="21"/>
+          <w:szCs w:val="21"/>
+        </w:rPr>
+        <w:t xml:space="preserve">žaluje za deti, </w:t>
+      </w:r>
+      <w:proofErr w:type="spellStart"/>
+      <w:r>
+        <w:rPr>
+          <w:rFonts w:ascii="Times New Roman" w:hAnsi="Times New Roman" w:cs="Times New Roman"/>
+          <w:sz w:val="21"/>
+          <w:szCs w:val="21"/>
+        </w:rPr>
+        <w:t>kt</w:t>
+      </w:r>
+      <w:proofErr w:type="spellEnd"/>
+      <w:r>
+        <w:rPr>
+          <w:rFonts w:ascii="Times New Roman" w:hAnsi="Times New Roman" w:cs="Times New Roman"/>
+          <w:sz w:val="21"/>
+          <w:szCs w:val="21"/>
+        </w:rPr>
+        <w:t xml:space="preserve"> nedostali dary, nedošli k nim 3 králi</w:t>
+      </w:r>
+      <w:r>
+        <w:rPr>
+          <w:rFonts w:ascii="Times New Roman" w:hAnsi="Times New Roman" w:cs="Times New Roman"/>
+          <w:sz w:val="21"/>
+          <w:szCs w:val="21"/>
+        </w:rPr>
+        <w:t xml:space="preserve">; </w:t>
+      </w:r>
+      <w:r>
+        <w:rPr>
+          <w:rFonts w:ascii="Times New Roman" w:hAnsi="Times New Roman" w:cs="Times New Roman"/>
+          <w:sz w:val="21"/>
+          <w:szCs w:val="21"/>
+        </w:rPr>
+        <w:t>žaluje, že jej chýbalo ľudské šťastie, že jej život bol samá bolesť a</w:t>
+      </w:r>
+      <w:r>
+        <w:rPr>
+          <w:rFonts w:ascii="Times New Roman" w:hAnsi="Times New Roman" w:cs="Times New Roman"/>
+          <w:sz w:val="21"/>
+          <w:szCs w:val="21"/>
+        </w:rPr>
+        <w:t> </w:t>
+      </w:r>
+      <w:r>
+        <w:rPr>
+          <w:rFonts w:ascii="Times New Roman" w:hAnsi="Times New Roman" w:cs="Times New Roman"/>
+          <w:sz w:val="21"/>
+          <w:szCs w:val="21"/>
+        </w:rPr>
+        <w:t>plač</w:t>
+      </w:r>
+    </w:p>
+    <w:p>
+      <w:pPr>
+        <w:pStyle w:val="Odsekzoznamu"/>
+        <w:numPr>
+          <w:ilvl w:val="0"/>
+          <w:numId w:val="16"/>
+        </w:numPr>
+        <w:spacing w:after="0" w:line="240" w:lineRule="auto"/>
+        <w:rPr>
+          <w:rFonts w:ascii="Times New Roman" w:hAnsi="Times New Roman" w:cs="Times New Roman"/>
+          <w:sz w:val="21"/>
+          <w:szCs w:val="21"/>
+        </w:rPr>
+      </w:pPr>
+      <w:r>
+        <w:rPr>
+          <w:rFonts w:ascii="Times New Roman" w:hAnsi="Times New Roman" w:cs="Times New Roman"/>
+          <w:b/>
+          <w:bCs/>
+          <w:sz w:val="21"/>
+          <w:szCs w:val="21"/>
+        </w:rPr>
+        <w:t>znaky avantgardy</w:t>
+      </w:r>
+      <w:r>
+        <w:rPr>
+          <w:rFonts w:ascii="Times New Roman" w:hAnsi="Times New Roman" w:cs="Times New Roman"/>
+          <w:sz w:val="21"/>
+          <w:szCs w:val="21"/>
+        </w:rPr>
+        <w:t xml:space="preserve"> v básni:</w:t>
+      </w:r>
+    </w:p>
+    <w:p>
+      <w:pPr>
+        <w:pStyle w:val="Odsekzoznamu"/>
+        <w:numPr>
+          <w:ilvl w:val="1"/>
+          <w:numId w:val="16"/>
+        </w:numPr>
+        <w:spacing w:after="0" w:line="240" w:lineRule="auto"/>
+        <w:rPr>
+          <w:rFonts w:ascii="Times New Roman" w:hAnsi="Times New Roman" w:cs="Times New Roman"/>
+          <w:sz w:val="21"/>
+          <w:szCs w:val="21"/>
+        </w:rPr>
+      </w:pPr>
+      <w:r>
+        <w:rPr>
+          <w:rFonts w:ascii="Times New Roman" w:hAnsi="Times New Roman" w:cs="Times New Roman"/>
+          <w:sz w:val="21"/>
+          <w:szCs w:val="21"/>
+        </w:rPr>
+        <w:t>nepravidelné strofy, nepravidelný počet slabík, nepravidelný rým</w:t>
+      </w:r>
+    </w:p>
+    <w:p>
+      <w:pPr>
+        <w:pStyle w:val="Odsekzoznamu"/>
+        <w:numPr>
+          <w:ilvl w:val="1"/>
+          <w:numId w:val="16"/>
+        </w:numPr>
+        <w:spacing w:after="0" w:line="240" w:lineRule="auto"/>
+        <w:rPr>
+          <w:rFonts w:ascii="Times New Roman" w:hAnsi="Times New Roman" w:cs="Times New Roman"/>
+          <w:sz w:val="21"/>
+          <w:szCs w:val="21"/>
+        </w:rPr>
+      </w:pPr>
+      <w:proofErr w:type="spellStart"/>
+      <w:r>
+        <w:rPr>
+          <w:rFonts w:ascii="Times New Roman" w:hAnsi="Times New Roman" w:cs="Times New Roman"/>
+          <w:sz w:val="21"/>
+          <w:szCs w:val="21"/>
+        </w:rPr>
+        <w:t>schodíkové</w:t>
+      </w:r>
+      <w:proofErr w:type="spellEnd"/>
+      <w:r>
+        <w:rPr>
+          <w:rFonts w:ascii="Times New Roman" w:hAnsi="Times New Roman" w:cs="Times New Roman"/>
+          <w:sz w:val="21"/>
+          <w:szCs w:val="21"/>
+        </w:rPr>
+        <w:t xml:space="preserve"> verše</w:t>
+      </w:r>
+    </w:p>
+    <w:p>
+      <w:pPr>
+        <w:pStyle w:val="Odsekzoznamu"/>
+        <w:numPr>
+          <w:ilvl w:val="1"/>
+          <w:numId w:val="16"/>
+        </w:numPr>
+        <w:spacing w:after="0" w:line="240" w:lineRule="auto"/>
+        <w:rPr>
+          <w:rFonts w:ascii="Times New Roman" w:hAnsi="Times New Roman" w:cs="Times New Roman"/>
+          <w:sz w:val="21"/>
+          <w:szCs w:val="21"/>
+        </w:rPr>
+      </w:pPr>
+      <w:r>
+        <w:rPr>
+          <w:rFonts w:ascii="Times New Roman" w:hAnsi="Times New Roman" w:cs="Times New Roman"/>
+          <w:sz w:val="21"/>
+          <w:szCs w:val="21"/>
+        </w:rPr>
+        <w:t>prevažujú úvahové časti nad epickými</w:t>
+      </w:r>
+    </w:p>
+    <w:p>
+      <w:pPr>
+        <w:pStyle w:val="Odsekzoznamu"/>
+        <w:spacing w:after="0" w:line="240" w:lineRule="auto"/>
+        <w:ind w:left="1440"/>
+        <w:rPr>
+          <w:rFonts w:ascii="Times New Roman" w:hAnsi="Times New Roman" w:cs="Times New Roman"/>
+          <w:sz w:val="21"/>
+          <w:szCs w:val="21"/>
+        </w:rPr>
+      </w:pPr>
+    </w:p>
+    <w:p>
+      <w:pPr>
+        <w:spacing w:after="0" w:line="240" w:lineRule="auto"/>
+        <w:rPr>
+          <w:rFonts w:ascii="Times New Roman" w:hAnsi="Times New Roman" w:cs="Times New Roman"/>
+          <w:b/>
+          <w:bCs/>
+          <w:sz w:val="21"/>
+          <w:szCs w:val="21"/>
+        </w:rPr>
+      </w:pPr>
+    </w:p>
+    <w:p>
+      <w:pPr>
+        <w:spacing w:after="0" w:line="240" w:lineRule="auto"/>
+        <w:rPr>
+          <w:rFonts w:ascii="Times New Roman" w:hAnsi="Times New Roman" w:cs="Times New Roman"/>
+          <w:b/>
+          <w:bCs/>
+          <w:sz w:val="21"/>
+          <w:szCs w:val="21"/>
+        </w:rPr>
+      </w:pPr>
+    </w:p>
+    <w:p>
+      <w:pPr>
+        <w:spacing w:after="0" w:line="240" w:lineRule="auto"/>
+        <w:rPr>
+          <w:rFonts w:ascii="Times New Roman" w:hAnsi="Times New Roman" w:cs="Times New Roman"/>
+          <w:b/>
+          <w:bCs/>
+          <w:sz w:val="21"/>
+          <w:szCs w:val="21"/>
+        </w:rPr>
+      </w:pPr>
+    </w:p>
+    <w:p>
+      <w:pPr>
+        <w:spacing w:after="0" w:line="240" w:lineRule="auto"/>
+        <w:rPr>
+          <w:rFonts w:ascii="Times New Roman" w:hAnsi="Times New Roman" w:cs="Times New Roman"/>
+          <w:b/>
+          <w:bCs/>
+          <w:sz w:val="21"/>
+          <w:szCs w:val="21"/>
+        </w:rPr>
+      </w:pPr>
+    </w:p>
+    <w:p>
+      <w:pPr>
+        <w:spacing w:after="0" w:line="240" w:lineRule="auto"/>
+        <w:rPr>
+          <w:rFonts w:ascii="Times New Roman" w:hAnsi="Times New Roman" w:cs="Times New Roman"/>
+          <w:b/>
+          <w:bCs/>
+          <w:sz w:val="21"/>
+          <w:szCs w:val="21"/>
+        </w:rPr>
+      </w:pPr>
+      <w:r>
+        <w:rPr>
+          <w:rFonts w:ascii="Times New Roman" w:hAnsi="Times New Roman" w:cs="Times New Roman"/>
+          <w:b/>
+          <w:bCs/>
+          <w:sz w:val="21"/>
+          <w:szCs w:val="21"/>
+        </w:rPr>
+        <w:lastRenderedPageBreak/>
+        <w:t>Peter Jilemnický – O dvoch bratoch, z ktorých prvý druhého vôbec nepoznal</w:t>
+      </w:r>
+    </w:p>
+    <w:p>
+      <w:pPr>
+        <w:pStyle w:val="Odsekzoznamu"/>
+        <w:numPr>
+          <w:ilvl w:val="0"/>
+          <w:numId w:val="16"/>
+        </w:numPr>
+        <w:spacing w:after="0" w:line="240" w:lineRule="auto"/>
+        <w:rPr>
+          <w:rFonts w:ascii="Times New Roman" w:hAnsi="Times New Roman" w:cs="Times New Roman"/>
+          <w:sz w:val="21"/>
+          <w:szCs w:val="21"/>
+        </w:rPr>
+      </w:pPr>
+      <w:r>
+        <w:rPr>
+          <w:rFonts w:ascii="Times New Roman" w:hAnsi="Times New Roman" w:cs="Times New Roman"/>
+          <w:sz w:val="21"/>
+          <w:szCs w:val="21"/>
+          <w:u w:val="single"/>
+        </w:rPr>
+        <w:t>žáner</w:t>
+      </w:r>
+      <w:r>
+        <w:rPr>
+          <w:rFonts w:ascii="Times New Roman" w:hAnsi="Times New Roman" w:cs="Times New Roman"/>
+          <w:sz w:val="21"/>
+          <w:szCs w:val="21"/>
+        </w:rPr>
+        <w:t>: novela</w:t>
+      </w:r>
+    </w:p>
+    <w:p>
+      <w:pPr>
+        <w:pStyle w:val="Odsekzoznamu"/>
+        <w:numPr>
+          <w:ilvl w:val="0"/>
+          <w:numId w:val="16"/>
+        </w:numPr>
+        <w:spacing w:after="0" w:line="240" w:lineRule="auto"/>
+        <w:rPr>
+          <w:rFonts w:ascii="Times New Roman" w:hAnsi="Times New Roman" w:cs="Times New Roman"/>
+          <w:sz w:val="21"/>
+          <w:szCs w:val="21"/>
+        </w:rPr>
+      </w:pPr>
+      <w:r>
+        <w:rPr>
+          <w:rFonts w:ascii="Times New Roman" w:hAnsi="Times New Roman" w:cs="Times New Roman"/>
+          <w:sz w:val="21"/>
+          <w:szCs w:val="21"/>
+          <w:u w:val="single"/>
+        </w:rPr>
+        <w:t>postavy</w:t>
+      </w:r>
+      <w:r>
+        <w:rPr>
+          <w:rFonts w:ascii="Times New Roman" w:hAnsi="Times New Roman" w:cs="Times New Roman"/>
+          <w:sz w:val="21"/>
+          <w:szCs w:val="21"/>
+        </w:rPr>
+        <w:t>:</w:t>
+      </w:r>
+    </w:p>
+    <w:p>
+      <w:pPr>
+        <w:spacing w:after="0" w:line="240" w:lineRule="auto"/>
+        <w:ind w:left="720"/>
+        <w:rPr>
+          <w:rFonts w:ascii="Times New Roman" w:hAnsi="Times New Roman" w:cs="Times New Roman"/>
+          <w:sz w:val="21"/>
+          <w:szCs w:val="21"/>
+        </w:rPr>
+      </w:pPr>
+      <w:r>
+        <w:rPr>
+          <w:rFonts w:ascii="Times New Roman" w:hAnsi="Times New Roman" w:cs="Times New Roman"/>
+          <w:b/>
+          <w:bCs/>
+          <w:sz w:val="21"/>
+          <w:szCs w:val="21"/>
+        </w:rPr>
+        <w:t>starý Haviar</w:t>
+      </w:r>
+      <w:r>
+        <w:rPr>
+          <w:rFonts w:ascii="Times New Roman" w:hAnsi="Times New Roman" w:cs="Times New Roman"/>
+          <w:sz w:val="21"/>
+          <w:szCs w:val="21"/>
+        </w:rPr>
+        <w:t xml:space="preserve"> – tvrdohlavý pracovitý gazda, nechce sa vzdať majetku v prospech syna </w:t>
+      </w:r>
+      <w:proofErr w:type="spellStart"/>
+      <w:r>
+        <w:rPr>
+          <w:rFonts w:ascii="Times New Roman" w:hAnsi="Times New Roman" w:cs="Times New Roman"/>
+          <w:sz w:val="21"/>
+          <w:szCs w:val="21"/>
+        </w:rPr>
+        <w:t>Vendela</w:t>
+      </w:r>
+      <w:proofErr w:type="spellEnd"/>
+    </w:p>
+    <w:p>
+      <w:pPr>
+        <w:spacing w:after="0" w:line="240" w:lineRule="auto"/>
+        <w:ind w:left="720"/>
+        <w:rPr>
+          <w:rFonts w:ascii="Times New Roman" w:hAnsi="Times New Roman" w:cs="Times New Roman"/>
+          <w:sz w:val="21"/>
+          <w:szCs w:val="21"/>
+        </w:rPr>
+      </w:pPr>
+      <w:r>
+        <w:rPr>
+          <w:rFonts w:ascii="Times New Roman" w:hAnsi="Times New Roman" w:cs="Times New Roman"/>
+          <w:b/>
+          <w:bCs/>
+          <w:sz w:val="21"/>
+          <w:szCs w:val="21"/>
+        </w:rPr>
+        <w:t xml:space="preserve">syn </w:t>
+      </w:r>
+      <w:proofErr w:type="spellStart"/>
+      <w:r>
+        <w:rPr>
+          <w:rFonts w:ascii="Times New Roman" w:hAnsi="Times New Roman" w:cs="Times New Roman"/>
+          <w:b/>
+          <w:bCs/>
+          <w:sz w:val="21"/>
+          <w:szCs w:val="21"/>
+        </w:rPr>
+        <w:t>Vendel</w:t>
+      </w:r>
+      <w:proofErr w:type="spellEnd"/>
+      <w:r>
+        <w:rPr>
+          <w:rFonts w:ascii="Times New Roman" w:hAnsi="Times New Roman" w:cs="Times New Roman"/>
+          <w:b/>
+          <w:bCs/>
+          <w:sz w:val="21"/>
+          <w:szCs w:val="21"/>
+        </w:rPr>
+        <w:t xml:space="preserve"> H</w:t>
+      </w:r>
+      <w:r>
+        <w:rPr>
+          <w:rFonts w:ascii="Times New Roman" w:hAnsi="Times New Roman" w:cs="Times New Roman"/>
+          <w:sz w:val="21"/>
+          <w:szCs w:val="21"/>
+        </w:rPr>
+        <w:t>. – celý život drie na rodičovskom majetku, surový, vzdorovitý, lakomý, schopný zabiť pre peniaze</w:t>
+      </w:r>
+    </w:p>
+    <w:p>
+      <w:pPr>
+        <w:spacing w:after="0" w:line="240" w:lineRule="auto"/>
+        <w:ind w:left="720"/>
+        <w:rPr>
+          <w:rFonts w:ascii="Times New Roman" w:hAnsi="Times New Roman" w:cs="Times New Roman"/>
+          <w:sz w:val="21"/>
+          <w:szCs w:val="21"/>
+        </w:rPr>
+      </w:pPr>
+      <w:r>
+        <w:rPr>
+          <w:rFonts w:ascii="Times New Roman" w:hAnsi="Times New Roman" w:cs="Times New Roman"/>
+          <w:b/>
+          <w:bCs/>
+          <w:sz w:val="21"/>
+          <w:szCs w:val="21"/>
+        </w:rPr>
+        <w:t>manželka Tereza</w:t>
+      </w:r>
+      <w:r>
+        <w:rPr>
+          <w:rFonts w:ascii="Times New Roman" w:hAnsi="Times New Roman" w:cs="Times New Roman"/>
+          <w:sz w:val="21"/>
+          <w:szCs w:val="21"/>
+        </w:rPr>
+        <w:t xml:space="preserve"> – lakomá, podnecuje nenávisť medzi bratmi, nedožičí sebe, nie to iným; žiarli na Hanu</w:t>
+      </w:r>
+    </w:p>
+    <w:p>
+      <w:pPr>
+        <w:spacing w:after="0" w:line="240" w:lineRule="auto"/>
+        <w:ind w:left="720"/>
+        <w:rPr>
+          <w:rFonts w:ascii="Times New Roman" w:hAnsi="Times New Roman" w:cs="Times New Roman"/>
+          <w:sz w:val="21"/>
+          <w:szCs w:val="21"/>
+        </w:rPr>
+      </w:pPr>
+      <w:r>
+        <w:rPr>
+          <w:rFonts w:ascii="Times New Roman" w:hAnsi="Times New Roman" w:cs="Times New Roman"/>
+          <w:b/>
+          <w:bCs/>
+          <w:sz w:val="21"/>
+          <w:szCs w:val="21"/>
+        </w:rPr>
+        <w:t>syn Jozef H.</w:t>
+      </w:r>
+      <w:r>
+        <w:rPr>
+          <w:rFonts w:ascii="Times New Roman" w:hAnsi="Times New Roman" w:cs="Times New Roman"/>
+          <w:sz w:val="21"/>
+          <w:szCs w:val="21"/>
+        </w:rPr>
+        <w:t xml:space="preserve"> </w:t>
+      </w:r>
+      <w:r>
+        <w:rPr>
+          <w:rFonts w:ascii="Times New Roman" w:hAnsi="Times New Roman" w:cs="Times New Roman"/>
+          <w:sz w:val="21"/>
+          <w:szCs w:val="21"/>
+        </w:rPr>
+        <w:t>–</w:t>
+      </w:r>
+      <w:r>
+        <w:rPr>
+          <w:rFonts w:ascii="Times New Roman" w:hAnsi="Times New Roman" w:cs="Times New Roman"/>
+          <w:sz w:val="21"/>
+          <w:szCs w:val="21"/>
+        </w:rPr>
+        <w:t xml:space="preserve"> </w:t>
+      </w:r>
+      <w:r>
+        <w:rPr>
+          <w:rFonts w:ascii="Times New Roman" w:hAnsi="Times New Roman" w:cs="Times New Roman"/>
+          <w:sz w:val="21"/>
+          <w:szCs w:val="21"/>
+        </w:rPr>
+        <w:t>čestný, pracovitý, ochotný pomôcť bratovi a otcovi</w:t>
+      </w:r>
+    </w:p>
+    <w:p>
+      <w:pPr>
+        <w:spacing w:after="0" w:line="240" w:lineRule="auto"/>
+        <w:ind w:left="720"/>
+        <w:rPr>
+          <w:rFonts w:ascii="Times New Roman" w:hAnsi="Times New Roman" w:cs="Times New Roman"/>
+          <w:sz w:val="21"/>
+          <w:szCs w:val="21"/>
+        </w:rPr>
+      </w:pPr>
+      <w:r>
+        <w:rPr>
+          <w:rFonts w:ascii="Times New Roman" w:hAnsi="Times New Roman" w:cs="Times New Roman"/>
+          <w:b/>
+          <w:bCs/>
+          <w:sz w:val="21"/>
+          <w:szCs w:val="21"/>
+        </w:rPr>
+        <w:t xml:space="preserve">manželka Hana </w:t>
+      </w:r>
+      <w:r>
+        <w:rPr>
+          <w:rFonts w:ascii="Times New Roman" w:hAnsi="Times New Roman" w:cs="Times New Roman"/>
+          <w:sz w:val="21"/>
+          <w:szCs w:val="21"/>
+        </w:rPr>
+        <w:t>– šikovná, láskavá, čistotná a pracovitá žena</w:t>
+      </w:r>
+    </w:p>
+    <w:p>
+      <w:pPr>
+        <w:pStyle w:val="Odsekzoznamu"/>
+        <w:numPr>
+          <w:ilvl w:val="0"/>
+          <w:numId w:val="16"/>
+        </w:numPr>
+        <w:spacing w:after="0" w:line="240" w:lineRule="auto"/>
+        <w:rPr>
+          <w:rFonts w:ascii="Times New Roman" w:hAnsi="Times New Roman" w:cs="Times New Roman"/>
+          <w:sz w:val="21"/>
+          <w:szCs w:val="21"/>
+        </w:rPr>
+      </w:pPr>
+      <w:r>
+        <w:rPr>
+          <w:rFonts w:ascii="Times New Roman" w:hAnsi="Times New Roman" w:cs="Times New Roman"/>
+          <w:b/>
+          <w:bCs/>
+          <w:sz w:val="21"/>
+          <w:szCs w:val="21"/>
+        </w:rPr>
+        <w:t>znaky socialistického realizmu</w:t>
+      </w:r>
+      <w:r>
+        <w:rPr>
+          <w:rFonts w:ascii="Times New Roman" w:hAnsi="Times New Roman" w:cs="Times New Roman"/>
+          <w:sz w:val="21"/>
+          <w:szCs w:val="21"/>
+        </w:rPr>
+        <w:t>:</w:t>
+      </w:r>
+    </w:p>
+    <w:p>
+      <w:pPr>
+        <w:pStyle w:val="Odsekzoznamu"/>
+        <w:numPr>
+          <w:ilvl w:val="1"/>
+          <w:numId w:val="16"/>
+        </w:numPr>
+        <w:spacing w:after="0" w:line="240" w:lineRule="auto"/>
+        <w:rPr>
+          <w:rFonts w:ascii="Times New Roman" w:hAnsi="Times New Roman" w:cs="Times New Roman"/>
+          <w:sz w:val="21"/>
+          <w:szCs w:val="21"/>
+        </w:rPr>
+      </w:pPr>
+      <w:r>
+        <w:rPr>
+          <w:rFonts w:ascii="Times New Roman" w:hAnsi="Times New Roman" w:cs="Times New Roman"/>
+          <w:sz w:val="21"/>
+          <w:szCs w:val="21"/>
+        </w:rPr>
+        <w:t>obyčajní chudobní ľudia, kladná a záporné postavy</w:t>
+      </w:r>
+    </w:p>
+    <w:p>
+      <w:pPr>
+        <w:pStyle w:val="Odsekzoznamu"/>
+        <w:numPr>
+          <w:ilvl w:val="1"/>
+          <w:numId w:val="16"/>
+        </w:numPr>
+        <w:spacing w:after="0" w:line="240" w:lineRule="auto"/>
+        <w:rPr>
+          <w:rFonts w:ascii="Times New Roman" w:hAnsi="Times New Roman" w:cs="Times New Roman"/>
+          <w:sz w:val="21"/>
+          <w:szCs w:val="21"/>
+        </w:rPr>
+      </w:pPr>
+      <w:r>
+        <w:rPr>
+          <w:rFonts w:ascii="Times New Roman" w:hAnsi="Times New Roman" w:cs="Times New Roman"/>
+          <w:sz w:val="21"/>
+          <w:szCs w:val="21"/>
+        </w:rPr>
+        <w:t>chudoba, choroby (</w:t>
+      </w:r>
+      <w:proofErr w:type="spellStart"/>
+      <w:r>
+        <w:rPr>
+          <w:rFonts w:ascii="Times New Roman" w:hAnsi="Times New Roman" w:cs="Times New Roman"/>
+          <w:sz w:val="21"/>
+          <w:szCs w:val="21"/>
+        </w:rPr>
+        <w:t>Vendelovi</w:t>
+      </w:r>
+      <w:proofErr w:type="spellEnd"/>
+      <w:r>
+        <w:rPr>
+          <w:rFonts w:ascii="Times New Roman" w:hAnsi="Times New Roman" w:cs="Times New Roman"/>
+          <w:sz w:val="21"/>
+          <w:szCs w:val="21"/>
+        </w:rPr>
+        <w:t xml:space="preserve"> zomrela dcéra </w:t>
+      </w:r>
+      <w:proofErr w:type="spellStart"/>
+      <w:r>
+        <w:rPr>
+          <w:rFonts w:ascii="Times New Roman" w:hAnsi="Times New Roman" w:cs="Times New Roman"/>
+          <w:sz w:val="21"/>
+          <w:szCs w:val="21"/>
+        </w:rPr>
+        <w:t>Bertinka</w:t>
+      </w:r>
+      <w:proofErr w:type="spellEnd"/>
+      <w:r>
+        <w:rPr>
+          <w:rFonts w:ascii="Times New Roman" w:hAnsi="Times New Roman" w:cs="Times New Roman"/>
+          <w:sz w:val="21"/>
+          <w:szCs w:val="21"/>
+        </w:rPr>
+        <w:t>, šetril aj na liekoch pre vlastné dieťa)</w:t>
+      </w:r>
+    </w:p>
+    <w:p>
+      <w:pPr>
+        <w:pStyle w:val="Odsekzoznamu"/>
+        <w:numPr>
+          <w:ilvl w:val="1"/>
+          <w:numId w:val="16"/>
+        </w:numPr>
+        <w:spacing w:after="0" w:line="240" w:lineRule="auto"/>
+        <w:rPr>
+          <w:rFonts w:ascii="Times New Roman" w:hAnsi="Times New Roman" w:cs="Times New Roman"/>
+          <w:sz w:val="21"/>
+          <w:szCs w:val="21"/>
+        </w:rPr>
+      </w:pPr>
+      <w:r>
+        <w:rPr>
+          <w:rFonts w:ascii="Times New Roman" w:hAnsi="Times New Roman" w:cs="Times New Roman"/>
+          <w:sz w:val="21"/>
+          <w:szCs w:val="21"/>
+        </w:rPr>
+        <w:t>téma nezamestnanosti (Jozef v čase hospodárskej krízy prišiel o prácu, nemali z čoho platiť nájomné, úspory sa minuli, preto odišli k otcovi)</w:t>
+      </w:r>
+    </w:p>
+    <w:p>
+      <w:pPr>
+        <w:pStyle w:val="Odsekzoznamu"/>
+        <w:numPr>
+          <w:ilvl w:val="1"/>
+          <w:numId w:val="16"/>
+        </w:numPr>
+        <w:spacing w:after="0" w:line="240" w:lineRule="auto"/>
+        <w:rPr>
+          <w:rFonts w:ascii="Times New Roman" w:hAnsi="Times New Roman" w:cs="Times New Roman"/>
+          <w:sz w:val="21"/>
+          <w:szCs w:val="21"/>
+        </w:rPr>
+      </w:pPr>
+      <w:r>
+        <w:rPr>
+          <w:rFonts w:ascii="Times New Roman" w:hAnsi="Times New Roman" w:cs="Times New Roman"/>
+          <w:sz w:val="21"/>
+          <w:szCs w:val="21"/>
+        </w:rPr>
+        <w:t>Jozef je vývinová postava, jednoduchý človek sa mení na triedne uvedomelého človeka; na tejto ceste mu pomáha jeho žena</w:t>
+      </w:r>
+    </w:p>
+    <w:p>
+      <w:pPr>
+        <w:pStyle w:val="Odsekzoznamu"/>
+        <w:numPr>
+          <w:ilvl w:val="1"/>
+          <w:numId w:val="16"/>
+        </w:numPr>
+        <w:spacing w:after="0" w:line="240" w:lineRule="auto"/>
+        <w:rPr>
+          <w:rFonts w:ascii="Times New Roman" w:hAnsi="Times New Roman" w:cs="Times New Roman"/>
+          <w:sz w:val="21"/>
+          <w:szCs w:val="21"/>
+        </w:rPr>
+      </w:pPr>
+      <w:r>
+        <w:rPr>
+          <w:rFonts w:ascii="Times New Roman" w:hAnsi="Times New Roman" w:cs="Times New Roman"/>
+          <w:sz w:val="21"/>
+          <w:szCs w:val="21"/>
+        </w:rPr>
+        <w:t>pomoc pre Jozefa a Hanu prichádza od priateľa z mesta (Mackovi); budú žiť chudobne, ale spolu im bude veselšie</w:t>
+      </w:r>
+    </w:p>
+    <w:p>
+      <w:pPr>
+        <w:pStyle w:val="Odsekzoznamu"/>
+        <w:numPr>
+          <w:ilvl w:val="0"/>
+          <w:numId w:val="16"/>
+        </w:numPr>
+        <w:spacing w:after="0" w:line="240" w:lineRule="auto"/>
+        <w:rPr>
+          <w:rFonts w:ascii="Times New Roman" w:hAnsi="Times New Roman" w:cs="Times New Roman"/>
+          <w:b/>
+          <w:bCs/>
+          <w:sz w:val="20"/>
+          <w:szCs w:val="20"/>
+        </w:rPr>
+      </w:pPr>
+      <w:r>
+        <w:rPr>
+          <w:rFonts w:ascii="Times New Roman" w:hAnsi="Times New Roman" w:cs="Times New Roman"/>
+          <w:b/>
+          <w:bCs/>
+          <w:sz w:val="21"/>
+          <w:szCs w:val="21"/>
+        </w:rPr>
+        <w:t>DEJ:</w:t>
+      </w:r>
+    </w:p>
+    <w:p>
+      <w:pPr>
+        <w:pStyle w:val="Odsekzoznamu"/>
+        <w:spacing w:after="0" w:line="240" w:lineRule="auto"/>
+        <w:rPr>
+          <w:rFonts w:ascii="Times New Roman" w:hAnsi="Times New Roman" w:cs="Times New Roman"/>
+          <w:sz w:val="20"/>
+          <w:szCs w:val="20"/>
+        </w:rPr>
+      </w:pPr>
+      <w:r>
+        <w:rPr>
+          <w:rFonts w:ascii="Times New Roman" w:hAnsi="Times New Roman" w:cs="Times New Roman"/>
+          <w:sz w:val="20"/>
+          <w:szCs w:val="20"/>
+        </w:rPr>
+        <w:t xml:space="preserve">Odohráva sa na </w:t>
+      </w:r>
+      <w:proofErr w:type="spellStart"/>
+      <w:r>
+        <w:rPr>
+          <w:rFonts w:ascii="Times New Roman" w:hAnsi="Times New Roman" w:cs="Times New Roman"/>
+          <w:sz w:val="20"/>
+          <w:szCs w:val="20"/>
+        </w:rPr>
+        <w:t>Kysuciach</w:t>
+      </w:r>
+      <w:proofErr w:type="spellEnd"/>
+      <w:r>
+        <w:rPr>
+          <w:rFonts w:ascii="Times New Roman" w:hAnsi="Times New Roman" w:cs="Times New Roman"/>
+          <w:sz w:val="20"/>
+          <w:szCs w:val="20"/>
+        </w:rPr>
+        <w:t xml:space="preserve">, v chudobnej rodine </w:t>
+      </w:r>
+      <w:proofErr w:type="spellStart"/>
+      <w:r>
+        <w:rPr>
+          <w:rFonts w:ascii="Times New Roman" w:hAnsi="Times New Roman" w:cs="Times New Roman"/>
+          <w:sz w:val="20"/>
+          <w:szCs w:val="20"/>
+        </w:rPr>
+        <w:t>Haviarovcov</w:t>
+      </w:r>
+      <w:proofErr w:type="spellEnd"/>
+      <w:r>
+        <w:rPr>
+          <w:rFonts w:ascii="Times New Roman" w:hAnsi="Times New Roman" w:cs="Times New Roman"/>
+          <w:sz w:val="20"/>
+          <w:szCs w:val="20"/>
+        </w:rPr>
+        <w:t xml:space="preserve">. Postavený je na kontraste dvoch rodín – rodiny </w:t>
+      </w:r>
+      <w:proofErr w:type="spellStart"/>
+      <w:r>
+        <w:rPr>
+          <w:rFonts w:ascii="Times New Roman" w:hAnsi="Times New Roman" w:cs="Times New Roman"/>
+          <w:sz w:val="20"/>
+          <w:szCs w:val="20"/>
+        </w:rPr>
+        <w:t>Vendela</w:t>
+      </w:r>
+      <w:proofErr w:type="spellEnd"/>
+      <w:r>
+        <w:rPr>
+          <w:rFonts w:ascii="Times New Roman" w:hAnsi="Times New Roman" w:cs="Times New Roman"/>
+          <w:sz w:val="20"/>
+          <w:szCs w:val="20"/>
+        </w:rPr>
+        <w:t xml:space="preserve"> </w:t>
+      </w:r>
+      <w:proofErr w:type="spellStart"/>
+      <w:r>
+        <w:rPr>
+          <w:rFonts w:ascii="Times New Roman" w:hAnsi="Times New Roman" w:cs="Times New Roman"/>
+          <w:sz w:val="20"/>
+          <w:szCs w:val="20"/>
+        </w:rPr>
+        <w:t>Haviera</w:t>
+      </w:r>
+      <w:proofErr w:type="spellEnd"/>
+      <w:r>
+        <w:rPr>
+          <w:rFonts w:ascii="Times New Roman" w:hAnsi="Times New Roman" w:cs="Times New Roman"/>
+          <w:sz w:val="20"/>
+          <w:szCs w:val="20"/>
+        </w:rPr>
+        <w:t xml:space="preserve"> a jeho brata Jozefa. Jozef pracoval dlhé roky v meste, oženil sa s dcérou robotníka, v 1.s.v. bojoval na </w:t>
+      </w:r>
+      <w:proofErr w:type="spellStart"/>
+      <w:r>
+        <w:rPr>
+          <w:rFonts w:ascii="Times New Roman" w:hAnsi="Times New Roman" w:cs="Times New Roman"/>
+          <w:sz w:val="20"/>
+          <w:szCs w:val="20"/>
+        </w:rPr>
+        <w:t>Piave</w:t>
+      </w:r>
+      <w:proofErr w:type="spellEnd"/>
+      <w:r>
+        <w:rPr>
+          <w:rFonts w:ascii="Times New Roman" w:hAnsi="Times New Roman" w:cs="Times New Roman"/>
+          <w:sz w:val="20"/>
+          <w:szCs w:val="20"/>
+        </w:rPr>
+        <w:t xml:space="preserve">, spoznal priateľstvo robotníkov. Brat </w:t>
+      </w:r>
+      <w:proofErr w:type="spellStart"/>
+      <w:r>
+        <w:rPr>
+          <w:rFonts w:ascii="Times New Roman" w:hAnsi="Times New Roman" w:cs="Times New Roman"/>
+          <w:sz w:val="20"/>
+          <w:szCs w:val="20"/>
+        </w:rPr>
+        <w:t>Vendel</w:t>
+      </w:r>
+      <w:proofErr w:type="spellEnd"/>
+      <w:r>
+        <w:rPr>
+          <w:rFonts w:ascii="Times New Roman" w:hAnsi="Times New Roman" w:cs="Times New Roman"/>
+          <w:sz w:val="20"/>
+          <w:szCs w:val="20"/>
+        </w:rPr>
+        <w:t xml:space="preserve"> s manželkou Terezou a dcérou </w:t>
+      </w:r>
+      <w:proofErr w:type="spellStart"/>
+      <w:r>
+        <w:rPr>
+          <w:rFonts w:ascii="Times New Roman" w:hAnsi="Times New Roman" w:cs="Times New Roman"/>
+          <w:sz w:val="20"/>
+          <w:szCs w:val="20"/>
+        </w:rPr>
+        <w:t>Bertinou</w:t>
+      </w:r>
+      <w:proofErr w:type="spellEnd"/>
+      <w:r>
+        <w:rPr>
+          <w:rFonts w:ascii="Times New Roman" w:hAnsi="Times New Roman" w:cs="Times New Roman"/>
+          <w:sz w:val="20"/>
+          <w:szCs w:val="20"/>
+        </w:rPr>
+        <w:t xml:space="preserve"> ostal po celý život na rodičovskom majetku</w:t>
+      </w:r>
+      <w:r>
+        <w:rPr>
+          <w:rFonts w:ascii="Times New Roman" w:hAnsi="Times New Roman" w:cs="Times New Roman"/>
+          <w:sz w:val="20"/>
+          <w:szCs w:val="20"/>
+        </w:rPr>
+        <w:t xml:space="preserve">, kt. dal poistiť proti požiaru a vysokú poistnú sumu s ťažkosťami spláca. Vypestoval si silný vzťah k majetku. Spolu s tehotnou Terezou pracujú od rána do večera, nedoprajú si lepšiu stravu, hromžia na otca, kt. sa nechce vzdať hlavného slova na gazdovstve. Keď sa v čase hospodárskej krízy Jozef s manželkou a dvomi deťmi vracia domov, naráža na podozrenie, že sa vrátil kvôli svojmu podielu. </w:t>
+      </w:r>
+      <w:proofErr w:type="spellStart"/>
+      <w:r>
+        <w:rPr>
+          <w:rFonts w:ascii="Times New Roman" w:hAnsi="Times New Roman" w:cs="Times New Roman"/>
+          <w:sz w:val="20"/>
+          <w:szCs w:val="20"/>
+        </w:rPr>
+        <w:t>Vendel</w:t>
+      </w:r>
+      <w:proofErr w:type="spellEnd"/>
+      <w:r>
+        <w:rPr>
+          <w:rFonts w:ascii="Times New Roman" w:hAnsi="Times New Roman" w:cs="Times New Roman"/>
+          <w:sz w:val="20"/>
+          <w:szCs w:val="20"/>
+        </w:rPr>
+        <w:t xml:space="preserve"> sa obáva, že ho Jozef chce obrať o jeho práva na otcovský majetok, a Jozef sa márne snaží bratovi dokázať, že mu na pôde nezáleží. Túžba po peniazoch vedie </w:t>
+      </w:r>
+      <w:proofErr w:type="spellStart"/>
+      <w:r>
+        <w:rPr>
+          <w:rFonts w:ascii="Times New Roman" w:hAnsi="Times New Roman" w:cs="Times New Roman"/>
+          <w:sz w:val="20"/>
+          <w:szCs w:val="20"/>
+        </w:rPr>
+        <w:t>Vendela</w:t>
+      </w:r>
+      <w:proofErr w:type="spellEnd"/>
+      <w:r>
+        <w:rPr>
+          <w:rFonts w:ascii="Times New Roman" w:hAnsi="Times New Roman" w:cs="Times New Roman"/>
+          <w:sz w:val="20"/>
+          <w:szCs w:val="20"/>
+        </w:rPr>
+        <w:t xml:space="preserve"> k tomu, že sa pokúsi podpáliť chalupu, aby dostal poistku. Na brata, kt. mu v tom chce zabrániť, sa zaženie sekerou. Z neľahkej situácie vyslobodí Jozefa list a ponuka od priateľov </w:t>
+      </w:r>
+      <w:proofErr w:type="spellStart"/>
+      <w:r>
+        <w:rPr>
+          <w:rFonts w:ascii="Times New Roman" w:hAnsi="Times New Roman" w:cs="Times New Roman"/>
+          <w:sz w:val="20"/>
+          <w:szCs w:val="20"/>
+        </w:rPr>
+        <w:t>Mackovcov</w:t>
+      </w:r>
+      <w:proofErr w:type="spellEnd"/>
+      <w:r>
+        <w:rPr>
+          <w:rFonts w:ascii="Times New Roman" w:hAnsi="Times New Roman" w:cs="Times New Roman"/>
+          <w:sz w:val="20"/>
+          <w:szCs w:val="20"/>
+        </w:rPr>
+        <w:t xml:space="preserve">, aby sa vrátili do mesta. Jozef vie, že šťastie v rodičovskom dome nenájde. </w:t>
+      </w:r>
+    </w:p>
+    <w:p>
+      <w:pPr>
+        <w:pStyle w:val="Odsekzoznamu"/>
+        <w:spacing w:after="0" w:line="240" w:lineRule="auto"/>
+        <w:rPr>
+          <w:rFonts w:ascii="Times New Roman" w:hAnsi="Times New Roman" w:cs="Times New Roman"/>
+          <w:sz w:val="20"/>
+          <w:szCs w:val="20"/>
+        </w:rPr>
       </w:pPr>
     </w:p>
     <w:p>
@@ -2707,10 +4892,7 @@
           <w:u w:val="single"/>
         </w:rPr>
       </w:pPr>
-    </w:p>
-    <w:p>
-      <w:pPr>
-        <w:spacing w:after="0" w:line="240" w:lineRule="auto"/>
+      <w:r>
         <w:rPr>
           <w:rFonts w:ascii="Times New Roman" w:hAnsi="Times New Roman" w:cs="Times New Roman"/>
           <w:b/>
@@ -2719,31 +4901,7 @@
           <w:szCs w:val="22"/>
           <w:u w:val="single"/>
         </w:rPr>
-      </w:pPr>
-    </w:p>
-    <w:p>
-      <w:pPr>
-        <w:spacing w:after="0" w:line="240" w:lineRule="auto"/>
-        <w:rPr>
-          <w:rFonts w:ascii="Times New Roman" w:hAnsi="Times New Roman" w:cs="Times New Roman"/>
-          <w:b/>
-          <w:bCs/>
-          <w:sz w:val="22"/>
-          <w:szCs w:val="22"/>
-          <w:u w:val="single"/>
-        </w:rPr>
-      </w:pPr>
-      <w:r>
-        <w:rPr>
-          <w:rFonts w:ascii="Times New Roman" w:hAnsi="Times New Roman" w:cs="Times New Roman"/>
-          <w:b/>
-          <w:bCs/>
-          <w:sz w:val="22"/>
-          <w:szCs w:val="22"/>
-          <w:u w:val="single"/>
-        </w:rPr>
-        <w:lastRenderedPageBreak/>
-        <w:t>SOCIÁLNE ANGAŽOVANÁ LITERATÚRA</w:t>
+        <w:t>SCI-FI LITERATÚRA</w:t>
       </w:r>
     </w:p>
     <w:p>
@@ -2751,22 +4909,50 @@
         <w:pStyle w:val="Odsekzoznamu"/>
         <w:numPr>
           <w:ilvl w:val="0"/>
-          <w:numId w:val="8"/>
-        </w:numPr>
-        <w:spacing w:after="0" w:line="240" w:lineRule="auto"/>
-        <w:rPr>
-          <w:rFonts w:ascii="Times New Roman" w:hAnsi="Times New Roman" w:cs="Times New Roman"/>
-          <w:sz w:val="21"/>
-          <w:szCs w:val="21"/>
-        </w:rPr>
-      </w:pPr>
-      <w:r>
-        <w:rPr>
-          <w:rFonts w:ascii="Times New Roman" w:hAnsi="Times New Roman" w:cs="Times New Roman"/>
-          <w:sz w:val="21"/>
-          <w:szCs w:val="21"/>
-        </w:rPr>
-        <w:t>patria tu umelci, kt písali o živote chudobných vrstiev</w:t>
+          <w:numId w:val="20"/>
+        </w:numPr>
+        <w:spacing w:after="0" w:line="240" w:lineRule="auto"/>
+        <w:rPr>
+          <w:rFonts w:ascii="Times New Roman" w:hAnsi="Times New Roman" w:cs="Times New Roman"/>
+          <w:sz w:val="21"/>
+          <w:szCs w:val="21"/>
+        </w:rPr>
+      </w:pPr>
+      <w:proofErr w:type="spellStart"/>
+      <w:r>
+        <w:rPr>
+          <w:rFonts w:ascii="Times New Roman" w:hAnsi="Times New Roman" w:cs="Times New Roman"/>
+          <w:sz w:val="21"/>
+          <w:szCs w:val="21"/>
+        </w:rPr>
+        <w:t>science</w:t>
+      </w:r>
+      <w:proofErr w:type="spellEnd"/>
+      <w:r>
+        <w:rPr>
+          <w:rFonts w:ascii="Times New Roman" w:hAnsi="Times New Roman" w:cs="Times New Roman"/>
+          <w:sz w:val="21"/>
+          <w:szCs w:val="21"/>
+        </w:rPr>
+        <w:t xml:space="preserve"> </w:t>
+      </w:r>
+      <w:proofErr w:type="spellStart"/>
+      <w:r>
+        <w:rPr>
+          <w:rFonts w:ascii="Times New Roman" w:hAnsi="Times New Roman" w:cs="Times New Roman"/>
+          <w:sz w:val="21"/>
+          <w:szCs w:val="21"/>
+        </w:rPr>
+        <w:t>fiction</w:t>
+      </w:r>
+      <w:proofErr w:type="spellEnd"/>
+      <w:r>
+        <w:rPr>
+          <w:rFonts w:ascii="Times New Roman" w:hAnsi="Times New Roman" w:cs="Times New Roman"/>
+          <w:sz w:val="21"/>
+          <w:szCs w:val="21"/>
+        </w:rPr>
+        <w:t xml:space="preserve"> = vedecká fantastika</w:t>
       </w:r>
     </w:p>
     <w:p>
@@ -2774,23 +4960,63 @@
         <w:pStyle w:val="Odsekzoznamu"/>
         <w:numPr>
           <w:ilvl w:val="0"/>
-          <w:numId w:val="8"/>
-        </w:numPr>
-        <w:spacing w:after="0" w:line="240" w:lineRule="auto"/>
-        <w:rPr>
-          <w:rFonts w:ascii="Times New Roman" w:hAnsi="Times New Roman" w:cs="Times New Roman"/>
-          <w:sz w:val="21"/>
-          <w:szCs w:val="21"/>
-        </w:rPr>
-      </w:pPr>
-      <w:r>
-        <w:rPr>
-          <w:rFonts w:ascii="Times New Roman" w:hAnsi="Times New Roman" w:cs="Times New Roman"/>
-          <w:sz w:val="21"/>
-          <w:szCs w:val="21"/>
-        </w:rPr>
-        <w:t xml:space="preserve">písali o biede, vykorisťovaní a chorobách, využívali jazyk ulice, čím sa snažili priblížiť </w:t>
-      </w:r>
+          <w:numId w:val="20"/>
+        </w:numPr>
+        <w:spacing w:after="0" w:line="240" w:lineRule="auto"/>
+        <w:rPr>
+          <w:rFonts w:ascii="Times New Roman" w:hAnsi="Times New Roman" w:cs="Times New Roman"/>
+          <w:sz w:val="21"/>
+          <w:szCs w:val="21"/>
+        </w:rPr>
+      </w:pPr>
+      <w:r>
+        <w:rPr>
+          <w:rFonts w:ascii="Times New Roman" w:hAnsi="Times New Roman" w:cs="Times New Roman"/>
+          <w:sz w:val="21"/>
+          <w:szCs w:val="21"/>
+        </w:rPr>
+        <w:t>obraz sveta budúcnosti, využíva poznatky súčasnej vedy a</w:t>
+      </w:r>
+      <w:r>
+        <w:rPr>
+          <w:rFonts w:ascii="Times New Roman" w:hAnsi="Times New Roman" w:cs="Times New Roman"/>
+          <w:sz w:val="21"/>
+          <w:szCs w:val="21"/>
+        </w:rPr>
+        <w:t> </w:t>
+      </w:r>
+      <w:r>
+        <w:rPr>
+          <w:rFonts w:ascii="Times New Roman" w:hAnsi="Times New Roman" w:cs="Times New Roman"/>
+          <w:sz w:val="21"/>
+          <w:szCs w:val="21"/>
+        </w:rPr>
+        <w:t>techniky</w:t>
+      </w:r>
+    </w:p>
+    <w:p>
+      <w:pPr>
+        <w:pStyle w:val="Odsekzoznamu"/>
+        <w:numPr>
+          <w:ilvl w:val="0"/>
+          <w:numId w:val="20"/>
+        </w:numPr>
+        <w:spacing w:after="0" w:line="240" w:lineRule="auto"/>
+        <w:rPr>
+          <w:rFonts w:ascii="Times New Roman" w:hAnsi="Times New Roman" w:cs="Times New Roman"/>
+          <w:sz w:val="21"/>
+          <w:szCs w:val="21"/>
+        </w:rPr>
+      </w:pPr>
+      <w:r>
+        <w:rPr>
+          <w:rFonts w:ascii="Times New Roman" w:hAnsi="Times New Roman" w:cs="Times New Roman"/>
+          <w:sz w:val="21"/>
+          <w:szCs w:val="21"/>
+        </w:rPr>
+        <w:t xml:space="preserve">reprezentantom tohto druhu umenia sú napr. diela </w:t>
+      </w:r>
+      <w:proofErr w:type="spellStart"/>
       <w:r>
         <w:rPr>
           <w:rFonts w:ascii="Times New Roman" w:hAnsi="Times New Roman" w:cs="Times New Roman"/>
@@ -2801,711 +5027,149 @@
           <w:sz w:val="21"/>
           <w:szCs w:val="21"/>
         </w:rPr>
-        <w:t>prolateriátu</w:t>
-      </w:r>
-      <w:r>
-        <w:rPr>
-          <w:rFonts w:ascii="Times New Roman" w:hAnsi="Times New Roman" w:cs="Times New Roman"/>
-          <w:sz w:val="21"/>
-          <w:szCs w:val="21"/>
-        </w:rPr>
-        <w:t xml:space="preserve"> = vrstve nemajetných ľudí (robotníkov)</w:t>
-      </w:r>
-    </w:p>
-    <w:p>
-      <w:pPr>
-        <w:spacing w:after="0" w:line="240" w:lineRule="auto"/>
-        <w:rPr>
-          <w:rFonts w:ascii="Times New Roman" w:hAnsi="Times New Roman" w:cs="Times New Roman"/>
-          <w:b/>
-          <w:bCs/>
-          <w:sz w:val="21"/>
-          <w:szCs w:val="21"/>
-        </w:rPr>
-      </w:pPr>
-      <w:r>
-        <w:rPr>
-          <w:rFonts w:ascii="Times New Roman" w:hAnsi="Times New Roman" w:cs="Times New Roman"/>
-          <w:b/>
-          <w:bCs/>
-          <w:sz w:val="21"/>
-          <w:szCs w:val="21"/>
-        </w:rPr>
-        <w:t>Slovenská prolateárska literatúra</w:t>
-      </w:r>
-    </w:p>
-    <w:p>
-      <w:pPr>
-        <w:pStyle w:val="Odsekzoznamu"/>
-        <w:numPr>
-          <w:ilvl w:val="0"/>
-          <w:numId w:val="12"/>
-        </w:numPr>
-        <w:spacing w:after="0" w:line="240" w:lineRule="auto"/>
-        <w:rPr>
-          <w:rFonts w:ascii="Times New Roman" w:hAnsi="Times New Roman" w:cs="Times New Roman"/>
-          <w:sz w:val="21"/>
-          <w:szCs w:val="21"/>
-        </w:rPr>
-      </w:pPr>
-      <w:r>
-        <w:rPr>
-          <w:rFonts w:ascii="Times New Roman" w:hAnsi="Times New Roman" w:cs="Times New Roman"/>
-          <w:sz w:val="21"/>
-          <w:szCs w:val="21"/>
-        </w:rPr>
-        <w:t xml:space="preserve">autori sa združovali okolo časopisu </w:t>
-      </w:r>
-      <w:r>
-        <w:rPr>
-          <w:rFonts w:ascii="Times New Roman" w:hAnsi="Times New Roman" w:cs="Times New Roman"/>
-          <w:b/>
-          <w:bCs/>
-          <w:sz w:val="21"/>
-          <w:szCs w:val="21"/>
-        </w:rPr>
-        <w:t>DAV</w:t>
-      </w:r>
-      <w:r>
-        <w:rPr>
-          <w:rFonts w:ascii="Times New Roman" w:hAnsi="Times New Roman" w:cs="Times New Roman"/>
-          <w:sz w:val="21"/>
-          <w:szCs w:val="21"/>
-        </w:rPr>
-        <w:t xml:space="preserve">: </w:t>
-      </w:r>
-      <w:r>
-        <w:rPr>
-          <w:rFonts w:ascii="Times New Roman" w:hAnsi="Times New Roman" w:cs="Times New Roman"/>
-          <w:b/>
-          <w:bCs/>
-          <w:sz w:val="21"/>
-          <w:szCs w:val="21"/>
-        </w:rPr>
-        <w:t>D</w:t>
-      </w:r>
-      <w:r>
-        <w:rPr>
-          <w:rFonts w:ascii="Times New Roman" w:hAnsi="Times New Roman" w:cs="Times New Roman"/>
-          <w:sz w:val="21"/>
-          <w:szCs w:val="21"/>
-        </w:rPr>
-        <w:t xml:space="preserve">aniel Okáli, </w:t>
-      </w:r>
-      <w:r>
-        <w:rPr>
-          <w:rFonts w:ascii="Times New Roman" w:hAnsi="Times New Roman" w:cs="Times New Roman"/>
-          <w:b/>
-          <w:bCs/>
-          <w:sz w:val="21"/>
-          <w:szCs w:val="21"/>
-        </w:rPr>
-        <w:t>A</w:t>
-      </w:r>
-      <w:r>
-        <w:rPr>
-          <w:rFonts w:ascii="Times New Roman" w:hAnsi="Times New Roman" w:cs="Times New Roman"/>
-          <w:sz w:val="21"/>
-          <w:szCs w:val="21"/>
-        </w:rPr>
-        <w:t xml:space="preserve">ndrej Sirácky, </w:t>
-      </w:r>
-      <w:r>
-        <w:rPr>
-          <w:rFonts w:ascii="Times New Roman" w:hAnsi="Times New Roman" w:cs="Times New Roman"/>
-          <w:b/>
-          <w:bCs/>
-          <w:sz w:val="21"/>
-          <w:szCs w:val="21"/>
-        </w:rPr>
-        <w:t>V</w:t>
-      </w:r>
-      <w:r>
-        <w:rPr>
-          <w:rFonts w:ascii="Times New Roman" w:hAnsi="Times New Roman" w:cs="Times New Roman"/>
-          <w:sz w:val="21"/>
-          <w:szCs w:val="21"/>
-        </w:rPr>
-        <w:t>ladimír Clementis</w:t>
-      </w:r>
-    </w:p>
-    <w:p>
-      <w:pPr>
-        <w:pStyle w:val="Odsekzoznamu"/>
-        <w:numPr>
-          <w:ilvl w:val="0"/>
-          <w:numId w:val="12"/>
-        </w:numPr>
-        <w:spacing w:after="0" w:line="240" w:lineRule="auto"/>
-        <w:rPr>
-          <w:rFonts w:ascii="Times New Roman" w:hAnsi="Times New Roman" w:cs="Times New Roman"/>
-          <w:sz w:val="21"/>
-          <w:szCs w:val="21"/>
-        </w:rPr>
-      </w:pPr>
-      <w:r>
-        <w:rPr>
-          <w:rFonts w:ascii="Times New Roman" w:hAnsi="Times New Roman" w:cs="Times New Roman"/>
-          <w:sz w:val="21"/>
-          <w:szCs w:val="21"/>
-        </w:rPr>
-        <w:t>priklonili sa k ideológii komunistickej strany, propagovali ruskú revolúciu</w:t>
-      </w:r>
-    </w:p>
-    <w:p>
-      <w:pPr>
-        <w:pStyle w:val="Odsekzoznamu"/>
-        <w:numPr>
-          <w:ilvl w:val="0"/>
-          <w:numId w:val="12"/>
-        </w:numPr>
-        <w:spacing w:after="0" w:line="240" w:lineRule="auto"/>
-        <w:rPr>
-          <w:rFonts w:ascii="Times New Roman" w:hAnsi="Times New Roman" w:cs="Times New Roman"/>
-          <w:sz w:val="21"/>
-          <w:szCs w:val="21"/>
-        </w:rPr>
-      </w:pPr>
-      <w:r>
-        <w:rPr>
-          <w:rFonts w:ascii="Times New Roman" w:hAnsi="Times New Roman" w:cs="Times New Roman"/>
-          <w:sz w:val="21"/>
-          <w:szCs w:val="21"/>
-        </w:rPr>
-        <w:t>davisti používali avantgardné experimentovanie s formou, neskôr prešli k socialistickému realizmu</w:t>
-      </w:r>
-    </w:p>
-    <w:p>
-      <w:pPr>
-        <w:spacing w:after="0" w:line="240" w:lineRule="auto"/>
-        <w:rPr>
-          <w:rFonts w:ascii="Times New Roman" w:hAnsi="Times New Roman" w:cs="Times New Roman"/>
-          <w:b/>
-          <w:bCs/>
-          <w:sz w:val="22"/>
-          <w:szCs w:val="22"/>
-          <w:u w:val="single"/>
-        </w:rPr>
-      </w:pPr>
-      <w:r>
-        <w:rPr>
-          <w:rFonts w:ascii="Times New Roman" w:hAnsi="Times New Roman" w:cs="Times New Roman"/>
-          <w:b/>
-          <w:bCs/>
-          <w:sz w:val="22"/>
-          <w:szCs w:val="22"/>
-          <w:u w:val="single"/>
-        </w:rPr>
-        <w:t>S</w:t>
-      </w:r>
-      <w:r>
-        <w:rPr>
-          <w:rFonts w:ascii="Times New Roman" w:hAnsi="Times New Roman" w:cs="Times New Roman"/>
-          <w:b/>
-          <w:bCs/>
-          <w:sz w:val="22"/>
-          <w:szCs w:val="22"/>
-          <w:u w:val="single"/>
-        </w:rPr>
-        <w:t>OCIALISTIKÝ REALIZMUS</w:t>
-      </w:r>
-    </w:p>
-    <w:p>
-      <w:pPr>
-        <w:pStyle w:val="Odsekzoznamu"/>
-        <w:numPr>
-          <w:ilvl w:val="0"/>
-          <w:numId w:val="13"/>
-        </w:numPr>
-        <w:spacing w:after="0" w:line="240" w:lineRule="auto"/>
-        <w:rPr>
-          <w:rFonts w:ascii="Times New Roman" w:hAnsi="Times New Roman" w:cs="Times New Roman"/>
-          <w:sz w:val="21"/>
-          <w:szCs w:val="21"/>
-        </w:rPr>
-      </w:pPr>
-      <w:r>
-        <w:rPr>
-          <w:rFonts w:ascii="Times New Roman" w:hAnsi="Times New Roman" w:cs="Times New Roman"/>
-          <w:sz w:val="21"/>
-          <w:szCs w:val="21"/>
-        </w:rPr>
-        <w:t> umelecký smer, kt vznikol v ZSSR pred 2.s.v.</w:t>
-      </w:r>
-    </w:p>
-    <w:p>
-      <w:pPr>
-        <w:pStyle w:val="Odsekzoznamu"/>
-        <w:numPr>
-          <w:ilvl w:val="0"/>
-          <w:numId w:val="13"/>
-        </w:numPr>
-        <w:spacing w:after="0" w:line="240" w:lineRule="auto"/>
-        <w:rPr>
-          <w:rFonts w:ascii="Times New Roman" w:hAnsi="Times New Roman" w:cs="Times New Roman"/>
-          <w:sz w:val="21"/>
-          <w:szCs w:val="21"/>
-        </w:rPr>
-      </w:pPr>
-      <w:r>
-        <w:rPr>
-          <w:rFonts w:ascii="Times New Roman" w:hAnsi="Times New Roman" w:cs="Times New Roman"/>
-          <w:sz w:val="21"/>
-          <w:szCs w:val="21"/>
-        </w:rPr>
-        <w:t> ideologickým východiskom je filozofia marxizmu-leninizmu = umenie je „odraz skutočnosti“</w:t>
-      </w:r>
-    </w:p>
-    <w:p>
-      <w:pPr>
-        <w:pStyle w:val="Odsekzoznamu"/>
-        <w:numPr>
-          <w:ilvl w:val="0"/>
-          <w:numId w:val="13"/>
-        </w:numPr>
-        <w:spacing w:after="0" w:line="240" w:lineRule="auto"/>
-        <w:rPr>
-          <w:rFonts w:ascii="Times New Roman" w:hAnsi="Times New Roman" w:cs="Times New Roman"/>
-          <w:sz w:val="21"/>
-          <w:szCs w:val="21"/>
-        </w:rPr>
-      </w:pPr>
-      <w:r>
-        <w:rPr>
-          <w:rFonts w:ascii="Times New Roman" w:hAnsi="Times New Roman" w:cs="Times New Roman"/>
-          <w:sz w:val="21"/>
-          <w:szCs w:val="21"/>
-        </w:rPr>
-        <w:t> využívajú čierno-biele videnie postáv:</w:t>
-      </w:r>
-    </w:p>
-    <w:p>
-      <w:pPr>
-        <w:pStyle w:val="Odsekzoznamu"/>
-        <w:numPr>
-          <w:ilvl w:val="2"/>
-          <w:numId w:val="2"/>
-        </w:numPr>
-        <w:spacing w:after="0" w:line="240" w:lineRule="auto"/>
-        <w:ind w:left="1314"/>
-        <w:rPr>
-          <w:rFonts w:ascii="Times New Roman" w:hAnsi="Times New Roman" w:cs="Times New Roman"/>
-          <w:sz w:val="21"/>
-          <w:szCs w:val="21"/>
-        </w:rPr>
-      </w:pPr>
-      <w:r>
-        <w:rPr>
-          <w:rFonts w:ascii="Times New Roman" w:hAnsi="Times New Roman" w:cs="Times New Roman"/>
-          <w:sz w:val="21"/>
-          <w:szCs w:val="21"/>
-        </w:rPr>
-        <w:t> </w:t>
-      </w:r>
-      <w:r>
-        <w:rPr>
-          <w:rFonts w:ascii="Times New Roman" w:hAnsi="Times New Roman" w:cs="Times New Roman"/>
-          <w:b/>
-          <w:bCs/>
-          <w:sz w:val="21"/>
-          <w:szCs w:val="21"/>
-        </w:rPr>
-        <w:t>biele postavy (+):</w:t>
-      </w:r>
-      <w:r>
-        <w:rPr>
-          <w:rFonts w:ascii="Times New Roman" w:hAnsi="Times New Roman" w:cs="Times New Roman"/>
-          <w:sz w:val="21"/>
-          <w:szCs w:val="21"/>
-        </w:rPr>
-        <w:t xml:space="preserve"> robotník, roľník, vojak – je idealizovaný, na začiatku príbehu je nerozhodný, nevie, ku komu sa pridať, no prechádza skúškami, kt vedú k jeho premene (uvedomeniu)</w:t>
-      </w:r>
-    </w:p>
-    <w:p>
-      <w:pPr>
-        <w:pStyle w:val="Odsekzoznamu"/>
-        <w:numPr>
-          <w:ilvl w:val="2"/>
-          <w:numId w:val="2"/>
-        </w:numPr>
-        <w:spacing w:after="0" w:line="240" w:lineRule="auto"/>
-        <w:ind w:left="1314"/>
-        <w:rPr>
-          <w:rFonts w:ascii="Times New Roman" w:hAnsi="Times New Roman" w:cs="Times New Roman"/>
-          <w:sz w:val="21"/>
-          <w:szCs w:val="21"/>
-        </w:rPr>
-      </w:pPr>
-      <w:r>
-        <w:rPr>
-          <w:rFonts w:ascii="Times New Roman" w:hAnsi="Times New Roman" w:cs="Times New Roman"/>
-          <w:b/>
-          <w:bCs/>
-          <w:sz w:val="21"/>
-          <w:szCs w:val="21"/>
-        </w:rPr>
-        <w:t>čierne postavy (-):</w:t>
-      </w:r>
-      <w:r>
-        <w:rPr>
-          <w:rFonts w:ascii="Times New Roman" w:hAnsi="Times New Roman" w:cs="Times New Roman"/>
-          <w:sz w:val="21"/>
-          <w:szCs w:val="21"/>
-        </w:rPr>
-        <w:t xml:space="preserve"> škodca, kt sabotuje premenu spoločnosti (šľachta, bohatí sedliaci, fabrikanti)</w:t>
-      </w:r>
-    </w:p>
-    <w:p>
-      <w:pPr>
-        <w:pStyle w:val="Odsekzoznamu"/>
-        <w:numPr>
-          <w:ilvl w:val="0"/>
-          <w:numId w:val="14"/>
-        </w:numPr>
-        <w:spacing w:after="0" w:line="240" w:lineRule="auto"/>
-        <w:rPr>
-          <w:rFonts w:ascii="Times New Roman" w:hAnsi="Times New Roman" w:cs="Times New Roman"/>
-          <w:sz w:val="21"/>
-          <w:szCs w:val="21"/>
-        </w:rPr>
-      </w:pPr>
-      <w:r>
-        <w:rPr>
-          <w:rFonts w:ascii="Times New Roman" w:hAnsi="Times New Roman" w:cs="Times New Roman"/>
-          <w:sz w:val="21"/>
-          <w:szCs w:val="21"/>
-        </w:rPr>
-        <w:t> spracovávajú tému lásky, no žena tu nie je objektom erotiky, ale spriaznenou dušou (súdružkou), kt mu pomáha ku krajšej budúcnosti</w:t>
-      </w:r>
-    </w:p>
-    <w:p>
-      <w:pPr>
-        <w:pStyle w:val="Odsekzoznamu"/>
-        <w:numPr>
-          <w:ilvl w:val="0"/>
-          <w:numId w:val="14"/>
-        </w:numPr>
-        <w:spacing w:after="0" w:line="240" w:lineRule="auto"/>
-        <w:rPr>
-          <w:rFonts w:ascii="Times New Roman" w:hAnsi="Times New Roman" w:cs="Times New Roman"/>
-          <w:sz w:val="21"/>
-          <w:szCs w:val="21"/>
-        </w:rPr>
-      </w:pPr>
-      <w:r>
-        <w:rPr>
-          <w:rFonts w:ascii="Times New Roman" w:hAnsi="Times New Roman" w:cs="Times New Roman"/>
-          <w:sz w:val="21"/>
-          <w:szCs w:val="21"/>
-        </w:rPr>
-        <w:t> </w:t>
-      </w:r>
-      <w:r>
-        <w:rPr>
-          <w:rFonts w:ascii="Times New Roman" w:hAnsi="Times New Roman" w:cs="Times New Roman"/>
-          <w:b/>
-          <w:bCs/>
-          <w:sz w:val="21"/>
-          <w:szCs w:val="21"/>
-        </w:rPr>
-        <w:t>znaky</w:t>
-      </w:r>
-      <w:r>
-        <w:rPr>
-          <w:rFonts w:ascii="Times New Roman" w:hAnsi="Times New Roman" w:cs="Times New Roman"/>
-          <w:sz w:val="21"/>
-          <w:szCs w:val="21"/>
-        </w:rPr>
-        <w:t>:</w:t>
-      </w:r>
-    </w:p>
-    <w:p>
-      <w:pPr>
-        <w:pStyle w:val="Odsekzoznamu"/>
-        <w:numPr>
-          <w:ilvl w:val="1"/>
-          <w:numId w:val="17"/>
-        </w:numPr>
-        <w:spacing w:after="0" w:line="240" w:lineRule="auto"/>
-        <w:rPr>
-          <w:rFonts w:ascii="Times New Roman" w:hAnsi="Times New Roman" w:cs="Times New Roman"/>
-          <w:sz w:val="21"/>
-          <w:szCs w:val="21"/>
-        </w:rPr>
-      </w:pPr>
-      <w:r>
-        <w:rPr>
-          <w:rFonts w:ascii="Times New Roman" w:hAnsi="Times New Roman" w:cs="Times New Roman"/>
-          <w:sz w:val="21"/>
-          <w:szCs w:val="21"/>
-        </w:rPr>
-        <w:t> straníckosť (neexistuje čisté umenie, umelec je vždy na strane niekoho; socialistický spisovateľ je na strane robotníckej triedy a podporuje komunizmus)</w:t>
-      </w:r>
-    </w:p>
-    <w:p>
-      <w:pPr>
-        <w:pStyle w:val="Odsekzoznamu"/>
-        <w:numPr>
-          <w:ilvl w:val="1"/>
-          <w:numId w:val="17"/>
-        </w:numPr>
-        <w:spacing w:after="0" w:line="240" w:lineRule="auto"/>
-        <w:rPr>
-          <w:rFonts w:ascii="Times New Roman" w:hAnsi="Times New Roman" w:cs="Times New Roman"/>
-          <w:sz w:val="21"/>
-          <w:szCs w:val="21"/>
-        </w:rPr>
-      </w:pPr>
-      <w:r>
-        <w:rPr>
-          <w:rFonts w:ascii="Times New Roman" w:hAnsi="Times New Roman" w:cs="Times New Roman"/>
-          <w:sz w:val="21"/>
-          <w:szCs w:val="21"/>
-        </w:rPr>
-        <w:t> ľudovosť (umenie má slúžiť ľudu, pozdvihovať jeho úroveň tak, aby mu ľud rozumel)</w:t>
-      </w:r>
-    </w:p>
-    <w:p>
-      <w:pPr>
-        <w:pStyle w:val="Odsekzoznamu"/>
-        <w:numPr>
-          <w:ilvl w:val="1"/>
-          <w:numId w:val="17"/>
-        </w:numPr>
-        <w:spacing w:after="0" w:line="240" w:lineRule="auto"/>
-        <w:rPr>
-          <w:rFonts w:ascii="Times New Roman" w:hAnsi="Times New Roman" w:cs="Times New Roman"/>
-          <w:sz w:val="21"/>
-          <w:szCs w:val="21"/>
-        </w:rPr>
-      </w:pPr>
-      <w:r>
-        <w:rPr>
-          <w:rFonts w:ascii="Times New Roman" w:hAnsi="Times New Roman" w:cs="Times New Roman"/>
-          <w:sz w:val="21"/>
-          <w:szCs w:val="21"/>
-        </w:rPr>
-        <w:t> nový hrdina (idealizácia kladnej postavy)</w:t>
-      </w:r>
-    </w:p>
-    <w:p>
-      <w:pPr>
-        <w:pStyle w:val="Odsekzoznamu"/>
-        <w:numPr>
-          <w:ilvl w:val="1"/>
-          <w:numId w:val="17"/>
-        </w:numPr>
-        <w:spacing w:after="0" w:line="240" w:lineRule="auto"/>
-        <w:rPr>
-          <w:rFonts w:ascii="Times New Roman" w:hAnsi="Times New Roman" w:cs="Times New Roman"/>
-          <w:sz w:val="21"/>
-          <w:szCs w:val="21"/>
-        </w:rPr>
-      </w:pPr>
-      <w:r>
-        <w:rPr>
-          <w:rFonts w:ascii="Times New Roman" w:hAnsi="Times New Roman" w:cs="Times New Roman"/>
-          <w:sz w:val="21"/>
-          <w:szCs w:val="21"/>
-        </w:rPr>
-        <w:t> triedny pohľad na spoločnosť (boj dvoch spol. tried – vykorisťovateľov a vykorisťovaných)</w:t>
-      </w:r>
-    </w:p>
-    <w:p>
-      <w:pPr>
-        <w:spacing w:after="0" w:line="240" w:lineRule="auto"/>
-        <w:rPr>
-          <w:rFonts w:ascii="Times New Roman" w:hAnsi="Times New Roman" w:cs="Times New Roman"/>
-          <w:b/>
-          <w:bCs/>
-          <w:sz w:val="21"/>
-          <w:szCs w:val="21"/>
-        </w:rPr>
-      </w:pPr>
-      <w:r>
-        <w:rPr>
-          <w:rFonts w:ascii="Times New Roman" w:hAnsi="Times New Roman" w:cs="Times New Roman"/>
-          <w:b/>
-          <w:bCs/>
-          <w:sz w:val="21"/>
-          <w:szCs w:val="21"/>
-        </w:rPr>
-        <w:t>Laco Novomeský – Slúžka</w:t>
-      </w:r>
-    </w:p>
-    <w:p>
-      <w:pPr>
-        <w:pStyle w:val="Odsekzoznamu"/>
-        <w:numPr>
-          <w:ilvl w:val="0"/>
-          <w:numId w:val="18"/>
-        </w:numPr>
-        <w:spacing w:after="0" w:line="240" w:lineRule="auto"/>
-        <w:rPr>
-          <w:rFonts w:ascii="Times New Roman" w:hAnsi="Times New Roman" w:cs="Times New Roman"/>
-          <w:sz w:val="21"/>
-          <w:szCs w:val="21"/>
-        </w:rPr>
-      </w:pPr>
-      <w:r>
-        <w:rPr>
-          <w:rFonts w:ascii="Times New Roman" w:hAnsi="Times New Roman" w:cs="Times New Roman"/>
-          <w:sz w:val="21"/>
-          <w:szCs w:val="21"/>
-        </w:rPr>
-        <w:t> člen DAVu</w:t>
-      </w:r>
-    </w:p>
-    <w:p>
-      <w:pPr>
-        <w:pStyle w:val="Odsekzoznamu"/>
-        <w:numPr>
-          <w:ilvl w:val="0"/>
-          <w:numId w:val="18"/>
-        </w:numPr>
-        <w:spacing w:after="0" w:line="240" w:lineRule="auto"/>
-        <w:rPr>
-          <w:rFonts w:ascii="Times New Roman" w:hAnsi="Times New Roman" w:cs="Times New Roman"/>
-          <w:sz w:val="21"/>
-          <w:szCs w:val="21"/>
-        </w:rPr>
-      </w:pPr>
-      <w:r>
-        <w:rPr>
-          <w:rFonts w:ascii="Times New Roman" w:hAnsi="Times New Roman" w:cs="Times New Roman"/>
-          <w:sz w:val="21"/>
-          <w:szCs w:val="21"/>
-        </w:rPr>
-        <w:t> využíva avantgardné smery aj sociálne angažovanú literatúru</w:t>
-      </w:r>
-    </w:p>
-    <w:p>
-      <w:pPr>
-        <w:pStyle w:val="Odsekzoznamu"/>
-        <w:numPr>
-          <w:ilvl w:val="0"/>
-          <w:numId w:val="16"/>
-        </w:numPr>
-        <w:spacing w:after="0" w:line="240" w:lineRule="auto"/>
-        <w:rPr>
-          <w:rFonts w:ascii="Times New Roman" w:hAnsi="Times New Roman" w:cs="Times New Roman"/>
-          <w:sz w:val="21"/>
-          <w:szCs w:val="21"/>
-        </w:rPr>
-      </w:pPr>
-      <w:r>
-        <w:rPr>
-          <w:rFonts w:ascii="Times New Roman" w:hAnsi="Times New Roman" w:cs="Times New Roman"/>
-          <w:sz w:val="21"/>
-          <w:szCs w:val="21"/>
-          <w:u w:val="single"/>
-        </w:rPr>
-        <w:t>žáner</w:t>
-      </w:r>
-      <w:r>
-        <w:rPr>
-          <w:rFonts w:ascii="Times New Roman" w:hAnsi="Times New Roman" w:cs="Times New Roman"/>
-          <w:sz w:val="21"/>
-          <w:szCs w:val="21"/>
-        </w:rPr>
-        <w:t xml:space="preserve">: </w:t>
-      </w:r>
-      <w:r>
-        <w:rPr>
-          <w:rFonts w:ascii="Times New Roman" w:hAnsi="Times New Roman" w:cs="Times New Roman"/>
-          <w:b/>
-          <w:bCs/>
-          <w:sz w:val="21"/>
-          <w:szCs w:val="21"/>
-        </w:rPr>
-        <w:t>sociálna balada</w:t>
-      </w:r>
-    </w:p>
-    <w:p>
-      <w:pPr>
-        <w:pStyle w:val="Odsekzoznamu"/>
-        <w:numPr>
-          <w:ilvl w:val="1"/>
-          <w:numId w:val="16"/>
-        </w:numPr>
-        <w:spacing w:after="0" w:line="240" w:lineRule="auto"/>
-        <w:rPr>
-          <w:rFonts w:ascii="Times New Roman" w:hAnsi="Times New Roman" w:cs="Times New Roman"/>
-          <w:sz w:val="21"/>
-          <w:szCs w:val="21"/>
-        </w:rPr>
-      </w:pPr>
-      <w:r>
-        <w:rPr>
-          <w:rFonts w:ascii="Times New Roman" w:hAnsi="Times New Roman" w:cs="Times New Roman"/>
-          <w:sz w:val="21"/>
-          <w:szCs w:val="21"/>
-        </w:rPr>
-        <w:t>tragika nemusí vždy vrcholiť smrťou, ale napr. ťažkým poškodením zdravia, neschopnosť zabezpečiť rodinu...</w:t>
-      </w:r>
-    </w:p>
-    <w:p>
-      <w:pPr>
-        <w:pStyle w:val="Odsekzoznamu"/>
-        <w:numPr>
-          <w:ilvl w:val="1"/>
-          <w:numId w:val="16"/>
-        </w:numPr>
-        <w:spacing w:after="0" w:line="240" w:lineRule="auto"/>
-        <w:rPr>
-          <w:rFonts w:ascii="Times New Roman" w:hAnsi="Times New Roman" w:cs="Times New Roman"/>
-          <w:sz w:val="21"/>
-          <w:szCs w:val="21"/>
-        </w:rPr>
-      </w:pPr>
-      <w:r>
-        <w:rPr>
-          <w:rFonts w:ascii="Times New Roman" w:hAnsi="Times New Roman" w:cs="Times New Roman"/>
-          <w:sz w:val="21"/>
-          <w:szCs w:val="21"/>
-        </w:rPr>
-        <w:t>má podobu každodenných starostí chudobných ľudí z okrajov miest</w:t>
-      </w:r>
-    </w:p>
-    <w:p>
-      <w:pPr>
-        <w:pStyle w:val="Odsekzoznamu"/>
-        <w:numPr>
-          <w:ilvl w:val="1"/>
-          <w:numId w:val="16"/>
-        </w:numPr>
-        <w:spacing w:after="0" w:line="240" w:lineRule="auto"/>
-        <w:rPr>
-          <w:rFonts w:ascii="Times New Roman" w:hAnsi="Times New Roman" w:cs="Times New Roman"/>
-          <w:sz w:val="21"/>
-          <w:szCs w:val="21"/>
-        </w:rPr>
-      </w:pPr>
-      <w:r>
-        <w:rPr>
-          <w:rFonts w:ascii="Times New Roman" w:hAnsi="Times New Roman" w:cs="Times New Roman"/>
-          <w:sz w:val="21"/>
-          <w:szCs w:val="21"/>
-        </w:rPr>
-        <w:t xml:space="preserve">dej </w:t>
-      </w:r>
-      <w:r>
-        <w:rPr>
-          <w:rFonts w:ascii="Times New Roman" w:hAnsi="Times New Roman" w:cs="Times New Roman"/>
+        <w:t>Julesa</w:t>
+      </w:r>
+      <w:proofErr w:type="spellEnd"/>
+      <w:r>
+        <w:rPr>
+          <w:rFonts w:ascii="Times New Roman" w:hAnsi="Times New Roman" w:cs="Times New Roman"/>
+          <w:b/>
+          <w:bCs/>
           <w:i/>
           <w:iCs/>
           <w:sz w:val="21"/>
           <w:szCs w:val="21"/>
         </w:rPr>
-        <w:t>nemá prudký spád</w:t>
-      </w:r>
-      <w:r>
-        <w:rPr>
-          <w:rFonts w:ascii="Times New Roman" w:hAnsi="Times New Roman" w:cs="Times New Roman"/>
-          <w:sz w:val="21"/>
-          <w:szCs w:val="21"/>
-        </w:rPr>
-        <w:t>, často je to lyrická báseň s náznakom deja =&gt; epická zložka je oslabená</w:t>
+        <w:t xml:space="preserve"> </w:t>
+      </w:r>
+      <w:proofErr w:type="spellStart"/>
+      <w:r>
+        <w:rPr>
+          <w:rFonts w:ascii="Times New Roman" w:hAnsi="Times New Roman" w:cs="Times New Roman"/>
+          <w:b/>
+          <w:bCs/>
+          <w:i/>
+          <w:iCs/>
+          <w:sz w:val="21"/>
+          <w:szCs w:val="21"/>
+        </w:rPr>
+        <w:t>Verna</w:t>
+      </w:r>
+      <w:proofErr w:type="spellEnd"/>
+      <w:r>
+        <w:rPr>
+          <w:rFonts w:ascii="Times New Roman" w:hAnsi="Times New Roman" w:cs="Times New Roman"/>
+          <w:sz w:val="21"/>
+          <w:szCs w:val="21"/>
+        </w:rPr>
+        <w:t xml:space="preserve"> </w:t>
+      </w:r>
+      <w:r>
+        <w:rPr>
+          <w:rFonts w:ascii="Times New Roman" w:hAnsi="Times New Roman" w:cs="Times New Roman"/>
+          <w:i/>
+          <w:iCs/>
+          <w:sz w:val="21"/>
+          <w:szCs w:val="21"/>
+        </w:rPr>
+        <w:t>Cesta do stredu Zeme, 20 000 míľ pod morom</w:t>
+      </w:r>
+    </w:p>
+    <w:p>
+      <w:pPr>
+        <w:pStyle w:val="Odsekzoznamu"/>
+        <w:spacing w:after="0" w:line="240" w:lineRule="auto"/>
+        <w:rPr>
+          <w:rFonts w:ascii="Times New Roman" w:hAnsi="Times New Roman" w:cs="Times New Roman"/>
+          <w:sz w:val="21"/>
+          <w:szCs w:val="21"/>
+        </w:rPr>
+      </w:pPr>
+    </w:p>
+    <w:p>
+      <w:pPr>
+        <w:spacing w:after="0" w:line="240" w:lineRule="auto"/>
+        <w:rPr>
+          <w:rFonts w:ascii="Times New Roman" w:hAnsi="Times New Roman" w:cs="Times New Roman"/>
+          <w:b/>
+          <w:bCs/>
+          <w:sz w:val="21"/>
+          <w:szCs w:val="21"/>
+        </w:rPr>
+      </w:pPr>
+      <w:r>
+        <w:rPr>
+          <w:rFonts w:ascii="Times New Roman" w:hAnsi="Times New Roman" w:cs="Times New Roman"/>
+          <w:b/>
+          <w:bCs/>
+          <w:sz w:val="21"/>
+          <w:szCs w:val="21"/>
+        </w:rPr>
+        <w:t xml:space="preserve">Karel </w:t>
+      </w:r>
+      <w:proofErr w:type="spellStart"/>
+      <w:r>
+        <w:rPr>
+          <w:rFonts w:ascii="Times New Roman" w:hAnsi="Times New Roman" w:cs="Times New Roman"/>
+          <w:b/>
+          <w:bCs/>
+          <w:sz w:val="21"/>
+          <w:szCs w:val="21"/>
+        </w:rPr>
+        <w:t>Čapek</w:t>
+      </w:r>
+      <w:proofErr w:type="spellEnd"/>
+      <w:r>
+        <w:rPr>
+          <w:rFonts w:ascii="Times New Roman" w:hAnsi="Times New Roman" w:cs="Times New Roman"/>
+          <w:b/>
+          <w:bCs/>
+          <w:sz w:val="21"/>
+          <w:szCs w:val="21"/>
+        </w:rPr>
+        <w:t xml:space="preserve"> – </w:t>
+      </w:r>
+      <w:proofErr w:type="spellStart"/>
+      <w:r>
+        <w:rPr>
+          <w:rFonts w:ascii="Times New Roman" w:hAnsi="Times New Roman" w:cs="Times New Roman"/>
+          <w:b/>
+          <w:bCs/>
+          <w:sz w:val="21"/>
+          <w:szCs w:val="21"/>
+        </w:rPr>
+        <w:t>Válka</w:t>
+      </w:r>
+      <w:proofErr w:type="spellEnd"/>
+      <w:r>
+        <w:rPr>
+          <w:rFonts w:ascii="Times New Roman" w:hAnsi="Times New Roman" w:cs="Times New Roman"/>
+          <w:b/>
+          <w:bCs/>
+          <w:sz w:val="21"/>
+          <w:szCs w:val="21"/>
+        </w:rPr>
+        <w:t xml:space="preserve"> s</w:t>
+      </w:r>
+      <w:r>
+        <w:rPr>
+          <w:rFonts w:ascii="Times New Roman" w:hAnsi="Times New Roman" w:cs="Times New Roman"/>
+          <w:b/>
+          <w:bCs/>
+          <w:sz w:val="21"/>
+          <w:szCs w:val="21"/>
+        </w:rPr>
+        <w:t> </w:t>
+      </w:r>
+      <w:r>
+        <w:rPr>
+          <w:rFonts w:ascii="Times New Roman" w:hAnsi="Times New Roman" w:cs="Times New Roman"/>
+          <w:b/>
+          <w:bCs/>
+          <w:sz w:val="21"/>
+          <w:szCs w:val="21"/>
+        </w:rPr>
+        <w:t>mloky</w:t>
       </w:r>
     </w:p>
     <w:p>
@@ -3513,40 +5177,24 @@
         <w:pStyle w:val="Odsekzoznamu"/>
         <w:numPr>
           <w:ilvl w:val="0"/>
-          <w:numId w:val="16"/>
-        </w:numPr>
-        <w:spacing w:after="0" w:line="240" w:lineRule="auto"/>
-        <w:rPr>
-          <w:rFonts w:ascii="Times New Roman" w:hAnsi="Times New Roman" w:cs="Times New Roman"/>
-          <w:sz w:val="21"/>
-          <w:szCs w:val="21"/>
-        </w:rPr>
-      </w:pPr>
-      <w:r>
-        <w:rPr>
-          <w:rFonts w:ascii="Times New Roman" w:hAnsi="Times New Roman" w:cs="Times New Roman"/>
-          <w:sz w:val="21"/>
-          <w:szCs w:val="21"/>
-        </w:rPr>
-        <w:t xml:space="preserve">je to výpoveď starej slúžky, </w:t>
-      </w:r>
-      <w:r>
-        <w:rPr>
-          <w:rFonts w:ascii="Times New Roman" w:hAnsi="Times New Roman" w:cs="Times New Roman"/>
-          <w:b/>
-          <w:bCs/>
-          <w:sz w:val="21"/>
-          <w:szCs w:val="21"/>
-        </w:rPr>
-        <w:t>Márie Furkovej</w:t>
-      </w:r>
-      <w:r>
-        <w:rPr>
-          <w:rFonts w:ascii="Times New Roman" w:hAnsi="Times New Roman" w:cs="Times New Roman"/>
-          <w:sz w:val="21"/>
-          <w:szCs w:val="21"/>
-        </w:rPr>
-        <w:t>, o vlastnom živote, v kt nebolo nič potešujúce</w:t>
+          <w:numId w:val="21"/>
+        </w:numPr>
+        <w:spacing w:after="0" w:line="240" w:lineRule="auto"/>
+        <w:rPr>
+          <w:rFonts w:ascii="Times New Roman" w:hAnsi="Times New Roman" w:cs="Times New Roman"/>
+          <w:b/>
+          <w:bCs/>
+          <w:sz w:val="21"/>
+          <w:szCs w:val="21"/>
+        </w:rPr>
+      </w:pPr>
+      <w:r>
+        <w:rPr>
+          <w:rFonts w:ascii="Times New Roman" w:hAnsi="Times New Roman" w:cs="Times New Roman"/>
+          <w:sz w:val="21"/>
+          <w:szCs w:val="21"/>
+        </w:rPr>
+        <w:t>autor poukazoval na zneužívanie vedeckých vynálezov</w:t>
       </w:r>
     </w:p>
     <w:p>
@@ -3554,22 +5202,33 @@
         <w:pStyle w:val="Odsekzoznamu"/>
         <w:numPr>
           <w:ilvl w:val="0"/>
-          <w:numId w:val="16"/>
-        </w:numPr>
-        <w:spacing w:after="0" w:line="240" w:lineRule="auto"/>
-        <w:rPr>
-          <w:rFonts w:ascii="Times New Roman" w:hAnsi="Times New Roman" w:cs="Times New Roman"/>
-          <w:sz w:val="21"/>
-          <w:szCs w:val="21"/>
-        </w:rPr>
-      </w:pPr>
-      <w:r>
-        <w:rPr>
-          <w:rFonts w:ascii="Times New Roman" w:hAnsi="Times New Roman" w:cs="Times New Roman"/>
-          <w:sz w:val="21"/>
-          <w:szCs w:val="21"/>
-        </w:rPr>
-        <w:t>trápi ju otázka, prečo žila, ale aj ako žila</w:t>
+          <w:numId w:val="21"/>
+        </w:numPr>
+        <w:spacing w:after="0" w:line="240" w:lineRule="auto"/>
+        <w:rPr>
+          <w:rFonts w:ascii="Times New Roman" w:hAnsi="Times New Roman" w:cs="Times New Roman"/>
+          <w:b/>
+          <w:bCs/>
+          <w:sz w:val="21"/>
+          <w:szCs w:val="21"/>
+        </w:rPr>
+      </w:pPr>
+      <w:r>
+        <w:rPr>
+          <w:rFonts w:ascii="Times New Roman" w:hAnsi="Times New Roman" w:cs="Times New Roman"/>
+          <w:sz w:val="21"/>
+          <w:szCs w:val="21"/>
+          <w:u w:val="single"/>
+        </w:rPr>
+        <w:t>žáner</w:t>
+      </w:r>
+      <w:r>
+        <w:rPr>
+          <w:rFonts w:ascii="Times New Roman" w:hAnsi="Times New Roman" w:cs="Times New Roman"/>
+          <w:sz w:val="21"/>
+          <w:szCs w:val="21"/>
+        </w:rPr>
+        <w:t>: vedecko-fantastický alegorický román</w:t>
       </w:r>
     </w:p>
     <w:p>
@@ -3577,70 +5236,33 @@
         <w:pStyle w:val="Odsekzoznamu"/>
         <w:numPr>
           <w:ilvl w:val="0"/>
-          <w:numId w:val="16"/>
-        </w:numPr>
-        <w:spacing w:after="0" w:line="240" w:lineRule="auto"/>
-        <w:rPr>
-          <w:rFonts w:ascii="Times New Roman" w:hAnsi="Times New Roman" w:cs="Times New Roman"/>
-          <w:sz w:val="21"/>
-          <w:szCs w:val="21"/>
-        </w:rPr>
-      </w:pPr>
-      <w:r>
-        <w:rPr>
-          <w:rFonts w:ascii="Times New Roman" w:hAnsi="Times New Roman" w:cs="Times New Roman"/>
-          <w:sz w:val="21"/>
-          <w:szCs w:val="21"/>
-        </w:rPr>
-        <w:t>slúžka žaluje za seba a jej podobných</w:t>
-      </w:r>
-      <w:r>
-        <w:rPr>
-          <w:rFonts w:ascii="Times New Roman" w:hAnsi="Times New Roman" w:cs="Times New Roman"/>
-          <w:sz w:val="21"/>
-          <w:szCs w:val="21"/>
-        </w:rPr>
-        <w:t xml:space="preserve">: </w:t>
-      </w:r>
-      <w:r>
-        <w:rPr>
-          <w:rFonts w:ascii="Times New Roman" w:hAnsi="Times New Roman" w:cs="Times New Roman"/>
-          <w:sz w:val="21"/>
-          <w:szCs w:val="21"/>
-        </w:rPr>
-        <w:t>žaluje za deti, kt nedostali dary, nedošli k nim 3 králi</w:t>
-      </w:r>
-      <w:r>
-        <w:rPr>
-          <w:rFonts w:ascii="Times New Roman" w:hAnsi="Times New Roman" w:cs="Times New Roman"/>
-          <w:sz w:val="21"/>
-          <w:szCs w:val="21"/>
-        </w:rPr>
-        <w:t xml:space="preserve">; </w:t>
-      </w:r>
-      <w:r>
-        <w:rPr>
-          <w:rFonts w:ascii="Times New Roman" w:hAnsi="Times New Roman" w:cs="Times New Roman"/>
-          <w:sz w:val="21"/>
-          <w:szCs w:val="21"/>
-        </w:rPr>
-        <w:t>žaluje, že jej chýbalo ľudské šťastie, že jej život bol samá bolesť a</w:t>
-      </w:r>
-      <w:r>
-        <w:rPr>
-          <w:rFonts w:ascii="Times New Roman" w:hAnsi="Times New Roman" w:cs="Times New Roman"/>
-          <w:sz w:val="21"/>
-          <w:szCs w:val="21"/>
-        </w:rPr>
-        <w:t> </w:t>
-      </w:r>
-      <w:r>
-        <w:rPr>
-          <w:rFonts w:ascii="Times New Roman" w:hAnsi="Times New Roman" w:cs="Times New Roman"/>
-          <w:sz w:val="21"/>
-          <w:szCs w:val="21"/>
-        </w:rPr>
-        <w:t>plač</w:t>
+          <w:numId w:val="21"/>
+        </w:numPr>
+        <w:spacing w:after="0" w:line="240" w:lineRule="auto"/>
+        <w:rPr>
+          <w:rFonts w:ascii="Times New Roman" w:hAnsi="Times New Roman" w:cs="Times New Roman"/>
+          <w:b/>
+          <w:bCs/>
+          <w:sz w:val="21"/>
+          <w:szCs w:val="21"/>
+        </w:rPr>
+      </w:pPr>
+      <w:r>
+        <w:rPr>
+          <w:rFonts w:ascii="Times New Roman" w:hAnsi="Times New Roman" w:cs="Times New Roman"/>
+          <w:sz w:val="21"/>
+          <w:szCs w:val="21"/>
+          <w:u w:val="single"/>
+        </w:rPr>
+        <w:t>téma</w:t>
+      </w:r>
+      <w:r>
+        <w:rPr>
+          <w:rFonts w:ascii="Times New Roman" w:hAnsi="Times New Roman" w:cs="Times New Roman"/>
+          <w:sz w:val="21"/>
+          <w:szCs w:val="21"/>
+        </w:rPr>
+        <w:t>: alegória na rozmáhajúci sa nacizmus a fašizmus</w:t>
       </w:r>
     </w:p>
     <w:p>
@@ -3648,123 +5270,33 @@
         <w:pStyle w:val="Odsekzoznamu"/>
         <w:numPr>
           <w:ilvl w:val="0"/>
-          <w:numId w:val="16"/>
-        </w:numPr>
-        <w:spacing w:after="0" w:line="240" w:lineRule="auto"/>
-        <w:rPr>
-          <w:rFonts w:ascii="Times New Roman" w:hAnsi="Times New Roman" w:cs="Times New Roman"/>
-          <w:sz w:val="21"/>
-          <w:szCs w:val="21"/>
-        </w:rPr>
-      </w:pPr>
-      <w:r>
-        <w:rPr>
-          <w:rFonts w:ascii="Times New Roman" w:hAnsi="Times New Roman" w:cs="Times New Roman"/>
-          <w:b/>
-          <w:bCs/>
-          <w:sz w:val="21"/>
-          <w:szCs w:val="21"/>
-        </w:rPr>
-        <w:t>znaky avantgardy</w:t>
-      </w:r>
-      <w:r>
-        <w:rPr>
-          <w:rFonts w:ascii="Times New Roman" w:hAnsi="Times New Roman" w:cs="Times New Roman"/>
-          <w:sz w:val="21"/>
-          <w:szCs w:val="21"/>
-        </w:rPr>
-        <w:t xml:space="preserve"> v básni:</w:t>
-      </w:r>
-    </w:p>
-    <w:p>
-      <w:pPr>
-        <w:pStyle w:val="Odsekzoznamu"/>
-        <w:numPr>
-          <w:ilvl w:val="1"/>
-          <w:numId w:val="16"/>
-        </w:numPr>
-        <w:spacing w:after="0" w:line="240" w:lineRule="auto"/>
-        <w:rPr>
-          <w:rFonts w:ascii="Times New Roman" w:hAnsi="Times New Roman" w:cs="Times New Roman"/>
-          <w:sz w:val="21"/>
-          <w:szCs w:val="21"/>
-        </w:rPr>
-      </w:pPr>
-      <w:r>
-        <w:rPr>
-          <w:rFonts w:ascii="Times New Roman" w:hAnsi="Times New Roman" w:cs="Times New Roman"/>
-          <w:sz w:val="21"/>
-          <w:szCs w:val="21"/>
-        </w:rPr>
-        <w:t>nepravidelné strofy, nepravidelný počet slabík, nepravidelný rým</w:t>
-      </w:r>
-    </w:p>
-    <w:p>
-      <w:pPr>
-        <w:pStyle w:val="Odsekzoznamu"/>
-        <w:numPr>
-          <w:ilvl w:val="1"/>
-          <w:numId w:val="16"/>
-        </w:numPr>
-        <w:spacing w:after="0" w:line="240" w:lineRule="auto"/>
-        <w:rPr>
-          <w:rFonts w:ascii="Times New Roman" w:hAnsi="Times New Roman" w:cs="Times New Roman"/>
-          <w:sz w:val="21"/>
-          <w:szCs w:val="21"/>
-        </w:rPr>
-      </w:pPr>
-      <w:r>
-        <w:rPr>
-          <w:rFonts w:ascii="Times New Roman" w:hAnsi="Times New Roman" w:cs="Times New Roman"/>
-          <w:sz w:val="21"/>
-          <w:szCs w:val="21"/>
-        </w:rPr>
-        <w:t>schodíkové verše</w:t>
-      </w:r>
-    </w:p>
-    <w:p>
-      <w:pPr>
-        <w:pStyle w:val="Odsekzoznamu"/>
-        <w:numPr>
-          <w:ilvl w:val="1"/>
-          <w:numId w:val="16"/>
-        </w:numPr>
-        <w:spacing w:after="0" w:line="240" w:lineRule="auto"/>
-        <w:rPr>
-          <w:rFonts w:ascii="Times New Roman" w:hAnsi="Times New Roman" w:cs="Times New Roman"/>
-          <w:sz w:val="21"/>
-          <w:szCs w:val="21"/>
-        </w:rPr>
-      </w:pPr>
-      <w:r>
-        <w:rPr>
-          <w:rFonts w:ascii="Times New Roman" w:hAnsi="Times New Roman" w:cs="Times New Roman"/>
-          <w:sz w:val="21"/>
-          <w:szCs w:val="21"/>
-        </w:rPr>
-        <w:t>prevažujú úvahové časti nad epickými</w:t>
-      </w:r>
-    </w:p>
-    <w:p>
-      <w:pPr>
-        <w:spacing w:after="0" w:line="240" w:lineRule="auto"/>
-        <w:rPr>
-          <w:rFonts w:ascii="Times New Roman" w:hAnsi="Times New Roman" w:cs="Times New Roman"/>
-          <w:b/>
-          <w:bCs/>
-          <w:sz w:val="21"/>
-          <w:szCs w:val="21"/>
-        </w:rPr>
-      </w:pPr>
-      <w:r>
-        <w:rPr>
-          <w:rFonts w:ascii="Times New Roman" w:hAnsi="Times New Roman" w:cs="Times New Roman"/>
-          <w:b/>
-          <w:bCs/>
-          <w:sz w:val="21"/>
-          <w:szCs w:val="21"/>
-        </w:rPr>
-        <w:t>Peter Jilemnický – O dvoch bratoch, z ktorých prvý druhého vôbec nepoznal</w:t>
+          <w:numId w:val="21"/>
+        </w:numPr>
+        <w:spacing w:after="0" w:line="240" w:lineRule="auto"/>
+        <w:rPr>
+          <w:rFonts w:ascii="Times New Roman" w:hAnsi="Times New Roman" w:cs="Times New Roman"/>
+          <w:b/>
+          <w:bCs/>
+          <w:sz w:val="21"/>
+          <w:szCs w:val="21"/>
+        </w:rPr>
+      </w:pPr>
+      <w:r>
+        <w:rPr>
+          <w:rFonts w:ascii="Times New Roman" w:hAnsi="Times New Roman" w:cs="Times New Roman"/>
+          <w:sz w:val="21"/>
+          <w:szCs w:val="21"/>
+          <w:u w:val="single"/>
+        </w:rPr>
+        <w:t>idea</w:t>
+      </w:r>
+      <w:r>
+        <w:rPr>
+          <w:rFonts w:ascii="Times New Roman" w:hAnsi="Times New Roman" w:cs="Times New Roman"/>
+          <w:sz w:val="21"/>
+          <w:szCs w:val="21"/>
+        </w:rPr>
+        <w:t>: je to varovanie pred šírením totality vo svete</w:t>
       </w:r>
     </w:p>
     <w:p>
@@ -3772,31 +5304,24 @@
         <w:pStyle w:val="Odsekzoznamu"/>
         <w:numPr>
           <w:ilvl w:val="0"/>
-          <w:numId w:val="16"/>
-        </w:numPr>
-        <w:spacing w:after="0" w:line="240" w:lineRule="auto"/>
-        <w:rPr>
-          <w:rFonts w:ascii="Times New Roman" w:hAnsi="Times New Roman" w:cs="Times New Roman"/>
-          <w:sz w:val="21"/>
-          <w:szCs w:val="21"/>
-        </w:rPr>
-      </w:pPr>
-      <w:r>
-        <w:rPr>
-          <w:rFonts w:ascii="Times New Roman" w:hAnsi="Times New Roman" w:cs="Times New Roman"/>
-          <w:sz w:val="21"/>
-          <w:szCs w:val="21"/>
-          <w:u w:val="single"/>
-        </w:rPr>
-        <w:t>žáner</w:t>
-      </w:r>
-      <w:r>
-        <w:rPr>
-          <w:rFonts w:ascii="Times New Roman" w:hAnsi="Times New Roman" w:cs="Times New Roman"/>
-          <w:sz w:val="21"/>
-          <w:szCs w:val="21"/>
-        </w:rPr>
-        <w:t>: novela</w:t>
+          <w:numId w:val="21"/>
+        </w:numPr>
+        <w:spacing w:after="0" w:line="240" w:lineRule="auto"/>
+        <w:rPr>
+          <w:rFonts w:ascii="Times New Roman" w:hAnsi="Times New Roman" w:cs="Times New Roman"/>
+          <w:b/>
+          <w:bCs/>
+          <w:sz w:val="21"/>
+          <w:szCs w:val="21"/>
+        </w:rPr>
+      </w:pPr>
+      <w:r>
+        <w:rPr>
+          <w:rFonts w:ascii="Times New Roman" w:hAnsi="Times New Roman" w:cs="Times New Roman"/>
+          <w:sz w:val="21"/>
+          <w:szCs w:val="21"/>
+        </w:rPr>
+        <w:t>za zdanlivou zábavnou satirou sa skrýva najväčšie nebezpečenstvo pre civilizáciu = snaha človeka zarobiť na všetkom, aj keby to malo priniesť skazu celého sveta</w:t>
       </w:r>
     </w:p>
     <w:p>
@@ -3804,356 +5329,7 @@
         <w:pStyle w:val="Odsekzoznamu"/>
         <w:numPr>
           <w:ilvl w:val="0"/>
-          <w:numId w:val="16"/>
-        </w:numPr>
-        <w:spacing w:after="0" w:line="240" w:lineRule="auto"/>
-        <w:rPr>
-          <w:rFonts w:ascii="Times New Roman" w:hAnsi="Times New Roman" w:cs="Times New Roman"/>
-          <w:sz w:val="21"/>
-          <w:szCs w:val="21"/>
-        </w:rPr>
-      </w:pPr>
-      <w:r>
-        <w:rPr>
-          <w:rFonts w:ascii="Times New Roman" w:hAnsi="Times New Roman" w:cs="Times New Roman"/>
-          <w:sz w:val="21"/>
-          <w:szCs w:val="21"/>
-          <w:u w:val="single"/>
-        </w:rPr>
-        <w:t>postavy</w:t>
-      </w:r>
-      <w:r>
-        <w:rPr>
-          <w:rFonts w:ascii="Times New Roman" w:hAnsi="Times New Roman" w:cs="Times New Roman"/>
-          <w:sz w:val="21"/>
-          <w:szCs w:val="21"/>
-        </w:rPr>
-        <w:t>:</w:t>
-      </w:r>
-    </w:p>
-    <w:p>
-      <w:pPr>
-        <w:spacing w:after="0" w:line="240" w:lineRule="auto"/>
-        <w:ind w:left="720"/>
-        <w:rPr>
-          <w:rFonts w:ascii="Times New Roman" w:hAnsi="Times New Roman" w:cs="Times New Roman"/>
-          <w:sz w:val="21"/>
-          <w:szCs w:val="21"/>
-        </w:rPr>
-      </w:pPr>
-      <w:r>
-        <w:rPr>
-          <w:rFonts w:ascii="Times New Roman" w:hAnsi="Times New Roman" w:cs="Times New Roman"/>
-          <w:b/>
-          <w:bCs/>
-          <w:sz w:val="21"/>
-          <w:szCs w:val="21"/>
-        </w:rPr>
-        <w:t>starý Haviar</w:t>
-      </w:r>
-      <w:r>
-        <w:rPr>
-          <w:rFonts w:ascii="Times New Roman" w:hAnsi="Times New Roman" w:cs="Times New Roman"/>
-          <w:sz w:val="21"/>
-          <w:szCs w:val="21"/>
-        </w:rPr>
-        <w:t xml:space="preserve"> – tvrdohlavý pracovitý gazda, nechce sa vzdať majetku v prospech syna Vendela</w:t>
-      </w:r>
-    </w:p>
-    <w:p>
-      <w:pPr>
-        <w:spacing w:after="0" w:line="240" w:lineRule="auto"/>
-        <w:ind w:left="720"/>
-        <w:rPr>
-          <w:rFonts w:ascii="Times New Roman" w:hAnsi="Times New Roman" w:cs="Times New Roman"/>
-          <w:sz w:val="21"/>
-          <w:szCs w:val="21"/>
-        </w:rPr>
-      </w:pPr>
-      <w:r>
-        <w:rPr>
-          <w:rFonts w:ascii="Times New Roman" w:hAnsi="Times New Roman" w:cs="Times New Roman"/>
-          <w:b/>
-          <w:bCs/>
-          <w:sz w:val="21"/>
-          <w:szCs w:val="21"/>
-        </w:rPr>
-        <w:t>syn Vendel H</w:t>
-      </w:r>
-      <w:r>
-        <w:rPr>
-          <w:rFonts w:ascii="Times New Roman" w:hAnsi="Times New Roman" w:cs="Times New Roman"/>
-          <w:sz w:val="21"/>
-          <w:szCs w:val="21"/>
-        </w:rPr>
-        <w:t>. – celý život drie na rodičovskom majetku, surový, vzdorovitý, lakomý, schopný zabiť pre peniaze</w:t>
-      </w:r>
-    </w:p>
-    <w:p>
-      <w:pPr>
-        <w:spacing w:after="0" w:line="240" w:lineRule="auto"/>
-        <w:ind w:left="720"/>
-        <w:rPr>
-          <w:rFonts w:ascii="Times New Roman" w:hAnsi="Times New Roman" w:cs="Times New Roman"/>
-          <w:sz w:val="21"/>
-          <w:szCs w:val="21"/>
-        </w:rPr>
-      </w:pPr>
-      <w:r>
-        <w:rPr>
-          <w:rFonts w:ascii="Times New Roman" w:hAnsi="Times New Roman" w:cs="Times New Roman"/>
-          <w:b/>
-          <w:bCs/>
-          <w:sz w:val="21"/>
-          <w:szCs w:val="21"/>
-        </w:rPr>
-        <w:t>manželka Tereza</w:t>
-      </w:r>
-      <w:r>
-        <w:rPr>
-          <w:rFonts w:ascii="Times New Roman" w:hAnsi="Times New Roman" w:cs="Times New Roman"/>
-          <w:sz w:val="21"/>
-          <w:szCs w:val="21"/>
-        </w:rPr>
-        <w:t xml:space="preserve"> – lakomá, podnecuje nenávisť medzi bratmi, nedožičí sebe, nie to iným; žiarli na Hanu</w:t>
-      </w:r>
-    </w:p>
-    <w:p>
-      <w:pPr>
-        <w:spacing w:after="0" w:line="240" w:lineRule="auto"/>
-        <w:ind w:left="720"/>
-        <w:rPr>
-          <w:rFonts w:ascii="Times New Roman" w:hAnsi="Times New Roman" w:cs="Times New Roman"/>
-          <w:sz w:val="21"/>
-          <w:szCs w:val="21"/>
-        </w:rPr>
-      </w:pPr>
-      <w:r>
-        <w:rPr>
-          <w:rFonts w:ascii="Times New Roman" w:hAnsi="Times New Roman" w:cs="Times New Roman"/>
-          <w:b/>
-          <w:bCs/>
-          <w:sz w:val="21"/>
-          <w:szCs w:val="21"/>
-        </w:rPr>
-        <w:t>syn Jozef H.</w:t>
-      </w:r>
-      <w:r>
-        <w:rPr>
-          <w:rFonts w:ascii="Times New Roman" w:hAnsi="Times New Roman" w:cs="Times New Roman"/>
-          <w:sz w:val="21"/>
-          <w:szCs w:val="21"/>
-        </w:rPr>
-        <w:t xml:space="preserve"> </w:t>
-      </w:r>
-      <w:r>
-        <w:rPr>
-          <w:rFonts w:ascii="Times New Roman" w:hAnsi="Times New Roman" w:cs="Times New Roman"/>
-          <w:sz w:val="21"/>
-          <w:szCs w:val="21"/>
-        </w:rPr>
-        <w:t>–</w:t>
-      </w:r>
-      <w:r>
-        <w:rPr>
-          <w:rFonts w:ascii="Times New Roman" w:hAnsi="Times New Roman" w:cs="Times New Roman"/>
-          <w:sz w:val="21"/>
-          <w:szCs w:val="21"/>
-        </w:rPr>
-        <w:t xml:space="preserve"> </w:t>
-      </w:r>
-      <w:r>
-        <w:rPr>
-          <w:rFonts w:ascii="Times New Roman" w:hAnsi="Times New Roman" w:cs="Times New Roman"/>
-          <w:sz w:val="21"/>
-          <w:szCs w:val="21"/>
-        </w:rPr>
-        <w:t>čestný, pracovitý, ochotný pomôcť bratovi a otcovi</w:t>
-      </w:r>
-    </w:p>
-    <w:p>
-      <w:pPr>
-        <w:spacing w:after="0" w:line="240" w:lineRule="auto"/>
-        <w:ind w:left="720"/>
-        <w:rPr>
-          <w:rFonts w:ascii="Times New Roman" w:hAnsi="Times New Roman" w:cs="Times New Roman"/>
-          <w:sz w:val="21"/>
-          <w:szCs w:val="21"/>
-        </w:rPr>
-      </w:pPr>
-      <w:r>
-        <w:rPr>
-          <w:rFonts w:ascii="Times New Roman" w:hAnsi="Times New Roman" w:cs="Times New Roman"/>
-          <w:b/>
-          <w:bCs/>
-          <w:sz w:val="21"/>
-          <w:szCs w:val="21"/>
-        </w:rPr>
-        <w:t xml:space="preserve">manželka Hana </w:t>
-      </w:r>
-      <w:r>
-        <w:rPr>
-          <w:rFonts w:ascii="Times New Roman" w:hAnsi="Times New Roman" w:cs="Times New Roman"/>
-          <w:sz w:val="21"/>
-          <w:szCs w:val="21"/>
-        </w:rPr>
-        <w:t>– šikovná, láskavá, čistotná a pracovitá žena</w:t>
-      </w:r>
-    </w:p>
-    <w:p>
-      <w:pPr>
-        <w:pStyle w:val="Odsekzoznamu"/>
-        <w:numPr>
-          <w:ilvl w:val="0"/>
-          <w:numId w:val="16"/>
-        </w:numPr>
-        <w:spacing w:after="0" w:line="240" w:lineRule="auto"/>
-        <w:rPr>
-          <w:rFonts w:ascii="Times New Roman" w:hAnsi="Times New Roman" w:cs="Times New Roman"/>
-          <w:sz w:val="21"/>
-          <w:szCs w:val="21"/>
-        </w:rPr>
-      </w:pPr>
-      <w:r>
-        <w:rPr>
-          <w:rFonts w:ascii="Times New Roman" w:hAnsi="Times New Roman" w:cs="Times New Roman"/>
-          <w:b/>
-          <w:bCs/>
-          <w:sz w:val="21"/>
-          <w:szCs w:val="21"/>
-        </w:rPr>
-        <w:t>znaky socialistického realizmu</w:t>
-      </w:r>
-      <w:r>
-        <w:rPr>
-          <w:rFonts w:ascii="Times New Roman" w:hAnsi="Times New Roman" w:cs="Times New Roman"/>
-          <w:sz w:val="21"/>
-          <w:szCs w:val="21"/>
-        </w:rPr>
-        <w:t>:</w:t>
-      </w:r>
-    </w:p>
-    <w:p>
-      <w:pPr>
-        <w:pStyle w:val="Odsekzoznamu"/>
-        <w:numPr>
-          <w:ilvl w:val="1"/>
-          <w:numId w:val="16"/>
-        </w:numPr>
-        <w:spacing w:after="0" w:line="240" w:lineRule="auto"/>
-        <w:rPr>
-          <w:rFonts w:ascii="Times New Roman" w:hAnsi="Times New Roman" w:cs="Times New Roman"/>
-          <w:sz w:val="21"/>
-          <w:szCs w:val="21"/>
-        </w:rPr>
-      </w:pPr>
-      <w:r>
-        <w:rPr>
-          <w:rFonts w:ascii="Times New Roman" w:hAnsi="Times New Roman" w:cs="Times New Roman"/>
-          <w:sz w:val="21"/>
-          <w:szCs w:val="21"/>
-        </w:rPr>
-        <w:t>obyčajní chudobní ľudia, kladná a záporné postavy</w:t>
-      </w:r>
-    </w:p>
-    <w:p>
-      <w:pPr>
-        <w:pStyle w:val="Odsekzoznamu"/>
-        <w:numPr>
-          <w:ilvl w:val="1"/>
-          <w:numId w:val="16"/>
-        </w:numPr>
-        <w:spacing w:after="0" w:line="240" w:lineRule="auto"/>
-        <w:rPr>
-          <w:rFonts w:ascii="Times New Roman" w:hAnsi="Times New Roman" w:cs="Times New Roman"/>
-          <w:sz w:val="21"/>
-          <w:szCs w:val="21"/>
-        </w:rPr>
-      </w:pPr>
-      <w:r>
-        <w:rPr>
-          <w:rFonts w:ascii="Times New Roman" w:hAnsi="Times New Roman" w:cs="Times New Roman"/>
-          <w:sz w:val="21"/>
-          <w:szCs w:val="21"/>
-        </w:rPr>
-        <w:t>chudoba, choroby (Vendelovi zomrela dcéra Bertinka, šetril aj na liekoch pre vlastné dieťa)</w:t>
-      </w:r>
-    </w:p>
-    <w:p>
-      <w:pPr>
-        <w:pStyle w:val="Odsekzoznamu"/>
-        <w:numPr>
-          <w:ilvl w:val="1"/>
-          <w:numId w:val="16"/>
-        </w:numPr>
-        <w:spacing w:after="0" w:line="240" w:lineRule="auto"/>
-        <w:rPr>
-          <w:rFonts w:ascii="Times New Roman" w:hAnsi="Times New Roman" w:cs="Times New Roman"/>
-          <w:sz w:val="21"/>
-          <w:szCs w:val="21"/>
-        </w:rPr>
-      </w:pPr>
-      <w:r>
-        <w:rPr>
-          <w:rFonts w:ascii="Times New Roman" w:hAnsi="Times New Roman" w:cs="Times New Roman"/>
-          <w:sz w:val="21"/>
-          <w:szCs w:val="21"/>
-        </w:rPr>
-        <w:t>téma nezamestnanosti (Jozef v čase hospodárskej krízy prišiel o prácu, nemali z čoho platiť nájomné, úspory sa minuli, preto odišli k otcovi)</w:t>
-      </w:r>
-    </w:p>
-    <w:p>
-      <w:pPr>
-        <w:pStyle w:val="Odsekzoznamu"/>
-        <w:numPr>
-          <w:ilvl w:val="1"/>
-          <w:numId w:val="16"/>
-        </w:numPr>
-        <w:spacing w:after="0" w:line="240" w:lineRule="auto"/>
-        <w:rPr>
-          <w:rFonts w:ascii="Times New Roman" w:hAnsi="Times New Roman" w:cs="Times New Roman"/>
-          <w:sz w:val="21"/>
-          <w:szCs w:val="21"/>
-        </w:rPr>
-      </w:pPr>
-      <w:r>
-        <w:rPr>
-          <w:rFonts w:ascii="Times New Roman" w:hAnsi="Times New Roman" w:cs="Times New Roman"/>
-          <w:sz w:val="21"/>
-          <w:szCs w:val="21"/>
-        </w:rPr>
-        <w:t>Jozef je vývinová postava, jednoduchý človek sa mení na triedne uvedomelého človeka; na tejto ceste mu pomáha jeho žena</w:t>
-      </w:r>
-    </w:p>
-    <w:p>
-      <w:pPr>
-        <w:pStyle w:val="Odsekzoznamu"/>
-        <w:numPr>
-          <w:ilvl w:val="1"/>
-          <w:numId w:val="16"/>
-        </w:numPr>
-        <w:spacing w:after="0" w:line="240" w:lineRule="auto"/>
-        <w:rPr>
-          <w:rFonts w:ascii="Times New Roman" w:hAnsi="Times New Roman" w:cs="Times New Roman"/>
-          <w:sz w:val="21"/>
-          <w:szCs w:val="21"/>
-        </w:rPr>
-      </w:pPr>
-      <w:r>
-        <w:rPr>
-          <w:rFonts w:ascii="Times New Roman" w:hAnsi="Times New Roman" w:cs="Times New Roman"/>
-          <w:sz w:val="21"/>
-          <w:szCs w:val="21"/>
-        </w:rPr>
-        <w:t>pomoc pre Jozefa a Hanu prichádza od priateľa z mesta (Mackovi); budú žiť chudobne, ale spolu im bude veselšie</w:t>
-      </w:r>
-    </w:p>
-    <w:p>
-      <w:pPr>
-        <w:pStyle w:val="Odsekzoznamu"/>
-        <w:numPr>
-          <w:ilvl w:val="0"/>
-          <w:numId w:val="16"/>
+          <w:numId w:val="21"/>
         </w:numPr>
         <w:spacing w:after="0" w:line="240" w:lineRule="auto"/>
         <w:rPr>
@@ -4167,218 +5343,89 @@
       <w:r>
         <w:rPr>
           <w:rFonts w:ascii="Times New Roman" w:hAnsi="Times New Roman" w:cs="Times New Roman"/>
-          <w:b/>
-          <w:bCs/>
-          <w:sz w:val="21"/>
-          <w:szCs w:val="21"/>
-        </w:rPr>
-        <w:t>DEJ:</w:t>
-      </w:r>
-    </w:p>
-    <w:p>
-      <w:pPr>
-        <w:pStyle w:val="Odsekzoznamu"/>
-        <w:spacing w:after="0" w:line="240" w:lineRule="auto"/>
+          <w:sz w:val="21"/>
+          <w:szCs w:val="21"/>
+          <w:u w:val="single"/>
+        </w:rPr>
+        <w:t>dej</w:t>
+      </w:r>
+      <w:r>
+        <w:rPr>
+          <w:rFonts w:ascii="Times New Roman" w:hAnsi="Times New Roman" w:cs="Times New Roman"/>
+          <w:sz w:val="21"/>
+          <w:szCs w:val="21"/>
+        </w:rPr>
+        <w:t xml:space="preserve">: </w:t>
+      </w:r>
+      <w:r>
         <w:rPr>
           <w:rFonts w:ascii="Times New Roman" w:hAnsi="Times New Roman" w:cs="Times New Roman"/>
           <w:sz w:val="20"/>
           <w:szCs w:val="20"/>
         </w:rPr>
-      </w:pPr>
+        <w:t xml:space="preserve">Kapitán Van </w:t>
+      </w:r>
+      <w:proofErr w:type="spellStart"/>
       <w:r>
         <w:rPr>
           <w:rFonts w:ascii="Times New Roman" w:hAnsi="Times New Roman" w:cs="Times New Roman"/>
           <w:sz w:val="20"/>
           <w:szCs w:val="20"/>
         </w:rPr>
-        <w:t>Odohráva sa na Kysuciach, v chudobnej rodine Haviarovcov. Postavený je na kontraste dvoch rodín – rodiny Vendela Haviera a jeho brata Jozefa. Jozef pracoval dlhé roky v meste, oženil sa s dcérou robotníka, v 1.s.v. bojoval na Piave, spoznal priateľstvo robotníkov. Brat Vendel s manželkou Terezou a dcérou Bertinou ostal po celý život na rodičovskom majetku</w:t>
-      </w:r>
+        <w:t>Toch</w:t>
+      </w:r>
+      <w:proofErr w:type="spellEnd"/>
       <w:r>
         <w:rPr>
           <w:rFonts w:ascii="Times New Roman" w:hAnsi="Times New Roman" w:cs="Times New Roman"/>
           <w:sz w:val="20"/>
           <w:szCs w:val="20"/>
         </w:rPr>
-        <w:t xml:space="preserve">, kt. dal poistiť proti požiaru a vysokú poistnú sumu s ťažkosťami spláca. Vypestoval si silný vzťah k majetku. Spolu s tehotnou Terezou pracujú od rána do večera, nedoprajú si lepšiu stravu, hromžia na otca, kt. sa nechce vzdať hlavného slova na gazdovstve. Keď sa v čase hospodárskej krízy Jozef s manželkou a dvomi deťmi vracia domov, naráža na podozrenie, že sa vrátil kvôli svojmu podielu. Vendel sa obáva, že ho Jozef chce obrať o jeho práva na otcovský majetok, a Jozef sa márne snaží bratovi dokázať, že mu na pôde nezáleží. Túžba po peniazoch vedie Vendela k tomu, že sa pokúsi podpáliť chalupu, aby dostal poistku. Na brata, kt. mu v tom chce zabrániť, sa zaženie sekerou. Z neľahkej situácie vyslobodí Jozefa list a ponuka od priateľov Mackovcov, aby sa vrátili do mesta. Jozef vie, že šťastie v rodičovskom dome nenájde. </w:t>
-      </w:r>
-    </w:p>
-    <w:p>
-      <w:pPr>
-        <w:spacing w:after="0" w:line="240" w:lineRule="auto"/>
+        <w:t xml:space="preserve"> sa so svojou loďou vybral hľadať perly do Ázie. Objaví tam mloky, s kt. sa skamaráti a uzavrie dohodu. Budú pre neho hľadať perly a on ich za to naučí zaobchádzať so zbraňami, aby sa mohli brániť pred žralokmi. Van </w:t>
+      </w:r>
+      <w:proofErr w:type="spellStart"/>
+      <w:r>
         <w:rPr>
           <w:rFonts w:ascii="Times New Roman" w:hAnsi="Times New Roman" w:cs="Times New Roman"/>
           <w:sz w:val="20"/>
           <w:szCs w:val="20"/>
         </w:rPr>
-      </w:pPr>
-      <w:r>
-        <w:rPr>
-          <w:rFonts w:ascii="Times New Roman" w:hAnsi="Times New Roman" w:cs="Times New Roman"/>
-          <w:b/>
-          <w:bCs/>
-          <w:sz w:val="22"/>
-          <w:szCs w:val="22"/>
-          <w:u w:val="single"/>
-        </w:rPr>
-        <w:lastRenderedPageBreak/>
-        <w:t>SCI-FI LITERATÚRA</w:t>
-      </w:r>
-    </w:p>
-    <w:p>
-      <w:pPr>
-        <w:pStyle w:val="Odsekzoznamu"/>
-        <w:numPr>
-          <w:ilvl w:val="0"/>
-          <w:numId w:val="20"/>
-        </w:numPr>
-        <w:spacing w:after="0" w:line="240" w:lineRule="auto"/>
-        <w:rPr>
-          <w:rFonts w:ascii="Times New Roman" w:hAnsi="Times New Roman" w:cs="Times New Roman"/>
-          <w:sz w:val="21"/>
-          <w:szCs w:val="21"/>
-        </w:rPr>
-      </w:pPr>
-      <w:r>
-        <w:rPr>
-          <w:rFonts w:ascii="Times New Roman" w:hAnsi="Times New Roman" w:cs="Times New Roman"/>
-          <w:sz w:val="21"/>
-          <w:szCs w:val="21"/>
-        </w:rPr>
-        <w:t>science fiction = vedecká fantastika</w:t>
-      </w:r>
-    </w:p>
-    <w:p>
-      <w:pPr>
-        <w:pStyle w:val="Odsekzoznamu"/>
-        <w:numPr>
-          <w:ilvl w:val="0"/>
-          <w:numId w:val="20"/>
-        </w:numPr>
-        <w:spacing w:after="0" w:line="240" w:lineRule="auto"/>
-        <w:rPr>
-          <w:rFonts w:ascii="Times New Roman" w:hAnsi="Times New Roman" w:cs="Times New Roman"/>
-          <w:sz w:val="21"/>
-          <w:szCs w:val="21"/>
-        </w:rPr>
-      </w:pPr>
-      <w:r>
-        <w:rPr>
-          <w:rFonts w:ascii="Times New Roman" w:hAnsi="Times New Roman" w:cs="Times New Roman"/>
-          <w:sz w:val="21"/>
-          <w:szCs w:val="21"/>
-        </w:rPr>
-        <w:t>obraz sveta budúcnosti, využíva poznatky súčasnej vedy a</w:t>
-      </w:r>
-      <w:r>
-        <w:rPr>
-          <w:rFonts w:ascii="Times New Roman" w:hAnsi="Times New Roman" w:cs="Times New Roman"/>
-          <w:sz w:val="21"/>
-          <w:szCs w:val="21"/>
-        </w:rPr>
-        <w:t> </w:t>
-      </w:r>
-      <w:r>
-        <w:rPr>
-          <w:rFonts w:ascii="Times New Roman" w:hAnsi="Times New Roman" w:cs="Times New Roman"/>
-          <w:sz w:val="21"/>
-          <w:szCs w:val="21"/>
-        </w:rPr>
-        <w:t>techniky</w:t>
-      </w:r>
-    </w:p>
-    <w:p>
-      <w:pPr>
-        <w:pStyle w:val="Odsekzoznamu"/>
-        <w:numPr>
-          <w:ilvl w:val="0"/>
-          <w:numId w:val="20"/>
-        </w:numPr>
-        <w:spacing w:after="0" w:line="240" w:lineRule="auto"/>
-        <w:rPr>
-          <w:rFonts w:ascii="Times New Roman" w:hAnsi="Times New Roman" w:cs="Times New Roman"/>
-          <w:sz w:val="21"/>
-          <w:szCs w:val="21"/>
-        </w:rPr>
-      </w:pPr>
-      <w:r>
-        <w:rPr>
-          <w:rFonts w:ascii="Times New Roman" w:hAnsi="Times New Roman" w:cs="Times New Roman"/>
-          <w:sz w:val="21"/>
-          <w:szCs w:val="21"/>
-        </w:rPr>
-        <w:t xml:space="preserve">reprezentantom tohto druhu umenia sú napr. diela </w:t>
-      </w:r>
-      <w:r>
-        <w:rPr>
-          <w:rFonts w:ascii="Times New Roman" w:hAnsi="Times New Roman" w:cs="Times New Roman"/>
-          <w:b/>
-          <w:bCs/>
-          <w:i/>
-          <w:iCs/>
-          <w:sz w:val="21"/>
-          <w:szCs w:val="21"/>
-        </w:rPr>
-        <w:t>Julesa Verna</w:t>
-      </w:r>
-      <w:r>
-        <w:rPr>
-          <w:rFonts w:ascii="Times New Roman" w:hAnsi="Times New Roman" w:cs="Times New Roman"/>
-          <w:sz w:val="21"/>
-          <w:szCs w:val="21"/>
-        </w:rPr>
-        <w:t xml:space="preserve"> </w:t>
-      </w:r>
-      <w:r>
-        <w:rPr>
-          <w:rFonts w:ascii="Times New Roman" w:hAnsi="Times New Roman" w:cs="Times New Roman"/>
-          <w:i/>
-          <w:iCs/>
-          <w:sz w:val="21"/>
-          <w:szCs w:val="21"/>
-        </w:rPr>
-        <w:t>Cesta do stredu Zeme, 20 000 míľ pod morom</w:t>
-      </w:r>
-    </w:p>
-    <w:p>
-      <w:pPr>
-        <w:spacing w:after="0" w:line="240" w:lineRule="auto"/>
-        <w:rPr>
-          <w:rFonts w:ascii="Times New Roman" w:hAnsi="Times New Roman" w:cs="Times New Roman"/>
-          <w:b/>
-          <w:bCs/>
-          <w:sz w:val="21"/>
-          <w:szCs w:val="21"/>
-        </w:rPr>
-      </w:pPr>
-      <w:r>
-        <w:rPr>
-          <w:rFonts w:ascii="Times New Roman" w:hAnsi="Times New Roman" w:cs="Times New Roman"/>
-          <w:b/>
-          <w:bCs/>
-          <w:sz w:val="21"/>
-          <w:szCs w:val="21"/>
-        </w:rPr>
-        <w:t>Karel Čapek – Válka s</w:t>
-      </w:r>
-      <w:r>
-        <w:rPr>
-          <w:rFonts w:ascii="Times New Roman" w:hAnsi="Times New Roman" w:cs="Times New Roman"/>
-          <w:b/>
-          <w:bCs/>
-          <w:sz w:val="21"/>
-          <w:szCs w:val="21"/>
-        </w:rPr>
-        <w:t> </w:t>
-      </w:r>
-      <w:r>
-        <w:rPr>
-          <w:rFonts w:ascii="Times New Roman" w:hAnsi="Times New Roman" w:cs="Times New Roman"/>
-          <w:b/>
-          <w:bCs/>
-          <w:sz w:val="21"/>
-          <w:szCs w:val="21"/>
-        </w:rPr>
-        <w:t>mloky</w:t>
+        <w:t>Toch</w:t>
+      </w:r>
+      <w:proofErr w:type="spellEnd"/>
+      <w:r>
+        <w:rPr>
+          <w:rFonts w:ascii="Times New Roman" w:hAnsi="Times New Roman" w:cs="Times New Roman"/>
+          <w:sz w:val="20"/>
+          <w:szCs w:val="20"/>
+        </w:rPr>
+        <w:t xml:space="preserve"> začne vyvážať mlokov do celého sveta ako lacnú pracovnú silu. Každý prímorský štát má svojich mlokov, čo autor prirovnáva k modernému otroctvu. Mloky sa pod vodou premnožili, ľudia sa ich začali báť. Nový typ mlokov potreboval nové kolónie, aby sa tam mohla vyvinúť rasovo čistá generácia </w:t>
+      </w:r>
+      <w:proofErr w:type="spellStart"/>
+      <w:r>
+        <w:rPr>
+          <w:rFonts w:ascii="Times New Roman" w:hAnsi="Times New Roman" w:cs="Times New Roman"/>
+          <w:sz w:val="20"/>
+          <w:szCs w:val="20"/>
+        </w:rPr>
+        <w:t>Nadmlokov</w:t>
+      </w:r>
+      <w:proofErr w:type="spellEnd"/>
+      <w:r>
+        <w:rPr>
+          <w:rFonts w:ascii="Times New Roman" w:hAnsi="Times New Roman" w:cs="Times New Roman"/>
+          <w:sz w:val="20"/>
+          <w:szCs w:val="20"/>
+        </w:rPr>
+        <w:t>. Mloky postupne zničia takmer celý svet, čo autor prirovnáva k biblickej potope. Nakoniec dôjde k vojne medzi mlokmi, navzájom sa vyvraždia a</w:t>
+      </w:r>
+      <w:r>
+        <w:rPr>
+          <w:rFonts w:ascii="Times New Roman" w:hAnsi="Times New Roman" w:cs="Times New Roman"/>
+          <w:sz w:val="20"/>
+          <w:szCs w:val="20"/>
+        </w:rPr>
+        <w:t> svet sa dostane do pôvodného stavu.</w:t>
       </w:r>
     </w:p>
     <w:p>
@@ -4400,10 +5447,62 @@
       <w:r>
         <w:rPr>
           <w:rFonts w:ascii="Times New Roman" w:hAnsi="Times New Roman" w:cs="Times New Roman"/>
-          <w:sz w:val="21"/>
-          <w:szCs w:val="21"/>
-        </w:rPr>
-        <w:t>autor poukazoval na zneužívanie vedeckých vynálezov</w:t>
+          <w:b/>
+          <w:bCs/>
+          <w:sz w:val="21"/>
+          <w:szCs w:val="21"/>
+        </w:rPr>
+        <w:t>znaky sci-fi:</w:t>
+      </w:r>
+    </w:p>
+    <w:p>
+      <w:pPr>
+        <w:pStyle w:val="Odsekzoznamu"/>
+        <w:numPr>
+          <w:ilvl w:val="1"/>
+          <w:numId w:val="22"/>
+        </w:numPr>
+        <w:spacing w:after="0" w:line="240" w:lineRule="auto"/>
+        <w:rPr>
+          <w:rFonts w:ascii="Times New Roman" w:hAnsi="Times New Roman" w:cs="Times New Roman"/>
+          <w:b/>
+          <w:bCs/>
+          <w:sz w:val="21"/>
+          <w:szCs w:val="21"/>
+        </w:rPr>
+      </w:pPr>
+      <w:r>
+        <w:rPr>
+          <w:rFonts w:ascii="Times New Roman" w:hAnsi="Times New Roman" w:cs="Times New Roman"/>
+          <w:sz w:val="21"/>
+          <w:szCs w:val="21"/>
+        </w:rPr>
+        <w:t> mloky, dokonalý živočíšny druh, prekonali niekoľko vývinových stupňov</w:t>
+      </w:r>
+    </w:p>
+    <w:p>
+      <w:pPr>
+        <w:pStyle w:val="Odsekzoznamu"/>
+        <w:numPr>
+          <w:ilvl w:val="1"/>
+          <w:numId w:val="22"/>
+        </w:numPr>
+        <w:spacing w:after="0" w:line="240" w:lineRule="auto"/>
+        <w:rPr>
+          <w:rFonts w:ascii="Times New Roman" w:hAnsi="Times New Roman" w:cs="Times New Roman"/>
+          <w:b/>
+          <w:bCs/>
+          <w:sz w:val="21"/>
+          <w:szCs w:val="21"/>
+        </w:rPr>
+      </w:pPr>
+      <w:r>
+        <w:rPr>
+          <w:rFonts w:ascii="Times New Roman" w:hAnsi="Times New Roman" w:cs="Times New Roman"/>
+          <w:sz w:val="21"/>
+          <w:szCs w:val="21"/>
+        </w:rPr>
+        <w:t> dokážu hovoriť, pracovať, venujú sa vedeckej činnosti a neustále sa zdokonaľujú</w:t>
       </w:r>
     </w:p>
     <w:p>
@@ -4425,260 +5524,6 @@
       <w:r>
         <w:rPr>
           <w:rFonts w:ascii="Times New Roman" w:hAnsi="Times New Roman" w:cs="Times New Roman"/>
-          <w:sz w:val="21"/>
-          <w:szCs w:val="21"/>
-          <w:u w:val="single"/>
-        </w:rPr>
-        <w:t>žáner</w:t>
-      </w:r>
-      <w:r>
-        <w:rPr>
-          <w:rFonts w:ascii="Times New Roman" w:hAnsi="Times New Roman" w:cs="Times New Roman"/>
-          <w:sz w:val="21"/>
-          <w:szCs w:val="21"/>
-        </w:rPr>
-        <w:t>: vedecko-fantastický alegorický román</w:t>
-      </w:r>
-    </w:p>
-    <w:p>
-      <w:pPr>
-        <w:pStyle w:val="Odsekzoznamu"/>
-        <w:numPr>
-          <w:ilvl w:val="0"/>
-          <w:numId w:val="21"/>
-        </w:numPr>
-        <w:spacing w:after="0" w:line="240" w:lineRule="auto"/>
-        <w:rPr>
-          <w:rFonts w:ascii="Times New Roman" w:hAnsi="Times New Roman" w:cs="Times New Roman"/>
-          <w:b/>
-          <w:bCs/>
-          <w:sz w:val="21"/>
-          <w:szCs w:val="21"/>
-        </w:rPr>
-      </w:pPr>
-      <w:r>
-        <w:rPr>
-          <w:rFonts w:ascii="Times New Roman" w:hAnsi="Times New Roman" w:cs="Times New Roman"/>
-          <w:sz w:val="21"/>
-          <w:szCs w:val="21"/>
-          <w:u w:val="single"/>
-        </w:rPr>
-        <w:t>téma</w:t>
-      </w:r>
-      <w:r>
-        <w:rPr>
-          <w:rFonts w:ascii="Times New Roman" w:hAnsi="Times New Roman" w:cs="Times New Roman"/>
-          <w:sz w:val="21"/>
-          <w:szCs w:val="21"/>
-        </w:rPr>
-        <w:t>: alegória na rozmáhajúci sa nacizmus a fašizmus</w:t>
-      </w:r>
-    </w:p>
-    <w:p>
-      <w:pPr>
-        <w:pStyle w:val="Odsekzoznamu"/>
-        <w:numPr>
-          <w:ilvl w:val="0"/>
-          <w:numId w:val="21"/>
-        </w:numPr>
-        <w:spacing w:after="0" w:line="240" w:lineRule="auto"/>
-        <w:rPr>
-          <w:rFonts w:ascii="Times New Roman" w:hAnsi="Times New Roman" w:cs="Times New Roman"/>
-          <w:b/>
-          <w:bCs/>
-          <w:sz w:val="21"/>
-          <w:szCs w:val="21"/>
-        </w:rPr>
-      </w:pPr>
-      <w:r>
-        <w:rPr>
-          <w:rFonts w:ascii="Times New Roman" w:hAnsi="Times New Roman" w:cs="Times New Roman"/>
-          <w:sz w:val="21"/>
-          <w:szCs w:val="21"/>
-          <w:u w:val="single"/>
-        </w:rPr>
-        <w:t>idea</w:t>
-      </w:r>
-      <w:r>
-        <w:rPr>
-          <w:rFonts w:ascii="Times New Roman" w:hAnsi="Times New Roman" w:cs="Times New Roman"/>
-          <w:sz w:val="21"/>
-          <w:szCs w:val="21"/>
-        </w:rPr>
-        <w:t>: je to varovanie pred šírením totality vo svete</w:t>
-      </w:r>
-    </w:p>
-    <w:p>
-      <w:pPr>
-        <w:pStyle w:val="Odsekzoznamu"/>
-        <w:numPr>
-          <w:ilvl w:val="0"/>
-          <w:numId w:val="21"/>
-        </w:numPr>
-        <w:spacing w:after="0" w:line="240" w:lineRule="auto"/>
-        <w:rPr>
-          <w:rFonts w:ascii="Times New Roman" w:hAnsi="Times New Roman" w:cs="Times New Roman"/>
-          <w:b/>
-          <w:bCs/>
-          <w:sz w:val="21"/>
-          <w:szCs w:val="21"/>
-        </w:rPr>
-      </w:pPr>
-      <w:r>
-        <w:rPr>
-          <w:rFonts w:ascii="Times New Roman" w:hAnsi="Times New Roman" w:cs="Times New Roman"/>
-          <w:sz w:val="21"/>
-          <w:szCs w:val="21"/>
-        </w:rPr>
-        <w:t>za zdanlivou zábavnou satirou sa skrýva najväčšie nebezpečenstvo pre civilizáciu = snaha človeka zarobiť na všetkom, aj keby to malo priniesť skazu celého sveta</w:t>
-      </w:r>
-    </w:p>
-    <w:p>
-      <w:pPr>
-        <w:pStyle w:val="Odsekzoznamu"/>
-        <w:numPr>
-          <w:ilvl w:val="0"/>
-          <w:numId w:val="21"/>
-        </w:numPr>
-        <w:spacing w:after="0" w:line="240" w:lineRule="auto"/>
-        <w:rPr>
-          <w:rFonts w:ascii="Times New Roman" w:hAnsi="Times New Roman" w:cs="Times New Roman"/>
-          <w:b/>
-          <w:bCs/>
-          <w:sz w:val="20"/>
-          <w:szCs w:val="20"/>
-        </w:rPr>
-      </w:pPr>
-      <w:r>
-        <w:rPr>
-          <w:rFonts w:ascii="Times New Roman" w:hAnsi="Times New Roman" w:cs="Times New Roman"/>
-          <w:sz w:val="21"/>
-          <w:szCs w:val="21"/>
-          <w:u w:val="single"/>
-        </w:rPr>
-        <w:t>dej</w:t>
-      </w:r>
-      <w:r>
-        <w:rPr>
-          <w:rFonts w:ascii="Times New Roman" w:hAnsi="Times New Roman" w:cs="Times New Roman"/>
-          <w:sz w:val="21"/>
-          <w:szCs w:val="21"/>
-        </w:rPr>
-        <w:t xml:space="preserve">: </w:t>
-      </w:r>
-      <w:r>
-        <w:rPr>
-          <w:rFonts w:ascii="Times New Roman" w:hAnsi="Times New Roman" w:cs="Times New Roman"/>
-          <w:sz w:val="20"/>
-          <w:szCs w:val="20"/>
-        </w:rPr>
-        <w:t>Kapitán Van Toch sa so svojou loďou vybral hľadať perly do Ázie. Objaví tam mloky, s kt. sa skamaráti a uzavrie dohodu. Budú pre neho hľadať perly a on ich za to naučí zaobchádzať so zbraňami, aby sa mohli brániť pred žralokmi. Van Toch začne vyvážať mlokov do celého sveta ako lacnú pracovnú silu. Každý prímorský štát má svojich mlokov, čo autor prirovnáva k modernému otroctvu. Mloky sa pod vodou premnožili, ľudia sa ich začali báť. Nový typ mlokov potreboval nové kolónie, aby sa tam mohla vyvinúť rasovo čistá generácia Nadmlokov. Mloky postupne zničia takmer celý svet, čo autor prirovnáva k biblickej potope. Nakoniec dôjde k vojne medzi mlokmi, navzájom sa vyvraždia a</w:t>
-      </w:r>
-      <w:r>
-        <w:rPr>
-          <w:rFonts w:ascii="Times New Roman" w:hAnsi="Times New Roman" w:cs="Times New Roman"/>
-          <w:sz w:val="20"/>
-          <w:szCs w:val="20"/>
-        </w:rPr>
-        <w:t> svet sa dostane do pôvodného stavu.</w:t>
-      </w:r>
-    </w:p>
-    <w:p>
-      <w:pPr>
-        <w:pStyle w:val="Odsekzoznamu"/>
-        <w:numPr>
-          <w:ilvl w:val="0"/>
-          <w:numId w:val="21"/>
-        </w:numPr>
-        <w:spacing w:after="0" w:line="240" w:lineRule="auto"/>
-        <w:rPr>
-          <w:rFonts w:ascii="Times New Roman" w:hAnsi="Times New Roman" w:cs="Times New Roman"/>
-          <w:b/>
-          <w:bCs/>
-          <w:sz w:val="21"/>
-          <w:szCs w:val="21"/>
-        </w:rPr>
-      </w:pPr>
-      <w:r>
-        <w:rPr>
-          <w:rFonts w:ascii="Times New Roman" w:hAnsi="Times New Roman" w:cs="Times New Roman"/>
-          <w:b/>
-          <w:bCs/>
-          <w:sz w:val="21"/>
-          <w:szCs w:val="21"/>
-        </w:rPr>
-        <w:t>znaky sci-fi:</w:t>
-      </w:r>
-    </w:p>
-    <w:p>
-      <w:pPr>
-        <w:pStyle w:val="Odsekzoznamu"/>
-        <w:numPr>
-          <w:ilvl w:val="1"/>
-          <w:numId w:val="22"/>
-        </w:numPr>
-        <w:spacing w:after="0" w:line="240" w:lineRule="auto"/>
-        <w:rPr>
-          <w:rFonts w:ascii="Times New Roman" w:hAnsi="Times New Roman" w:cs="Times New Roman"/>
-          <w:b/>
-          <w:bCs/>
-          <w:sz w:val="21"/>
-          <w:szCs w:val="21"/>
-        </w:rPr>
-      </w:pPr>
-      <w:r>
-        <w:rPr>
-          <w:rFonts w:ascii="Times New Roman" w:hAnsi="Times New Roman" w:cs="Times New Roman"/>
-          <w:sz w:val="21"/>
-          <w:szCs w:val="21"/>
-        </w:rPr>
-        <w:t> mloky, dokonalý živočíšny druh, prekonali niekoľko vývinových stupňov</w:t>
-      </w:r>
-    </w:p>
-    <w:p>
-      <w:pPr>
-        <w:pStyle w:val="Odsekzoznamu"/>
-        <w:numPr>
-          <w:ilvl w:val="1"/>
-          <w:numId w:val="22"/>
-        </w:numPr>
-        <w:spacing w:after="0" w:line="240" w:lineRule="auto"/>
-        <w:rPr>
-          <w:rFonts w:ascii="Times New Roman" w:hAnsi="Times New Roman" w:cs="Times New Roman"/>
-          <w:b/>
-          <w:bCs/>
-          <w:sz w:val="21"/>
-          <w:szCs w:val="21"/>
-        </w:rPr>
-      </w:pPr>
-      <w:r>
-        <w:rPr>
-          <w:rFonts w:ascii="Times New Roman" w:hAnsi="Times New Roman" w:cs="Times New Roman"/>
-          <w:sz w:val="21"/>
-          <w:szCs w:val="21"/>
-        </w:rPr>
-        <w:t> dokážu hovoriť, pracovať, venujú sa vedeckej činnosti a neustále sa zdokonaľujú</w:t>
-      </w:r>
-    </w:p>
-    <w:p>
-      <w:pPr>
-        <w:pStyle w:val="Odsekzoznamu"/>
-        <w:numPr>
-          <w:ilvl w:val="0"/>
-          <w:numId w:val="21"/>
-        </w:numPr>
-        <w:spacing w:after="0" w:line="240" w:lineRule="auto"/>
-        <w:rPr>
-          <w:rFonts w:ascii="Times New Roman" w:hAnsi="Times New Roman" w:cs="Times New Roman"/>
-          <w:b/>
-          <w:bCs/>
-          <w:sz w:val="21"/>
-          <w:szCs w:val="21"/>
-        </w:rPr>
-      </w:pPr>
-      <w:r>
-        <w:rPr>
-          <w:rFonts w:ascii="Times New Roman" w:hAnsi="Times New Roman" w:cs="Times New Roman"/>
           <w:b/>
           <w:bCs/>
           <w:sz w:val="21"/>
@@ -4742,7 +5587,43 @@
           <w:sz w:val="21"/>
           <w:szCs w:val="21"/>
         </w:rPr>
-        <w:t> bezohľadný vodca mlokov - Salamander Chief = Adolf Hitler</w:t>
+        <w:t xml:space="preserve"> bezohľadný vodca mlokov - </w:t>
+      </w:r>
+      <w:proofErr w:type="spellStart"/>
+      <w:r>
+        <w:rPr>
+          <w:rFonts w:ascii="Times New Roman" w:hAnsi="Times New Roman" w:cs="Times New Roman"/>
+          <w:sz w:val="21"/>
+          <w:szCs w:val="21"/>
+        </w:rPr>
+        <w:t>Salamander</w:t>
+      </w:r>
+      <w:proofErr w:type="spellEnd"/>
+      <w:r>
+        <w:rPr>
+          <w:rFonts w:ascii="Times New Roman" w:hAnsi="Times New Roman" w:cs="Times New Roman"/>
+          <w:sz w:val="21"/>
+          <w:szCs w:val="21"/>
+        </w:rPr>
+        <w:t xml:space="preserve"> </w:t>
+      </w:r>
+      <w:proofErr w:type="spellStart"/>
+      <w:r>
+        <w:rPr>
+          <w:rFonts w:ascii="Times New Roman" w:hAnsi="Times New Roman" w:cs="Times New Roman"/>
+          <w:sz w:val="21"/>
+          <w:szCs w:val="21"/>
+        </w:rPr>
+        <w:t>Chief</w:t>
+      </w:r>
+      <w:proofErr w:type="spellEnd"/>
+      <w:r>
+        <w:rPr>
+          <w:rFonts w:ascii="Times New Roman" w:hAnsi="Times New Roman" w:cs="Times New Roman"/>
+          <w:sz w:val="21"/>
+          <w:szCs w:val="21"/>
+        </w:rPr>
+        <w:t xml:space="preserve"> = Adolf Hitler</w:t>
       </w:r>
     </w:p>
     <w:p>
@@ -6092,6 +6973,119 @@
     </w:lvl>
   </w:abstractNum>
   <w:abstractNum w:abstractNumId="12" w15:restartNumberingAfterBreak="0">
+    <w:nsid w:val="60091156"/>
+    <w:multiLevelType w:val="hybridMultilevel"/>
+    <w:tmpl w:val="C632E68E"/>
+    <w:lvl w:ilvl="0" w:tplc="041B0001">
+      <w:start w:val="1"/>
+      <w:numFmt w:val="bullet"/>
+      <w:lvlText w:val=""/>
+      <w:lvlJc w:val="left"/>
+      <w:pPr>
+        <w:ind w:left="720" w:hanging="360"/>
+      </w:pPr>
+      <w:rPr>
+        <w:rFonts w:ascii="Symbol" w:hAnsi="Symbol" w:hint="default"/>
+      </w:rPr>
+    </w:lvl>
+    <w:lvl w:ilvl="1" w:tplc="041B0003">
+      <w:start w:val="1"/>
+      <w:numFmt w:val="bullet"/>
+      <w:lvlText w:val="o"/>
+      <w:lvlJc w:val="left"/>
+      <w:pPr>
+        <w:ind w:left="1440" w:hanging="360"/>
+      </w:pPr>
+      <w:rPr>
+        <w:rFonts w:ascii="Courier New" w:hAnsi="Courier New" w:cs="Courier New" w:hint="default"/>
+      </w:rPr>
+    </w:lvl>
+    <w:lvl w:ilvl="2" w:tplc="041B0005">
+      <w:start w:val="1"/>
+      <w:numFmt w:val="bullet"/>
+      <w:lvlText w:val=""/>
+      <w:lvlJc w:val="left"/>
+      <w:pPr>
+        <w:ind w:left="2160" w:hanging="360"/>
+      </w:pPr>
+      <w:rPr>
+        <w:rFonts w:ascii="Wingdings" w:hAnsi="Wingdings" w:hint="default"/>
+      </w:rPr>
+    </w:lvl>
+    <w:lvl w:ilvl="3" w:tplc="041B0001">
+      <w:start w:val="1"/>
+      <w:numFmt w:val="bullet"/>
+      <w:lvlText w:val=""/>
+      <w:lvlJc w:val="left"/>
+      <w:pPr>
+        <w:ind w:left="2880" w:hanging="360"/>
+      </w:pPr>
+      <w:rPr>
+        <w:rFonts w:ascii="Symbol" w:hAnsi="Symbol" w:hint="default"/>
+      </w:rPr>
+    </w:lvl>
+    <w:lvl w:ilvl="4" w:tplc="041B0003">
+      <w:start w:val="1"/>
+      <w:numFmt w:val="bullet"/>
+      <w:lvlText w:val="o"/>
+      <w:lvlJc w:val="left"/>
+      <w:pPr>
+        <w:ind w:left="3600" w:hanging="360"/>
+      </w:pPr>
+      <w:rPr>
+        <w:rFonts w:ascii="Courier New" w:hAnsi="Courier New" w:cs="Courier New" w:hint="default"/>
+      </w:rPr>
+    </w:lvl>
+    <w:lvl w:ilvl="5" w:tplc="041B0005">
+      <w:start w:val="1"/>
+      <w:numFmt w:val="bullet"/>
+      <w:lvlText w:val=""/>
+      <w:lvlJc w:val="left"/>
+      <w:pPr>
+        <w:ind w:left="4320" w:hanging="360"/>
+      </w:pPr>
+      <w:rPr>
+        <w:rFonts w:ascii="Wingdings" w:hAnsi="Wingdings" w:hint="default"/>
+      </w:rPr>
+    </w:lvl>
+    <w:lvl w:ilvl="6" w:tplc="041B0001">
+      <w:start w:val="1"/>
+      <w:numFmt w:val="bullet"/>
+      <w:lvlText w:val=""/>
+      <w:lvlJc w:val="left"/>
+      <w:pPr>
+        <w:ind w:left="5040" w:hanging="360"/>
+      </w:pPr>
+      <w:rPr>
+        <w:rFonts w:ascii="Symbol" w:hAnsi="Symbol" w:hint="default"/>
+      </w:rPr>
+    </w:lvl>
+    <w:lvl w:ilvl="7" w:tplc="041B0003">
+      <w:start w:val="1"/>
+      <w:numFmt w:val="bullet"/>
+      <w:lvlText w:val="o"/>
+      <w:lvlJc w:val="left"/>
+      <w:pPr>
+        <w:ind w:left="5760" w:hanging="360"/>
+      </w:pPr>
+      <w:rPr>
+        <w:rFonts w:ascii="Courier New" w:hAnsi="Courier New" w:cs="Courier New" w:hint="default"/>
+      </w:rPr>
+    </w:lvl>
+    <w:lvl w:ilvl="8" w:tplc="041B0005">
+      <w:start w:val="1"/>
+      <w:numFmt w:val="bullet"/>
+      <w:lvlText w:val=""/>
+      <w:lvlJc w:val="left"/>
+      <w:pPr>
+        <w:ind w:left="6480" w:hanging="360"/>
+      </w:pPr>
+      <w:rPr>
+        <w:rFonts w:ascii="Wingdings" w:hAnsi="Wingdings" w:hint="default"/>
+      </w:rPr>
+    </w:lvl>
+  </w:abstractNum>
+  <w:abstractNum w:abstractNumId="13" w15:restartNumberingAfterBreak="0">
     <w:nsid w:val="60BF3EC1"/>
     <w:multiLevelType w:val="hybridMultilevel"/>
     <w:tmpl w:val="5E9E5612"/>
@@ -6204,7 +7198,7 @@
       </w:rPr>
     </w:lvl>
   </w:abstractNum>
-  <w:abstractNum w:abstractNumId="13" w15:restartNumberingAfterBreak="0">
+  <w:abstractNum w:abstractNumId="14" w15:restartNumberingAfterBreak="0">
     <w:nsid w:val="62577DFC"/>
     <w:multiLevelType w:val="hybridMultilevel"/>
     <w:tmpl w:val="04E2C210"/>
@@ -6317,7 +7311,7 @@
       </w:rPr>
     </w:lvl>
   </w:abstractNum>
-  <w:abstractNum w:abstractNumId="14" w15:restartNumberingAfterBreak="0">
+  <w:abstractNum w:abstractNumId="15" w15:restartNumberingAfterBreak="0">
     <w:nsid w:val="62B32F1F"/>
     <w:multiLevelType w:val="hybridMultilevel"/>
     <w:tmpl w:val="11541C9A"/>
@@ -6430,7 +7424,7 @@
       </w:rPr>
     </w:lvl>
   </w:abstractNum>
-  <w:abstractNum w:abstractNumId="15" w15:restartNumberingAfterBreak="0">
+  <w:abstractNum w:abstractNumId="16" w15:restartNumberingAfterBreak="0">
     <w:nsid w:val="640D0FD8"/>
     <w:multiLevelType w:val="hybridMultilevel"/>
     <w:tmpl w:val="70B2CD90"/>
@@ -6543,7 +7537,7 @@
       </w:rPr>
     </w:lvl>
   </w:abstractNum>
-  <w:abstractNum w:abstractNumId="16" w15:restartNumberingAfterBreak="0">
+  <w:abstractNum w:abstractNumId="17" w15:restartNumberingAfterBreak="0">
     <w:nsid w:val="67E04AB5"/>
     <w:multiLevelType w:val="hybridMultilevel"/>
     <w:tmpl w:val="B1024788"/>
@@ -6656,7 +7650,7 @@
       </w:rPr>
     </w:lvl>
   </w:abstractNum>
-  <w:abstractNum w:abstractNumId="17" w15:restartNumberingAfterBreak="0">
+  <w:abstractNum w:abstractNumId="18" w15:restartNumberingAfterBreak="0">
     <w:nsid w:val="6993092A"/>
     <w:multiLevelType w:val="hybridMultilevel"/>
     <w:tmpl w:val="78F6F048"/>
@@ -6769,7 +7763,120 @@
       </w:rPr>
     </w:lvl>
   </w:abstractNum>
-  <w:abstractNum w:abstractNumId="18" w15:restartNumberingAfterBreak="0">
+  <w:abstractNum w:abstractNumId="19" w15:restartNumberingAfterBreak="0">
+    <w:nsid w:val="6A7430FA"/>
+    <w:multiLevelType w:val="hybridMultilevel"/>
+    <w:tmpl w:val="5FD8704A"/>
+    <w:lvl w:ilvl="0" w:tplc="041B0001">
+      <w:start w:val="1"/>
+      <w:numFmt w:val="bullet"/>
+      <w:lvlText w:val=""/>
+      <w:lvlJc w:val="left"/>
+      <w:pPr>
+        <w:ind w:left="1068" w:hanging="360"/>
+      </w:pPr>
+      <w:rPr>
+        <w:rFonts w:ascii="Symbol" w:hAnsi="Symbol" w:hint="default"/>
+      </w:rPr>
+    </w:lvl>
+    <w:lvl w:ilvl="1" w:tplc="041B0003">
+      <w:start w:val="1"/>
+      <w:numFmt w:val="bullet"/>
+      <w:lvlText w:val="o"/>
+      <w:lvlJc w:val="left"/>
+      <w:pPr>
+        <w:ind w:left="1788" w:hanging="360"/>
+      </w:pPr>
+      <w:rPr>
+        <w:rFonts w:ascii="Courier New" w:hAnsi="Courier New" w:cs="Courier New" w:hint="default"/>
+      </w:rPr>
+    </w:lvl>
+    <w:lvl w:ilvl="2" w:tplc="041B0005">
+      <w:start w:val="1"/>
+      <w:numFmt w:val="bullet"/>
+      <w:lvlText w:val=""/>
+      <w:lvlJc w:val="left"/>
+      <w:pPr>
+        <w:ind w:left="2508" w:hanging="360"/>
+      </w:pPr>
+      <w:rPr>
+        <w:rFonts w:ascii="Wingdings" w:hAnsi="Wingdings" w:hint="default"/>
+      </w:rPr>
+    </w:lvl>
+    <w:lvl w:ilvl="3" w:tplc="041B0001">
+      <w:start w:val="1"/>
+      <w:numFmt w:val="bullet"/>
+      <w:lvlText w:val=""/>
+      <w:lvlJc w:val="left"/>
+      <w:pPr>
+        <w:ind w:left="3228" w:hanging="360"/>
+      </w:pPr>
+      <w:rPr>
+        <w:rFonts w:ascii="Symbol" w:hAnsi="Symbol" w:hint="default"/>
+      </w:rPr>
+    </w:lvl>
+    <w:lvl w:ilvl="4" w:tplc="041B0003">
+      <w:start w:val="1"/>
+      <w:numFmt w:val="bullet"/>
+      <w:lvlText w:val="o"/>
+      <w:lvlJc w:val="left"/>
+      <w:pPr>
+        <w:ind w:left="3948" w:hanging="360"/>
+      </w:pPr>
+      <w:rPr>
+        <w:rFonts w:ascii="Courier New" w:hAnsi="Courier New" w:cs="Courier New" w:hint="default"/>
+      </w:rPr>
+    </w:lvl>
+    <w:lvl w:ilvl="5" w:tplc="041B0005">
+      <w:start w:val="1"/>
+      <w:numFmt w:val="bullet"/>
+      <w:lvlText w:val=""/>
+      <w:lvlJc w:val="left"/>
+      <w:pPr>
+        <w:ind w:left="4668" w:hanging="360"/>
+      </w:pPr>
+      <w:rPr>
+        <w:rFonts w:ascii="Wingdings" w:hAnsi="Wingdings" w:hint="default"/>
+      </w:rPr>
+    </w:lvl>
+    <w:lvl w:ilvl="6" w:tplc="041B0001">
+      <w:start w:val="1"/>
+      <w:numFmt w:val="bullet"/>
+      <w:lvlText w:val=""/>
+      <w:lvlJc w:val="left"/>
+      <w:pPr>
+        <w:ind w:left="5388" w:hanging="360"/>
+      </w:pPr>
+      <w:rPr>
+        <w:rFonts w:ascii="Symbol" w:hAnsi="Symbol" w:hint="default"/>
+      </w:rPr>
+    </w:lvl>
+    <w:lvl w:ilvl="7" w:tplc="041B0003">
+      <w:start w:val="1"/>
+      <w:numFmt w:val="bullet"/>
+      <w:lvlText w:val="o"/>
+      <w:lvlJc w:val="left"/>
+      <w:pPr>
+        <w:ind w:left="6108" w:hanging="360"/>
+      </w:pPr>
+      <w:rPr>
+        <w:rFonts w:ascii="Courier New" w:hAnsi="Courier New" w:cs="Courier New" w:hint="default"/>
+      </w:rPr>
+    </w:lvl>
+    <w:lvl w:ilvl="8" w:tplc="041B0005">
+      <w:start w:val="1"/>
+      <w:numFmt w:val="bullet"/>
+      <w:lvlText w:val=""/>
+      <w:lvlJc w:val="left"/>
+      <w:pPr>
+        <w:ind w:left="6828" w:hanging="360"/>
+      </w:pPr>
+      <w:rPr>
+        <w:rFonts w:ascii="Wingdings" w:hAnsi="Wingdings" w:hint="default"/>
+      </w:rPr>
+    </w:lvl>
+  </w:abstractNum>
+  <w:abstractNum w:abstractNumId="20" w15:restartNumberingAfterBreak="0">
     <w:nsid w:val="71EA6569"/>
     <w:multiLevelType w:val="hybridMultilevel"/>
     <w:tmpl w:val="5DB68268"/>
@@ -6882,7 +7989,7 @@
       </w:rPr>
     </w:lvl>
   </w:abstractNum>
-  <w:abstractNum w:abstractNumId="19" w15:restartNumberingAfterBreak="0">
+  <w:abstractNum w:abstractNumId="21" w15:restartNumberingAfterBreak="0">
     <w:nsid w:val="73DA4438"/>
     <w:multiLevelType w:val="hybridMultilevel"/>
     <w:tmpl w:val="A2D43B2E"/>
@@ -6995,7 +8102,7 @@
       </w:rPr>
     </w:lvl>
   </w:abstractNum>
-  <w:abstractNum w:abstractNumId="20" w15:restartNumberingAfterBreak="0">
+  <w:abstractNum w:abstractNumId="22" w15:restartNumberingAfterBreak="0">
     <w:nsid w:val="794B7A57"/>
     <w:multiLevelType w:val="hybridMultilevel"/>
     <w:tmpl w:val="8F3468B0"/>
@@ -7108,7 +8215,7 @@
       </w:rPr>
     </w:lvl>
   </w:abstractNum>
-  <w:abstractNum w:abstractNumId="21" w15:restartNumberingAfterBreak="0">
+  <w:abstractNum w:abstractNumId="23" w15:restartNumberingAfterBreak="0">
     <w:nsid w:val="79A32840"/>
     <w:multiLevelType w:val="hybridMultilevel"/>
     <w:tmpl w:val="BBC4FA04"/>
@@ -7221,7 +8328,7 @@
       </w:rPr>
     </w:lvl>
   </w:abstractNum>
-  <w:abstractNum w:abstractNumId="22" w15:restartNumberingAfterBreak="0">
+  <w:abstractNum w:abstractNumId="24" w15:restartNumberingAfterBreak="0">
     <w:nsid w:val="7C9D602C"/>
     <w:multiLevelType w:val="hybridMultilevel"/>
     <w:tmpl w:val="85BA9996"/>
@@ -7313,7 +8420,7 @@
     </w:lvl>
   </w:abstractNum>
   <w:num w:numId="1" w16cid:durableId="1410276017">
-    <w:abstractNumId w:val="22"/>
+    <w:abstractNumId w:val="24"/>
   </w:num>
   <w:num w:numId="2" w16cid:durableId="961611582">
     <w:abstractNumId w:val="5"/>
@@ -7331,13 +8438,13 @@
     <w:abstractNumId w:val="11"/>
   </w:num>
   <w:num w:numId="7" w16cid:durableId="1127890613">
-    <w:abstractNumId w:val="12"/>
+    <w:abstractNumId w:val="13"/>
   </w:num>
   <w:num w:numId="8" w16cid:durableId="7761185">
-    <w:abstractNumId w:val="15"/>
+    <w:abstractNumId w:val="16"/>
   </w:num>
   <w:num w:numId="9" w16cid:durableId="1897471350">
-    <w:abstractNumId w:val="13"/>
+    <w:abstractNumId w:val="14"/>
   </w:num>
   <w:num w:numId="10" w16cid:durableId="423722869">
     <w:abstractNumId w:val="7"/>
@@ -7349,37 +8456,61 @@
     <w:abstractNumId w:val="2"/>
   </w:num>
   <w:num w:numId="13" w16cid:durableId="701977491">
-    <w:abstractNumId w:val="18"/>
+    <w:abstractNumId w:val="20"/>
   </w:num>
   <w:num w:numId="14" w16cid:durableId="2076320270">
     <w:abstractNumId w:val="3"/>
   </w:num>
   <w:num w:numId="15" w16cid:durableId="1452898991">
-    <w:abstractNumId w:val="17"/>
+    <w:abstractNumId w:val="18"/>
   </w:num>
   <w:num w:numId="16" w16cid:durableId="763497517">
     <w:abstractNumId w:val="4"/>
   </w:num>
   <w:num w:numId="17" w16cid:durableId="1056201041">
-    <w:abstractNumId w:val="20"/>
+    <w:abstractNumId w:val="22"/>
   </w:num>
   <w:num w:numId="18" w16cid:durableId="539586423">
-    <w:abstractNumId w:val="16"/>
+    <w:abstractNumId w:val="17"/>
   </w:num>
   <w:num w:numId="19" w16cid:durableId="1865898770">
-    <w:abstractNumId w:val="21"/>
+    <w:abstractNumId w:val="23"/>
   </w:num>
   <w:num w:numId="20" w16cid:durableId="1734351189">
-    <w:abstractNumId w:val="14"/>
+    <w:abstractNumId w:val="15"/>
   </w:num>
   <w:num w:numId="21" w16cid:durableId="1754234601">
-    <w:abstractNumId w:val="19"/>
+    <w:abstractNumId w:val="21"/>
   </w:num>
   <w:num w:numId="22" w16cid:durableId="1630042812">
     <w:abstractNumId w:val="10"/>
   </w:num>
   <w:num w:numId="23" w16cid:durableId="492069190">
     <w:abstractNumId w:val="0"/>
+  </w:num>
+  <w:num w:numId="24" w16cid:durableId="606038055">
+    <w:abstractNumId w:val="19"/>
+    <w:lvlOverride w:ilvl="0"/>
+    <w:lvlOverride w:ilvl="1"/>
+    <w:lvlOverride w:ilvl="2"/>
+    <w:lvlOverride w:ilvl="3"/>
+    <w:lvlOverride w:ilvl="4"/>
+    <w:lvlOverride w:ilvl="5"/>
+    <w:lvlOverride w:ilvl="6"/>
+    <w:lvlOverride w:ilvl="7"/>
+    <w:lvlOverride w:ilvl="8"/>
+  </w:num>
+  <w:num w:numId="25" w16cid:durableId="992566402">
+    <w:abstractNumId w:val="12"/>
+    <w:lvlOverride w:ilvl="0"/>
+    <w:lvlOverride w:ilvl="1"/>
+    <w:lvlOverride w:ilvl="2"/>
+    <w:lvlOverride w:ilvl="3"/>
+    <w:lvlOverride w:ilvl="4"/>
+    <w:lvlOverride w:ilvl="5"/>
+    <w:lvlOverride w:ilvl="6"/>
+    <w:lvlOverride w:ilvl="7"/>
+    <w:lvlOverride w:ilvl="8"/>
   </w:num>
 </w:numbering>
 </file>
@@ -7987,7 +9118,6 @@
   <w:style w:type="character" w:default="1" w:styleId="Predvolenpsmoodseku">
     <w:name w:val="Default Paragraph Font"/>
     <w:uiPriority w:val="1"/>
-    <w:semiHidden/>
     <w:unhideWhenUsed/>
   </w:style>
   <w:style w:type="table" w:default="1" w:styleId="Normlnatabuka">

--- a/18. SJL - LIT.docx
+++ b/18. SJL - LIT.docx
@@ -253,7 +253,7 @@
       <w:pPr>
         <w:pStyle w:val="Odsekzoznamu"/>
         <w:spacing w:after="0" w:line="240" w:lineRule="auto"/>
-        <w:ind w:left="1068"/>
+        <w:ind w:left="1416"/>
         <w:rPr>
           <w:rFonts w:ascii="Times New Roman" w:hAnsi="Times New Roman" w:cs="Times New Roman"/>
           <w:sz w:val="21"/>
@@ -273,7 +273,7 @@
       <w:pPr>
         <w:pStyle w:val="Odsekzoznamu"/>
         <w:spacing w:after="0" w:line="240" w:lineRule="auto"/>
-        <w:ind w:left="1068"/>
+        <w:ind w:left="1416"/>
         <w:rPr>
           <w:rFonts w:ascii="Times New Roman" w:hAnsi="Times New Roman" w:cs="Times New Roman"/>
           <w:sz w:val="21"/>
@@ -329,7 +329,7 @@
       <w:pPr>
         <w:pStyle w:val="Odsekzoznamu"/>
         <w:spacing w:after="0" w:line="240" w:lineRule="auto"/>
-        <w:ind w:left="1068"/>
+        <w:ind w:left="1416"/>
         <w:rPr>
           <w:rFonts w:ascii="Times New Roman" w:hAnsi="Times New Roman" w:cs="Times New Roman"/>
           <w:sz w:val="21"/>
@@ -349,7 +349,7 @@
       <w:pPr>
         <w:pStyle w:val="Odsekzoznamu"/>
         <w:spacing w:after="0" w:line="240" w:lineRule="auto"/>
-        <w:ind w:left="1068"/>
+        <w:ind w:left="1416"/>
         <w:rPr>
           <w:rFonts w:ascii="Times New Roman" w:hAnsi="Times New Roman" w:cs="Times New Roman"/>
           <w:sz w:val="21"/>
@@ -8490,27 +8490,9 @@
   </w:num>
   <w:num w:numId="24" w16cid:durableId="606038055">
     <w:abstractNumId w:val="19"/>
-    <w:lvlOverride w:ilvl="0"/>
-    <w:lvlOverride w:ilvl="1"/>
-    <w:lvlOverride w:ilvl="2"/>
-    <w:lvlOverride w:ilvl="3"/>
-    <w:lvlOverride w:ilvl="4"/>
-    <w:lvlOverride w:ilvl="5"/>
-    <w:lvlOverride w:ilvl="6"/>
-    <w:lvlOverride w:ilvl="7"/>
-    <w:lvlOverride w:ilvl="8"/>
   </w:num>
   <w:num w:numId="25" w16cid:durableId="992566402">
     <w:abstractNumId w:val="12"/>
-    <w:lvlOverride w:ilvl="0"/>
-    <w:lvlOverride w:ilvl="1"/>
-    <w:lvlOverride w:ilvl="2"/>
-    <w:lvlOverride w:ilvl="3"/>
-    <w:lvlOverride w:ilvl="4"/>
-    <w:lvlOverride w:ilvl="5"/>
-    <w:lvlOverride w:ilvl="6"/>
-    <w:lvlOverride w:ilvl="7"/>
-    <w:lvlOverride w:ilvl="8"/>
   </w:num>
 </w:numbering>
 </file>
@@ -9118,6 +9100,7 @@
   <w:style w:type="character" w:default="1" w:styleId="Predvolenpsmoodseku">
     <w:name w:val="Default Paragraph Font"/>
     <w:uiPriority w:val="1"/>
+    <w:semiHidden/>
     <w:unhideWhenUsed/>
   </w:style>
   <w:style w:type="table" w:default="1" w:styleId="Normlnatabuka">
